--- a/docs/OCPP-1.6-Guide.docx
+++ b/docs/OCPP-1.6-Guide.docx
@@ -13,7 +13,7 @@
           <w:color w:val="C02434"/>
           <w:sz w:val="44"/>
         </w:rPr>
-        <w:t>OCPP 1.6 — Practical Guide</w:t>
+        <w:t>OCPP 1.6 — Short Guide</w:t>
       </w:r>
     </w:p>
     <w:p>
@@ -26,7 +26,7 @@
           <w:b w:val="0"/>
           <w:sz w:val="22"/>
         </w:rPr>
-        <w:t xml:space="preserve">A clearer, more detailed overview of </w:t>
+        <w:t xml:space="preserve">Practical cheat sheet for </w:t>
       </w:r>
       <w:r>
         <w:rPr>
@@ -34,7 +34,7 @@
           <w:b/>
           <w:sz w:val="22"/>
         </w:rPr>
-        <w:t>OCPP 1.6 JSON (OCPP-J)</w:t>
+        <w:t>OCPP 1.6 JSON over WebSocket</w:t>
       </w:r>
       <w:r>
         <w:rPr>
@@ -42,52 +42,7 @@
           <w:b w:val="0"/>
           <w:sz w:val="22"/>
         </w:rPr>
-        <w:t xml:space="preserve"> for EV charge points and CMS backends. Written for use with the </w:t>
-      </w:r>
-      <w:r>
-        <w:rPr>
-          <w:rFonts w:ascii="Calibri" w:hAnsi="Calibri" w:eastAsia="Calibri"/>
-          <w:b/>
-          <w:sz w:val="22"/>
-        </w:rPr>
-        <w:t>Massive Mobility Charging Simulator</w:t>
-      </w:r>
-      <w:r>
-        <w:rPr>
-          <w:rFonts w:ascii="Calibri" w:hAnsi="Calibri" w:eastAsia="Calibri"/>
-          <w:b w:val="0"/>
-          <w:sz w:val="22"/>
-        </w:rPr>
-        <w:t>.</w:t>
-      </w:r>
-    </w:p>
-    <w:p>
-      <w:pPr>
-        <w:spacing w:after="120"/>
-      </w:pPr>
-      <w:r>
-        <w:rPr>
-          <w:rFonts w:ascii="Calibri" w:hAnsi="Calibri" w:eastAsia="Calibri"/>
-          <w:b w:val="0"/>
-          <w:sz w:val="22"/>
-        </w:rPr>
-        <w:t xml:space="preserve">For exact field schemas and enums, always check the official Open Charge Alliance </w:t>
-      </w:r>
-      <w:r>
-        <w:rPr>
-          <w:rFonts w:ascii="Calibri" w:hAnsi="Calibri" w:eastAsia="Calibri"/>
-          <w:b/>
-          <w:sz w:val="22"/>
-        </w:rPr>
-        <w:t>OCPP 1.6</w:t>
-      </w:r>
-      <w:r>
-        <w:rPr>
-          <w:rFonts w:ascii="Calibri" w:hAnsi="Calibri" w:eastAsia="Calibri"/>
-          <w:b w:val="0"/>
-          <w:sz w:val="22"/>
-        </w:rPr>
-        <w:t xml:space="preserve"> specification. This guide focuses on how the protocol works in practice.</w:t>
+        <w:t>, for use with the Massive Mobility Charging Simulator. For full schemas, see the official Open Charge Alliance OCPP 1.6 spec.</w:t>
       </w:r>
     </w:p>
     <w:p>
@@ -101,391 +56,7 @@
           <w:color w:val="111827"/>
           <w:sz w:val="28"/>
         </w:rPr>
-        <w:t>1. What is OCPP 1.6?</w:t>
-      </w:r>
-    </w:p>
-    <w:p>
-      <w:pPr>
-        <w:spacing w:after="120"/>
-      </w:pPr>
-      <w:r>
-        <w:rPr>
-          <w:rFonts w:ascii="Calibri" w:hAnsi="Calibri" w:eastAsia="Calibri"/>
-          <w:b/>
-          <w:sz w:val="22"/>
-        </w:rPr>
-        <w:t>OCPP</w:t>
-      </w:r>
-      <w:r>
-        <w:rPr>
-          <w:rFonts w:ascii="Calibri" w:hAnsi="Calibri" w:eastAsia="Calibri"/>
-          <w:b w:val="0"/>
-          <w:sz w:val="22"/>
-        </w:rPr>
-        <w:t xml:space="preserve"> (Open Charge Point Protocol) lets an </w:t>
-      </w:r>
-      <w:r>
-        <w:rPr>
-          <w:rFonts w:ascii="Calibri" w:hAnsi="Calibri" w:eastAsia="Calibri"/>
-          <w:b/>
-          <w:sz w:val="22"/>
-        </w:rPr>
-        <w:t>EV charger</w:t>
-      </w:r>
-      <w:r>
-        <w:rPr>
-          <w:rFonts w:ascii="Calibri" w:hAnsi="Calibri" w:eastAsia="Calibri"/>
-          <w:b w:val="0"/>
-          <w:sz w:val="22"/>
-        </w:rPr>
-        <w:t xml:space="preserve"> and a </w:t>
-      </w:r>
-      <w:r>
-        <w:rPr>
-          <w:rFonts w:ascii="Calibri" w:hAnsi="Calibri" w:eastAsia="Calibri"/>
-          <w:b/>
-          <w:sz w:val="22"/>
-        </w:rPr>
-        <w:t>Central System</w:t>
-      </w:r>
-      <w:r>
-        <w:rPr>
-          <w:rFonts w:ascii="Calibri" w:hAnsi="Calibri" w:eastAsia="Calibri"/>
-          <w:b w:val="0"/>
-          <w:sz w:val="22"/>
-        </w:rPr>
-        <w:t xml:space="preserve"> exchange charging events in a standard way.</w:t>
-      </w:r>
-    </w:p>
-    <w:tbl>
-      <w:tblPr>
-        <w:tblStyle w:val="TableGrid"/>
-        <w:tblW w:type="auto" w:w="0"/>
-        <w:tblLayout w:type="autofit"/>
-        <w:tblLook w:firstColumn="1" w:firstRow="1" w:lastColumn="0" w:lastRow="0" w:noHBand="0" w:noVBand="1" w:val="04A0"/>
-      </w:tblPr>
-      <w:tblGrid>
-        <w:gridCol w:w="3324"/>
-        <w:gridCol w:w="3324"/>
-        <w:gridCol w:w="3324"/>
-      </w:tblGrid>
-      <w:tr>
-        <w:tc>
-          <w:tcPr>
-            <w:tcW w:type="dxa" w:w="3324"/>
-            <w:shd w:val="clear" w:color="auto" w:fill="C02434"/>
-          </w:tcPr>
-          <w:p>
-            <w:pPr>
-              <w:spacing w:before="40" w:after="40"/>
-            </w:pPr>
-            <w:r/>
-            <w:r>
-              <w:rPr>
-                <w:rFonts w:ascii="Calibri" w:hAnsi="Calibri" w:eastAsia="Calibri"/>
-                <w:b/>
-                <w:color w:val="FFFFFF"/>
-                <w:sz w:val="18"/>
-              </w:rPr>
-              <w:t>Role</w:t>
-            </w:r>
-          </w:p>
-        </w:tc>
-        <w:tc>
-          <w:tcPr>
-            <w:tcW w:type="dxa" w:w="3324"/>
-            <w:shd w:val="clear" w:color="auto" w:fill="C02434"/>
-          </w:tcPr>
-          <w:p>
-            <w:pPr>
-              <w:spacing w:before="40" w:after="40"/>
-            </w:pPr>
-            <w:r/>
-            <w:r>
-              <w:rPr>
-                <w:rFonts w:ascii="Calibri" w:hAnsi="Calibri" w:eastAsia="Calibri"/>
-                <w:b/>
-                <w:color w:val="FFFFFF"/>
-                <w:sz w:val="18"/>
-              </w:rPr>
-              <w:t>Also called</w:t>
-            </w:r>
-          </w:p>
-        </w:tc>
-        <w:tc>
-          <w:tcPr>
-            <w:tcW w:type="dxa" w:w="3324"/>
-            <w:shd w:val="clear" w:color="auto" w:fill="C02434"/>
-          </w:tcPr>
-          <w:p>
-            <w:pPr>
-              <w:spacing w:before="40" w:after="40"/>
-            </w:pPr>
-            <w:r/>
-            <w:r>
-              <w:rPr>
-                <w:rFonts w:ascii="Calibri" w:hAnsi="Calibri" w:eastAsia="Calibri"/>
-                <w:b/>
-                <w:color w:val="FFFFFF"/>
-                <w:sz w:val="18"/>
-              </w:rPr>
-              <w:t>Responsibility</w:t>
-            </w:r>
-          </w:p>
-        </w:tc>
-      </w:tr>
-      <w:tr>
-        <w:tc>
-          <w:tcPr>
-            <w:tcW w:type="dxa" w:w="3324"/>
-          </w:tcPr>
-          <w:p>
-            <w:pPr>
-              <w:spacing w:before="40" w:after="40"/>
-            </w:pPr>
-            <w:r/>
-            <w:r>
-              <w:rPr>
-                <w:rFonts w:ascii="Calibri" w:hAnsi="Calibri" w:eastAsia="Calibri"/>
-                <w:b w:val="0"/>
-                <w:sz w:val="18"/>
-              </w:rPr>
-              <w:t>Charge Point (CP)</w:t>
-            </w:r>
-          </w:p>
-        </w:tc>
-        <w:tc>
-          <w:tcPr>
-            <w:tcW w:type="dxa" w:w="3324"/>
-          </w:tcPr>
-          <w:p>
-            <w:pPr>
-              <w:spacing w:before="40" w:after="40"/>
-            </w:pPr>
-            <w:r/>
-            <w:r>
-              <w:rPr>
-                <w:rFonts w:ascii="Calibri" w:hAnsi="Calibri" w:eastAsia="Calibri"/>
-                <w:b w:val="0"/>
-                <w:sz w:val="18"/>
-              </w:rPr>
-              <w:t>EVSE, charger, station</w:t>
-            </w:r>
-          </w:p>
-        </w:tc>
-        <w:tc>
-          <w:tcPr>
-            <w:tcW w:type="dxa" w:w="3324"/>
-          </w:tcPr>
-          <w:p>
-            <w:pPr>
-              <w:spacing w:before="40" w:after="40"/>
-            </w:pPr>
-            <w:r/>
-            <w:r>
-              <w:rPr>
-                <w:rFonts w:ascii="Calibri" w:hAnsi="Calibri" w:eastAsia="Calibri"/>
-                <w:b w:val="0"/>
-                <w:sz w:val="18"/>
-              </w:rPr>
-              <w:t>Physical charger; connects out to CMS; reports status, starts/stops sessions, sends meter values</w:t>
-            </w:r>
-          </w:p>
-        </w:tc>
-      </w:tr>
-      <w:tr>
-        <w:tc>
-          <w:tcPr>
-            <w:tcW w:type="dxa" w:w="3324"/>
-            <w:shd w:val="clear" w:color="auto" w:fill="FBEAEA"/>
-          </w:tcPr>
-          <w:p>
-            <w:pPr>
-              <w:spacing w:before="40" w:after="40"/>
-            </w:pPr>
-            <w:r/>
-            <w:r>
-              <w:rPr>
-                <w:rFonts w:ascii="Calibri" w:hAnsi="Calibri" w:eastAsia="Calibri"/>
-                <w:b w:val="0"/>
-                <w:sz w:val="18"/>
-              </w:rPr>
-              <w:t>Central System (CSMS / CMS)</w:t>
-            </w:r>
-          </w:p>
-        </w:tc>
-        <w:tc>
-          <w:tcPr>
-            <w:tcW w:type="dxa" w:w="3324"/>
-            <w:shd w:val="clear" w:color="auto" w:fill="FBEAEA"/>
-          </w:tcPr>
-          <w:p>
-            <w:pPr>
-              <w:spacing w:before="40" w:after="40"/>
-            </w:pPr>
-            <w:r/>
-            <w:r>
-              <w:rPr>
-                <w:rFonts w:ascii="Calibri" w:hAnsi="Calibri" w:eastAsia="Calibri"/>
-                <w:b w:val="0"/>
-                <w:sz w:val="18"/>
-              </w:rPr>
-              <w:t>Backend, CPO platform</w:t>
-            </w:r>
-          </w:p>
-        </w:tc>
-        <w:tc>
-          <w:tcPr>
-            <w:tcW w:type="dxa" w:w="3324"/>
-            <w:shd w:val="clear" w:color="auto" w:fill="FBEAEA"/>
-          </w:tcPr>
-          <w:p>
-            <w:pPr>
-              <w:spacing w:before="40" w:after="40"/>
-            </w:pPr>
-            <w:r/>
-            <w:r>
-              <w:rPr>
-                <w:rFonts w:ascii="Calibri" w:hAnsi="Calibri" w:eastAsia="Calibri"/>
-                <w:b w:val="0"/>
-                <w:sz w:val="18"/>
-              </w:rPr>
-              <w:t>Accepts charger connections; authorizes tags; assigns transactionId; can remote-start/stop, configure, reset</w:t>
-            </w:r>
-          </w:p>
-        </w:tc>
-      </w:tr>
-    </w:tbl>
-    <w:p>
-      <w:pPr>
-        <w:spacing w:after="120"/>
-      </w:pPr>
-    </w:p>
-    <w:p>
-      <w:pPr>
-        <w:pStyle w:val="Heading2"/>
-      </w:pPr>
-      <w:r>
-        <w:rPr>
-          <w:rFonts w:ascii="Calibri" w:hAnsi="Calibri" w:eastAsia="Calibri"/>
-          <w:b/>
-          <w:color w:val="374151"/>
-          <w:sz w:val="24"/>
-        </w:rPr>
-        <w:t>Important facts</w:t>
-      </w:r>
-    </w:p>
-    <w:p>
-      <w:pPr>
-        <w:pStyle w:val="ListBullet"/>
-      </w:pPr>
-      <w:r>
-        <w:rPr>
-          <w:rFonts w:ascii="Calibri" w:hAnsi="Calibri" w:eastAsia="Calibri"/>
-          <w:b w:val="0"/>
-          <w:sz w:val="22"/>
-        </w:rPr>
-        <w:t>OCPP is a message protocol, not a programming language or framework.</w:t>
-      </w:r>
-    </w:p>
-    <w:p>
-      <w:pPr>
-        <w:pStyle w:val="ListBullet"/>
-      </w:pPr>
-      <w:r>
-        <w:rPr>
-          <w:rFonts w:ascii="Calibri" w:hAnsi="Calibri" w:eastAsia="Calibri"/>
-          <w:b w:val="0"/>
-          <w:sz w:val="22"/>
-        </w:rPr>
-        <w:t>In OCPP 1.6 JSON, transport is WebSocket.</w:t>
-      </w:r>
-    </w:p>
-    <w:p>
-      <w:pPr>
-        <w:pStyle w:val="ListBullet"/>
-      </w:pPr>
-      <w:r>
-        <w:rPr>
-          <w:rFonts w:ascii="Calibri" w:hAnsi="Calibri" w:eastAsia="Calibri"/>
-          <w:b w:val="0"/>
-          <w:sz w:val="22"/>
-        </w:rPr>
-        <w:t>The Charge Point is the WebSocket client. The CMS is the WebSocket server.</w:t>
-      </w:r>
-    </w:p>
-    <w:p>
-      <w:pPr>
-        <w:pStyle w:val="ListBullet"/>
-      </w:pPr>
-      <w:r>
-        <w:rPr>
-          <w:rFonts w:ascii="Calibri" w:hAnsi="Calibri" w:eastAsia="Calibri"/>
-          <w:b w:val="0"/>
-          <w:sz w:val="22"/>
-        </w:rPr>
-        <w:t>The charger usually connects to something like:</w:t>
-      </w:r>
-    </w:p>
-    <w:p>
-      <w:pPr>
-        <w:spacing w:after="120"/>
-      </w:pPr>
-      <w:r>
-        <w:rPr>
-          <w:rFonts w:ascii="Calibri" w:hAnsi="Calibri" w:eastAsia="Calibri"/>
-          <w:b w:val="0"/>
-          <w:sz w:val="22"/>
-        </w:rPr>
-        <w:t xml:space="preserve">  </w:t>
-      </w:r>
-      <w:r>
-        <w:rPr>
-          <w:rFonts w:ascii="Consolas" w:hAnsi="Consolas" w:eastAsia="Consolas"/>
-          <w:b w:val="0"/>
-          <w:sz w:val="22"/>
-        </w:rPr>
-        <w:t>wss://cms.example.com/ocpp/{chargePointId}</w:t>
-      </w:r>
-    </w:p>
-    <w:p>
-      <w:pPr>
-        <w:pStyle w:val="ListBullet"/>
-      </w:pPr>
-      <w:r>
-        <w:rPr>
-          <w:rFonts w:ascii="Calibri" w:hAnsi="Calibri" w:eastAsia="Calibri"/>
-          <w:b w:val="0"/>
-          <w:sz w:val="22"/>
-        </w:rPr>
-        <w:t>There is also an older SOAP / HTTP variant of 1.6; modern CMS platforms (including Massive Charging stage) typically use JSON over WebSocket.</w:t>
-      </w:r>
-    </w:p>
-    <w:p>
-      <w:pPr>
-        <w:pStyle w:val="Heading2"/>
-      </w:pPr>
-      <w:r>
-        <w:rPr>
-          <w:rFonts w:ascii="Calibri" w:hAnsi="Calibri" w:eastAsia="Calibri"/>
-          <w:b/>
-          <w:color w:val="374151"/>
-          <w:sz w:val="24"/>
-        </w:rPr>
-        <w:t>Feature profiles (1.6)</w:t>
-      </w:r>
-    </w:p>
-    <w:p>
-      <w:pPr>
-        <w:spacing w:after="120"/>
-      </w:pPr>
-      <w:r>
-        <w:rPr>
-          <w:rFonts w:ascii="Calibri" w:hAnsi="Calibri" w:eastAsia="Calibri"/>
-          <w:b w:val="0"/>
-          <w:sz w:val="22"/>
-        </w:rPr>
-        <w:t>OCPP 1.6 groups optional capability into profiles. Common ones:</w:t>
+        <w:t>Roles</w:t>
       </w:r>
     </w:p>
     <w:tbl>
@@ -517,7 +88,7 @@
                 <w:color w:val="FFFFFF"/>
                 <w:sz w:val="18"/>
               </w:rPr>
-              <w:t>Profile</w:t>
+              <w:t>Role</w:t>
             </w:r>
           </w:p>
         </w:tc>
@@ -538,7 +109,7 @@
                 <w:color w:val="FFFFFF"/>
                 <w:sz w:val="18"/>
               </w:rPr>
-              <w:t>Typical use</w:t>
+              <w:t>Does what</w:t>
             </w:r>
           </w:p>
         </w:tc>
@@ -559,7 +130,7 @@
                 <w:b w:val="0"/>
                 <w:sz w:val="18"/>
               </w:rPr>
-              <w:t>Core</w:t>
+              <w:t>Charge Point (CP)</w:t>
             </w:r>
           </w:p>
         </w:tc>
@@ -578,7 +149,7 @@
                 <w:b w:val="0"/>
                 <w:sz w:val="18"/>
               </w:rPr>
-              <w:t>Boot, Heartbeat, Status, Authorize, Start/Stop, MeterValues, RemoteStart/Stop, Reset, Config, TriggerMessage, Unlock, ChangeAvailability</w:t>
+              <w:t>Charger. WebSocket client. Reports status, starts/stops, sends meters</w:t>
             </w:r>
           </w:p>
         </w:tc>
@@ -600,7 +171,7 @@
                 <w:b w:val="0"/>
                 <w:sz w:val="18"/>
               </w:rPr>
-              <w:t>FirmwareManagement</w:t>
+              <w:t>CMS / CSMS</w:t>
             </w:r>
           </w:p>
         </w:tc>
@@ -620,7 +191,161 @@
                 <w:b w:val="0"/>
                 <w:sz w:val="18"/>
               </w:rPr>
-              <w:t>UpdateFirmware, FirmwareStatusNotification</w:t>
+              <w:t>Backend. WebSocket server. Authorizes tags, assigns transactionId, remote control</w:t>
+            </w:r>
+          </w:p>
+        </w:tc>
+      </w:tr>
+    </w:tbl>
+    <w:p>
+      <w:pPr>
+        <w:spacing w:after="120"/>
+      </w:pPr>
+    </w:p>
+    <w:p>
+      <w:pPr>
+        <w:spacing w:after="120"/>
+      </w:pPr>
+      <w:r>
+        <w:rPr>
+          <w:rFonts w:ascii="Calibri" w:hAnsi="Calibri" w:eastAsia="Calibri"/>
+          <w:b w:val="0"/>
+          <w:sz w:val="22"/>
+        </w:rPr>
+        <w:t xml:space="preserve">Connect URL shape: </w:t>
+      </w:r>
+      <w:r>
+        <w:rPr>
+          <w:rFonts w:ascii="Consolas" w:hAnsi="Consolas" w:eastAsia="Consolas"/>
+          <w:b w:val="0"/>
+          <w:sz w:val="22"/>
+        </w:rPr>
+        <w:t>wss://cms.example.com/ocpp/{chargePointId}</w:t>
+      </w:r>
+    </w:p>
+    <w:p>
+      <w:pPr>
+        <w:spacing w:after="120"/>
+      </w:pPr>
+      <w:r>
+        <w:rPr>
+          <w:rFonts w:ascii="Calibri" w:hAnsi="Calibri" w:eastAsia="Calibri"/>
+          <w:b w:val="0"/>
+          <w:sz w:val="22"/>
+        </w:rPr>
+        <w:t xml:space="preserve">Optional: subprotocol </w:t>
+      </w:r>
+      <w:r>
+        <w:rPr>
+          <w:rFonts w:ascii="Consolas" w:hAnsi="Consolas" w:eastAsia="Consolas"/>
+          <w:b w:val="0"/>
+          <w:sz w:val="22"/>
+        </w:rPr>
+        <w:t>ocpp1.6</w:t>
+      </w:r>
+      <w:r>
+        <w:rPr>
+          <w:rFonts w:ascii="Calibri" w:hAnsi="Calibri" w:eastAsia="Calibri"/>
+          <w:b w:val="0"/>
+          <w:sz w:val="22"/>
+        </w:rPr>
+        <w:t xml:space="preserve">, HTTP Basic Auth. After open → send </w:t>
+      </w:r>
+      <w:r>
+        <w:rPr>
+          <w:rFonts w:ascii="Calibri" w:hAnsi="Calibri" w:eastAsia="Calibri"/>
+          <w:b/>
+          <w:sz w:val="22"/>
+        </w:rPr>
+        <w:t>BootNotification</w:t>
+      </w:r>
+      <w:r>
+        <w:rPr>
+          <w:rFonts w:ascii="Calibri" w:hAnsi="Calibri" w:eastAsia="Calibri"/>
+          <w:b w:val="0"/>
+          <w:sz w:val="22"/>
+        </w:rPr>
+        <w:t>.</w:t>
+      </w:r>
+    </w:p>
+    <w:p>
+      <w:pPr>
+        <w:pStyle w:val="Heading1"/>
+      </w:pPr>
+      <w:r>
+        <w:rPr>
+          <w:rFonts w:ascii="Calibri" w:hAnsi="Calibri" w:eastAsia="Calibri"/>
+          <w:b/>
+          <w:color w:val="111827"/>
+          <w:sz w:val="28"/>
+        </w:rPr>
+        <w:t>Message shapes</w:t>
+      </w:r>
+    </w:p>
+    <w:p>
+      <w:pPr>
+        <w:spacing w:after="120"/>
+      </w:pPr>
+      <w:r>
+        <w:rPr>
+          <w:rFonts w:ascii="Calibri" w:hAnsi="Calibri" w:eastAsia="Calibri"/>
+          <w:b w:val="0"/>
+          <w:sz w:val="22"/>
+        </w:rPr>
+        <w:t>Every frame is a JSON array:</w:t>
+      </w:r>
+    </w:p>
+    <w:tbl>
+      <w:tblPr>
+        <w:tblStyle w:val="TableGrid"/>
+        <w:tblW w:type="auto" w:w="0"/>
+        <w:tblLayout w:type="autofit"/>
+        <w:tblLook w:firstColumn="1" w:firstRow="1" w:lastColumn="0" w:lastRow="0" w:noHBand="0" w:noVBand="1" w:val="04A0"/>
+      </w:tblPr>
+      <w:tblGrid>
+        <w:gridCol w:w="4986"/>
+        <w:gridCol w:w="4986"/>
+      </w:tblGrid>
+      <w:tr>
+        <w:tc>
+          <w:tcPr>
+            <w:tcW w:type="dxa" w:w="4986"/>
+            <w:shd w:val="clear" w:color="auto" w:fill="C02434"/>
+          </w:tcPr>
+          <w:p>
+            <w:pPr>
+              <w:spacing w:before="40" w:after="40"/>
+            </w:pPr>
+            <w:r/>
+            <w:r>
+              <w:rPr>
+                <w:rFonts w:ascii="Calibri" w:hAnsi="Calibri" w:eastAsia="Calibri"/>
+                <w:b/>
+                <w:color w:val="FFFFFF"/>
+                <w:sz w:val="18"/>
+              </w:rPr>
+              <w:t>Type</w:t>
+            </w:r>
+          </w:p>
+        </w:tc>
+        <w:tc>
+          <w:tcPr>
+            <w:tcW w:type="dxa" w:w="4986"/>
+            <w:shd w:val="clear" w:color="auto" w:fill="C02434"/>
+          </w:tcPr>
+          <w:p>
+            <w:pPr>
+              <w:spacing w:before="40" w:after="40"/>
+            </w:pPr>
+            <w:r/>
+            <w:r>
+              <w:rPr>
+                <w:rFonts w:ascii="Calibri" w:hAnsi="Calibri" w:eastAsia="Calibri"/>
+                <w:b/>
+                <w:color w:val="FFFFFF"/>
+                <w:sz w:val="18"/>
+              </w:rPr>
+              <w:t>Shape</w:t>
             </w:r>
           </w:p>
         </w:tc>
@@ -641,7 +366,7 @@
                 <w:b w:val="0"/>
                 <w:sz w:val="18"/>
               </w:rPr>
-              <w:t>LocalAuthListManagement</w:t>
+              <w:t>CALL</w:t>
             </w:r>
           </w:p>
         </w:tc>
@@ -660,7 +385,7 @@
                 <w:b w:val="0"/>
                 <w:sz w:val="18"/>
               </w:rPr>
-              <w:t>SendLocalList, GetLocalListVersion, ClearCache</w:t>
+              <w:t>[2, messageId, action, payload]</w:t>
             </w:r>
           </w:p>
         </w:tc>
@@ -682,7 +407,7 @@
                 <w:b w:val="0"/>
                 <w:sz w:val="18"/>
               </w:rPr>
-              <w:t>Reservation</w:t>
+              <w:t>CALLRESULT</w:t>
             </w:r>
           </w:p>
         </w:tc>
@@ -702,7 +427,7 @@
                 <w:b w:val="0"/>
                 <w:sz w:val="18"/>
               </w:rPr>
-              <w:t>ReserveNow, CancelReservation</w:t>
+              <w:t>[3, messageId, payload]</w:t>
             </w:r>
           </w:p>
         </w:tc>
@@ -723,7 +448,7 @@
                 <w:b w:val="0"/>
                 <w:sz w:val="18"/>
               </w:rPr>
-              <w:t>SmartCharging</w:t>
+              <w:t>CALLERROR</w:t>
             </w:r>
           </w:p>
         </w:tc>
@@ -742,49 +467,7 @@
                 <w:b w:val="0"/>
                 <w:sz w:val="18"/>
               </w:rPr>
-              <w:t>SetChargingProfile, ClearChargingProfile, GetCompositeSchedule</w:t>
-            </w:r>
-          </w:p>
-        </w:tc>
-      </w:tr>
-      <w:tr>
-        <w:tc>
-          <w:tcPr>
-            <w:tcW w:type="dxa" w:w="4986"/>
-            <w:shd w:val="clear" w:color="auto" w:fill="FBEAEA"/>
-          </w:tcPr>
-          <w:p>
-            <w:pPr>
-              <w:spacing w:before="40" w:after="40"/>
-            </w:pPr>
-            <w:r/>
-            <w:r>
-              <w:rPr>
-                <w:rFonts w:ascii="Calibri" w:hAnsi="Calibri" w:eastAsia="Calibri"/>
-                <w:b w:val="0"/>
-                <w:sz w:val="18"/>
-              </w:rPr>
-              <w:t>RemoteTrigger</w:t>
-            </w:r>
-          </w:p>
-        </w:tc>
-        <w:tc>
-          <w:tcPr>
-            <w:tcW w:type="dxa" w:w="4986"/>
-            <w:shd w:val="clear" w:color="auto" w:fill="FBEAEA"/>
-          </w:tcPr>
-          <w:p>
-            <w:pPr>
-              <w:spacing w:before="40" w:after="40"/>
-            </w:pPr>
-            <w:r/>
-            <w:r>
-              <w:rPr>
-                <w:rFonts w:ascii="Calibri" w:hAnsi="Calibri" w:eastAsia="Calibri"/>
-                <w:b w:val="0"/>
-                <w:sz w:val="18"/>
-              </w:rPr>
-              <w:t>TriggerMessage (often listed with Core in practice)</w:t>
+              <w:t>[4, messageId, errorCode, description, details]</w:t>
             </w:r>
           </w:p>
         </w:tc>
@@ -805,23 +488,7 @@
           <w:b w:val="0"/>
           <w:sz w:val="22"/>
         </w:rPr>
-        <w:t xml:space="preserve">A charger advertises support via configuration key </w:t>
-      </w:r>
-      <w:r>
-        <w:rPr>
-          <w:rFonts w:ascii="Consolas" w:hAnsi="Consolas" w:eastAsia="Consolas"/>
-          <w:b w:val="0"/>
-          <w:sz w:val="22"/>
-        </w:rPr>
-        <w:t>SupportedFeatureProfiles</w:t>
-      </w:r>
-      <w:r>
-        <w:rPr>
-          <w:rFonts w:ascii="Calibri" w:hAnsi="Calibri" w:eastAsia="Calibri"/>
-          <w:b w:val="0"/>
-          <w:sz w:val="22"/>
-        </w:rPr>
-        <w:t>.</w:t>
+        <w:t>Either side can send a CALL; the other replies.</w:t>
       </w:r>
     </w:p>
     <w:p>
@@ -835,110 +502,7 @@
           <w:color w:val="111827"/>
           <w:sz w:val="28"/>
         </w:rPr>
-        <w:t>2. Connection model</w:t>
-      </w:r>
-    </w:p>
-    <w:p>
-      <w:pPr>
-        <w:spacing w:before="80" w:after="160"/>
-        <w:ind w:left="170"/>
-      </w:pPr>
-      <w:r>
-        <w:rPr>
-          <w:rFonts w:ascii="Consolas" w:hAnsi="Consolas" w:eastAsia="Consolas"/>
-          <w:b w:val="0"/>
-          <w:color w:val="333333"/>
-          <w:sz w:val="18"/>
-        </w:rPr>
-        <w:t>┌────────────────────┐         WebSocket (OCPP-J)         ┌────────────────────┐</w:t>
-        <w:br/>
-        <w:t>│  Charge Point      │  ────────────────────────────────► │  CMS / CSMS        │</w:t>
-        <w:br/>
-        <w:t>│  (client)          │     wss://…/ocpp/{cpId}            │  (server)          │</w:t>
-        <w:br/>
-        <w:t>│                    │  ◄──────────────────────────────── │                    │</w:t>
-        <w:br/>
-        <w:t>└────────────────────┘     CALL / CALLRESULT / CALLERROR  └────────────────────┘</w:t>
-      </w:r>
-    </w:p>
-    <w:p>
-      <w:pPr>
-        <w:pStyle w:val="Heading2"/>
-      </w:pPr>
-      <w:r>
-        <w:rPr>
-          <w:rFonts w:ascii="Calibri" w:hAnsi="Calibri" w:eastAsia="Calibri"/>
-          <w:b/>
-          <w:color w:val="374151"/>
-          <w:sz w:val="24"/>
-        </w:rPr>
-        <w:t>Handshake notes</w:t>
-      </w:r>
-    </w:p>
-    <w:p>
-      <w:pPr>
-        <w:pStyle w:val="ListBullet"/>
-      </w:pPr>
-      <w:r>
-        <w:rPr>
-          <w:rFonts w:ascii="Calibri" w:hAnsi="Calibri" w:eastAsia="Calibri"/>
-          <w:b w:val="0"/>
-          <w:sz w:val="22"/>
-        </w:rPr>
-        <w:t>Optional WebSocket subprotocol: ocpp1.6</w:t>
-      </w:r>
-    </w:p>
-    <w:p>
-      <w:pPr>
-        <w:pStyle w:val="ListBullet"/>
-      </w:pPr>
-      <w:r>
-        <w:rPr>
-          <w:rFonts w:ascii="Calibri" w:hAnsi="Calibri" w:eastAsia="Calibri"/>
-          <w:b w:val="0"/>
-          <w:sz w:val="22"/>
-        </w:rPr>
-        <w:t>Some CMS endpoints require the subprotocol; some reject it. The Massive Mobility simulator can toggle this.</w:t>
-      </w:r>
-    </w:p>
-    <w:p>
-      <w:pPr>
-        <w:pStyle w:val="ListBullet"/>
-      </w:pPr>
-      <w:r>
-        <w:rPr>
-          <w:rFonts w:ascii="Calibri" w:hAnsi="Calibri" w:eastAsia="Calibri"/>
-          <w:b w:val="0"/>
-          <w:sz w:val="22"/>
-        </w:rPr>
-        <w:t>Optional HTTP Basic Auth on the handshake (username/password).</w:t>
-      </w:r>
-    </w:p>
-    <w:p>
-      <w:pPr>
-        <w:pStyle w:val="ListBullet"/>
-      </w:pPr>
-      <w:r>
-        <w:rPr>
-          <w:rFonts w:ascii="Calibri" w:hAnsi="Calibri" w:eastAsia="Calibri"/>
-          <w:b w:val="0"/>
-          <w:sz w:val="22"/>
-        </w:rPr>
-        <w:t>After the socket opens, the CP must send BootNotification before normal operation.</w:t>
-      </w:r>
-    </w:p>
-    <w:p>
-      <w:pPr>
-        <w:pStyle w:val="Heading2"/>
-      </w:pPr>
-      <w:r>
-        <w:rPr>
-          <w:rFonts w:ascii="Calibri" w:hAnsi="Calibri" w:eastAsia="Calibri"/>
-          <w:b/>
-          <w:color w:val="374151"/>
-          <w:sz w:val="24"/>
-        </w:rPr>
-        <w:t>Who may send what</w:t>
+        <w:t>Go online</w:t>
       </w:r>
     </w:p>
     <w:p>
@@ -951,55 +515,7 @@
           <w:b w:val="0"/>
           <w:sz w:val="22"/>
         </w:rPr>
-        <w:t xml:space="preserve">Either side can send a </w:t>
-      </w:r>
-      <w:r>
-        <w:rPr>
-          <w:rFonts w:ascii="Calibri" w:hAnsi="Calibri" w:eastAsia="Calibri"/>
-          <w:b/>
-          <w:sz w:val="22"/>
-        </w:rPr>
-        <w:t>CALL</w:t>
-      </w:r>
-      <w:r>
-        <w:rPr>
-          <w:rFonts w:ascii="Calibri" w:hAnsi="Calibri" w:eastAsia="Calibri"/>
-          <w:b w:val="0"/>
-          <w:sz w:val="22"/>
-        </w:rPr>
-        <w:t xml:space="preserve"> (request). The other side answers with </w:t>
-      </w:r>
-      <w:r>
-        <w:rPr>
-          <w:rFonts w:ascii="Calibri" w:hAnsi="Calibri" w:eastAsia="Calibri"/>
-          <w:b/>
-          <w:sz w:val="22"/>
-        </w:rPr>
-        <w:t>CALLRESULT</w:t>
-      </w:r>
-      <w:r>
-        <w:rPr>
-          <w:rFonts w:ascii="Calibri" w:hAnsi="Calibri" w:eastAsia="Calibri"/>
-          <w:b w:val="0"/>
-          <w:sz w:val="22"/>
-        </w:rPr>
-        <w:t xml:space="preserve"> or </w:t>
-      </w:r>
-      <w:r>
-        <w:rPr>
-          <w:rFonts w:ascii="Calibri" w:hAnsi="Calibri" w:eastAsia="Calibri"/>
-          <w:b/>
-          <w:sz w:val="22"/>
-        </w:rPr>
-        <w:t>CALLERROR</w:t>
-      </w:r>
-      <w:r>
-        <w:rPr>
-          <w:rFonts w:ascii="Calibri" w:hAnsi="Calibri" w:eastAsia="Calibri"/>
-          <w:b w:val="0"/>
-          <w:sz w:val="22"/>
-        </w:rPr>
-        <w:t>.</w:t>
+        <w:t>1. WebSocket open</w:t>
       </w:r>
     </w:p>
     <w:p>
@@ -1012,649 +528,7 @@
           <w:b w:val="0"/>
           <w:sz w:val="22"/>
         </w:rPr>
-        <w:t>Examples:</w:t>
-      </w:r>
-    </w:p>
-    <w:p>
-      <w:pPr>
-        <w:pStyle w:val="ListBullet"/>
-      </w:pPr>
-      <w:r>
-        <w:rPr>
-          <w:rFonts w:ascii="Calibri" w:hAnsi="Calibri" w:eastAsia="Calibri"/>
-          <w:b w:val="0"/>
-          <w:sz w:val="22"/>
-        </w:rPr>
-        <w:t>CP → CMS: BootNotification, StartTransaction, MeterValues</w:t>
-      </w:r>
-    </w:p>
-    <w:p>
-      <w:pPr>
-        <w:pStyle w:val="ListBullet"/>
-      </w:pPr>
-      <w:r>
-        <w:rPr>
-          <w:rFonts w:ascii="Calibri" w:hAnsi="Calibri" w:eastAsia="Calibri"/>
-          <w:b w:val="0"/>
-          <w:sz w:val="22"/>
-        </w:rPr>
-        <w:t>CMS → CP: RemoteStartTransaction, ChangeConfiguration, Reset</w:t>
-      </w:r>
-    </w:p>
-    <w:p>
-      <w:pPr>
-        <w:pStyle w:val="Heading1"/>
-      </w:pPr>
-      <w:r>
-        <w:rPr>
-          <w:rFonts w:ascii="Calibri" w:hAnsi="Calibri" w:eastAsia="Calibri"/>
-          <w:b/>
-          <w:color w:val="111827"/>
-          <w:sz w:val="28"/>
-        </w:rPr>
-        <w:t>3. Message format (OCPP-J)</w:t>
-      </w:r>
-    </w:p>
-    <w:p>
-      <w:pPr>
-        <w:spacing w:after="120"/>
-      </w:pPr>
-      <w:r>
-        <w:rPr>
-          <w:rFonts w:ascii="Calibri" w:hAnsi="Calibri" w:eastAsia="Calibri"/>
-          <w:b w:val="0"/>
-          <w:sz w:val="22"/>
-        </w:rPr>
-        <w:t xml:space="preserve">Every frame is a </w:t>
-      </w:r>
-      <w:r>
-        <w:rPr>
-          <w:rFonts w:ascii="Calibri" w:hAnsi="Calibri" w:eastAsia="Calibri"/>
-          <w:b/>
-          <w:sz w:val="22"/>
-        </w:rPr>
-        <w:t>JSON array</w:t>
-      </w:r>
-      <w:r>
-        <w:rPr>
-          <w:rFonts w:ascii="Calibri" w:hAnsi="Calibri" w:eastAsia="Calibri"/>
-          <w:b w:val="0"/>
-          <w:sz w:val="22"/>
-        </w:rPr>
-        <w:t>.</w:t>
-      </w:r>
-    </w:p>
-    <w:tbl>
-      <w:tblPr>
-        <w:tblStyle w:val="TableGrid"/>
-        <w:tblW w:type="auto" w:w="0"/>
-        <w:tblLayout w:type="autofit"/>
-        <w:tblLook w:firstColumn="1" w:firstRow="1" w:lastColumn="0" w:lastRow="0" w:noHBand="0" w:noVBand="1" w:val="04A0"/>
-      </w:tblPr>
-      <w:tblGrid>
-        <w:gridCol w:w="2493"/>
-        <w:gridCol w:w="2493"/>
-        <w:gridCol w:w="2493"/>
-        <w:gridCol w:w="2493"/>
-      </w:tblGrid>
-      <w:tr>
-        <w:tc>
-          <w:tcPr>
-            <w:tcW w:type="dxa" w:w="2493"/>
-            <w:shd w:val="clear" w:color="auto" w:fill="C02434"/>
-          </w:tcPr>
-          <w:p>
-            <w:pPr>
-              <w:spacing w:before="40" w:after="40"/>
-            </w:pPr>
-            <w:r/>
-            <w:r>
-              <w:rPr>
-                <w:rFonts w:ascii="Calibri" w:hAnsi="Calibri" w:eastAsia="Calibri"/>
-                <w:b/>
-                <w:color w:val="FFFFFF"/>
-                <w:sz w:val="18"/>
-              </w:rPr>
-              <w:t>Type</w:t>
-            </w:r>
-          </w:p>
-        </w:tc>
-        <w:tc>
-          <w:tcPr>
-            <w:tcW w:type="dxa" w:w="2493"/>
-            <w:shd w:val="clear" w:color="auto" w:fill="C02434"/>
-          </w:tcPr>
-          <w:p>
-            <w:pPr>
-              <w:spacing w:before="40" w:after="40"/>
-            </w:pPr>
-            <w:r/>
-            <w:r>
-              <w:rPr>
-                <w:rFonts w:ascii="Calibri" w:hAnsi="Calibri" w:eastAsia="Calibri"/>
-                <w:b/>
-                <w:color w:val="FFFFFF"/>
-                <w:sz w:val="18"/>
-              </w:rPr>
-              <w:t>Code</w:t>
-            </w:r>
-          </w:p>
-        </w:tc>
-        <w:tc>
-          <w:tcPr>
-            <w:tcW w:type="dxa" w:w="2493"/>
-            <w:shd w:val="clear" w:color="auto" w:fill="C02434"/>
-          </w:tcPr>
-          <w:p>
-            <w:pPr>
-              <w:spacing w:before="40" w:after="40"/>
-            </w:pPr>
-            <w:r/>
-            <w:r>
-              <w:rPr>
-                <w:rFonts w:ascii="Calibri" w:hAnsi="Calibri" w:eastAsia="Calibri"/>
-                <w:b/>
-                <w:color w:val="FFFFFF"/>
-                <w:sz w:val="18"/>
-              </w:rPr>
-              <w:t>Shape</w:t>
-            </w:r>
-          </w:p>
-        </w:tc>
-        <w:tc>
-          <w:tcPr>
-            <w:tcW w:type="dxa" w:w="2493"/>
-            <w:shd w:val="clear" w:color="auto" w:fill="C02434"/>
-          </w:tcPr>
-          <w:p>
-            <w:pPr>
-              <w:spacing w:before="40" w:after="40"/>
-            </w:pPr>
-            <w:r/>
-            <w:r>
-              <w:rPr>
-                <w:rFonts w:ascii="Calibri" w:hAnsi="Calibri" w:eastAsia="Calibri"/>
-                <w:b/>
-                <w:color w:val="FFFFFF"/>
-                <w:sz w:val="18"/>
-              </w:rPr>
-              <w:t>Meaning</w:t>
-            </w:r>
-          </w:p>
-        </w:tc>
-      </w:tr>
-      <w:tr>
-        <w:tc>
-          <w:tcPr>
-            <w:tcW w:type="dxa" w:w="2493"/>
-          </w:tcPr>
-          <w:p>
-            <w:pPr>
-              <w:spacing w:before="40" w:after="40"/>
-            </w:pPr>
-            <w:r/>
-            <w:r>
-              <w:rPr>
-                <w:rFonts w:ascii="Calibri" w:hAnsi="Calibri" w:eastAsia="Calibri"/>
-                <w:b w:val="0"/>
-                <w:sz w:val="18"/>
-              </w:rPr>
-              <w:t>CALL</w:t>
-            </w:r>
-          </w:p>
-        </w:tc>
-        <w:tc>
-          <w:tcPr>
-            <w:tcW w:type="dxa" w:w="2493"/>
-          </w:tcPr>
-          <w:p>
-            <w:pPr>
-              <w:spacing w:before="40" w:after="40"/>
-            </w:pPr>
-            <w:r/>
-            <w:r>
-              <w:rPr>
-                <w:rFonts w:ascii="Calibri" w:hAnsi="Calibri" w:eastAsia="Calibri"/>
-                <w:b w:val="0"/>
-                <w:sz w:val="18"/>
-              </w:rPr>
-              <w:t>2</w:t>
-            </w:r>
-          </w:p>
-        </w:tc>
-        <w:tc>
-          <w:tcPr>
-            <w:tcW w:type="dxa" w:w="2493"/>
-          </w:tcPr>
-          <w:p>
-            <w:pPr>
-              <w:spacing w:before="40" w:after="40"/>
-            </w:pPr>
-            <w:r/>
-            <w:r>
-              <w:rPr>
-                <w:rFonts w:ascii="Calibri" w:hAnsi="Calibri" w:eastAsia="Calibri"/>
-                <w:b w:val="0"/>
-                <w:sz w:val="18"/>
-              </w:rPr>
-              <w:t>[2, messageId, action, payload]</w:t>
-            </w:r>
-          </w:p>
-        </w:tc>
-        <w:tc>
-          <w:tcPr>
-            <w:tcW w:type="dxa" w:w="2493"/>
-          </w:tcPr>
-          <w:p>
-            <w:pPr>
-              <w:spacing w:before="40" w:after="40"/>
-            </w:pPr>
-            <w:r/>
-            <w:r>
-              <w:rPr>
-                <w:rFonts w:ascii="Calibri" w:hAnsi="Calibri" w:eastAsia="Calibri"/>
-                <w:b w:val="0"/>
-                <w:sz w:val="18"/>
-              </w:rPr>
-              <w:t>Request</w:t>
-            </w:r>
-          </w:p>
-        </w:tc>
-      </w:tr>
-      <w:tr>
-        <w:tc>
-          <w:tcPr>
-            <w:tcW w:type="dxa" w:w="2493"/>
-            <w:shd w:val="clear" w:color="auto" w:fill="FBEAEA"/>
-          </w:tcPr>
-          <w:p>
-            <w:pPr>
-              <w:spacing w:before="40" w:after="40"/>
-            </w:pPr>
-            <w:r/>
-            <w:r>
-              <w:rPr>
-                <w:rFonts w:ascii="Calibri" w:hAnsi="Calibri" w:eastAsia="Calibri"/>
-                <w:b w:val="0"/>
-                <w:sz w:val="18"/>
-              </w:rPr>
-              <w:t>CALLRESULT</w:t>
-            </w:r>
-          </w:p>
-        </w:tc>
-        <w:tc>
-          <w:tcPr>
-            <w:tcW w:type="dxa" w:w="2493"/>
-            <w:shd w:val="clear" w:color="auto" w:fill="FBEAEA"/>
-          </w:tcPr>
-          <w:p>
-            <w:pPr>
-              <w:spacing w:before="40" w:after="40"/>
-            </w:pPr>
-            <w:r/>
-            <w:r>
-              <w:rPr>
-                <w:rFonts w:ascii="Calibri" w:hAnsi="Calibri" w:eastAsia="Calibri"/>
-                <w:b w:val="0"/>
-                <w:sz w:val="18"/>
-              </w:rPr>
-              <w:t>3</w:t>
-            </w:r>
-          </w:p>
-        </w:tc>
-        <w:tc>
-          <w:tcPr>
-            <w:tcW w:type="dxa" w:w="2493"/>
-            <w:shd w:val="clear" w:color="auto" w:fill="FBEAEA"/>
-          </w:tcPr>
-          <w:p>
-            <w:pPr>
-              <w:spacing w:before="40" w:after="40"/>
-            </w:pPr>
-            <w:r/>
-            <w:r>
-              <w:rPr>
-                <w:rFonts w:ascii="Calibri" w:hAnsi="Calibri" w:eastAsia="Calibri"/>
-                <w:b w:val="0"/>
-                <w:sz w:val="18"/>
-              </w:rPr>
-              <w:t>[3, messageId, payload]</w:t>
-            </w:r>
-          </w:p>
-        </w:tc>
-        <w:tc>
-          <w:tcPr>
-            <w:tcW w:type="dxa" w:w="2493"/>
-            <w:shd w:val="clear" w:color="auto" w:fill="FBEAEA"/>
-          </w:tcPr>
-          <w:p>
-            <w:pPr>
-              <w:spacing w:before="40" w:after="40"/>
-            </w:pPr>
-            <w:r/>
-            <w:r>
-              <w:rPr>
-                <w:rFonts w:ascii="Calibri" w:hAnsi="Calibri" w:eastAsia="Calibri"/>
-                <w:b w:val="0"/>
-                <w:sz w:val="18"/>
-              </w:rPr>
-              <w:t>Success reply to that messageId</w:t>
-            </w:r>
-          </w:p>
-        </w:tc>
-      </w:tr>
-      <w:tr>
-        <w:tc>
-          <w:tcPr>
-            <w:tcW w:type="dxa" w:w="2493"/>
-          </w:tcPr>
-          <w:p>
-            <w:pPr>
-              <w:spacing w:before="40" w:after="40"/>
-            </w:pPr>
-            <w:r/>
-            <w:r>
-              <w:rPr>
-                <w:rFonts w:ascii="Calibri" w:hAnsi="Calibri" w:eastAsia="Calibri"/>
-                <w:b w:val="0"/>
-                <w:sz w:val="18"/>
-              </w:rPr>
-              <w:t>CALLERROR</w:t>
-            </w:r>
-          </w:p>
-        </w:tc>
-        <w:tc>
-          <w:tcPr>
-            <w:tcW w:type="dxa" w:w="2493"/>
-          </w:tcPr>
-          <w:p>
-            <w:pPr>
-              <w:spacing w:before="40" w:after="40"/>
-            </w:pPr>
-            <w:r/>
-            <w:r>
-              <w:rPr>
-                <w:rFonts w:ascii="Calibri" w:hAnsi="Calibri" w:eastAsia="Calibri"/>
-                <w:b w:val="0"/>
-                <w:sz w:val="18"/>
-              </w:rPr>
-              <w:t>4</w:t>
-            </w:r>
-          </w:p>
-        </w:tc>
-        <w:tc>
-          <w:tcPr>
-            <w:tcW w:type="dxa" w:w="2493"/>
-          </w:tcPr>
-          <w:p>
-            <w:pPr>
-              <w:spacing w:before="40" w:after="40"/>
-            </w:pPr>
-            <w:r/>
-            <w:r>
-              <w:rPr>
-                <w:rFonts w:ascii="Calibri" w:hAnsi="Calibri" w:eastAsia="Calibri"/>
-                <w:b w:val="0"/>
-                <w:sz w:val="18"/>
-              </w:rPr>
-              <w:t>[4, messageId, errorCode, errorDescription, errorDetails]</w:t>
-            </w:r>
-          </w:p>
-        </w:tc>
-        <w:tc>
-          <w:tcPr>
-            <w:tcW w:type="dxa" w:w="2493"/>
-          </w:tcPr>
-          <w:p>
-            <w:pPr>
-              <w:spacing w:before="40" w:after="40"/>
-            </w:pPr>
-            <w:r/>
-            <w:r>
-              <w:rPr>
-                <w:rFonts w:ascii="Calibri" w:hAnsi="Calibri" w:eastAsia="Calibri"/>
-                <w:b w:val="0"/>
-                <w:sz w:val="18"/>
-              </w:rPr>
-              <w:t>Failure reply</w:t>
-            </w:r>
-          </w:p>
-        </w:tc>
-      </w:tr>
-    </w:tbl>
-    <w:p>
-      <w:pPr>
-        <w:spacing w:after="120"/>
-      </w:pPr>
-    </w:p>
-    <w:p>
-      <w:pPr>
-        <w:pStyle w:val="Heading2"/>
-      </w:pPr>
-      <w:r>
-        <w:rPr>
-          <w:rFonts w:ascii="Calibri" w:hAnsi="Calibri" w:eastAsia="Calibri"/>
-          <w:b/>
-          <w:color w:val="374151"/>
-          <w:sz w:val="24"/>
-        </w:rPr>
-        <w:t>Example CALL</w:t>
-      </w:r>
-    </w:p>
-    <w:p>
-      <w:pPr>
-        <w:spacing w:before="80" w:after="160"/>
-        <w:ind w:left="170"/>
-      </w:pPr>
-      <w:r>
-        <w:rPr>
-          <w:rFonts w:ascii="Consolas" w:hAnsi="Consolas" w:eastAsia="Consolas"/>
-          <w:b w:val="0"/>
-          <w:color w:val="333333"/>
-          <w:sz w:val="18"/>
-        </w:rPr>
-        <w:t>[2, "19223201", "Heartbeat", {}]</w:t>
-      </w:r>
-    </w:p>
-    <w:p>
-      <w:pPr>
-        <w:pStyle w:val="Heading2"/>
-      </w:pPr>
-      <w:r>
-        <w:rPr>
-          <w:rFonts w:ascii="Calibri" w:hAnsi="Calibri" w:eastAsia="Calibri"/>
-          <w:b/>
-          <w:color w:val="374151"/>
-          <w:sz w:val="24"/>
-        </w:rPr>
-        <w:t>Example CALLRESULT</w:t>
-      </w:r>
-    </w:p>
-    <w:p>
-      <w:pPr>
-        <w:spacing w:before="80" w:after="160"/>
-        <w:ind w:left="170"/>
-      </w:pPr>
-      <w:r>
-        <w:rPr>
-          <w:rFonts w:ascii="Consolas" w:hAnsi="Consolas" w:eastAsia="Consolas"/>
-          <w:b w:val="0"/>
-          <w:color w:val="333333"/>
-          <w:sz w:val="18"/>
-        </w:rPr>
-        <w:t>[3, "19223201", { "currentTime": "2026-08-11T09:00:00.000Z" }]</w:t>
-      </w:r>
-    </w:p>
-    <w:p>
-      <w:pPr>
-        <w:pStyle w:val="Heading2"/>
-      </w:pPr>
-      <w:r>
-        <w:rPr>
-          <w:rFonts w:ascii="Calibri" w:hAnsi="Calibri" w:eastAsia="Calibri"/>
-          <w:b/>
-          <w:color w:val="374151"/>
-          <w:sz w:val="24"/>
-        </w:rPr>
-        <w:t>Example CALLERROR</w:t>
-      </w:r>
-    </w:p>
-    <w:p>
-      <w:pPr>
-        <w:spacing w:before="80" w:after="160"/>
-        <w:ind w:left="170"/>
-      </w:pPr>
-      <w:r>
-        <w:rPr>
-          <w:rFonts w:ascii="Consolas" w:hAnsi="Consolas" w:eastAsia="Consolas"/>
-          <w:b w:val="0"/>
-          <w:color w:val="333333"/>
-          <w:sz w:val="18"/>
-        </w:rPr>
-        <w:t>[4, "19223201", "NotImplemented", "Action not supported", {}]</w:t>
-      </w:r>
-    </w:p>
-    <w:p>
-      <w:pPr>
-        <w:pStyle w:val="Heading2"/>
-      </w:pPr>
-      <w:r>
-        <w:rPr>
-          <w:rFonts w:ascii="Calibri" w:hAnsi="Calibri" w:eastAsia="Calibri"/>
-          <w:b/>
-          <w:color w:val="374151"/>
-          <w:sz w:val="24"/>
-        </w:rPr>
-        <w:t>Rules of thumb</w:t>
-      </w:r>
-    </w:p>
-    <w:p>
-      <w:pPr>
-        <w:pStyle w:val="ListBullet"/>
-      </w:pPr>
-      <w:r>
-        <w:rPr>
-          <w:rFonts w:ascii="Calibri" w:hAnsi="Calibri" w:eastAsia="Calibri"/>
-          <w:b w:val="0"/>
-          <w:sz w:val="22"/>
-        </w:rPr>
-        <w:t>messageId must be unique enough for the open connection (string).</w:t>
-      </w:r>
-    </w:p>
-    <w:p>
-      <w:pPr>
-        <w:pStyle w:val="ListBullet"/>
-      </w:pPr>
-      <w:r>
-        <w:rPr>
-          <w:rFonts w:ascii="Calibri" w:hAnsi="Calibri" w:eastAsia="Calibri"/>
-          <w:b w:val="0"/>
-          <w:sz w:val="22"/>
-        </w:rPr>
-        <w:t>action is the OCPP operation name (BootNotification, StartTransaction, …).</w:t>
-      </w:r>
-    </w:p>
-    <w:p>
-      <w:pPr>
-        <w:pStyle w:val="ListBullet"/>
-      </w:pPr>
-      <w:r>
-        <w:rPr>
-          <w:rFonts w:ascii="Calibri" w:hAnsi="Calibri" w:eastAsia="Calibri"/>
-          <w:b w:val="0"/>
-          <w:sz w:val="22"/>
-        </w:rPr>
-        <w:t>Payload is a JSON object; some conf responses are empty {}.</w:t>
-      </w:r>
-    </w:p>
-    <w:p>
-      <w:pPr>
-        <w:pStyle w:val="ListBullet"/>
-      </w:pPr>
-      <w:r>
-        <w:rPr>
-          <w:rFonts w:ascii="Calibri" w:hAnsi="Calibri" w:eastAsia="Calibri"/>
-          <w:b w:val="0"/>
-          <w:sz w:val="22"/>
-        </w:rPr>
-        <w:t>Common CALLERROR codes: NotImplemented, NotSupported, InternalError, ProtocolError, SecurityError, FormationViolation, PropertyConstraintViolation, OccurrenceConstraintViolation, TypeConstraintViolation, GenericError.</w:t>
-      </w:r>
-    </w:p>
-    <w:p>
-      <w:pPr>
-        <w:pStyle w:val="Heading1"/>
-      </w:pPr>
-      <w:r>
-        <w:rPr>
-          <w:rFonts w:ascii="Calibri" w:hAnsi="Calibri" w:eastAsia="Calibri"/>
-          <w:b/>
-          <w:color w:val="111827"/>
-          <w:sz w:val="28"/>
-        </w:rPr>
-        <w:t>4. Boot / go-online sequence</w:t>
-      </w:r>
-    </w:p>
-    <w:p>
-      <w:pPr>
-        <w:spacing w:after="120"/>
-      </w:pPr>
-      <w:r>
-        <w:rPr>
-          <w:rFonts w:ascii="Calibri" w:hAnsi="Calibri" w:eastAsia="Calibri"/>
-          <w:b w:val="0"/>
-          <w:sz w:val="22"/>
-        </w:rPr>
-        <w:t>Typical first minutes after connect:</w:t>
-      </w:r>
-    </w:p>
-    <w:p>
-      <w:pPr>
-        <w:spacing w:after="120"/>
-      </w:pPr>
-      <w:r>
-        <w:rPr>
-          <w:rFonts w:ascii="Calibri" w:hAnsi="Calibri" w:eastAsia="Calibri"/>
-          <w:b w:val="0"/>
-          <w:sz w:val="22"/>
-        </w:rPr>
-        <w:t xml:space="preserve">1. </w:t>
-      </w:r>
-      <w:r>
-        <w:rPr>
-          <w:rFonts w:ascii="Calibri" w:hAnsi="Calibri" w:eastAsia="Calibri"/>
-          <w:b/>
-          <w:sz w:val="22"/>
-        </w:rPr>
-        <w:t>WebSocket open</w:t>
-      </w:r>
-      <w:r>
-        <w:rPr>
-          <w:rFonts w:ascii="Calibri" w:hAnsi="Calibri" w:eastAsia="Calibri"/>
-          <w:b w:val="0"/>
-          <w:sz w:val="22"/>
-        </w:rPr>
-        <w:t xml:space="preserve"> to </w:t>
-      </w:r>
-      <w:r>
-        <w:rPr>
-          <w:rFonts w:ascii="Consolas" w:hAnsi="Consolas" w:eastAsia="Consolas"/>
-          <w:b w:val="0"/>
-          <w:sz w:val="22"/>
-        </w:rPr>
-        <w:t>{baseUrl}/{chargePointId}</w:t>
-      </w:r>
-    </w:p>
-    <w:p>
-      <w:pPr>
-        <w:spacing w:after="120"/>
-      </w:pPr>
-      <w:r>
-        <w:rPr>
-          <w:rFonts w:ascii="Calibri" w:hAnsi="Calibri" w:eastAsia="Calibri"/>
-          <w:b w:val="0"/>
-          <w:sz w:val="22"/>
-        </w:rPr>
-        <w:t xml:space="preserve">2. CP sends </w:t>
+        <w:t xml:space="preserve">2. </w:t>
       </w:r>
       <w:r>
         <w:rPr>
@@ -1664,18 +538,13 @@
         </w:rPr>
         <w:t>BootNotification</w:t>
       </w:r>
-    </w:p>
-    <w:p>
-      <w:pPr>
-        <w:spacing w:after="120"/>
-      </w:pPr>
       <w:r>
         <w:rPr>
           <w:rFonts w:ascii="Calibri" w:hAnsi="Calibri" w:eastAsia="Calibri"/>
           <w:b w:val="0"/>
           <w:sz w:val="22"/>
         </w:rPr>
-        <w:t xml:space="preserve">3. CMS returns </w:t>
+        <w:t xml:space="preserve"> → CMS returns </w:t>
       </w:r>
       <w:r>
         <w:rPr>
@@ -1728,12 +597,12 @@
           <w:b w:val="0"/>
           <w:sz w:val="22"/>
         </w:rPr>
-        <w:t xml:space="preserve">4. If </w:t>
+        <w:t xml:space="preserve">3. If </w:t>
       </w:r>
       <w:r>
         <w:rPr>
-          <w:rFonts w:ascii="Consolas" w:hAnsi="Consolas" w:eastAsia="Consolas"/>
-          <w:b w:val="0"/>
+          <w:rFonts w:ascii="Calibri" w:hAnsi="Calibri" w:eastAsia="Calibri"/>
+          <w:b/>
           <w:sz w:val="22"/>
         </w:rPr>
         <w:t>Accepted</w:t>
@@ -1744,7 +613,7 @@
           <w:b w:val="0"/>
           <w:sz w:val="22"/>
         </w:rPr>
-        <w:t xml:space="preserve"> (or after Pending becomes Accepted), CP sends </w:t>
+        <w:t xml:space="preserve"> → </w:t>
       </w:r>
       <w:r>
         <w:rPr>
@@ -1760,20 +629,7 @@
           <w:b w:val="0"/>
           <w:sz w:val="22"/>
         </w:rPr>
-        <w:t xml:space="preserve"> for:</w:t>
-      </w:r>
-    </w:p>
-    <w:p>
-      <w:pPr>
-        <w:spacing w:after="120"/>
-      </w:pPr>
-      <w:r>
-        <w:rPr>
-          <w:rFonts w:ascii="Calibri" w:hAnsi="Calibri" w:eastAsia="Calibri"/>
-          <w:b w:val="0"/>
-          <w:sz w:val="22"/>
-        </w:rPr>
-        <w:t xml:space="preserve">   - connector </w:t>
+        <w:t xml:space="preserve"> for connector </w:t>
       </w:r>
       <w:r>
         <w:rPr>
@@ -1789,20 +645,7 @@
           <w:b w:val="0"/>
           <w:sz w:val="22"/>
         </w:rPr>
-        <w:t xml:space="preserve"> (whole charge point)</w:t>
-      </w:r>
-    </w:p>
-    <w:p>
-      <w:pPr>
-        <w:spacing w:after="120"/>
-      </w:pPr>
-      <w:r>
-        <w:rPr>
-          <w:rFonts w:ascii="Calibri" w:hAnsi="Calibri" w:eastAsia="Calibri"/>
-          <w:b w:val="0"/>
-          <w:sz w:val="22"/>
-        </w:rPr>
-        <w:t xml:space="preserve">   - each connector </w:t>
+        <w:t xml:space="preserve"> and each </w:t>
       </w:r>
       <w:r>
         <w:rPr>
@@ -1823,7 +666,7 @@
           <w:b w:val="0"/>
           <w:sz w:val="22"/>
         </w:rPr>
-        <w:t xml:space="preserve">5. CP starts </w:t>
+        <w:t xml:space="preserve">4. </w:t>
       </w:r>
       <w:r>
         <w:rPr>
@@ -1855,37 +698,7 @@
           <w:b w:val="0"/>
           <w:sz w:val="22"/>
         </w:rPr>
-        <w:t xml:space="preserve"> seconds (CMS may also change this later via </w:t>
-      </w:r>
-      <w:r>
-        <w:rPr>
-          <w:rFonts w:ascii="Consolas" w:hAnsi="Consolas" w:eastAsia="Consolas"/>
-          <w:b w:val="0"/>
-          <w:sz w:val="22"/>
-        </w:rPr>
-        <w:t>ChangeConfiguration</w:t>
-      </w:r>
-      <w:r>
-        <w:rPr>
-          <w:rFonts w:ascii="Calibri" w:hAnsi="Calibri" w:eastAsia="Calibri"/>
-          <w:b w:val="0"/>
-          <w:sz w:val="22"/>
-        </w:rPr>
-        <w:t>)</w:t>
-      </w:r>
-    </w:p>
-    <w:p>
-      <w:pPr>
-        <w:pStyle w:val="Heading2"/>
-      </w:pPr>
-      <w:r>
-        <w:rPr>
-          <w:rFonts w:ascii="Calibri" w:hAnsi="Calibri" w:eastAsia="Calibri"/>
-          <w:b/>
-          <w:color w:val="374151"/>
-          <w:sz w:val="24"/>
-        </w:rPr>
-        <w:t>BootNotification.req (CP → CMS) — key fields</w:t>
+        <w:t xml:space="preserve"> seconds</w:t>
       </w:r>
     </w:p>
     <w:tbl>
@@ -1917,7 +730,7 @@
                 <w:color w:val="FFFFFF"/>
                 <w:sz w:val="18"/>
               </w:rPr>
-              <w:t>Field</w:t>
+              <w:t>Boot field</w:t>
             </w:r>
           </w:p>
         </w:tc>
@@ -1959,7 +772,7 @@
                 <w:b w:val="0"/>
                 <w:sz w:val="18"/>
               </w:rPr>
-              <w:t>chargePointVendor</w:t>
+              <w:t>Vendor / Model / Serial / firmwareVersion</w:t>
             </w:r>
           </w:p>
         </w:tc>
@@ -1978,7 +791,7 @@
                 <w:b w:val="0"/>
                 <w:sz w:val="18"/>
               </w:rPr>
-              <w:t>Vendor name (e.g. Massive Mobility)</w:t>
+              <w:t>CP identity</w:t>
             </w:r>
           </w:p>
         </w:tc>
@@ -2000,7 +813,7 @@
                 <w:b w:val="0"/>
                 <w:sz w:val="18"/>
               </w:rPr>
-              <w:t>chargePointModel</w:t>
+              <w:t>conf status</w:t>
             </w:r>
           </w:p>
         </w:tc>
@@ -2020,7 +833,7 @@
                 <w:b w:val="0"/>
                 <w:sz w:val="18"/>
               </w:rPr>
-              <w:t>Model (e.g. Massive-CP-Sim-16)</w:t>
+              <w:t>Accepted / Pending / Rejected</w:t>
             </w:r>
           </w:p>
         </w:tc>
@@ -2041,7 +854,7 @@
                 <w:b w:val="0"/>
                 <w:sz w:val="18"/>
               </w:rPr>
-              <w:t>chargePointSerialNumber</w:t>
+              <w:t>conf interval</w:t>
             </w:r>
           </w:p>
         </w:tc>
@@ -2060,131 +873,7 @@
                 <w:b w:val="0"/>
                 <w:sz w:val="18"/>
               </w:rPr>
-              <w:t>Serial</w:t>
-            </w:r>
-          </w:p>
-        </w:tc>
-      </w:tr>
-      <w:tr>
-        <w:tc>
-          <w:tcPr>
-            <w:tcW w:type="dxa" w:w="4986"/>
-            <w:shd w:val="clear" w:color="auto" w:fill="FBEAEA"/>
-          </w:tcPr>
-          <w:p>
-            <w:pPr>
-              <w:spacing w:before="40" w:after="40"/>
-            </w:pPr>
-            <w:r/>
-            <w:r>
-              <w:rPr>
-                <w:rFonts w:ascii="Calibri" w:hAnsi="Calibri" w:eastAsia="Calibri"/>
-                <w:b w:val="0"/>
-                <w:sz w:val="18"/>
-              </w:rPr>
-              <w:t>firmwareVersion</w:t>
-            </w:r>
-          </w:p>
-        </w:tc>
-        <w:tc>
-          <w:tcPr>
-            <w:tcW w:type="dxa" w:w="4986"/>
-            <w:shd w:val="clear" w:color="auto" w:fill="FBEAEA"/>
-          </w:tcPr>
-          <w:p>
-            <w:pPr>
-              <w:spacing w:before="40" w:after="40"/>
-            </w:pPr>
-            <w:r/>
-            <w:r>
-              <w:rPr>
-                <w:rFonts w:ascii="Calibri" w:hAnsi="Calibri" w:eastAsia="Calibri"/>
-                <w:b w:val="0"/>
-                <w:sz w:val="18"/>
-              </w:rPr>
-              <w:t>Firmware string (e.g. Massive-CPS-16.3.2.1)</w:t>
-            </w:r>
-          </w:p>
-        </w:tc>
-      </w:tr>
-      <w:tr>
-        <w:tc>
-          <w:tcPr>
-            <w:tcW w:type="dxa" w:w="4986"/>
-          </w:tcPr>
-          <w:p>
-            <w:pPr>
-              <w:spacing w:before="40" w:after="40"/>
-            </w:pPr>
-            <w:r/>
-            <w:r>
-              <w:rPr>
-                <w:rFonts w:ascii="Calibri" w:hAnsi="Calibri" w:eastAsia="Calibri"/>
-                <w:b w:val="0"/>
-                <w:sz w:val="18"/>
-              </w:rPr>
-              <w:t>iccid / imsi</w:t>
-            </w:r>
-          </w:p>
-        </w:tc>
-        <w:tc>
-          <w:tcPr>
-            <w:tcW w:type="dxa" w:w="4986"/>
-          </w:tcPr>
-          <w:p>
-            <w:pPr>
-              <w:spacing w:before="40" w:after="40"/>
-            </w:pPr>
-            <w:r/>
-            <w:r>
-              <w:rPr>
-                <w:rFonts w:ascii="Calibri" w:hAnsi="Calibri" w:eastAsia="Calibri"/>
-                <w:b w:val="0"/>
-                <w:sz w:val="18"/>
-              </w:rPr>
-              <w:t>Optional modem identities</w:t>
-            </w:r>
-          </w:p>
-        </w:tc>
-      </w:tr>
-      <w:tr>
-        <w:tc>
-          <w:tcPr>
-            <w:tcW w:type="dxa" w:w="4986"/>
-            <w:shd w:val="clear" w:color="auto" w:fill="FBEAEA"/>
-          </w:tcPr>
-          <w:p>
-            <w:pPr>
-              <w:spacing w:before="40" w:after="40"/>
-            </w:pPr>
-            <w:r/>
-            <w:r>
-              <w:rPr>
-                <w:rFonts w:ascii="Calibri" w:hAnsi="Calibri" w:eastAsia="Calibri"/>
-                <w:b w:val="0"/>
-                <w:sz w:val="18"/>
-              </w:rPr>
-              <w:t>meterType / meterSerialNumber</w:t>
-            </w:r>
-          </w:p>
-        </w:tc>
-        <w:tc>
-          <w:tcPr>
-            <w:tcW w:type="dxa" w:w="4986"/>
-            <w:shd w:val="clear" w:color="auto" w:fill="FBEAEA"/>
-          </w:tcPr>
-          <w:p>
-            <w:pPr>
-              <w:spacing w:before="40" w:after="40"/>
-            </w:pPr>
-            <w:r/>
-            <w:r>
-              <w:rPr>
-                <w:rFonts w:ascii="Calibri" w:hAnsi="Calibri" w:eastAsia="Calibri"/>
-                <w:b w:val="0"/>
-                <w:sz w:val="18"/>
-              </w:rPr>
-              <w:t>Optional meter info</w:t>
+              <w:t>Heartbeat seconds</w:t>
             </w:r>
           </w:p>
         </w:tc>
@@ -2197,16 +886,69 @@
     </w:p>
     <w:p>
       <w:pPr>
-        <w:pStyle w:val="Heading2"/>
+        <w:spacing w:after="120"/>
+      </w:pPr>
+      <w:r>
+        <w:rPr>
+          <w:rFonts w:ascii="Calibri" w:hAnsi="Calibri" w:eastAsia="Calibri"/>
+          <w:b w:val="0"/>
+          <w:sz w:val="22"/>
+        </w:rPr>
+        <w:t xml:space="preserve">Simulator defaults: </w:t>
+      </w:r>
+      <w:r>
+        <w:rPr>
+          <w:rFonts w:ascii="Calibri" w:hAnsi="Calibri" w:eastAsia="Calibri"/>
+          <w:b/>
+          <w:sz w:val="22"/>
+        </w:rPr>
+        <w:t>Massive Mobility</w:t>
+      </w:r>
+      <w:r>
+        <w:rPr>
+          <w:rFonts w:ascii="Calibri" w:hAnsi="Calibri" w:eastAsia="Calibri"/>
+          <w:b w:val="0"/>
+          <w:sz w:val="22"/>
+        </w:rPr>
+        <w:t xml:space="preserve"> / </w:t>
+      </w:r>
+      <w:r>
+        <w:rPr>
+          <w:rFonts w:ascii="Calibri" w:hAnsi="Calibri" w:eastAsia="Calibri"/>
+          <w:b/>
+          <w:sz w:val="22"/>
+        </w:rPr>
+        <w:t>Massive-CP-Sim-16</w:t>
+      </w:r>
+      <w:r>
+        <w:rPr>
+          <w:rFonts w:ascii="Calibri" w:hAnsi="Calibri" w:eastAsia="Calibri"/>
+          <w:b w:val="0"/>
+          <w:sz w:val="22"/>
+        </w:rPr>
+        <w:t xml:space="preserve"> / </w:t>
+      </w:r>
+      <w:r>
+        <w:rPr>
+          <w:rFonts w:ascii="Calibri" w:hAnsi="Calibri" w:eastAsia="Calibri"/>
+          <w:b/>
+          <w:sz w:val="22"/>
+        </w:rPr>
+        <w:t>Massive-CPS-16.3.2.1</w:t>
+      </w:r>
+    </w:p>
+    <w:p>
+      <w:pPr>
+        <w:pStyle w:val="Heading1"/>
       </w:pPr>
       <w:r>
         <w:rPr>
           <w:rFonts w:ascii="Calibri" w:hAnsi="Calibri" w:eastAsia="Calibri"/>
           <w:b/>
-          <w:color w:val="374151"/>
-          <w:sz w:val="24"/>
+          <w:color w:val="111827"/>
+          <w:sz w:val="28"/>
         </w:rPr>
-        <w:t>BootNotification.conf (CMS → CP)</w:t>
+        <w:t>Connectors &amp; status</w:t>
       </w:r>
     </w:p>
     <w:tbl>
@@ -2238,247 +980,7 @@
                 <w:color w:val="FFFFFF"/>
                 <w:sz w:val="18"/>
               </w:rPr>
-              <w:t>Field</w:t>
-            </w:r>
-          </w:p>
-        </w:tc>
-        <w:tc>
-          <w:tcPr>
-            <w:tcW w:type="dxa" w:w="4986"/>
-            <w:shd w:val="clear" w:color="auto" w:fill="C02434"/>
-          </w:tcPr>
-          <w:p>
-            <w:pPr>
-              <w:spacing w:before="40" w:after="40"/>
-            </w:pPr>
-            <w:r/>
-            <w:r>
-              <w:rPr>
-                <w:rFonts w:ascii="Calibri" w:hAnsi="Calibri" w:eastAsia="Calibri"/>
-                <w:b/>
-                <w:color w:val="FFFFFF"/>
-                <w:sz w:val="18"/>
-              </w:rPr>
-              <w:t>Meaning</w:t>
-            </w:r>
-          </w:p>
-        </w:tc>
-      </w:tr>
-      <w:tr>
-        <w:tc>
-          <w:tcPr>
-            <w:tcW w:type="dxa" w:w="4986"/>
-          </w:tcPr>
-          <w:p>
-            <w:pPr>
-              <w:spacing w:before="40" w:after="40"/>
-            </w:pPr>
-            <w:r/>
-            <w:r>
-              <w:rPr>
-                <w:rFonts w:ascii="Calibri" w:hAnsi="Calibri" w:eastAsia="Calibri"/>
-                <w:b w:val="0"/>
-                <w:sz w:val="18"/>
-              </w:rPr>
-              <w:t>status</w:t>
-            </w:r>
-          </w:p>
-        </w:tc>
-        <w:tc>
-          <w:tcPr>
-            <w:tcW w:type="dxa" w:w="4986"/>
-          </w:tcPr>
-          <w:p>
-            <w:pPr>
-              <w:spacing w:before="40" w:after="40"/>
-            </w:pPr>
-            <w:r/>
-            <w:r>
-              <w:rPr>
-                <w:rFonts w:ascii="Calibri" w:hAnsi="Calibri" w:eastAsia="Calibri"/>
-                <w:b w:val="0"/>
-                <w:sz w:val="18"/>
-              </w:rPr>
-              <w:t>Accepted / Pending / Rejected</w:t>
-            </w:r>
-          </w:p>
-        </w:tc>
-      </w:tr>
-      <w:tr>
-        <w:tc>
-          <w:tcPr>
-            <w:tcW w:type="dxa" w:w="4986"/>
-            <w:shd w:val="clear" w:color="auto" w:fill="FBEAEA"/>
-          </w:tcPr>
-          <w:p>
-            <w:pPr>
-              <w:spacing w:before="40" w:after="40"/>
-            </w:pPr>
-            <w:r/>
-            <w:r>
-              <w:rPr>
-                <w:rFonts w:ascii="Calibri" w:hAnsi="Calibri" w:eastAsia="Calibri"/>
-                <w:b w:val="0"/>
-                <w:sz w:val="18"/>
-              </w:rPr>
-              <w:t>currentTime</w:t>
-            </w:r>
-          </w:p>
-        </w:tc>
-        <w:tc>
-          <w:tcPr>
-            <w:tcW w:type="dxa" w:w="4986"/>
-            <w:shd w:val="clear" w:color="auto" w:fill="FBEAEA"/>
-          </w:tcPr>
-          <w:p>
-            <w:pPr>
-              <w:spacing w:before="40" w:after="40"/>
-            </w:pPr>
-            <w:r/>
-            <w:r>
-              <w:rPr>
-                <w:rFonts w:ascii="Calibri" w:hAnsi="Calibri" w:eastAsia="Calibri"/>
-                <w:b w:val="0"/>
-                <w:sz w:val="18"/>
-              </w:rPr>
-              <w:t>CMS clock (ISO 8601)</w:t>
-            </w:r>
-          </w:p>
-        </w:tc>
-      </w:tr>
-      <w:tr>
-        <w:tc>
-          <w:tcPr>
-            <w:tcW w:type="dxa" w:w="4986"/>
-          </w:tcPr>
-          <w:p>
-            <w:pPr>
-              <w:spacing w:before="40" w:after="40"/>
-            </w:pPr>
-            <w:r/>
-            <w:r>
-              <w:rPr>
-                <w:rFonts w:ascii="Calibri" w:hAnsi="Calibri" w:eastAsia="Calibri"/>
-                <w:b w:val="0"/>
-                <w:sz w:val="18"/>
-              </w:rPr>
-              <w:t>interval</w:t>
-            </w:r>
-          </w:p>
-        </w:tc>
-        <w:tc>
-          <w:tcPr>
-            <w:tcW w:type="dxa" w:w="4986"/>
-          </w:tcPr>
-          <w:p>
-            <w:pPr>
-              <w:spacing w:before="40" w:after="40"/>
-            </w:pPr>
-            <w:r/>
-            <w:r>
-              <w:rPr>
-                <w:rFonts w:ascii="Calibri" w:hAnsi="Calibri" w:eastAsia="Calibri"/>
-                <w:b w:val="0"/>
-                <w:sz w:val="18"/>
-              </w:rPr>
-              <w:t>Heartbeat interval in seconds</w:t>
-            </w:r>
-          </w:p>
-        </w:tc>
-      </w:tr>
-    </w:tbl>
-    <w:p>
-      <w:pPr>
-        <w:spacing w:after="120"/>
-      </w:pPr>
-    </w:p>
-    <w:p>
-      <w:pPr>
-        <w:spacing w:after="120"/>
-      </w:pPr>
-      <w:r>
-        <w:rPr>
-          <w:rFonts w:ascii="Calibri" w:hAnsi="Calibri" w:eastAsia="Calibri"/>
-          <w:b w:val="0"/>
-          <w:sz w:val="22"/>
-        </w:rPr>
-        <w:t xml:space="preserve">If </w:t>
-      </w:r>
-      <w:r>
-        <w:rPr>
-          <w:rFonts w:ascii="Consolas" w:hAnsi="Consolas" w:eastAsia="Consolas"/>
-          <w:b w:val="0"/>
-          <w:sz w:val="22"/>
-        </w:rPr>
-        <w:t>Rejected</w:t>
-      </w:r>
-      <w:r>
-        <w:rPr>
-          <w:rFonts w:ascii="Calibri" w:hAnsi="Calibri" w:eastAsia="Calibri"/>
-          <w:b w:val="0"/>
-          <w:sz w:val="22"/>
-        </w:rPr>
-        <w:t>, the CP should not continue normal operation on that connection.</w:t>
-      </w:r>
-    </w:p>
-    <w:p>
-      <w:pPr>
-        <w:pStyle w:val="Heading1"/>
-      </w:pPr>
-      <w:r>
-        <w:rPr>
-          <w:rFonts w:ascii="Calibri" w:hAnsi="Calibri" w:eastAsia="Calibri"/>
-          <w:b/>
-          <w:color w:val="111827"/>
-          <w:sz w:val="28"/>
-        </w:rPr>
-        <w:t>5. Connectors and status</w:t>
-      </w:r>
-    </w:p>
-    <w:p>
-      <w:pPr>
-        <w:pStyle w:val="Heading2"/>
-      </w:pPr>
-      <w:r>
-        <w:rPr>
-          <w:rFonts w:ascii="Calibri" w:hAnsi="Calibri" w:eastAsia="Calibri"/>
-          <w:b/>
-          <w:color w:val="374151"/>
-          <w:sz w:val="24"/>
-        </w:rPr>
-        <w:t>connectorId</w:t>
-      </w:r>
-    </w:p>
-    <w:tbl>
-      <w:tblPr>
-        <w:tblStyle w:val="TableGrid"/>
-        <w:tblW w:type="auto" w:w="0"/>
-        <w:tblLayout w:type="autofit"/>
-        <w:tblLook w:firstColumn="1" w:firstRow="1" w:lastColumn="0" w:lastRow="0" w:noHBand="0" w:noVBand="1" w:val="04A0"/>
-      </w:tblPr>
-      <w:tblGrid>
-        <w:gridCol w:w="4986"/>
-        <w:gridCol w:w="4986"/>
-      </w:tblGrid>
-      <w:tr>
-        <w:tc>
-          <w:tcPr>
-            <w:tcW w:type="dxa" w:w="4986"/>
-            <w:shd w:val="clear" w:color="auto" w:fill="C02434"/>
-          </w:tcPr>
-          <w:p>
-            <w:pPr>
-              <w:spacing w:before="40" w:after="40"/>
-            </w:pPr>
-            <w:r/>
-            <w:r>
-              <w:rPr>
-                <w:rFonts w:ascii="Calibri" w:hAnsi="Calibri" w:eastAsia="Calibri"/>
-                <w:b/>
-                <w:color w:val="FFFFFF"/>
-                <w:sz w:val="18"/>
-              </w:rPr>
-              <w:t>Id</w:t>
+              <w:t>connectorId</w:t>
             </w:r>
           </w:p>
         </w:tc>
@@ -2539,7 +1041,7 @@
                 <w:b w:val="0"/>
                 <w:sz w:val="18"/>
               </w:rPr>
-              <w:t>Whole Charge Point</w:t>
+              <w:t>Whole charge point</w:t>
             </w:r>
           </w:p>
         </w:tc>
@@ -2581,7 +1083,7 @@
                 <w:b w:val="0"/>
                 <w:sz w:val="18"/>
               </w:rPr>
-              <w:t>Physical outlets / guns</w:t>
+              <w:t>Outlets / guns</w:t>
             </w:r>
           </w:p>
         </w:tc>
@@ -2602,865 +1104,8 @@
           <w:b w:val="0"/>
           <w:sz w:val="22"/>
         </w:rPr>
-        <w:t xml:space="preserve">OCPP 1.6 does </w:t>
+        <w:t xml:space="preserve">Common statuses: </w:t>
       </w:r>
-      <w:r>
-        <w:rPr>
-          <w:rFonts w:ascii="Calibri" w:hAnsi="Calibri" w:eastAsia="Calibri"/>
-          <w:b/>
-          <w:sz w:val="22"/>
-        </w:rPr>
-        <w:t>not</w:t>
-      </w:r>
-      <w:r>
-        <w:rPr>
-          <w:rFonts w:ascii="Calibri" w:hAnsi="Calibri" w:eastAsia="Calibri"/>
-          <w:b w:val="0"/>
-          <w:sz w:val="22"/>
-        </w:rPr>
-        <w:t xml:space="preserve"> have a standard “rename connector” message. Names are often carried in </w:t>
-      </w:r>
-      <w:r>
-        <w:rPr>
-          <w:rFonts w:ascii="Consolas" w:hAnsi="Consolas" w:eastAsia="Consolas"/>
-          <w:b w:val="0"/>
-          <w:sz w:val="22"/>
-        </w:rPr>
-        <w:t>StatusNotification.info</w:t>
-      </w:r>
-      <w:r>
-        <w:rPr>
-          <w:rFonts w:ascii="Calibri" w:hAnsi="Calibri" w:eastAsia="Calibri"/>
-          <w:b w:val="0"/>
-          <w:sz w:val="22"/>
-        </w:rPr>
-        <w:t xml:space="preserve">, vendor </w:t>
-      </w:r>
-      <w:r>
-        <w:rPr>
-          <w:rFonts w:ascii="Consolas" w:hAnsi="Consolas" w:eastAsia="Consolas"/>
-          <w:b w:val="0"/>
-          <w:sz w:val="22"/>
-        </w:rPr>
-        <w:t>DataTransfer</w:t>
-      </w:r>
-      <w:r>
-        <w:rPr>
-          <w:rFonts w:ascii="Calibri" w:hAnsi="Calibri" w:eastAsia="Calibri"/>
-          <w:b w:val="0"/>
-          <w:sz w:val="22"/>
-        </w:rPr>
-        <w:t>, or CMS inventory only.</w:t>
-      </w:r>
-    </w:p>
-    <w:p>
-      <w:pPr>
-        <w:pStyle w:val="Heading2"/>
-      </w:pPr>
-      <w:r>
-        <w:rPr>
-          <w:rFonts w:ascii="Calibri" w:hAnsi="Calibri" w:eastAsia="Calibri"/>
-          <w:b/>
-          <w:color w:val="374151"/>
-          <w:sz w:val="24"/>
-        </w:rPr>
-        <w:t>StatusNotification</w:t>
-      </w:r>
-    </w:p>
-    <w:p>
-      <w:pPr>
-        <w:spacing w:after="120"/>
-      </w:pPr>
-      <w:r>
-        <w:rPr>
-          <w:rFonts w:ascii="Calibri" w:hAnsi="Calibri" w:eastAsia="Calibri"/>
-          <w:b w:val="0"/>
-          <w:sz w:val="22"/>
-        </w:rPr>
-        <w:t>Sent when connector (or CP) status changes, and also on boot / trigger.</w:t>
-      </w:r>
-    </w:p>
-    <w:p>
-      <w:pPr>
-        <w:spacing w:after="120"/>
-      </w:pPr>
-      <w:r>
-        <w:rPr>
-          <w:rFonts w:ascii="Calibri" w:hAnsi="Calibri" w:eastAsia="Calibri"/>
-          <w:b w:val="0"/>
-          <w:sz w:val="22"/>
-        </w:rPr>
-        <w:t>Important fields:</w:t>
-      </w:r>
-    </w:p>
-    <w:tbl>
-      <w:tblPr>
-        <w:tblStyle w:val="TableGrid"/>
-        <w:tblW w:type="auto" w:w="0"/>
-        <w:tblLayout w:type="autofit"/>
-        <w:tblLook w:firstColumn="1" w:firstRow="1" w:lastColumn="0" w:lastRow="0" w:noHBand="0" w:noVBand="1" w:val="04A0"/>
-      </w:tblPr>
-      <w:tblGrid>
-        <w:gridCol w:w="4986"/>
-        <w:gridCol w:w="4986"/>
-      </w:tblGrid>
-      <w:tr>
-        <w:tc>
-          <w:tcPr>
-            <w:tcW w:type="dxa" w:w="4986"/>
-            <w:shd w:val="clear" w:color="auto" w:fill="C02434"/>
-          </w:tcPr>
-          <w:p>
-            <w:pPr>
-              <w:spacing w:before="40" w:after="40"/>
-            </w:pPr>
-            <w:r/>
-            <w:r>
-              <w:rPr>
-                <w:rFonts w:ascii="Calibri" w:hAnsi="Calibri" w:eastAsia="Calibri"/>
-                <w:b/>
-                <w:color w:val="FFFFFF"/>
-                <w:sz w:val="18"/>
-              </w:rPr>
-              <w:t>Field</w:t>
-            </w:r>
-          </w:p>
-        </w:tc>
-        <w:tc>
-          <w:tcPr>
-            <w:tcW w:type="dxa" w:w="4986"/>
-            <w:shd w:val="clear" w:color="auto" w:fill="C02434"/>
-          </w:tcPr>
-          <w:p>
-            <w:pPr>
-              <w:spacing w:before="40" w:after="40"/>
-            </w:pPr>
-            <w:r/>
-            <w:r>
-              <w:rPr>
-                <w:rFonts w:ascii="Calibri" w:hAnsi="Calibri" w:eastAsia="Calibri"/>
-                <w:b/>
-                <w:color w:val="FFFFFF"/>
-                <w:sz w:val="18"/>
-              </w:rPr>
-              <w:t>Meaning</w:t>
-            </w:r>
-          </w:p>
-        </w:tc>
-      </w:tr>
-      <w:tr>
-        <w:tc>
-          <w:tcPr>
-            <w:tcW w:type="dxa" w:w="4986"/>
-          </w:tcPr>
-          <w:p>
-            <w:pPr>
-              <w:spacing w:before="40" w:after="40"/>
-            </w:pPr>
-            <w:r/>
-            <w:r>
-              <w:rPr>
-                <w:rFonts w:ascii="Calibri" w:hAnsi="Calibri" w:eastAsia="Calibri"/>
-                <w:b w:val="0"/>
-                <w:sz w:val="18"/>
-              </w:rPr>
-              <w:t>connectorId</w:t>
-            </w:r>
-          </w:p>
-        </w:tc>
-        <w:tc>
-          <w:tcPr>
-            <w:tcW w:type="dxa" w:w="4986"/>
-          </w:tcPr>
-          <w:p>
-            <w:pPr>
-              <w:spacing w:before="40" w:after="40"/>
-            </w:pPr>
-            <w:r/>
-            <w:r>
-              <w:rPr>
-                <w:rFonts w:ascii="Calibri" w:hAnsi="Calibri" w:eastAsia="Calibri"/>
-                <w:b w:val="0"/>
-                <w:sz w:val="18"/>
-              </w:rPr>
-              <w:t>0 or 1…N</w:t>
-            </w:r>
-          </w:p>
-        </w:tc>
-      </w:tr>
-      <w:tr>
-        <w:tc>
-          <w:tcPr>
-            <w:tcW w:type="dxa" w:w="4986"/>
-            <w:shd w:val="clear" w:color="auto" w:fill="FBEAEA"/>
-          </w:tcPr>
-          <w:p>
-            <w:pPr>
-              <w:spacing w:before="40" w:after="40"/>
-            </w:pPr>
-            <w:r/>
-            <w:r>
-              <w:rPr>
-                <w:rFonts w:ascii="Calibri" w:hAnsi="Calibri" w:eastAsia="Calibri"/>
-                <w:b w:val="0"/>
-                <w:sz w:val="18"/>
-              </w:rPr>
-              <w:t>status</w:t>
-            </w:r>
-          </w:p>
-        </w:tc>
-        <w:tc>
-          <w:tcPr>
-            <w:tcW w:type="dxa" w:w="4986"/>
-            <w:shd w:val="clear" w:color="auto" w:fill="FBEAEA"/>
-          </w:tcPr>
-          <w:p>
-            <w:pPr>
-              <w:spacing w:before="40" w:after="40"/>
-            </w:pPr>
-            <w:r/>
-            <w:r>
-              <w:rPr>
-                <w:rFonts w:ascii="Calibri" w:hAnsi="Calibri" w:eastAsia="Calibri"/>
-                <w:b w:val="0"/>
-                <w:sz w:val="18"/>
-              </w:rPr>
-              <w:t>See table below</w:t>
-            </w:r>
-          </w:p>
-        </w:tc>
-      </w:tr>
-      <w:tr>
-        <w:tc>
-          <w:tcPr>
-            <w:tcW w:type="dxa" w:w="4986"/>
-          </w:tcPr>
-          <w:p>
-            <w:pPr>
-              <w:spacing w:before="40" w:after="40"/>
-            </w:pPr>
-            <w:r/>
-            <w:r>
-              <w:rPr>
-                <w:rFonts w:ascii="Calibri" w:hAnsi="Calibri" w:eastAsia="Calibri"/>
-                <w:b w:val="0"/>
-                <w:sz w:val="18"/>
-              </w:rPr>
-              <w:t>errorCode</w:t>
-            </w:r>
-          </w:p>
-        </w:tc>
-        <w:tc>
-          <w:tcPr>
-            <w:tcW w:type="dxa" w:w="4986"/>
-          </w:tcPr>
-          <w:p>
-            <w:pPr>
-              <w:spacing w:before="40" w:after="40"/>
-            </w:pPr>
-            <w:r/>
-            <w:r>
-              <w:rPr>
-                <w:rFonts w:ascii="Calibri" w:hAnsi="Calibri" w:eastAsia="Calibri"/>
-                <w:b w:val="0"/>
-                <w:sz w:val="18"/>
-              </w:rPr>
-              <w:t>NoError or fault code (GroundFailure, OverCurrentFailure, …)</w:t>
-            </w:r>
-          </w:p>
-        </w:tc>
-      </w:tr>
-      <w:tr>
-        <w:tc>
-          <w:tcPr>
-            <w:tcW w:type="dxa" w:w="4986"/>
-            <w:shd w:val="clear" w:color="auto" w:fill="FBEAEA"/>
-          </w:tcPr>
-          <w:p>
-            <w:pPr>
-              <w:spacing w:before="40" w:after="40"/>
-            </w:pPr>
-            <w:r/>
-            <w:r>
-              <w:rPr>
-                <w:rFonts w:ascii="Calibri" w:hAnsi="Calibri" w:eastAsia="Calibri"/>
-                <w:b w:val="0"/>
-                <w:sz w:val="18"/>
-              </w:rPr>
-              <w:t>info</w:t>
-            </w:r>
-          </w:p>
-        </w:tc>
-        <w:tc>
-          <w:tcPr>
-            <w:tcW w:type="dxa" w:w="4986"/>
-            <w:shd w:val="clear" w:color="auto" w:fill="FBEAEA"/>
-          </w:tcPr>
-          <w:p>
-            <w:pPr>
-              <w:spacing w:before="40" w:after="40"/>
-            </w:pPr>
-            <w:r/>
-            <w:r>
-              <w:rPr>
-                <w:rFonts w:ascii="Calibri" w:hAnsi="Calibri" w:eastAsia="Calibri"/>
-                <w:b w:val="0"/>
-                <w:sz w:val="18"/>
-              </w:rPr>
-              <w:t>Free text (≤50 chars in many stacks)</w:t>
-            </w:r>
-          </w:p>
-        </w:tc>
-      </w:tr>
-      <w:tr>
-        <w:tc>
-          <w:tcPr>
-            <w:tcW w:type="dxa" w:w="4986"/>
-          </w:tcPr>
-          <w:p>
-            <w:pPr>
-              <w:spacing w:before="40" w:after="40"/>
-            </w:pPr>
-            <w:r/>
-            <w:r>
-              <w:rPr>
-                <w:rFonts w:ascii="Calibri" w:hAnsi="Calibri" w:eastAsia="Calibri"/>
-                <w:b w:val="0"/>
-                <w:sz w:val="18"/>
-              </w:rPr>
-              <w:t>timestamp</w:t>
-            </w:r>
-          </w:p>
-        </w:tc>
-        <w:tc>
-          <w:tcPr>
-            <w:tcW w:type="dxa" w:w="4986"/>
-          </w:tcPr>
-          <w:p>
-            <w:pPr>
-              <w:spacing w:before="40" w:after="40"/>
-            </w:pPr>
-            <w:r/>
-            <w:r>
-              <w:rPr>
-                <w:rFonts w:ascii="Calibri" w:hAnsi="Calibri" w:eastAsia="Calibri"/>
-                <w:b w:val="0"/>
-                <w:sz w:val="18"/>
-              </w:rPr>
-              <w:t>When the status applied</w:t>
-            </w:r>
-          </w:p>
-        </w:tc>
-      </w:tr>
-      <w:tr>
-        <w:tc>
-          <w:tcPr>
-            <w:tcW w:type="dxa" w:w="4986"/>
-            <w:shd w:val="clear" w:color="auto" w:fill="FBEAEA"/>
-          </w:tcPr>
-          <w:p>
-            <w:pPr>
-              <w:spacing w:before="40" w:after="40"/>
-            </w:pPr>
-            <w:r/>
-            <w:r>
-              <w:rPr>
-                <w:rFonts w:ascii="Calibri" w:hAnsi="Calibri" w:eastAsia="Calibri"/>
-                <w:b w:val="0"/>
-                <w:sz w:val="18"/>
-              </w:rPr>
-              <w:t>vendorId / vendorErrorCode</w:t>
-            </w:r>
-          </w:p>
-        </w:tc>
-        <w:tc>
-          <w:tcPr>
-            <w:tcW w:type="dxa" w:w="4986"/>
-            <w:shd w:val="clear" w:color="auto" w:fill="FBEAEA"/>
-          </w:tcPr>
-          <w:p>
-            <w:pPr>
-              <w:spacing w:before="40" w:after="40"/>
-            </w:pPr>
-            <w:r/>
-            <w:r>
-              <w:rPr>
-                <w:rFonts w:ascii="Calibri" w:hAnsi="Calibri" w:eastAsia="Calibri"/>
-                <w:b w:val="0"/>
-                <w:sz w:val="18"/>
-              </w:rPr>
-              <w:t>Vendor extensions</w:t>
-            </w:r>
-          </w:p>
-        </w:tc>
-      </w:tr>
-    </w:tbl>
-    <w:p>
-      <w:pPr>
-        <w:spacing w:after="120"/>
-      </w:pPr>
-    </w:p>
-    <w:p>
-      <w:pPr>
-        <w:pStyle w:val="Heading2"/>
-      </w:pPr>
-      <w:r>
-        <w:rPr>
-          <w:rFonts w:ascii="Calibri" w:hAnsi="Calibri" w:eastAsia="Calibri"/>
-          <w:b/>
-          <w:color w:val="374151"/>
-          <w:sz w:val="24"/>
-        </w:rPr>
-        <w:t>Connector status values</w:t>
-      </w:r>
-    </w:p>
-    <w:tbl>
-      <w:tblPr>
-        <w:tblStyle w:val="TableGrid"/>
-        <w:tblW w:type="auto" w:w="0"/>
-        <w:tblLayout w:type="autofit"/>
-        <w:tblLook w:firstColumn="1" w:firstRow="1" w:lastColumn="0" w:lastRow="0" w:noHBand="0" w:noVBand="1" w:val="04A0"/>
-      </w:tblPr>
-      <w:tblGrid>
-        <w:gridCol w:w="4986"/>
-        <w:gridCol w:w="4986"/>
-      </w:tblGrid>
-      <w:tr>
-        <w:tc>
-          <w:tcPr>
-            <w:tcW w:type="dxa" w:w="4986"/>
-            <w:shd w:val="clear" w:color="auto" w:fill="C02434"/>
-          </w:tcPr>
-          <w:p>
-            <w:pPr>
-              <w:spacing w:before="40" w:after="40"/>
-            </w:pPr>
-            <w:r/>
-            <w:r>
-              <w:rPr>
-                <w:rFonts w:ascii="Calibri" w:hAnsi="Calibri" w:eastAsia="Calibri"/>
-                <w:b/>
-                <w:color w:val="FFFFFF"/>
-                <w:sz w:val="18"/>
-              </w:rPr>
-              <w:t>Status</w:t>
-            </w:r>
-          </w:p>
-        </w:tc>
-        <w:tc>
-          <w:tcPr>
-            <w:tcW w:type="dxa" w:w="4986"/>
-            <w:shd w:val="clear" w:color="auto" w:fill="C02434"/>
-          </w:tcPr>
-          <w:p>
-            <w:pPr>
-              <w:spacing w:before="40" w:after="40"/>
-            </w:pPr>
-            <w:r/>
-            <w:r>
-              <w:rPr>
-                <w:rFonts w:ascii="Calibri" w:hAnsi="Calibri" w:eastAsia="Calibri"/>
-                <w:b/>
-                <w:color w:val="FFFFFF"/>
-                <w:sz w:val="18"/>
-              </w:rPr>
-              <w:t>Typical meaning</w:t>
-            </w:r>
-          </w:p>
-        </w:tc>
-      </w:tr>
-      <w:tr>
-        <w:tc>
-          <w:tcPr>
-            <w:tcW w:type="dxa" w:w="4986"/>
-          </w:tcPr>
-          <w:p>
-            <w:pPr>
-              <w:spacing w:before="40" w:after="40"/>
-            </w:pPr>
-            <w:r/>
-            <w:r>
-              <w:rPr>
-                <w:rFonts w:ascii="Calibri" w:hAnsi="Calibri" w:eastAsia="Calibri"/>
-                <w:b w:val="0"/>
-                <w:sz w:val="18"/>
-              </w:rPr>
-              <w:t>Available</w:t>
-            </w:r>
-          </w:p>
-        </w:tc>
-        <w:tc>
-          <w:tcPr>
-            <w:tcW w:type="dxa" w:w="4986"/>
-          </w:tcPr>
-          <w:p>
-            <w:pPr>
-              <w:spacing w:before="40" w:after="40"/>
-            </w:pPr>
-            <w:r/>
-            <w:r>
-              <w:rPr>
-                <w:rFonts w:ascii="Calibri" w:hAnsi="Calibri" w:eastAsia="Calibri"/>
-                <w:b w:val="0"/>
-                <w:sz w:val="18"/>
-              </w:rPr>
-              <w:t>Free, ready</w:t>
-            </w:r>
-          </w:p>
-        </w:tc>
-      </w:tr>
-      <w:tr>
-        <w:tc>
-          <w:tcPr>
-            <w:tcW w:type="dxa" w:w="4986"/>
-            <w:shd w:val="clear" w:color="auto" w:fill="FBEAEA"/>
-          </w:tcPr>
-          <w:p>
-            <w:pPr>
-              <w:spacing w:before="40" w:after="40"/>
-            </w:pPr>
-            <w:r/>
-            <w:r>
-              <w:rPr>
-                <w:rFonts w:ascii="Calibri" w:hAnsi="Calibri" w:eastAsia="Calibri"/>
-                <w:b w:val="0"/>
-                <w:sz w:val="18"/>
-              </w:rPr>
-              <w:t>Preparing</w:t>
-            </w:r>
-          </w:p>
-        </w:tc>
-        <w:tc>
-          <w:tcPr>
-            <w:tcW w:type="dxa" w:w="4986"/>
-            <w:shd w:val="clear" w:color="auto" w:fill="FBEAEA"/>
-          </w:tcPr>
-          <w:p>
-            <w:pPr>
-              <w:spacing w:before="40" w:after="40"/>
-            </w:pPr>
-            <w:r/>
-            <w:r>
-              <w:rPr>
-                <w:rFonts w:ascii="Calibri" w:hAnsi="Calibri" w:eastAsia="Calibri"/>
-                <w:b w:val="0"/>
-                <w:sz w:val="18"/>
-              </w:rPr>
-              <w:t>User/cable interaction before charging</w:t>
-            </w:r>
-          </w:p>
-        </w:tc>
-      </w:tr>
-      <w:tr>
-        <w:tc>
-          <w:tcPr>
-            <w:tcW w:type="dxa" w:w="4986"/>
-          </w:tcPr>
-          <w:p>
-            <w:pPr>
-              <w:spacing w:before="40" w:after="40"/>
-            </w:pPr>
-            <w:r/>
-            <w:r>
-              <w:rPr>
-                <w:rFonts w:ascii="Calibri" w:hAnsi="Calibri" w:eastAsia="Calibri"/>
-                <w:b w:val="0"/>
-                <w:sz w:val="18"/>
-              </w:rPr>
-              <w:t>Charging</w:t>
-            </w:r>
-          </w:p>
-        </w:tc>
-        <w:tc>
-          <w:tcPr>
-            <w:tcW w:type="dxa" w:w="4986"/>
-          </w:tcPr>
-          <w:p>
-            <w:pPr>
-              <w:spacing w:before="40" w:after="40"/>
-            </w:pPr>
-            <w:r/>
-            <w:r>
-              <w:rPr>
-                <w:rFonts w:ascii="Calibri" w:hAnsi="Calibri" w:eastAsia="Calibri"/>
-                <w:b w:val="0"/>
-                <w:sz w:val="18"/>
-              </w:rPr>
-              <w:t>Energy flowing (or session active and delivering)</w:t>
-            </w:r>
-          </w:p>
-        </w:tc>
-      </w:tr>
-      <w:tr>
-        <w:tc>
-          <w:tcPr>
-            <w:tcW w:type="dxa" w:w="4986"/>
-            <w:shd w:val="clear" w:color="auto" w:fill="FBEAEA"/>
-          </w:tcPr>
-          <w:p>
-            <w:pPr>
-              <w:spacing w:before="40" w:after="40"/>
-            </w:pPr>
-            <w:r/>
-            <w:r>
-              <w:rPr>
-                <w:rFonts w:ascii="Calibri" w:hAnsi="Calibri" w:eastAsia="Calibri"/>
-                <w:b w:val="0"/>
-                <w:sz w:val="18"/>
-              </w:rPr>
-              <w:t>SuspendedEV</w:t>
-            </w:r>
-          </w:p>
-        </w:tc>
-        <w:tc>
-          <w:tcPr>
-            <w:tcW w:type="dxa" w:w="4986"/>
-            <w:shd w:val="clear" w:color="auto" w:fill="FBEAEA"/>
-          </w:tcPr>
-          <w:p>
-            <w:pPr>
-              <w:spacing w:before="40" w:after="40"/>
-            </w:pPr>
-            <w:r/>
-            <w:r>
-              <w:rPr>
-                <w:rFonts w:ascii="Calibri" w:hAnsi="Calibri" w:eastAsia="Calibri"/>
-                <w:b w:val="0"/>
-                <w:sz w:val="18"/>
-              </w:rPr>
-              <w:t>EV asked to pause</w:t>
-            </w:r>
-          </w:p>
-        </w:tc>
-      </w:tr>
-      <w:tr>
-        <w:tc>
-          <w:tcPr>
-            <w:tcW w:type="dxa" w:w="4986"/>
-          </w:tcPr>
-          <w:p>
-            <w:pPr>
-              <w:spacing w:before="40" w:after="40"/>
-            </w:pPr>
-            <w:r/>
-            <w:r>
-              <w:rPr>
-                <w:rFonts w:ascii="Calibri" w:hAnsi="Calibri" w:eastAsia="Calibri"/>
-                <w:b w:val="0"/>
-                <w:sz w:val="18"/>
-              </w:rPr>
-              <w:t>SuspendedEVSE</w:t>
-            </w:r>
-          </w:p>
-        </w:tc>
-        <w:tc>
-          <w:tcPr>
-            <w:tcW w:type="dxa" w:w="4986"/>
-          </w:tcPr>
-          <w:p>
-            <w:pPr>
-              <w:spacing w:before="40" w:after="40"/>
-            </w:pPr>
-            <w:r/>
-            <w:r>
-              <w:rPr>
-                <w:rFonts w:ascii="Calibri" w:hAnsi="Calibri" w:eastAsia="Calibri"/>
-                <w:b w:val="0"/>
-                <w:sz w:val="18"/>
-              </w:rPr>
-              <w:t>Charger/CMS paused delivery</w:t>
-            </w:r>
-          </w:p>
-        </w:tc>
-      </w:tr>
-      <w:tr>
-        <w:tc>
-          <w:tcPr>
-            <w:tcW w:type="dxa" w:w="4986"/>
-            <w:shd w:val="clear" w:color="auto" w:fill="FBEAEA"/>
-          </w:tcPr>
-          <w:p>
-            <w:pPr>
-              <w:spacing w:before="40" w:after="40"/>
-            </w:pPr>
-            <w:r/>
-            <w:r>
-              <w:rPr>
-                <w:rFonts w:ascii="Calibri" w:hAnsi="Calibri" w:eastAsia="Calibri"/>
-                <w:b w:val="0"/>
-                <w:sz w:val="18"/>
-              </w:rPr>
-              <w:t>Finishing</w:t>
-            </w:r>
-          </w:p>
-        </w:tc>
-        <w:tc>
-          <w:tcPr>
-            <w:tcW w:type="dxa" w:w="4986"/>
-            <w:shd w:val="clear" w:color="auto" w:fill="FBEAEA"/>
-          </w:tcPr>
-          <w:p>
-            <w:pPr>
-              <w:spacing w:before="40" w:after="40"/>
-            </w:pPr>
-            <w:r/>
-            <w:r>
-              <w:rPr>
-                <w:rFonts w:ascii="Calibri" w:hAnsi="Calibri" w:eastAsia="Calibri"/>
-                <w:b w:val="0"/>
-                <w:sz w:val="18"/>
-              </w:rPr>
-              <w:t>Session ending; often waiting for cable removal</w:t>
-            </w:r>
-          </w:p>
-        </w:tc>
-      </w:tr>
-      <w:tr>
-        <w:tc>
-          <w:tcPr>
-            <w:tcW w:type="dxa" w:w="4986"/>
-          </w:tcPr>
-          <w:p>
-            <w:pPr>
-              <w:spacing w:before="40" w:after="40"/>
-            </w:pPr>
-            <w:r/>
-            <w:r>
-              <w:rPr>
-                <w:rFonts w:ascii="Calibri" w:hAnsi="Calibri" w:eastAsia="Calibri"/>
-                <w:b w:val="0"/>
-                <w:sz w:val="18"/>
-              </w:rPr>
-              <w:t>Reserved</w:t>
-            </w:r>
-          </w:p>
-        </w:tc>
-        <w:tc>
-          <w:tcPr>
-            <w:tcW w:type="dxa" w:w="4986"/>
-          </w:tcPr>
-          <w:p>
-            <w:pPr>
-              <w:spacing w:before="40" w:after="40"/>
-            </w:pPr>
-            <w:r/>
-            <w:r>
-              <w:rPr>
-                <w:rFonts w:ascii="Calibri" w:hAnsi="Calibri" w:eastAsia="Calibri"/>
-                <w:b w:val="0"/>
-                <w:sz w:val="18"/>
-              </w:rPr>
-              <w:t>Reserved for an idTag</w:t>
-            </w:r>
-          </w:p>
-        </w:tc>
-      </w:tr>
-      <w:tr>
-        <w:tc>
-          <w:tcPr>
-            <w:tcW w:type="dxa" w:w="4986"/>
-            <w:shd w:val="clear" w:color="auto" w:fill="FBEAEA"/>
-          </w:tcPr>
-          <w:p>
-            <w:pPr>
-              <w:spacing w:before="40" w:after="40"/>
-            </w:pPr>
-            <w:r/>
-            <w:r>
-              <w:rPr>
-                <w:rFonts w:ascii="Calibri" w:hAnsi="Calibri" w:eastAsia="Calibri"/>
-                <w:b w:val="0"/>
-                <w:sz w:val="18"/>
-              </w:rPr>
-              <w:t>Unavailable</w:t>
-            </w:r>
-          </w:p>
-        </w:tc>
-        <w:tc>
-          <w:tcPr>
-            <w:tcW w:type="dxa" w:w="4986"/>
-            <w:shd w:val="clear" w:color="auto" w:fill="FBEAEA"/>
-          </w:tcPr>
-          <w:p>
-            <w:pPr>
-              <w:spacing w:before="40" w:after="40"/>
-            </w:pPr>
-            <w:r/>
-            <w:r>
-              <w:rPr>
-                <w:rFonts w:ascii="Calibri" w:hAnsi="Calibri" w:eastAsia="Calibri"/>
-                <w:b w:val="0"/>
-                <w:sz w:val="18"/>
-              </w:rPr>
-              <w:t>Taken out of service</w:t>
-            </w:r>
-          </w:p>
-        </w:tc>
-      </w:tr>
-      <w:tr>
-        <w:tc>
-          <w:tcPr>
-            <w:tcW w:type="dxa" w:w="4986"/>
-          </w:tcPr>
-          <w:p>
-            <w:pPr>
-              <w:spacing w:before="40" w:after="40"/>
-            </w:pPr>
-            <w:r/>
-            <w:r>
-              <w:rPr>
-                <w:rFonts w:ascii="Calibri" w:hAnsi="Calibri" w:eastAsia="Calibri"/>
-                <w:b w:val="0"/>
-                <w:sz w:val="18"/>
-              </w:rPr>
-              <w:t>Faulted</w:t>
-            </w:r>
-          </w:p>
-        </w:tc>
-        <w:tc>
-          <w:tcPr>
-            <w:tcW w:type="dxa" w:w="4986"/>
-          </w:tcPr>
-          <w:p>
-            <w:pPr>
-              <w:spacing w:before="40" w:after="40"/>
-            </w:pPr>
-            <w:r/>
-            <w:r>
-              <w:rPr>
-                <w:rFonts w:ascii="Calibri" w:hAnsi="Calibri" w:eastAsia="Calibri"/>
-                <w:b w:val="0"/>
-                <w:sz w:val="18"/>
-              </w:rPr>
-              <w:t>Error / fault present</w:t>
-            </w:r>
-          </w:p>
-        </w:tc>
-      </w:tr>
-    </w:tbl>
-    <w:p>
-      <w:pPr>
-        <w:spacing w:after="120"/>
-      </w:pPr>
-    </w:p>
-    <w:p>
-      <w:pPr>
-        <w:pStyle w:val="Heading2"/>
-      </w:pPr>
-      <w:r>
-        <w:rPr>
-          <w:rFonts w:ascii="Calibri" w:hAnsi="Calibri" w:eastAsia="Calibri"/>
-          <w:b/>
-          <w:color w:val="374151"/>
-          <w:sz w:val="24"/>
-        </w:rPr>
-        <w:t>Typical happy-path status chain</w:t>
-      </w:r>
-    </w:p>
-    <w:p>
-      <w:pPr>
-        <w:spacing w:after="120"/>
-      </w:pPr>
       <w:r>
         <w:rPr>
           <w:rFonts w:ascii="Consolas" w:hAnsi="Consolas" w:eastAsia="Consolas"/>
@@ -3544,15 +1189,15 @@
           <w:b w:val="0"/>
           <w:sz w:val="22"/>
         </w:rPr>
-        <w:t xml:space="preserve">Some CMS UIs stay on </w:t>
+        <w:t xml:space="preserve">Also: </w:t>
       </w:r>
       <w:r>
         <w:rPr>
-          <w:rFonts w:ascii="Calibri" w:hAnsi="Calibri" w:eastAsia="Calibri"/>
-          <w:b/>
+          <w:rFonts w:ascii="Consolas" w:hAnsi="Consolas" w:eastAsia="Consolas"/>
+          <w:b w:val="0"/>
           <w:sz w:val="22"/>
         </w:rPr>
-        <w:t>Finishing</w:t>
+        <w:t>SuspendedEV</w:t>
       </w:r>
       <w:r>
         <w:rPr>
@@ -3560,15 +1205,15 @@
           <w:b w:val="0"/>
           <w:sz w:val="22"/>
         </w:rPr>
-        <w:t xml:space="preserve"> until they see </w:t>
+        <w:t xml:space="preserve">, </w:t>
       </w:r>
       <w:r>
         <w:rPr>
-          <w:rFonts w:ascii="Calibri" w:hAnsi="Calibri" w:eastAsia="Calibri"/>
-          <w:b/>
+          <w:rFonts w:ascii="Consolas" w:hAnsi="Consolas" w:eastAsia="Consolas"/>
+          <w:b w:val="0"/>
           <w:sz w:val="22"/>
         </w:rPr>
-        <w:t>Available</w:t>
+        <w:t>SuspendedEVSE</w:t>
       </w:r>
       <w:r>
         <w:rPr>
@@ -3576,7 +1221,132 @@
           <w:b w:val="0"/>
           <w:sz w:val="22"/>
         </w:rPr>
-        <w:t xml:space="preserve"> again (and sometimes until unplug). Simulators often force Available shortly after Stop so the CMS does not stick.</w:t>
+        <w:t xml:space="preserve">, </w:t>
+      </w:r>
+      <w:r>
+        <w:rPr>
+          <w:rFonts w:ascii="Consolas" w:hAnsi="Consolas" w:eastAsia="Consolas"/>
+          <w:b w:val="0"/>
+          <w:sz w:val="22"/>
+        </w:rPr>
+        <w:t>Reserved</w:t>
+      </w:r>
+      <w:r>
+        <w:rPr>
+          <w:rFonts w:ascii="Calibri" w:hAnsi="Calibri" w:eastAsia="Calibri"/>
+          <w:b w:val="0"/>
+          <w:sz w:val="22"/>
+        </w:rPr>
+        <w:t xml:space="preserve">, </w:t>
+      </w:r>
+      <w:r>
+        <w:rPr>
+          <w:rFonts w:ascii="Consolas" w:hAnsi="Consolas" w:eastAsia="Consolas"/>
+          <w:b w:val="0"/>
+          <w:sz w:val="22"/>
+        </w:rPr>
+        <w:t>Unavailable</w:t>
+      </w:r>
+      <w:r>
+        <w:rPr>
+          <w:rFonts w:ascii="Calibri" w:hAnsi="Calibri" w:eastAsia="Calibri"/>
+          <w:b w:val="0"/>
+          <w:sz w:val="22"/>
+        </w:rPr>
+        <w:t xml:space="preserve">, </w:t>
+      </w:r>
+      <w:r>
+        <w:rPr>
+          <w:rFonts w:ascii="Consolas" w:hAnsi="Consolas" w:eastAsia="Consolas"/>
+          <w:b w:val="0"/>
+          <w:sz w:val="22"/>
+        </w:rPr>
+        <w:t>Faulted</w:t>
+      </w:r>
+    </w:p>
+    <w:p>
+      <w:pPr>
+        <w:spacing w:after="120"/>
+      </w:pPr>
+      <w:r>
+        <w:rPr>
+          <w:rFonts w:ascii="Calibri" w:hAnsi="Calibri" w:eastAsia="Calibri"/>
+          <w:b/>
+          <w:sz w:val="22"/>
+        </w:rPr>
+        <w:t>StatusNotification</w:t>
+      </w:r>
+      <w:r>
+        <w:rPr>
+          <w:rFonts w:ascii="Calibri" w:hAnsi="Calibri" w:eastAsia="Calibri"/>
+          <w:b w:val="0"/>
+          <w:sz w:val="22"/>
+        </w:rPr>
+        <w:t xml:space="preserve"> carries </w:t>
+      </w:r>
+      <w:r>
+        <w:rPr>
+          <w:rFonts w:ascii="Consolas" w:hAnsi="Consolas" w:eastAsia="Consolas"/>
+          <w:b w:val="0"/>
+          <w:sz w:val="22"/>
+        </w:rPr>
+        <w:t>status</w:t>
+      </w:r>
+      <w:r>
+        <w:rPr>
+          <w:rFonts w:ascii="Calibri" w:hAnsi="Calibri" w:eastAsia="Calibri"/>
+          <w:b w:val="0"/>
+          <w:sz w:val="22"/>
+        </w:rPr>
+        <w:t xml:space="preserve">, </w:t>
+      </w:r>
+      <w:r>
+        <w:rPr>
+          <w:rFonts w:ascii="Consolas" w:hAnsi="Consolas" w:eastAsia="Consolas"/>
+          <w:b w:val="0"/>
+          <w:sz w:val="22"/>
+        </w:rPr>
+        <w:t>errorCode</w:t>
+      </w:r>
+      <w:r>
+        <w:rPr>
+          <w:rFonts w:ascii="Calibri" w:hAnsi="Calibri" w:eastAsia="Calibri"/>
+          <w:b w:val="0"/>
+          <w:sz w:val="22"/>
+        </w:rPr>
+        <w:t xml:space="preserve"> (</w:t>
+      </w:r>
+      <w:r>
+        <w:rPr>
+          <w:rFonts w:ascii="Consolas" w:hAnsi="Consolas" w:eastAsia="Consolas"/>
+          <w:b w:val="0"/>
+          <w:sz w:val="22"/>
+        </w:rPr>
+        <w:t>NoError</w:t>
+      </w:r>
+      <w:r>
+        <w:rPr>
+          <w:rFonts w:ascii="Calibri" w:hAnsi="Calibri" w:eastAsia="Calibri"/>
+          <w:b w:val="0"/>
+          <w:sz w:val="22"/>
+        </w:rPr>
+        <w:t xml:space="preserve"> or fault), optional </w:t>
+      </w:r>
+      <w:r>
+        <w:rPr>
+          <w:rFonts w:ascii="Consolas" w:hAnsi="Consolas" w:eastAsia="Consolas"/>
+          <w:b w:val="0"/>
+          <w:sz w:val="22"/>
+        </w:rPr>
+        <w:t>info</w:t>
+      </w:r>
+      <w:r>
+        <w:rPr>
+          <w:rFonts w:ascii="Calibri" w:hAnsi="Calibri" w:eastAsia="Calibri"/>
+          <w:b w:val="0"/>
+          <w:sz w:val="22"/>
+        </w:rPr>
+        <w:t>.</w:t>
       </w:r>
     </w:p>
     <w:p>
@@ -3590,21 +1360,13 @@
           <w:color w:val="111827"/>
           <w:sz w:val="28"/>
         </w:rPr>
-        <w:t>6. Authorization and idTags</w:t>
+        <w:t>Auth &amp; charging</w:t>
       </w:r>
     </w:p>
     <w:p>
       <w:pPr>
         <w:spacing w:after="120"/>
       </w:pPr>
-      <w:r>
-        <w:rPr>
-          <w:rFonts w:ascii="Calibri" w:hAnsi="Calibri" w:eastAsia="Calibri"/>
-          <w:b w:val="0"/>
-          <w:sz w:val="22"/>
-        </w:rPr>
-        <w:t xml:space="preserve">An </w:t>
-      </w:r>
       <w:r>
         <w:rPr>
           <w:rFonts w:ascii="Calibri" w:hAnsi="Calibri" w:eastAsia="Calibri"/>
@@ -3619,61 +1381,7 @@
           <w:b w:val="0"/>
           <w:sz w:val="22"/>
         </w:rPr>
-        <w:t xml:space="preserve"> is a string identifying the driver credential: RFID card UID, app token, virtual card, etc.</w:t>
-      </w:r>
-    </w:p>
-    <w:p>
-      <w:pPr>
-        <w:pStyle w:val="Heading2"/>
-      </w:pPr>
-      <w:r>
-        <w:rPr>
-          <w:rFonts w:ascii="Calibri" w:hAnsi="Calibri" w:eastAsia="Calibri"/>
-          <w:b/>
-          <w:color w:val="374151"/>
-          <w:sz w:val="24"/>
-        </w:rPr>
-        <w:t>Authorize</w:t>
-      </w:r>
-    </w:p>
-    <w:p>
-      <w:pPr>
-        <w:pStyle w:val="ListBullet"/>
-      </w:pPr>
-      <w:r>
-        <w:rPr>
-          <w:rFonts w:ascii="Calibri" w:hAnsi="Calibri" w:eastAsia="Calibri"/>
-          <w:b w:val="0"/>
-          <w:sz w:val="22"/>
-        </w:rPr>
-        <w:t>CP → CMS: { "idTag": "CARD-7F2A91" }</w:t>
-      </w:r>
-    </w:p>
-    <w:p>
-      <w:pPr>
-        <w:pStyle w:val="ListBullet"/>
-      </w:pPr>
-      <w:r>
-        <w:rPr>
-          <w:rFonts w:ascii="Calibri" w:hAnsi="Calibri" w:eastAsia="Calibri"/>
-          <w:b w:val="0"/>
-          <w:sz w:val="22"/>
-        </w:rPr>
-        <w:t>CMS → CP: { "idTagInfo": { "status": "Accepted", "expiryDate": "...", "parentIdTag": "..." } }</w:t>
-      </w:r>
-    </w:p>
-    <w:p>
-      <w:pPr>
-        <w:pStyle w:val="Heading2"/>
-      </w:pPr>
-      <w:r>
-        <w:rPr>
-          <w:rFonts w:ascii="Calibri" w:hAnsi="Calibri" w:eastAsia="Calibri"/>
-          <w:b/>
-          <w:color w:val="374151"/>
-          <w:sz w:val="24"/>
-        </w:rPr>
-        <w:t>Common idTagInfo.status values</w:t>
+        <w:t xml:space="preserve"> = RFID / app token string.</w:t>
       </w:r>
     </w:p>
     <w:tbl>
@@ -3705,7 +1413,7 @@
                 <w:color w:val="FFFFFF"/>
                 <w:sz w:val="18"/>
               </w:rPr>
-              <w:t>Status</w:t>
+              <w:t>Step</w:t>
             </w:r>
           </w:p>
         </w:tc>
@@ -3726,7 +1434,7 @@
                 <w:color w:val="FFFFFF"/>
                 <w:sz w:val="18"/>
               </w:rPr>
-              <w:t>Meaning</w:t>
+              <w:t>Message</w:t>
             </w:r>
           </w:p>
         </w:tc>
@@ -3747,7 +1455,7 @@
                 <w:b w:val="0"/>
                 <w:sz w:val="18"/>
               </w:rPr>
-              <w:t>Accepted</w:t>
+              <w:t>Check tag</w:t>
             </w:r>
           </w:p>
         </w:tc>
@@ -3766,7 +1474,7 @@
                 <w:b w:val="0"/>
                 <w:sz w:val="18"/>
               </w:rPr>
-              <w:t>Allowed to charge</w:t>
+              <w:t>Authorize → idTagInfo.status (Accepted, Invalid, Blocked, Expired, ConcurrentTx)</w:t>
             </w:r>
           </w:p>
         </w:tc>
@@ -3788,7 +1496,7 @@
                 <w:b w:val="0"/>
                 <w:sz w:val="18"/>
               </w:rPr>
-              <w:t>Blocked</w:t>
+              <w:t>Open session</w:t>
             </w:r>
           </w:p>
         </w:tc>
@@ -3808,7 +1516,7 @@
                 <w:b w:val="0"/>
                 <w:sz w:val="18"/>
               </w:rPr>
-              <w:t>Explicitly blocked</w:t>
+              <w:t>StartTransaction → CMS returns transactionId</w:t>
             </w:r>
           </w:p>
         </w:tc>
@@ -3829,7 +1537,7 @@
                 <w:b w:val="0"/>
                 <w:sz w:val="18"/>
               </w:rPr>
-              <w:t>Expired</w:t>
+              <w:t>While charging</w:t>
             </w:r>
           </w:p>
         </w:tc>
@@ -3848,7 +1556,7 @@
                 <w:b w:val="0"/>
                 <w:sz w:val="18"/>
               </w:rPr>
-              <w:t>Tag expired</w:t>
+              <w:t>MeterValues (energy, power, SoC, …)</w:t>
             </w:r>
           </w:p>
         </w:tc>
@@ -3870,7 +1578,7 @@
                 <w:b w:val="0"/>
                 <w:sz w:val="18"/>
               </w:rPr>
-              <w:t>Invalid</w:t>
+              <w:t>Close session</w:t>
             </w:r>
           </w:p>
         </w:tc>
@@ -3890,47 +1598,7 @@
                 <w:b w:val="0"/>
                 <w:sz w:val="18"/>
               </w:rPr>
-              <w:t>Unknown / not valid</w:t>
-            </w:r>
-          </w:p>
-        </w:tc>
-      </w:tr>
-      <w:tr>
-        <w:tc>
-          <w:tcPr>
-            <w:tcW w:type="dxa" w:w="4986"/>
-          </w:tcPr>
-          <w:p>
-            <w:pPr>
-              <w:spacing w:before="40" w:after="40"/>
-            </w:pPr>
-            <w:r/>
-            <w:r>
-              <w:rPr>
-                <w:rFonts w:ascii="Calibri" w:hAnsi="Calibri" w:eastAsia="Calibri"/>
-                <w:b w:val="0"/>
-                <w:sz w:val="18"/>
-              </w:rPr>
-              <w:t>ConcurrentTx</w:t>
-            </w:r>
-          </w:p>
-        </w:tc>
-        <w:tc>
-          <w:tcPr>
-            <w:tcW w:type="dxa" w:w="4986"/>
-          </w:tcPr>
-          <w:p>
-            <w:pPr>
-              <w:spacing w:before="40" w:after="40"/>
-            </w:pPr>
-            <w:r/>
-            <w:r>
-              <w:rPr>
-                <w:rFonts w:ascii="Calibri" w:hAnsi="Calibri" w:eastAsia="Calibri"/>
-                <w:b w:val="0"/>
-                <w:sz w:val="18"/>
-              </w:rPr>
-              <w:t>Already has another concurrent transaction (many CMS platforms enforce this)</w:t>
+              <w:t>StopTransaction (reason: Local, Remote, EVDisconnected, EmergencyStop, …)</w:t>
             </w:r>
           </w:p>
         </w:tc>
@@ -3943,176 +1611,6 @@
     </w:p>
     <w:p>
       <w:pPr>
-        <w:pStyle w:val="Heading2"/>
-      </w:pPr>
-      <w:r>
-        <w:rPr>
-          <w:rFonts w:ascii="Calibri" w:hAnsi="Calibri" w:eastAsia="Calibri"/>
-          <w:b/>
-          <w:color w:val="374151"/>
-          <w:sz w:val="24"/>
-        </w:rPr>
-        <w:t>Where authorization can happen</w:t>
-      </w:r>
-    </w:p>
-    <w:p>
-      <w:pPr>
-        <w:spacing w:after="120"/>
-      </w:pPr>
-      <w:r>
-        <w:rPr>
-          <w:rFonts w:ascii="Calibri" w:hAnsi="Calibri" w:eastAsia="Calibri"/>
-          <w:b w:val="0"/>
-          <w:sz w:val="22"/>
-        </w:rPr>
-        <w:t xml:space="preserve">1. </w:t>
-      </w:r>
-      <w:r>
-        <w:rPr>
-          <w:rFonts w:ascii="Calibri" w:hAnsi="Calibri" w:eastAsia="Calibri"/>
-          <w:b/>
-          <w:sz w:val="22"/>
-        </w:rPr>
-        <w:t>Online Authorize</w:t>
-      </w:r>
-      <w:r>
-        <w:rPr>
-          <w:rFonts w:ascii="Calibri" w:hAnsi="Calibri" w:eastAsia="Calibri"/>
-          <w:b w:val="0"/>
-          <w:sz w:val="22"/>
-        </w:rPr>
-        <w:t xml:space="preserve"> to CMS</w:t>
-      </w:r>
-    </w:p>
-    <w:p>
-      <w:pPr>
-        <w:spacing w:after="120"/>
-      </w:pPr>
-      <w:r>
-        <w:rPr>
-          <w:rFonts w:ascii="Calibri" w:hAnsi="Calibri" w:eastAsia="Calibri"/>
-          <w:b w:val="0"/>
-          <w:sz w:val="22"/>
-        </w:rPr>
-        <w:t xml:space="preserve">2. </w:t>
-      </w:r>
-      <w:r>
-        <w:rPr>
-          <w:rFonts w:ascii="Calibri" w:hAnsi="Calibri" w:eastAsia="Calibri"/>
-          <w:b/>
-          <w:sz w:val="22"/>
-        </w:rPr>
-        <w:t>Authorization cache</w:t>
-      </w:r>
-      <w:r>
-        <w:rPr>
-          <w:rFonts w:ascii="Calibri" w:hAnsi="Calibri" w:eastAsia="Calibri"/>
-          <w:b w:val="0"/>
-          <w:sz w:val="22"/>
-        </w:rPr>
-        <w:t xml:space="preserve"> on the CP</w:t>
-      </w:r>
-    </w:p>
-    <w:p>
-      <w:pPr>
-        <w:spacing w:after="120"/>
-      </w:pPr>
-      <w:r>
-        <w:rPr>
-          <w:rFonts w:ascii="Calibri" w:hAnsi="Calibri" w:eastAsia="Calibri"/>
-          <w:b w:val="0"/>
-          <w:sz w:val="22"/>
-        </w:rPr>
-        <w:t xml:space="preserve">3. </w:t>
-      </w:r>
-      <w:r>
-        <w:rPr>
-          <w:rFonts w:ascii="Calibri" w:hAnsi="Calibri" w:eastAsia="Calibri"/>
-          <w:b/>
-          <w:sz w:val="22"/>
-        </w:rPr>
-        <w:t>Local authorization list</w:t>
-      </w:r>
-      <w:r>
-        <w:rPr>
-          <w:rFonts w:ascii="Calibri" w:hAnsi="Calibri" w:eastAsia="Calibri"/>
-          <w:b w:val="0"/>
-          <w:sz w:val="22"/>
-        </w:rPr>
-        <w:t xml:space="preserve"> (</w:t>
-      </w:r>
-      <w:r>
-        <w:rPr>
-          <w:rFonts w:ascii="Consolas" w:hAnsi="Consolas" w:eastAsia="Consolas"/>
-          <w:b w:val="0"/>
-          <w:sz w:val="22"/>
-        </w:rPr>
-        <w:t>SendLocalList</w:t>
-      </w:r>
-      <w:r>
-        <w:rPr>
-          <w:rFonts w:ascii="Calibri" w:hAnsi="Calibri" w:eastAsia="Calibri"/>
-          <w:b w:val="0"/>
-          <w:sz w:val="22"/>
-        </w:rPr>
-        <w:t>)</w:t>
-      </w:r>
-    </w:p>
-    <w:p>
-      <w:pPr>
-        <w:spacing w:after="120"/>
-      </w:pPr>
-      <w:r>
-        <w:rPr>
-          <w:rFonts w:ascii="Calibri" w:hAnsi="Calibri" w:eastAsia="Calibri"/>
-          <w:b w:val="0"/>
-          <w:sz w:val="22"/>
-        </w:rPr>
-        <w:t xml:space="preserve">4. Simulator modes (Massive Mobility sim): </w:t>
-      </w:r>
-      <w:r>
-        <w:rPr>
-          <w:rFonts w:ascii="Calibri" w:hAnsi="Calibri" w:eastAsia="Calibri"/>
-          <w:b/>
-          <w:sz w:val="22"/>
-        </w:rPr>
-        <w:t>Local only</w:t>
-      </w:r>
-      <w:r>
-        <w:rPr>
-          <w:rFonts w:ascii="Calibri" w:hAnsi="Calibri" w:eastAsia="Calibri"/>
-          <w:b w:val="0"/>
-          <w:sz w:val="22"/>
-        </w:rPr>
-        <w:t xml:space="preserve"> / </w:t>
-      </w:r>
-      <w:r>
-        <w:rPr>
-          <w:rFonts w:ascii="Calibri" w:hAnsi="Calibri" w:eastAsia="Calibri"/>
-          <w:b/>
-          <w:sz w:val="22"/>
-        </w:rPr>
-        <w:t>CMS only</w:t>
-      </w:r>
-      <w:r>
-        <w:rPr>
-          <w:rFonts w:ascii="Calibri" w:hAnsi="Calibri" w:eastAsia="Calibri"/>
-          <w:b w:val="0"/>
-          <w:sz w:val="22"/>
-        </w:rPr>
-        <w:t xml:space="preserve"> / </w:t>
-      </w:r>
-      <w:r>
-        <w:rPr>
-          <w:rFonts w:ascii="Calibri" w:hAnsi="Calibri" w:eastAsia="Calibri"/>
-          <w:b/>
-          <w:sz w:val="22"/>
-        </w:rPr>
-        <w:t>Local or CMS</w:t>
-      </w:r>
-    </w:p>
-    <w:p>
-      <w:pPr>
         <w:spacing w:after="120"/>
       </w:pPr>
       <w:r>
@@ -4121,7 +1619,7 @@
           <w:b/>
           <w:sz w:val="22"/>
         </w:rPr>
-        <w:t>Important:</w:t>
+        <w:t>Remote start:</w:t>
       </w:r>
       <w:r>
         <w:rPr>
@@ -4129,297 +1627,7 @@
           <w:b w:val="0"/>
           <w:sz w:val="22"/>
         </w:rPr>
-        <w:t xml:space="preserve"> Even if a simulator accepts a lab tag locally, the CMS may still reject </w:t>
-      </w:r>
-      <w:r>
-        <w:rPr>
-          <w:rFonts w:ascii="Consolas" w:hAnsi="Consolas" w:eastAsia="Consolas"/>
-          <w:b w:val="0"/>
-          <w:sz w:val="22"/>
-        </w:rPr>
-        <w:t>StartTransaction</w:t>
-      </w:r>
-      <w:r>
-        <w:rPr>
-          <w:rFonts w:ascii="Calibri" w:hAnsi="Calibri" w:eastAsia="Calibri"/>
-          <w:b w:val="0"/>
-          <w:sz w:val="22"/>
-        </w:rPr>
-        <w:t xml:space="preserve"> if that tag is not registered in the CMS, or if the same RFID is already charging on another connector (</w:t>
-      </w:r>
-      <w:r>
-        <w:rPr>
-          <w:rFonts w:ascii="Consolas" w:hAnsi="Consolas" w:eastAsia="Consolas"/>
-          <w:b w:val="0"/>
-          <w:sz w:val="22"/>
-        </w:rPr>
-        <w:t>Blocked</w:t>
-      </w:r>
-      <w:r>
-        <w:rPr>
-          <w:rFonts w:ascii="Calibri" w:hAnsi="Calibri" w:eastAsia="Calibri"/>
-          <w:b w:val="0"/>
-          <w:sz w:val="22"/>
-        </w:rPr>
-        <w:t xml:space="preserve"> / </w:t>
-      </w:r>
-      <w:r>
-        <w:rPr>
-          <w:rFonts w:ascii="Consolas" w:hAnsi="Consolas" w:eastAsia="Consolas"/>
-          <w:b w:val="0"/>
-          <w:sz w:val="22"/>
-        </w:rPr>
-        <w:t>ConcurrentTx</w:t>
-      </w:r>
-      <w:r>
-        <w:rPr>
-          <w:rFonts w:ascii="Calibri" w:hAnsi="Calibri" w:eastAsia="Calibri"/>
-          <w:b w:val="0"/>
-          <w:sz w:val="22"/>
-        </w:rPr>
-        <w:t>).</w:t>
-      </w:r>
-    </w:p>
-    <w:p>
-      <w:pPr>
-        <w:pStyle w:val="Heading1"/>
-      </w:pPr>
-      <w:r>
-        <w:rPr>
-          <w:rFonts w:ascii="Calibri" w:hAnsi="Calibri" w:eastAsia="Calibri"/>
-          <w:b/>
-          <w:color w:val="111827"/>
-          <w:sz w:val="28"/>
-        </w:rPr>
-        <w:t>7. Charging session flows</w:t>
-      </w:r>
-    </w:p>
-    <w:p>
-      <w:pPr>
-        <w:pStyle w:val="Heading2"/>
-      </w:pPr>
-      <w:r>
-        <w:rPr>
-          <w:rFonts w:ascii="Calibri" w:hAnsi="Calibri" w:eastAsia="Calibri"/>
-          <w:b/>
-          <w:color w:val="374151"/>
-          <w:sz w:val="24"/>
-        </w:rPr>
-        <w:t>A) Local start (RFID / HMI)</w:t>
-      </w:r>
-    </w:p>
-    <w:p>
-      <w:pPr>
-        <w:spacing w:after="120"/>
-      </w:pPr>
-      <w:r>
-        <w:rPr>
-          <w:rFonts w:ascii="Calibri" w:hAnsi="Calibri" w:eastAsia="Calibri"/>
-          <w:b w:val="0"/>
-          <w:sz w:val="22"/>
-        </w:rPr>
-        <w:t>1. Cable plugged (optional depending on charger logic)</w:t>
-      </w:r>
-    </w:p>
-    <w:p>
-      <w:pPr>
-        <w:spacing w:after="120"/>
-      </w:pPr>
-      <w:r>
-        <w:rPr>
-          <w:rFonts w:ascii="Calibri" w:hAnsi="Calibri" w:eastAsia="Calibri"/>
-          <w:b w:val="0"/>
-          <w:sz w:val="22"/>
-        </w:rPr>
-        <w:t xml:space="preserve">2. </w:t>
-      </w:r>
-      <w:r>
-        <w:rPr>
-          <w:rFonts w:ascii="Calibri" w:hAnsi="Calibri" w:eastAsia="Calibri"/>
-          <w:b/>
-          <w:sz w:val="22"/>
-        </w:rPr>
-        <w:t>Authorize</w:t>
-      </w:r>
-      <w:r>
-        <w:rPr>
-          <w:rFonts w:ascii="Calibri" w:hAnsi="Calibri" w:eastAsia="Calibri"/>
-          <w:b w:val="0"/>
-          <w:sz w:val="22"/>
-        </w:rPr>
-        <w:t xml:space="preserve"> idTag (local and/or CMS)</w:t>
-      </w:r>
-    </w:p>
-    <w:p>
-      <w:pPr>
-        <w:spacing w:after="120"/>
-      </w:pPr>
-      <w:r>
-        <w:rPr>
-          <w:rFonts w:ascii="Calibri" w:hAnsi="Calibri" w:eastAsia="Calibri"/>
-          <w:b w:val="0"/>
-          <w:sz w:val="22"/>
-        </w:rPr>
-        <w:t xml:space="preserve">3. </w:t>
-      </w:r>
-      <w:r>
-        <w:rPr>
-          <w:rFonts w:ascii="Calibri" w:hAnsi="Calibri" w:eastAsia="Calibri"/>
-          <w:b/>
-          <w:sz w:val="22"/>
-        </w:rPr>
-        <w:t>StartTransaction</w:t>
-      </w:r>
-      <w:r>
-        <w:rPr>
-          <w:rFonts w:ascii="Calibri" w:hAnsi="Calibri" w:eastAsia="Calibri"/>
-          <w:b w:val="0"/>
-          <w:sz w:val="22"/>
-        </w:rPr>
-        <w:t xml:space="preserve"> → CMS returns </w:t>
-      </w:r>
-      <w:r>
-        <w:rPr>
-          <w:rFonts w:ascii="Consolas" w:hAnsi="Consolas" w:eastAsia="Consolas"/>
-          <w:b w:val="0"/>
-          <w:sz w:val="22"/>
-        </w:rPr>
-        <w:t>transactionId</w:t>
-      </w:r>
-    </w:p>
-    <w:p>
-      <w:pPr>
-        <w:spacing w:after="120"/>
-      </w:pPr>
-      <w:r>
-        <w:rPr>
-          <w:rFonts w:ascii="Calibri" w:hAnsi="Calibri" w:eastAsia="Calibri"/>
-          <w:b w:val="0"/>
-          <w:sz w:val="22"/>
-        </w:rPr>
-        <w:t xml:space="preserve">4. Status → </w:t>
-      </w:r>
-      <w:r>
-        <w:rPr>
-          <w:rFonts w:ascii="Consolas" w:hAnsi="Consolas" w:eastAsia="Consolas"/>
-          <w:b w:val="0"/>
-          <w:sz w:val="22"/>
-        </w:rPr>
-        <w:t>Charging</w:t>
-      </w:r>
-    </w:p>
-    <w:p>
-      <w:pPr>
-        <w:spacing w:after="120"/>
-      </w:pPr>
-      <w:r>
-        <w:rPr>
-          <w:rFonts w:ascii="Calibri" w:hAnsi="Calibri" w:eastAsia="Calibri"/>
-          <w:b w:val="0"/>
-          <w:sz w:val="22"/>
-        </w:rPr>
-        <w:t xml:space="preserve">5. Periodic </w:t>
-      </w:r>
-      <w:r>
-        <w:rPr>
-          <w:rFonts w:ascii="Calibri" w:hAnsi="Calibri" w:eastAsia="Calibri"/>
-          <w:b/>
-          <w:sz w:val="22"/>
-        </w:rPr>
-        <w:t>MeterValues</w:t>
-      </w:r>
-    </w:p>
-    <w:p>
-      <w:pPr>
-        <w:spacing w:after="120"/>
-      </w:pPr>
-      <w:r>
-        <w:rPr>
-          <w:rFonts w:ascii="Calibri" w:hAnsi="Calibri" w:eastAsia="Calibri"/>
-          <w:b w:val="0"/>
-          <w:sz w:val="22"/>
-        </w:rPr>
-        <w:t xml:space="preserve">6. </w:t>
-      </w:r>
-      <w:r>
-        <w:rPr>
-          <w:rFonts w:ascii="Calibri" w:hAnsi="Calibri" w:eastAsia="Calibri"/>
-          <w:b/>
-          <w:sz w:val="22"/>
-        </w:rPr>
-        <w:t>StopTransaction</w:t>
-      </w:r>
-      <w:r>
-        <w:rPr>
-          <w:rFonts w:ascii="Calibri" w:hAnsi="Calibri" w:eastAsia="Calibri"/>
-          <w:b w:val="0"/>
-          <w:sz w:val="22"/>
-        </w:rPr>
-        <w:t xml:space="preserve"> (local stop, app stop, E-stop, EV disconnect, …)</w:t>
-      </w:r>
-    </w:p>
-    <w:p>
-      <w:pPr>
-        <w:spacing w:after="120"/>
-      </w:pPr>
-      <w:r>
-        <w:rPr>
-          <w:rFonts w:ascii="Calibri" w:hAnsi="Calibri" w:eastAsia="Calibri"/>
-          <w:b w:val="0"/>
-          <w:sz w:val="22"/>
-        </w:rPr>
-        <w:t xml:space="preserve">7. Status → </w:t>
-      </w:r>
-      <w:r>
-        <w:rPr>
-          <w:rFonts w:ascii="Consolas" w:hAnsi="Consolas" w:eastAsia="Consolas"/>
-          <w:b w:val="0"/>
-          <w:sz w:val="22"/>
-        </w:rPr>
-        <w:t>Finishing</w:t>
-      </w:r>
-      <w:r>
-        <w:rPr>
-          <w:rFonts w:ascii="Calibri" w:hAnsi="Calibri" w:eastAsia="Calibri"/>
-          <w:b w:val="0"/>
-          <w:sz w:val="22"/>
-        </w:rPr>
-        <w:t xml:space="preserve"> → </w:t>
-      </w:r>
-      <w:r>
-        <w:rPr>
-          <w:rFonts w:ascii="Consolas" w:hAnsi="Consolas" w:eastAsia="Consolas"/>
-          <w:b w:val="0"/>
-          <w:sz w:val="22"/>
-        </w:rPr>
-        <w:t>Available</w:t>
-      </w:r>
-    </w:p>
-    <w:p>
-      <w:pPr>
-        <w:pStyle w:val="Heading2"/>
-      </w:pPr>
-      <w:r>
-        <w:rPr>
-          <w:rFonts w:ascii="Calibri" w:hAnsi="Calibri" w:eastAsia="Calibri"/>
-          <w:b/>
-          <w:color w:val="374151"/>
-          <w:sz w:val="24"/>
-        </w:rPr>
-        <w:t>B) Remote start (app / CMS)</w:t>
-      </w:r>
-    </w:p>
-    <w:p>
-      <w:pPr>
-        <w:spacing w:after="120"/>
-      </w:pPr>
-      <w:r>
-        <w:rPr>
-          <w:rFonts w:ascii="Calibri" w:hAnsi="Calibri" w:eastAsia="Calibri"/>
-          <w:b w:val="0"/>
-          <w:sz w:val="22"/>
-        </w:rPr>
-        <w:t xml:space="preserve">1. CMS sends </w:t>
+        <w:t xml:space="preserve"> CMS </w:t>
       </w:r>
       <w:r>
         <w:rPr>
@@ -4435,15 +1643,7 @@
           <w:b w:val="0"/>
           <w:sz w:val="22"/>
         </w:rPr>
-        <w:t xml:space="preserve"> </w:t>
-      </w:r>
-      <w:r>
-        <w:rPr>
-          <w:rFonts w:ascii="Consolas" w:hAnsi="Consolas" w:eastAsia="Consolas"/>
-          <w:b w:val="0"/>
-          <w:sz w:val="22"/>
-        </w:rPr>
-        <w:t>{ idTag, connectorId? }</w:t>
+        <w:t xml:space="preserve"> → CP Authorize (if configured) + StartTransaction</w:t>
       </w:r>
     </w:p>
     <w:p>
@@ -4453,18 +1653,10 @@
       <w:r>
         <w:rPr>
           <w:rFonts w:ascii="Calibri" w:hAnsi="Calibri" w:eastAsia="Calibri"/>
-          <w:b w:val="0"/>
+          <w:b/>
           <w:sz w:val="22"/>
         </w:rPr>
-        <w:t xml:space="preserve">2. CP answers </w:t>
-      </w:r>
-      <w:r>
-        <w:rPr>
-          <w:rFonts w:ascii="Consolas" w:hAnsi="Consolas" w:eastAsia="Consolas"/>
-          <w:b w:val="0"/>
-          <w:sz w:val="22"/>
-        </w:rPr>
-        <w:t>Accepted</w:t>
+        <w:t>Remote stop:</w:t>
       </w:r>
       <w:r>
         <w:rPr>
@@ -4472,41 +1664,7 @@
           <w:b w:val="0"/>
           <w:sz w:val="22"/>
         </w:rPr>
-        <w:t xml:space="preserve"> or </w:t>
-      </w:r>
-      <w:r>
-        <w:rPr>
-          <w:rFonts w:ascii="Consolas" w:hAnsi="Consolas" w:eastAsia="Consolas"/>
-          <w:b w:val="0"/>
-          <w:sz w:val="22"/>
-        </w:rPr>
-        <w:t>Rejected</w:t>
-      </w:r>
-    </w:p>
-    <w:p>
-      <w:pPr>
-        <w:spacing w:after="120"/>
-      </w:pPr>
-      <w:r>
-        <w:rPr>
-          <w:rFonts w:ascii="Calibri" w:hAnsi="Calibri" w:eastAsia="Calibri"/>
-          <w:b w:val="0"/>
-          <w:sz w:val="22"/>
-        </w:rPr>
-        <w:t>3. If accepted, CP runs Authorize (if configured) + StartTransaction</w:t>
-      </w:r>
-    </w:p>
-    <w:p>
-      <w:pPr>
-        <w:spacing w:after="120"/>
-      </w:pPr>
-      <w:r>
-        <w:rPr>
-          <w:rFonts w:ascii="Calibri" w:hAnsi="Calibri" w:eastAsia="Calibri"/>
-          <w:b w:val="0"/>
-          <w:sz w:val="22"/>
-        </w:rPr>
-        <w:t xml:space="preserve">4. Later CMS may send </w:t>
+        <w:t xml:space="preserve"> CMS </w:t>
       </w:r>
       <w:r>
         <w:rPr>
@@ -4535,777 +1693,6 @@
     </w:p>
     <w:p>
       <w:pPr>
-        <w:pStyle w:val="Heading2"/>
-      </w:pPr>
-      <w:r>
-        <w:rPr>
-          <w:rFonts w:ascii="Calibri" w:hAnsi="Calibri" w:eastAsia="Calibri"/>
-          <w:b/>
-          <w:color w:val="374151"/>
-          <w:sz w:val="24"/>
-        </w:rPr>
-        <w:t>StartTransaction.req — key fields</w:t>
-      </w:r>
-    </w:p>
-    <w:tbl>
-      <w:tblPr>
-        <w:tblStyle w:val="TableGrid"/>
-        <w:tblW w:type="auto" w:w="0"/>
-        <w:tblLayout w:type="autofit"/>
-        <w:tblLook w:firstColumn="1" w:firstRow="1" w:lastColumn="0" w:lastRow="0" w:noHBand="0" w:noVBand="1" w:val="04A0"/>
-      </w:tblPr>
-      <w:tblGrid>
-        <w:gridCol w:w="4986"/>
-        <w:gridCol w:w="4986"/>
-      </w:tblGrid>
-      <w:tr>
-        <w:tc>
-          <w:tcPr>
-            <w:tcW w:type="dxa" w:w="4986"/>
-            <w:shd w:val="clear" w:color="auto" w:fill="C02434"/>
-          </w:tcPr>
-          <w:p>
-            <w:pPr>
-              <w:spacing w:before="40" w:after="40"/>
-            </w:pPr>
-            <w:r/>
-            <w:r>
-              <w:rPr>
-                <w:rFonts w:ascii="Calibri" w:hAnsi="Calibri" w:eastAsia="Calibri"/>
-                <w:b/>
-                <w:color w:val="FFFFFF"/>
-                <w:sz w:val="18"/>
-              </w:rPr>
-              <w:t>Field</w:t>
-            </w:r>
-          </w:p>
-        </w:tc>
-        <w:tc>
-          <w:tcPr>
-            <w:tcW w:type="dxa" w:w="4986"/>
-            <w:shd w:val="clear" w:color="auto" w:fill="C02434"/>
-          </w:tcPr>
-          <w:p>
-            <w:pPr>
-              <w:spacing w:before="40" w:after="40"/>
-            </w:pPr>
-            <w:r/>
-            <w:r>
-              <w:rPr>
-                <w:rFonts w:ascii="Calibri" w:hAnsi="Calibri" w:eastAsia="Calibri"/>
-                <w:b/>
-                <w:color w:val="FFFFFF"/>
-                <w:sz w:val="18"/>
-              </w:rPr>
-              <w:t>Meaning</w:t>
-            </w:r>
-          </w:p>
-        </w:tc>
-      </w:tr>
-      <w:tr>
-        <w:tc>
-          <w:tcPr>
-            <w:tcW w:type="dxa" w:w="4986"/>
-          </w:tcPr>
-          <w:p>
-            <w:pPr>
-              <w:spacing w:before="40" w:after="40"/>
-            </w:pPr>
-            <w:r/>
-            <w:r>
-              <w:rPr>
-                <w:rFonts w:ascii="Calibri" w:hAnsi="Calibri" w:eastAsia="Calibri"/>
-                <w:b w:val="0"/>
-                <w:sz w:val="18"/>
-              </w:rPr>
-              <w:t>connectorId</w:t>
-            </w:r>
-          </w:p>
-        </w:tc>
-        <w:tc>
-          <w:tcPr>
-            <w:tcW w:type="dxa" w:w="4986"/>
-          </w:tcPr>
-          <w:p>
-            <w:pPr>
-              <w:spacing w:before="40" w:after="40"/>
-            </w:pPr>
-            <w:r/>
-            <w:r>
-              <w:rPr>
-                <w:rFonts w:ascii="Calibri" w:hAnsi="Calibri" w:eastAsia="Calibri"/>
-                <w:b w:val="0"/>
-                <w:sz w:val="18"/>
-              </w:rPr>
-              <w:t>Outlet number (1…N)</w:t>
-            </w:r>
-          </w:p>
-        </w:tc>
-      </w:tr>
-      <w:tr>
-        <w:tc>
-          <w:tcPr>
-            <w:tcW w:type="dxa" w:w="4986"/>
-            <w:shd w:val="clear" w:color="auto" w:fill="FBEAEA"/>
-          </w:tcPr>
-          <w:p>
-            <w:pPr>
-              <w:spacing w:before="40" w:after="40"/>
-            </w:pPr>
-            <w:r/>
-            <w:r>
-              <w:rPr>
-                <w:rFonts w:ascii="Calibri" w:hAnsi="Calibri" w:eastAsia="Calibri"/>
-                <w:b w:val="0"/>
-                <w:sz w:val="18"/>
-              </w:rPr>
-              <w:t>idTag</w:t>
-            </w:r>
-          </w:p>
-        </w:tc>
-        <w:tc>
-          <w:tcPr>
-            <w:tcW w:type="dxa" w:w="4986"/>
-            <w:shd w:val="clear" w:color="auto" w:fill="FBEAEA"/>
-          </w:tcPr>
-          <w:p>
-            <w:pPr>
-              <w:spacing w:before="40" w:after="40"/>
-            </w:pPr>
-            <w:r/>
-            <w:r>
-              <w:rPr>
-                <w:rFonts w:ascii="Calibri" w:hAnsi="Calibri" w:eastAsia="Calibri"/>
-                <w:b w:val="0"/>
-                <w:sz w:val="18"/>
-              </w:rPr>
-              <w:t>Credential</w:t>
-            </w:r>
-          </w:p>
-        </w:tc>
-      </w:tr>
-      <w:tr>
-        <w:tc>
-          <w:tcPr>
-            <w:tcW w:type="dxa" w:w="4986"/>
-          </w:tcPr>
-          <w:p>
-            <w:pPr>
-              <w:spacing w:before="40" w:after="40"/>
-            </w:pPr>
-            <w:r/>
-            <w:r>
-              <w:rPr>
-                <w:rFonts w:ascii="Calibri" w:hAnsi="Calibri" w:eastAsia="Calibri"/>
-                <w:b w:val="0"/>
-                <w:sz w:val="18"/>
-              </w:rPr>
-              <w:t>meterStart</w:t>
-            </w:r>
-          </w:p>
-        </w:tc>
-        <w:tc>
-          <w:tcPr>
-            <w:tcW w:type="dxa" w:w="4986"/>
-          </w:tcPr>
-          <w:p>
-            <w:pPr>
-              <w:spacing w:before="40" w:after="40"/>
-            </w:pPr>
-            <w:r/>
-            <w:r>
-              <w:rPr>
-                <w:rFonts w:ascii="Calibri" w:hAnsi="Calibri" w:eastAsia="Calibri"/>
-                <w:b w:val="0"/>
-                <w:sz w:val="18"/>
-              </w:rPr>
-              <w:t>Wh (or meter unit) at start</w:t>
-            </w:r>
-          </w:p>
-        </w:tc>
-      </w:tr>
-      <w:tr>
-        <w:tc>
-          <w:tcPr>
-            <w:tcW w:type="dxa" w:w="4986"/>
-            <w:shd w:val="clear" w:color="auto" w:fill="FBEAEA"/>
-          </w:tcPr>
-          <w:p>
-            <w:pPr>
-              <w:spacing w:before="40" w:after="40"/>
-            </w:pPr>
-            <w:r/>
-            <w:r>
-              <w:rPr>
-                <w:rFonts w:ascii="Calibri" w:hAnsi="Calibri" w:eastAsia="Calibri"/>
-                <w:b w:val="0"/>
-                <w:sz w:val="18"/>
-              </w:rPr>
-              <w:t>timestamp</w:t>
-            </w:r>
-          </w:p>
-        </w:tc>
-        <w:tc>
-          <w:tcPr>
-            <w:tcW w:type="dxa" w:w="4986"/>
-            <w:shd w:val="clear" w:color="auto" w:fill="FBEAEA"/>
-          </w:tcPr>
-          <w:p>
-            <w:pPr>
-              <w:spacing w:before="40" w:after="40"/>
-            </w:pPr>
-            <w:r/>
-            <w:r>
-              <w:rPr>
-                <w:rFonts w:ascii="Calibri" w:hAnsi="Calibri" w:eastAsia="Calibri"/>
-                <w:b w:val="0"/>
-                <w:sz w:val="18"/>
-              </w:rPr>
-              <w:t>Start time</w:t>
-            </w:r>
-          </w:p>
-        </w:tc>
-      </w:tr>
-      <w:tr>
-        <w:tc>
-          <w:tcPr>
-            <w:tcW w:type="dxa" w:w="4986"/>
-          </w:tcPr>
-          <w:p>
-            <w:pPr>
-              <w:spacing w:before="40" w:after="40"/>
-            </w:pPr>
-            <w:r/>
-            <w:r>
-              <w:rPr>
-                <w:rFonts w:ascii="Calibri" w:hAnsi="Calibri" w:eastAsia="Calibri"/>
-                <w:b w:val="0"/>
-                <w:sz w:val="18"/>
-              </w:rPr>
-              <w:t>reservationId</w:t>
-            </w:r>
-          </w:p>
-        </w:tc>
-        <w:tc>
-          <w:tcPr>
-            <w:tcW w:type="dxa" w:w="4986"/>
-          </w:tcPr>
-          <w:p>
-            <w:pPr>
-              <w:spacing w:before="40" w:after="40"/>
-            </w:pPr>
-            <w:r/>
-            <w:r>
-              <w:rPr>
-                <w:rFonts w:ascii="Calibri" w:hAnsi="Calibri" w:eastAsia="Calibri"/>
-                <w:b w:val="0"/>
-                <w:sz w:val="18"/>
-              </w:rPr>
-              <w:t>Optional</w:t>
-            </w:r>
-          </w:p>
-        </w:tc>
-      </w:tr>
-    </w:tbl>
-    <w:p>
-      <w:pPr>
-        <w:spacing w:after="120"/>
-      </w:pPr>
-    </w:p>
-    <w:p>
-      <w:pPr>
-        <w:pStyle w:val="Heading2"/>
-      </w:pPr>
-      <w:r>
-        <w:rPr>
-          <w:rFonts w:ascii="Calibri" w:hAnsi="Calibri" w:eastAsia="Calibri"/>
-          <w:b/>
-          <w:color w:val="374151"/>
-          <w:sz w:val="24"/>
-        </w:rPr>
-        <w:t>StartTransaction.conf</w:t>
-      </w:r>
-    </w:p>
-    <w:tbl>
-      <w:tblPr>
-        <w:tblStyle w:val="TableGrid"/>
-        <w:tblW w:type="auto" w:w="0"/>
-        <w:tblLayout w:type="autofit"/>
-        <w:tblLook w:firstColumn="1" w:firstRow="1" w:lastColumn="0" w:lastRow="0" w:noHBand="0" w:noVBand="1" w:val="04A0"/>
-      </w:tblPr>
-      <w:tblGrid>
-        <w:gridCol w:w="4986"/>
-        <w:gridCol w:w="4986"/>
-      </w:tblGrid>
-      <w:tr>
-        <w:tc>
-          <w:tcPr>
-            <w:tcW w:type="dxa" w:w="4986"/>
-            <w:shd w:val="clear" w:color="auto" w:fill="C02434"/>
-          </w:tcPr>
-          <w:p>
-            <w:pPr>
-              <w:spacing w:before="40" w:after="40"/>
-            </w:pPr>
-            <w:r/>
-            <w:r>
-              <w:rPr>
-                <w:rFonts w:ascii="Calibri" w:hAnsi="Calibri" w:eastAsia="Calibri"/>
-                <w:b/>
-                <w:color w:val="FFFFFF"/>
-                <w:sz w:val="18"/>
-              </w:rPr>
-              <w:t>Field</w:t>
-            </w:r>
-          </w:p>
-        </w:tc>
-        <w:tc>
-          <w:tcPr>
-            <w:tcW w:type="dxa" w:w="4986"/>
-            <w:shd w:val="clear" w:color="auto" w:fill="C02434"/>
-          </w:tcPr>
-          <w:p>
-            <w:pPr>
-              <w:spacing w:before="40" w:after="40"/>
-            </w:pPr>
-            <w:r/>
-            <w:r>
-              <w:rPr>
-                <w:rFonts w:ascii="Calibri" w:hAnsi="Calibri" w:eastAsia="Calibri"/>
-                <w:b/>
-                <w:color w:val="FFFFFF"/>
-                <w:sz w:val="18"/>
-              </w:rPr>
-              <w:t>Meaning</w:t>
-            </w:r>
-          </w:p>
-        </w:tc>
-      </w:tr>
-      <w:tr>
-        <w:tc>
-          <w:tcPr>
-            <w:tcW w:type="dxa" w:w="4986"/>
-          </w:tcPr>
-          <w:p>
-            <w:pPr>
-              <w:spacing w:before="40" w:after="40"/>
-            </w:pPr>
-            <w:r/>
-            <w:r>
-              <w:rPr>
-                <w:rFonts w:ascii="Calibri" w:hAnsi="Calibri" w:eastAsia="Calibri"/>
-                <w:b w:val="0"/>
-                <w:sz w:val="18"/>
-              </w:rPr>
-              <w:t>transactionId</w:t>
-            </w:r>
-          </w:p>
-        </w:tc>
-        <w:tc>
-          <w:tcPr>
-            <w:tcW w:type="dxa" w:w="4986"/>
-          </w:tcPr>
-          <w:p>
-            <w:pPr>
-              <w:spacing w:before="40" w:after="40"/>
-            </w:pPr>
-            <w:r/>
-            <w:r>
-              <w:rPr>
-                <w:rFonts w:ascii="Calibri" w:hAnsi="Calibri" w:eastAsia="Calibri"/>
-                <w:b w:val="0"/>
-                <w:sz w:val="18"/>
-              </w:rPr>
-              <w:t>Session id assigned by CMS (required for later Stop / MeterValues)</w:t>
-            </w:r>
-          </w:p>
-        </w:tc>
-      </w:tr>
-      <w:tr>
-        <w:tc>
-          <w:tcPr>
-            <w:tcW w:type="dxa" w:w="4986"/>
-            <w:shd w:val="clear" w:color="auto" w:fill="FBEAEA"/>
-          </w:tcPr>
-          <w:p>
-            <w:pPr>
-              <w:spacing w:before="40" w:after="40"/>
-            </w:pPr>
-            <w:r/>
-            <w:r>
-              <w:rPr>
-                <w:rFonts w:ascii="Calibri" w:hAnsi="Calibri" w:eastAsia="Calibri"/>
-                <w:b w:val="0"/>
-                <w:sz w:val="18"/>
-              </w:rPr>
-              <w:t>idTagInfo.status</w:t>
-            </w:r>
-          </w:p>
-        </w:tc>
-        <w:tc>
-          <w:tcPr>
-            <w:tcW w:type="dxa" w:w="4986"/>
-            <w:shd w:val="clear" w:color="auto" w:fill="FBEAEA"/>
-          </w:tcPr>
-          <w:p>
-            <w:pPr>
-              <w:spacing w:before="40" w:after="40"/>
-            </w:pPr>
-            <w:r/>
-            <w:r>
-              <w:rPr>
-                <w:rFonts w:ascii="Calibri" w:hAnsi="Calibri" w:eastAsia="Calibri"/>
-                <w:b w:val="0"/>
-                <w:sz w:val="18"/>
-              </w:rPr>
-              <w:t>May still be Invalid / Blocked even after Authorize</w:t>
-            </w:r>
-          </w:p>
-        </w:tc>
-      </w:tr>
-    </w:tbl>
-    <w:p>
-      <w:pPr>
-        <w:spacing w:after="120"/>
-      </w:pPr>
-    </w:p>
-    <w:p>
-      <w:pPr>
-        <w:pStyle w:val="Heading2"/>
-      </w:pPr>
-      <w:r>
-        <w:rPr>
-          <w:rFonts w:ascii="Calibri" w:hAnsi="Calibri" w:eastAsia="Calibri"/>
-          <w:b/>
-          <w:color w:val="374151"/>
-          <w:sz w:val="24"/>
-        </w:rPr>
-        <w:t>StopTransaction.req — key fields</w:t>
-      </w:r>
-    </w:p>
-    <w:tbl>
-      <w:tblPr>
-        <w:tblStyle w:val="TableGrid"/>
-        <w:tblW w:type="auto" w:w="0"/>
-        <w:tblLayout w:type="autofit"/>
-        <w:tblLook w:firstColumn="1" w:firstRow="1" w:lastColumn="0" w:lastRow="0" w:noHBand="0" w:noVBand="1" w:val="04A0"/>
-      </w:tblPr>
-      <w:tblGrid>
-        <w:gridCol w:w="4986"/>
-        <w:gridCol w:w="4986"/>
-      </w:tblGrid>
-      <w:tr>
-        <w:tc>
-          <w:tcPr>
-            <w:tcW w:type="dxa" w:w="4986"/>
-            <w:shd w:val="clear" w:color="auto" w:fill="C02434"/>
-          </w:tcPr>
-          <w:p>
-            <w:pPr>
-              <w:spacing w:before="40" w:after="40"/>
-            </w:pPr>
-            <w:r/>
-            <w:r>
-              <w:rPr>
-                <w:rFonts w:ascii="Calibri" w:hAnsi="Calibri" w:eastAsia="Calibri"/>
-                <w:b/>
-                <w:color w:val="FFFFFF"/>
-                <w:sz w:val="18"/>
-              </w:rPr>
-              <w:t>Field</w:t>
-            </w:r>
-          </w:p>
-        </w:tc>
-        <w:tc>
-          <w:tcPr>
-            <w:tcW w:type="dxa" w:w="4986"/>
-            <w:shd w:val="clear" w:color="auto" w:fill="C02434"/>
-          </w:tcPr>
-          <w:p>
-            <w:pPr>
-              <w:spacing w:before="40" w:after="40"/>
-            </w:pPr>
-            <w:r/>
-            <w:r>
-              <w:rPr>
-                <w:rFonts w:ascii="Calibri" w:hAnsi="Calibri" w:eastAsia="Calibri"/>
-                <w:b/>
-                <w:color w:val="FFFFFF"/>
-                <w:sz w:val="18"/>
-              </w:rPr>
-              <w:t>Meaning</w:t>
-            </w:r>
-          </w:p>
-        </w:tc>
-      </w:tr>
-      <w:tr>
-        <w:tc>
-          <w:tcPr>
-            <w:tcW w:type="dxa" w:w="4986"/>
-          </w:tcPr>
-          <w:p>
-            <w:pPr>
-              <w:spacing w:before="40" w:after="40"/>
-            </w:pPr>
-            <w:r/>
-            <w:r>
-              <w:rPr>
-                <w:rFonts w:ascii="Calibri" w:hAnsi="Calibri" w:eastAsia="Calibri"/>
-                <w:b w:val="0"/>
-                <w:sz w:val="18"/>
-              </w:rPr>
-              <w:t>transactionId</w:t>
-            </w:r>
-          </w:p>
-        </w:tc>
-        <w:tc>
-          <w:tcPr>
-            <w:tcW w:type="dxa" w:w="4986"/>
-          </w:tcPr>
-          <w:p>
-            <w:pPr>
-              <w:spacing w:before="40" w:after="40"/>
-            </w:pPr>
-            <w:r/>
-            <w:r>
-              <w:rPr>
-                <w:rFonts w:ascii="Calibri" w:hAnsi="Calibri" w:eastAsia="Calibri"/>
-                <w:b w:val="0"/>
-                <w:sz w:val="18"/>
-              </w:rPr>
-              <w:t>From StartTransaction</w:t>
-            </w:r>
-          </w:p>
-        </w:tc>
-      </w:tr>
-      <w:tr>
-        <w:tc>
-          <w:tcPr>
-            <w:tcW w:type="dxa" w:w="4986"/>
-            <w:shd w:val="clear" w:color="auto" w:fill="FBEAEA"/>
-          </w:tcPr>
-          <w:p>
-            <w:pPr>
-              <w:spacing w:before="40" w:after="40"/>
-            </w:pPr>
-            <w:r/>
-            <w:r>
-              <w:rPr>
-                <w:rFonts w:ascii="Calibri" w:hAnsi="Calibri" w:eastAsia="Calibri"/>
-                <w:b w:val="0"/>
-                <w:sz w:val="18"/>
-              </w:rPr>
-              <w:t>idTag</w:t>
-            </w:r>
-          </w:p>
-        </w:tc>
-        <w:tc>
-          <w:tcPr>
-            <w:tcW w:type="dxa" w:w="4986"/>
-            <w:shd w:val="clear" w:color="auto" w:fill="FBEAEA"/>
-          </w:tcPr>
-          <w:p>
-            <w:pPr>
-              <w:spacing w:before="40" w:after="40"/>
-            </w:pPr>
-            <w:r/>
-            <w:r>
-              <w:rPr>
-                <w:rFonts w:ascii="Calibri" w:hAnsi="Calibri" w:eastAsia="Calibri"/>
-                <w:b w:val="0"/>
-                <w:sz w:val="18"/>
-              </w:rPr>
-              <w:t>Optional</w:t>
-            </w:r>
-          </w:p>
-        </w:tc>
-      </w:tr>
-      <w:tr>
-        <w:tc>
-          <w:tcPr>
-            <w:tcW w:type="dxa" w:w="4986"/>
-          </w:tcPr>
-          <w:p>
-            <w:pPr>
-              <w:spacing w:before="40" w:after="40"/>
-            </w:pPr>
-            <w:r/>
-            <w:r>
-              <w:rPr>
-                <w:rFonts w:ascii="Calibri" w:hAnsi="Calibri" w:eastAsia="Calibri"/>
-                <w:b w:val="0"/>
-                <w:sz w:val="18"/>
-              </w:rPr>
-              <w:t>meterStop</w:t>
-            </w:r>
-          </w:p>
-        </w:tc>
-        <w:tc>
-          <w:tcPr>
-            <w:tcW w:type="dxa" w:w="4986"/>
-          </w:tcPr>
-          <w:p>
-            <w:pPr>
-              <w:spacing w:before="40" w:after="40"/>
-            </w:pPr>
-            <w:r/>
-            <w:r>
-              <w:rPr>
-                <w:rFonts w:ascii="Calibri" w:hAnsi="Calibri" w:eastAsia="Calibri"/>
-                <w:b w:val="0"/>
-                <w:sz w:val="18"/>
-              </w:rPr>
-              <w:t>Wh at end</w:t>
-            </w:r>
-          </w:p>
-        </w:tc>
-      </w:tr>
-      <w:tr>
-        <w:tc>
-          <w:tcPr>
-            <w:tcW w:type="dxa" w:w="4986"/>
-            <w:shd w:val="clear" w:color="auto" w:fill="FBEAEA"/>
-          </w:tcPr>
-          <w:p>
-            <w:pPr>
-              <w:spacing w:before="40" w:after="40"/>
-            </w:pPr>
-            <w:r/>
-            <w:r>
-              <w:rPr>
-                <w:rFonts w:ascii="Calibri" w:hAnsi="Calibri" w:eastAsia="Calibri"/>
-                <w:b w:val="0"/>
-                <w:sz w:val="18"/>
-              </w:rPr>
-              <w:t>timestamp</w:t>
-            </w:r>
-          </w:p>
-        </w:tc>
-        <w:tc>
-          <w:tcPr>
-            <w:tcW w:type="dxa" w:w="4986"/>
-            <w:shd w:val="clear" w:color="auto" w:fill="FBEAEA"/>
-          </w:tcPr>
-          <w:p>
-            <w:pPr>
-              <w:spacing w:before="40" w:after="40"/>
-            </w:pPr>
-            <w:r/>
-            <w:r>
-              <w:rPr>
-                <w:rFonts w:ascii="Calibri" w:hAnsi="Calibri" w:eastAsia="Calibri"/>
-                <w:b w:val="0"/>
-                <w:sz w:val="18"/>
-              </w:rPr>
-              <w:t>Stop time</w:t>
-            </w:r>
-          </w:p>
-        </w:tc>
-      </w:tr>
-      <w:tr>
-        <w:tc>
-          <w:tcPr>
-            <w:tcW w:type="dxa" w:w="4986"/>
-          </w:tcPr>
-          <w:p>
-            <w:pPr>
-              <w:spacing w:before="40" w:after="40"/>
-            </w:pPr>
-            <w:r/>
-            <w:r>
-              <w:rPr>
-                <w:rFonts w:ascii="Calibri" w:hAnsi="Calibri" w:eastAsia="Calibri"/>
-                <w:b w:val="0"/>
-                <w:sz w:val="18"/>
-              </w:rPr>
-              <w:t>reason</w:t>
-            </w:r>
-          </w:p>
-        </w:tc>
-        <w:tc>
-          <w:tcPr>
-            <w:tcW w:type="dxa" w:w="4986"/>
-          </w:tcPr>
-          <w:p>
-            <w:pPr>
-              <w:spacing w:before="40" w:after="40"/>
-            </w:pPr>
-            <w:r/>
-            <w:r>
-              <w:rPr>
-                <w:rFonts w:ascii="Calibri" w:hAnsi="Calibri" w:eastAsia="Calibri"/>
-                <w:b w:val="0"/>
-                <w:sz w:val="18"/>
-              </w:rPr>
-              <w:t>Local, Remote, EVDisconnected, EmergencyStop, PowerLoss, …</w:t>
-            </w:r>
-          </w:p>
-        </w:tc>
-      </w:tr>
-      <w:tr>
-        <w:tc>
-          <w:tcPr>
-            <w:tcW w:type="dxa" w:w="4986"/>
-            <w:shd w:val="clear" w:color="auto" w:fill="FBEAEA"/>
-          </w:tcPr>
-          <w:p>
-            <w:pPr>
-              <w:spacing w:before="40" w:after="40"/>
-            </w:pPr>
-            <w:r/>
-            <w:r>
-              <w:rPr>
-                <w:rFonts w:ascii="Calibri" w:hAnsi="Calibri" w:eastAsia="Calibri"/>
-                <w:b w:val="0"/>
-                <w:sz w:val="18"/>
-              </w:rPr>
-              <w:t>transactionData</w:t>
-            </w:r>
-          </w:p>
-        </w:tc>
-        <w:tc>
-          <w:tcPr>
-            <w:tcW w:type="dxa" w:w="4986"/>
-            <w:shd w:val="clear" w:color="auto" w:fill="FBEAEA"/>
-          </w:tcPr>
-          <w:p>
-            <w:pPr>
-              <w:spacing w:before="40" w:after="40"/>
-            </w:pPr>
-            <w:r/>
-            <w:r>
-              <w:rPr>
-                <w:rFonts w:ascii="Calibri" w:hAnsi="Calibri" w:eastAsia="Calibri"/>
-                <w:b w:val="0"/>
-                <w:sz w:val="18"/>
-              </w:rPr>
-              <w:t>Optional sampled values</w:t>
-            </w:r>
-          </w:p>
-        </w:tc>
-      </w:tr>
-    </w:tbl>
-    <w:p>
-      <w:pPr>
-        <w:spacing w:after="120"/>
-      </w:pPr>
-    </w:p>
-    <w:p>
-      <w:pPr>
-        <w:pStyle w:val="Heading2"/>
-      </w:pPr>
-      <w:r>
-        <w:rPr>
-          <w:rFonts w:ascii="Calibri" w:hAnsi="Calibri" w:eastAsia="Calibri"/>
-          <w:b/>
-          <w:color w:val="374151"/>
-          <w:sz w:val="24"/>
-        </w:rPr>
-        <w:t>MeterValues</w:t>
-      </w:r>
-    </w:p>
-    <w:p>
-      <w:pPr>
         <w:spacing w:after="120"/>
       </w:pPr>
       <w:r>
@@ -5314,46 +1701,7 @@
           <w:b w:val="0"/>
           <w:sz w:val="22"/>
         </w:rPr>
-        <w:t>While charging, CP sends samples. Important ideas:</w:t>
-      </w:r>
-    </w:p>
-    <w:p>
-      <w:pPr>
-        <w:pStyle w:val="ListBullet"/>
-      </w:pPr>
-      <w:r>
-        <w:rPr>
-          <w:rFonts w:ascii="Calibri" w:hAnsi="Calibri" w:eastAsia="Calibri"/>
-          <w:b w:val="0"/>
-          <w:sz w:val="22"/>
-        </w:rPr>
-        <w:t>Controlled by config keys such as MeterValueSampleInterval (seconds) and MeterValuesSampledData</w:t>
-      </w:r>
-    </w:p>
-    <w:p>
-      <w:pPr>
-        <w:pStyle w:val="ListBullet"/>
-      </w:pPr>
-      <w:r>
-        <w:rPr>
-          <w:rFonts w:ascii="Calibri" w:hAnsi="Calibri" w:eastAsia="Calibri"/>
-          <w:b w:val="0"/>
-          <w:sz w:val="22"/>
-        </w:rPr>
-        <w:t>Common measurands:</w:t>
-      </w:r>
-    </w:p>
-    <w:p>
-      <w:pPr>
-        <w:spacing w:after="120"/>
-      </w:pPr>
-      <w:r>
-        <w:rPr>
-          <w:rFonts w:ascii="Calibri" w:hAnsi="Calibri" w:eastAsia="Calibri"/>
-          <w:b w:val="0"/>
-          <w:sz w:val="22"/>
-        </w:rPr>
-        <w:t xml:space="preserve">  </w:t>
+        <w:t xml:space="preserve">Auth can be online CMS, local list, or cache. Same tag on two connectors often → </w:t>
       </w:r>
       <w:r>
         <w:rPr>
@@ -5361,7 +1709,7 @@
           <w:b w:val="0"/>
           <w:sz w:val="22"/>
         </w:rPr>
-        <w:t>Energy.Active.Import.Register</w:t>
+        <w:t>ConcurrentTx</w:t>
       </w:r>
       <w:r>
         <w:rPr>
@@ -5369,7 +1717,7 @@
           <w:b w:val="0"/>
           <w:sz w:val="22"/>
         </w:rPr>
-        <w:t xml:space="preserve">, </w:t>
+        <w:t xml:space="preserve"> / </w:t>
       </w:r>
       <w:r>
         <w:rPr>
@@ -5377,7 +1725,7 @@
           <w:b w:val="0"/>
           <w:sz w:val="22"/>
         </w:rPr>
-        <w:t>Power.Active.Import</w:t>
+        <w:t>Blocked</w:t>
       </w:r>
       <w:r>
         <w:rPr>
@@ -5385,73 +1733,7 @@
           <w:b w:val="0"/>
           <w:sz w:val="22"/>
         </w:rPr>
-        <w:t xml:space="preserve">, </w:t>
-      </w:r>
-      <w:r>
-        <w:rPr>
-          <w:rFonts w:ascii="Consolas" w:hAnsi="Consolas" w:eastAsia="Consolas"/>
-          <w:b w:val="0"/>
-          <w:sz w:val="22"/>
-        </w:rPr>
-        <w:t>Current.Import</w:t>
-      </w:r>
-      <w:r>
-        <w:rPr>
-          <w:rFonts w:ascii="Calibri" w:hAnsi="Calibri" w:eastAsia="Calibri"/>
-          <w:b w:val="0"/>
-          <w:sz w:val="22"/>
-        </w:rPr>
-        <w:t xml:space="preserve">, </w:t>
-      </w:r>
-      <w:r>
-        <w:rPr>
-          <w:rFonts w:ascii="Consolas" w:hAnsi="Consolas" w:eastAsia="Consolas"/>
-          <w:b w:val="0"/>
-          <w:sz w:val="22"/>
-        </w:rPr>
-        <w:t>Voltage</w:t>
-      </w:r>
-      <w:r>
-        <w:rPr>
-          <w:rFonts w:ascii="Calibri" w:hAnsi="Calibri" w:eastAsia="Calibri"/>
-          <w:b w:val="0"/>
-          <w:sz w:val="22"/>
-        </w:rPr>
-        <w:t xml:space="preserve">, </w:t>
-      </w:r>
-      <w:r>
-        <w:rPr>
-          <w:rFonts w:ascii="Consolas" w:hAnsi="Consolas" w:eastAsia="Consolas"/>
-          <w:b w:val="0"/>
-          <w:sz w:val="22"/>
-        </w:rPr>
-        <w:t>SoC</w:t>
-      </w:r>
-    </w:p>
-    <w:p>
-      <w:pPr>
-        <w:pStyle w:val="ListBullet"/>
-      </w:pPr>
-      <w:r>
-        <w:rPr>
-          <w:rFonts w:ascii="Calibri" w:hAnsi="Calibri" w:eastAsia="Calibri"/>
-          <w:b w:val="0"/>
-          <w:sz w:val="22"/>
-        </w:rPr>
-        <w:t>Each sample has timestamp + sampledValue[] with value, measurand, unit, context, location, phase</w:t>
-      </w:r>
-    </w:p>
-    <w:p>
-      <w:pPr>
-        <w:spacing w:after="120"/>
-      </w:pPr>
-      <w:r>
-        <w:rPr>
-          <w:rFonts w:ascii="Calibri" w:hAnsi="Calibri" w:eastAsia="Calibri"/>
-          <w:b w:val="0"/>
-          <w:sz w:val="22"/>
-        </w:rPr>
-        <w:t>CMS billing / live power views usually depend on these messages.</w:t>
+        <w:t>.</w:t>
       </w:r>
     </w:p>
     <w:p>
@@ -5465,755 +1747,21 @@
           <w:color w:val="111827"/>
           <w:sz w:val="28"/>
         </w:rPr>
-        <w:t>8. Messages from Charge Point → CMS</w:t>
+        <w:t>CP → CMS (common)</w:t>
       </w:r>
     </w:p>
-    <w:tbl>
-      <w:tblPr>
-        <w:tblStyle w:val="TableGrid"/>
-        <w:tblW w:type="auto" w:w="0"/>
-        <w:tblLayout w:type="autofit"/>
-        <w:tblLook w:firstColumn="1" w:firstRow="1" w:lastColumn="0" w:lastRow="0" w:noHBand="0" w:noVBand="1" w:val="04A0"/>
-      </w:tblPr>
-      <w:tblGrid>
-        <w:gridCol w:w="3324"/>
-        <w:gridCol w:w="3324"/>
-        <w:gridCol w:w="3324"/>
-      </w:tblGrid>
-      <w:tr>
-        <w:tc>
-          <w:tcPr>
-            <w:tcW w:type="dxa" w:w="3324"/>
-            <w:shd w:val="clear" w:color="auto" w:fill="C02434"/>
-          </w:tcPr>
-          <w:p>
-            <w:pPr>
-              <w:spacing w:before="40" w:after="40"/>
-            </w:pPr>
-            <w:r/>
-            <w:r>
-              <w:rPr>
-                <w:rFonts w:ascii="Calibri" w:hAnsi="Calibri" w:eastAsia="Calibri"/>
-                <w:b/>
-                <w:color w:val="FFFFFF"/>
-                <w:sz w:val="18"/>
-              </w:rPr>
-              <w:t>Message</w:t>
-            </w:r>
-          </w:p>
-        </w:tc>
-        <w:tc>
-          <w:tcPr>
-            <w:tcW w:type="dxa" w:w="3324"/>
-            <w:shd w:val="clear" w:color="auto" w:fill="C02434"/>
-          </w:tcPr>
-          <w:p>
-            <w:pPr>
-              <w:spacing w:before="40" w:after="40"/>
-            </w:pPr>
-            <w:r/>
-            <w:r>
-              <w:rPr>
-                <w:rFonts w:ascii="Calibri" w:hAnsi="Calibri" w:eastAsia="Calibri"/>
-                <w:b/>
-                <w:color w:val="FFFFFF"/>
-                <w:sz w:val="18"/>
-              </w:rPr>
-              <w:t>Purpose</w:t>
-            </w:r>
-          </w:p>
-        </w:tc>
-        <w:tc>
-          <w:tcPr>
-            <w:tcW w:type="dxa" w:w="3324"/>
-            <w:shd w:val="clear" w:color="auto" w:fill="C02434"/>
-          </w:tcPr>
-          <w:p>
-            <w:pPr>
-              <w:spacing w:before="40" w:after="40"/>
-            </w:pPr>
-            <w:r/>
-            <w:r>
-              <w:rPr>
-                <w:rFonts w:ascii="Calibri" w:hAnsi="Calibri" w:eastAsia="Calibri"/>
-                <w:b/>
-                <w:color w:val="FFFFFF"/>
-                <w:sz w:val="18"/>
-              </w:rPr>
-              <w:t>When</w:t>
-            </w:r>
-          </w:p>
-        </w:tc>
-      </w:tr>
-      <w:tr>
-        <w:tc>
-          <w:tcPr>
-            <w:tcW w:type="dxa" w:w="3324"/>
-          </w:tcPr>
-          <w:p>
-            <w:pPr>
-              <w:spacing w:before="40" w:after="40"/>
-            </w:pPr>
-            <w:r/>
-            <w:r>
-              <w:rPr>
-                <w:rFonts w:ascii="Calibri" w:hAnsi="Calibri" w:eastAsia="Calibri"/>
-                <w:b w:val="0"/>
-                <w:sz w:val="18"/>
-              </w:rPr>
-              <w:t>BootNotification</w:t>
-            </w:r>
-          </w:p>
-        </w:tc>
-        <w:tc>
-          <w:tcPr>
-            <w:tcW w:type="dxa" w:w="3324"/>
-          </w:tcPr>
-          <w:p>
-            <w:pPr>
-              <w:spacing w:before="40" w:after="40"/>
-            </w:pPr>
-            <w:r/>
-            <w:r>
-              <w:rPr>
-                <w:rFonts w:ascii="Calibri" w:hAnsi="Calibri" w:eastAsia="Calibri"/>
-                <w:b w:val="0"/>
-                <w:sz w:val="18"/>
-              </w:rPr>
-              <w:t>Identify CP + firmware</w:t>
-            </w:r>
-          </w:p>
-        </w:tc>
-        <w:tc>
-          <w:tcPr>
-            <w:tcW w:type="dxa" w:w="3324"/>
-          </w:tcPr>
-          <w:p>
-            <w:pPr>
-              <w:spacing w:before="40" w:after="40"/>
-            </w:pPr>
-            <w:r/>
-            <w:r>
-              <w:rPr>
-                <w:rFonts w:ascii="Calibri" w:hAnsi="Calibri" w:eastAsia="Calibri"/>
-                <w:b w:val="0"/>
-                <w:sz w:val="18"/>
-              </w:rPr>
-              <w:t>After connect / after reset / after FW install</w:t>
-            </w:r>
-          </w:p>
-        </w:tc>
-      </w:tr>
-      <w:tr>
-        <w:tc>
-          <w:tcPr>
-            <w:tcW w:type="dxa" w:w="3324"/>
-            <w:shd w:val="clear" w:color="auto" w:fill="FBEAEA"/>
-          </w:tcPr>
-          <w:p>
-            <w:pPr>
-              <w:spacing w:before="40" w:after="40"/>
-            </w:pPr>
-            <w:r/>
-            <w:r>
-              <w:rPr>
-                <w:rFonts w:ascii="Calibri" w:hAnsi="Calibri" w:eastAsia="Calibri"/>
-                <w:b w:val="0"/>
-                <w:sz w:val="18"/>
-              </w:rPr>
-              <w:t>Heartbeat</w:t>
-            </w:r>
-          </w:p>
-        </w:tc>
-        <w:tc>
-          <w:tcPr>
-            <w:tcW w:type="dxa" w:w="3324"/>
-            <w:shd w:val="clear" w:color="auto" w:fill="FBEAEA"/>
-          </w:tcPr>
-          <w:p>
-            <w:pPr>
-              <w:spacing w:before="40" w:after="40"/>
-            </w:pPr>
-            <w:r/>
-            <w:r>
-              <w:rPr>
-                <w:rFonts w:ascii="Calibri" w:hAnsi="Calibri" w:eastAsia="Calibri"/>
-                <w:b w:val="0"/>
-                <w:sz w:val="18"/>
-              </w:rPr>
-              <w:t>Keep-alive + clock sync opportunity</w:t>
-            </w:r>
-          </w:p>
-        </w:tc>
-        <w:tc>
-          <w:tcPr>
-            <w:tcW w:type="dxa" w:w="3324"/>
-            <w:shd w:val="clear" w:color="auto" w:fill="FBEAEA"/>
-          </w:tcPr>
-          <w:p>
-            <w:pPr>
-              <w:spacing w:before="40" w:after="40"/>
-            </w:pPr>
-            <w:r/>
-            <w:r>
-              <w:rPr>
-                <w:rFonts w:ascii="Calibri" w:hAnsi="Calibri" w:eastAsia="Calibri"/>
-                <w:b w:val="0"/>
-                <w:sz w:val="18"/>
-              </w:rPr>
-              <w:t>Every interval seconds</w:t>
-            </w:r>
-          </w:p>
-        </w:tc>
-      </w:tr>
-      <w:tr>
-        <w:tc>
-          <w:tcPr>
-            <w:tcW w:type="dxa" w:w="3324"/>
-          </w:tcPr>
-          <w:p>
-            <w:pPr>
-              <w:spacing w:before="40" w:after="40"/>
-            </w:pPr>
-            <w:r/>
-            <w:r>
-              <w:rPr>
-                <w:rFonts w:ascii="Calibri" w:hAnsi="Calibri" w:eastAsia="Calibri"/>
-                <w:b w:val="0"/>
-                <w:sz w:val="18"/>
-              </w:rPr>
-              <w:t>StatusNotification</w:t>
-            </w:r>
-          </w:p>
-        </w:tc>
-        <w:tc>
-          <w:tcPr>
-            <w:tcW w:type="dxa" w:w="3324"/>
-          </w:tcPr>
-          <w:p>
-            <w:pPr>
-              <w:spacing w:before="40" w:after="40"/>
-            </w:pPr>
-            <w:r/>
-            <w:r>
-              <w:rPr>
-                <w:rFonts w:ascii="Calibri" w:hAnsi="Calibri" w:eastAsia="Calibri"/>
-                <w:b w:val="0"/>
-                <w:sz w:val="18"/>
-              </w:rPr>
-              <w:t>Connector / CP status</w:t>
-            </w:r>
-          </w:p>
-        </w:tc>
-        <w:tc>
-          <w:tcPr>
-            <w:tcW w:type="dxa" w:w="3324"/>
-          </w:tcPr>
-          <w:p>
-            <w:pPr>
-              <w:spacing w:before="40" w:after="40"/>
-            </w:pPr>
-            <w:r/>
-            <w:r>
-              <w:rPr>
-                <w:rFonts w:ascii="Calibri" w:hAnsi="Calibri" w:eastAsia="Calibri"/>
-                <w:b w:val="0"/>
-                <w:sz w:val="18"/>
-              </w:rPr>
-              <w:t>Boot, change, trigger</w:t>
-            </w:r>
-          </w:p>
-        </w:tc>
-      </w:tr>
-      <w:tr>
-        <w:tc>
-          <w:tcPr>
-            <w:tcW w:type="dxa" w:w="3324"/>
-            <w:shd w:val="clear" w:color="auto" w:fill="FBEAEA"/>
-          </w:tcPr>
-          <w:p>
-            <w:pPr>
-              <w:spacing w:before="40" w:after="40"/>
-            </w:pPr>
-            <w:r/>
-            <w:r>
-              <w:rPr>
-                <w:rFonts w:ascii="Calibri" w:hAnsi="Calibri" w:eastAsia="Calibri"/>
-                <w:b w:val="0"/>
-                <w:sz w:val="18"/>
-              </w:rPr>
-              <w:t>Authorize</w:t>
-            </w:r>
-          </w:p>
-        </w:tc>
-        <w:tc>
-          <w:tcPr>
-            <w:tcW w:type="dxa" w:w="3324"/>
-            <w:shd w:val="clear" w:color="auto" w:fill="FBEAEA"/>
-          </w:tcPr>
-          <w:p>
-            <w:pPr>
-              <w:spacing w:before="40" w:after="40"/>
-            </w:pPr>
-            <w:r/>
-            <w:r>
-              <w:rPr>
-                <w:rFonts w:ascii="Calibri" w:hAnsi="Calibri" w:eastAsia="Calibri"/>
-                <w:b w:val="0"/>
-                <w:sz w:val="18"/>
-              </w:rPr>
-              <w:t>Check idTag</w:t>
-            </w:r>
-          </w:p>
-        </w:tc>
-        <w:tc>
-          <w:tcPr>
-            <w:tcW w:type="dxa" w:w="3324"/>
-            <w:shd w:val="clear" w:color="auto" w:fill="FBEAEA"/>
-          </w:tcPr>
-          <w:p>
-            <w:pPr>
-              <w:spacing w:before="40" w:after="40"/>
-            </w:pPr>
-            <w:r/>
-            <w:r>
-              <w:rPr>
-                <w:rFonts w:ascii="Calibri" w:hAnsi="Calibri" w:eastAsia="Calibri"/>
-                <w:b w:val="0"/>
-                <w:sz w:val="18"/>
-              </w:rPr>
-              <w:t>Before start (and sometimes remote start)</w:t>
-            </w:r>
-          </w:p>
-        </w:tc>
-      </w:tr>
-      <w:tr>
-        <w:tc>
-          <w:tcPr>
-            <w:tcW w:type="dxa" w:w="3324"/>
-          </w:tcPr>
-          <w:p>
-            <w:pPr>
-              <w:spacing w:before="40" w:after="40"/>
-            </w:pPr>
-            <w:r/>
-            <w:r>
-              <w:rPr>
-                <w:rFonts w:ascii="Calibri" w:hAnsi="Calibri" w:eastAsia="Calibri"/>
-                <w:b w:val="0"/>
-                <w:sz w:val="18"/>
-              </w:rPr>
-              <w:t>StartTransaction</w:t>
-            </w:r>
-          </w:p>
-        </w:tc>
-        <w:tc>
-          <w:tcPr>
-            <w:tcW w:type="dxa" w:w="3324"/>
-          </w:tcPr>
-          <w:p>
-            <w:pPr>
-              <w:spacing w:before="40" w:after="40"/>
-            </w:pPr>
-            <w:r/>
-            <w:r>
-              <w:rPr>
-                <w:rFonts w:ascii="Calibri" w:hAnsi="Calibri" w:eastAsia="Calibri"/>
-                <w:b w:val="0"/>
-                <w:sz w:val="18"/>
-              </w:rPr>
-              <w:t>Open session</w:t>
-            </w:r>
-          </w:p>
-        </w:tc>
-        <w:tc>
-          <w:tcPr>
-            <w:tcW w:type="dxa" w:w="3324"/>
-          </w:tcPr>
-          <w:p>
-            <w:pPr>
-              <w:spacing w:before="40" w:after="40"/>
-            </w:pPr>
-            <w:r/>
-            <w:r>
-              <w:rPr>
-                <w:rFonts w:ascii="Calibri" w:hAnsi="Calibri" w:eastAsia="Calibri"/>
-                <w:b w:val="0"/>
-                <w:sz w:val="18"/>
-              </w:rPr>
-              <w:t>Local or remote start</w:t>
-            </w:r>
-          </w:p>
-        </w:tc>
-      </w:tr>
-      <w:tr>
-        <w:tc>
-          <w:tcPr>
-            <w:tcW w:type="dxa" w:w="3324"/>
-            <w:shd w:val="clear" w:color="auto" w:fill="FBEAEA"/>
-          </w:tcPr>
-          <w:p>
-            <w:pPr>
-              <w:spacing w:before="40" w:after="40"/>
-            </w:pPr>
-            <w:r/>
-            <w:r>
-              <w:rPr>
-                <w:rFonts w:ascii="Calibri" w:hAnsi="Calibri" w:eastAsia="Calibri"/>
-                <w:b w:val="0"/>
-                <w:sz w:val="18"/>
-              </w:rPr>
-              <w:t>MeterValues</w:t>
-            </w:r>
-          </w:p>
-        </w:tc>
-        <w:tc>
-          <w:tcPr>
-            <w:tcW w:type="dxa" w:w="3324"/>
-            <w:shd w:val="clear" w:color="auto" w:fill="FBEAEA"/>
-          </w:tcPr>
-          <w:p>
-            <w:pPr>
-              <w:spacing w:before="40" w:after="40"/>
-            </w:pPr>
-            <w:r/>
-            <w:r>
-              <w:rPr>
-                <w:rFonts w:ascii="Calibri" w:hAnsi="Calibri" w:eastAsia="Calibri"/>
-                <w:b w:val="0"/>
-                <w:sz w:val="18"/>
-              </w:rPr>
-              <w:t>Energy / power / SoC samples</w:t>
-            </w:r>
-          </w:p>
-        </w:tc>
-        <w:tc>
-          <w:tcPr>
-            <w:tcW w:type="dxa" w:w="3324"/>
-            <w:shd w:val="clear" w:color="auto" w:fill="FBEAEA"/>
-          </w:tcPr>
-          <w:p>
-            <w:pPr>
-              <w:spacing w:before="40" w:after="40"/>
-            </w:pPr>
-            <w:r/>
-            <w:r>
-              <w:rPr>
-                <w:rFonts w:ascii="Calibri" w:hAnsi="Calibri" w:eastAsia="Calibri"/>
-                <w:b w:val="0"/>
-                <w:sz w:val="18"/>
-              </w:rPr>
-              <w:t>During transaction (and sometimes clock-aligned)</w:t>
-            </w:r>
-          </w:p>
-        </w:tc>
-      </w:tr>
-      <w:tr>
-        <w:tc>
-          <w:tcPr>
-            <w:tcW w:type="dxa" w:w="3324"/>
-          </w:tcPr>
-          <w:p>
-            <w:pPr>
-              <w:spacing w:before="40" w:after="40"/>
-            </w:pPr>
-            <w:r/>
-            <w:r>
-              <w:rPr>
-                <w:rFonts w:ascii="Calibri" w:hAnsi="Calibri" w:eastAsia="Calibri"/>
-                <w:b w:val="0"/>
-                <w:sz w:val="18"/>
-              </w:rPr>
-              <w:t>StopTransaction</w:t>
-            </w:r>
-          </w:p>
-        </w:tc>
-        <w:tc>
-          <w:tcPr>
-            <w:tcW w:type="dxa" w:w="3324"/>
-          </w:tcPr>
-          <w:p>
-            <w:pPr>
-              <w:spacing w:before="40" w:after="40"/>
-            </w:pPr>
-            <w:r/>
-            <w:r>
-              <w:rPr>
-                <w:rFonts w:ascii="Calibri" w:hAnsi="Calibri" w:eastAsia="Calibri"/>
-                <w:b w:val="0"/>
-                <w:sz w:val="18"/>
-              </w:rPr>
-              <w:t>Close session</w:t>
-            </w:r>
-          </w:p>
-        </w:tc>
-        <w:tc>
-          <w:tcPr>
-            <w:tcW w:type="dxa" w:w="3324"/>
-          </w:tcPr>
-          <w:p>
-            <w:pPr>
-              <w:spacing w:before="40" w:after="40"/>
-            </w:pPr>
-            <w:r/>
-            <w:r>
-              <w:rPr>
-                <w:rFonts w:ascii="Calibri" w:hAnsi="Calibri" w:eastAsia="Calibri"/>
-                <w:b w:val="0"/>
-                <w:sz w:val="18"/>
-              </w:rPr>
-              <w:t>End of charge</w:t>
-            </w:r>
-          </w:p>
-        </w:tc>
-      </w:tr>
-      <w:tr>
-        <w:tc>
-          <w:tcPr>
-            <w:tcW w:type="dxa" w:w="3324"/>
-            <w:shd w:val="clear" w:color="auto" w:fill="FBEAEA"/>
-          </w:tcPr>
-          <w:p>
-            <w:pPr>
-              <w:spacing w:before="40" w:after="40"/>
-            </w:pPr>
-            <w:r/>
-            <w:r>
-              <w:rPr>
-                <w:rFonts w:ascii="Calibri" w:hAnsi="Calibri" w:eastAsia="Calibri"/>
-                <w:b w:val="0"/>
-                <w:sz w:val="18"/>
-              </w:rPr>
-              <w:t>DataTransfer</w:t>
-            </w:r>
-          </w:p>
-        </w:tc>
-        <w:tc>
-          <w:tcPr>
-            <w:tcW w:type="dxa" w:w="3324"/>
-            <w:shd w:val="clear" w:color="auto" w:fill="FBEAEA"/>
-          </w:tcPr>
-          <w:p>
-            <w:pPr>
-              <w:spacing w:before="40" w:after="40"/>
-            </w:pPr>
-            <w:r/>
-            <w:r>
-              <w:rPr>
-                <w:rFonts w:ascii="Calibri" w:hAnsi="Calibri" w:eastAsia="Calibri"/>
-                <w:b w:val="0"/>
-                <w:sz w:val="18"/>
-              </w:rPr>
-              <w:t>Vendor-specific payload</w:t>
-            </w:r>
-          </w:p>
-        </w:tc>
-        <w:tc>
-          <w:tcPr>
-            <w:tcW w:type="dxa" w:w="3324"/>
-            <w:shd w:val="clear" w:color="auto" w:fill="FBEAEA"/>
-          </w:tcPr>
-          <w:p>
-            <w:pPr>
-              <w:spacing w:before="40" w:after="40"/>
-            </w:pPr>
-            <w:r/>
-            <w:r>
-              <w:rPr>
-                <w:rFonts w:ascii="Calibri" w:hAnsi="Calibri" w:eastAsia="Calibri"/>
-                <w:b w:val="0"/>
-                <w:sz w:val="18"/>
-              </w:rPr>
-              <w:t>Custom integrations</w:t>
-            </w:r>
-          </w:p>
-        </w:tc>
-      </w:tr>
-      <w:tr>
-        <w:tc>
-          <w:tcPr>
-            <w:tcW w:type="dxa" w:w="3324"/>
-          </w:tcPr>
-          <w:p>
-            <w:pPr>
-              <w:spacing w:before="40" w:after="40"/>
-            </w:pPr>
-            <w:r/>
-            <w:r>
-              <w:rPr>
-                <w:rFonts w:ascii="Calibri" w:hAnsi="Calibri" w:eastAsia="Calibri"/>
-                <w:b w:val="0"/>
-                <w:sz w:val="18"/>
-              </w:rPr>
-              <w:t>DiagnosticsStatusNotification</w:t>
-            </w:r>
-          </w:p>
-        </w:tc>
-        <w:tc>
-          <w:tcPr>
-            <w:tcW w:type="dxa" w:w="3324"/>
-          </w:tcPr>
-          <w:p>
-            <w:pPr>
-              <w:spacing w:before="40" w:after="40"/>
-            </w:pPr>
-            <w:r/>
-            <w:r>
-              <w:rPr>
-                <w:rFonts w:ascii="Calibri" w:hAnsi="Calibri" w:eastAsia="Calibri"/>
-                <w:b w:val="0"/>
-                <w:sz w:val="18"/>
-              </w:rPr>
-              <w:t>Diagnostics upload progress</w:t>
-            </w:r>
-          </w:p>
-        </w:tc>
-        <w:tc>
-          <w:tcPr>
-            <w:tcW w:type="dxa" w:w="3324"/>
-          </w:tcPr>
-          <w:p>
-            <w:pPr>
-              <w:spacing w:before="40" w:after="40"/>
-            </w:pPr>
-            <w:r/>
-            <w:r>
-              <w:rPr>
-                <w:rFonts w:ascii="Calibri" w:hAnsi="Calibri" w:eastAsia="Calibri"/>
-                <w:b w:val="0"/>
-                <w:sz w:val="18"/>
-              </w:rPr>
-              <w:t>After GetDiagnostics</w:t>
-            </w:r>
-          </w:p>
-        </w:tc>
-      </w:tr>
-      <w:tr>
-        <w:tc>
-          <w:tcPr>
-            <w:tcW w:type="dxa" w:w="3324"/>
-            <w:shd w:val="clear" w:color="auto" w:fill="FBEAEA"/>
-          </w:tcPr>
-          <w:p>
-            <w:pPr>
-              <w:spacing w:before="40" w:after="40"/>
-            </w:pPr>
-            <w:r/>
-            <w:r>
-              <w:rPr>
-                <w:rFonts w:ascii="Calibri" w:hAnsi="Calibri" w:eastAsia="Calibri"/>
-                <w:b w:val="0"/>
-                <w:sz w:val="18"/>
-              </w:rPr>
-              <w:t>FirmwareStatusNotification</w:t>
-            </w:r>
-          </w:p>
-        </w:tc>
-        <w:tc>
-          <w:tcPr>
-            <w:tcW w:type="dxa" w:w="3324"/>
-            <w:shd w:val="clear" w:color="auto" w:fill="FBEAEA"/>
-          </w:tcPr>
-          <w:p>
-            <w:pPr>
-              <w:spacing w:before="40" w:after="40"/>
-            </w:pPr>
-            <w:r/>
-            <w:r>
-              <w:rPr>
-                <w:rFonts w:ascii="Calibri" w:hAnsi="Calibri" w:eastAsia="Calibri"/>
-                <w:b w:val="0"/>
-                <w:sz w:val="18"/>
-              </w:rPr>
-              <w:t>FW update progress</w:t>
-            </w:r>
-          </w:p>
-        </w:tc>
-        <w:tc>
-          <w:tcPr>
-            <w:tcW w:type="dxa" w:w="3324"/>
-            <w:shd w:val="clear" w:color="auto" w:fill="FBEAEA"/>
-          </w:tcPr>
-          <w:p>
-            <w:pPr>
-              <w:spacing w:before="40" w:after="40"/>
-            </w:pPr>
-            <w:r/>
-            <w:r>
-              <w:rPr>
-                <w:rFonts w:ascii="Calibri" w:hAnsi="Calibri" w:eastAsia="Calibri"/>
-                <w:b w:val="0"/>
-                <w:sz w:val="18"/>
-              </w:rPr>
-              <w:t>After UpdateFirmware</w:t>
-            </w:r>
-          </w:p>
-        </w:tc>
-      </w:tr>
-      <w:tr>
-        <w:tc>
-          <w:tcPr>
-            <w:tcW w:type="dxa" w:w="3324"/>
-          </w:tcPr>
-          <w:p>
-            <w:pPr>
-              <w:spacing w:before="40" w:after="40"/>
-            </w:pPr>
-            <w:r/>
-            <w:r>
-              <w:rPr>
-                <w:rFonts w:ascii="Calibri" w:hAnsi="Calibri" w:eastAsia="Calibri"/>
-                <w:b w:val="0"/>
-                <w:sz w:val="18"/>
-              </w:rPr>
-              <w:t>SecurityEventNotification</w:t>
-            </w:r>
-          </w:p>
-        </w:tc>
-        <w:tc>
-          <w:tcPr>
-            <w:tcW w:type="dxa" w:w="3324"/>
-          </w:tcPr>
-          <w:p>
-            <w:pPr>
-              <w:spacing w:before="40" w:after="40"/>
-            </w:pPr>
-            <w:r/>
-            <w:r>
-              <w:rPr>
-                <w:rFonts w:ascii="Calibri" w:hAnsi="Calibri" w:eastAsia="Calibri"/>
-                <w:b w:val="0"/>
-                <w:sz w:val="18"/>
-              </w:rPr>
-              <w:t>(security whitepaper / extensions)</w:t>
-            </w:r>
-          </w:p>
-        </w:tc>
-        <w:tc>
-          <w:tcPr>
-            <w:tcW w:type="dxa" w:w="3324"/>
-          </w:tcPr>
-          <w:p>
-            <w:pPr>
-              <w:spacing w:before="40" w:after="40"/>
-            </w:pPr>
-            <w:r/>
-            <w:r>
-              <w:rPr>
-                <w:rFonts w:ascii="Calibri" w:hAnsi="Calibri" w:eastAsia="Calibri"/>
-                <w:b w:val="0"/>
-                <w:sz w:val="18"/>
-              </w:rPr>
-              <w:t>Implementation-specific</w:t>
-            </w:r>
-          </w:p>
-        </w:tc>
-      </w:tr>
-    </w:tbl>
     <w:p>
       <w:pPr>
         <w:spacing w:after="120"/>
       </w:pPr>
+      <w:r>
+        <w:rPr>
+          <w:rFonts w:ascii="Calibri" w:hAnsi="Calibri" w:eastAsia="Calibri"/>
+          <w:b w:val="0"/>
+          <w:sz w:val="22"/>
+        </w:rPr>
+        <w:t>BootNotification · Heartbeat · StatusNotification · Authorize · StartTransaction · MeterValues · StopTransaction · DataTransfer · FirmwareStatusNotification · DiagnosticsStatusNotification</w:t>
+      </w:r>
     </w:p>
     <w:p>
       <w:pPr>
@@ -6226,1239 +1774,21 @@
           <w:color w:val="111827"/>
           <w:sz w:val="28"/>
         </w:rPr>
-        <w:t>9. Messages from CMS → Charge Point</w:t>
+        <w:t>CMS → CP (common)</w:t>
       </w:r>
     </w:p>
-    <w:tbl>
-      <w:tblPr>
-        <w:tblStyle w:val="TableGrid"/>
-        <w:tblW w:type="auto" w:w="0"/>
-        <w:tblLayout w:type="autofit"/>
-        <w:tblLook w:firstColumn="1" w:firstRow="1" w:lastColumn="0" w:lastRow="0" w:noHBand="0" w:noVBand="1" w:val="04A0"/>
-      </w:tblPr>
-      <w:tblGrid>
-        <w:gridCol w:w="3324"/>
-        <w:gridCol w:w="3324"/>
-        <w:gridCol w:w="3324"/>
-      </w:tblGrid>
-      <w:tr>
-        <w:tc>
-          <w:tcPr>
-            <w:tcW w:type="dxa" w:w="3324"/>
-            <w:shd w:val="clear" w:color="auto" w:fill="C02434"/>
-          </w:tcPr>
-          <w:p>
-            <w:pPr>
-              <w:spacing w:before="40" w:after="40"/>
-            </w:pPr>
-            <w:r/>
-            <w:r>
-              <w:rPr>
-                <w:rFonts w:ascii="Calibri" w:hAnsi="Calibri" w:eastAsia="Calibri"/>
-                <w:b/>
-                <w:color w:val="FFFFFF"/>
-                <w:sz w:val="18"/>
-              </w:rPr>
-              <w:t>Message</w:t>
-            </w:r>
-          </w:p>
-        </w:tc>
-        <w:tc>
-          <w:tcPr>
-            <w:tcW w:type="dxa" w:w="3324"/>
-            <w:shd w:val="clear" w:color="auto" w:fill="C02434"/>
-          </w:tcPr>
-          <w:p>
-            <w:pPr>
-              <w:spacing w:before="40" w:after="40"/>
-            </w:pPr>
-            <w:r/>
-            <w:r>
-              <w:rPr>
-                <w:rFonts w:ascii="Calibri" w:hAnsi="Calibri" w:eastAsia="Calibri"/>
-                <w:b/>
-                <w:color w:val="FFFFFF"/>
-                <w:sz w:val="18"/>
-              </w:rPr>
-              <w:t>Purpose</w:t>
-            </w:r>
-          </w:p>
-        </w:tc>
-        <w:tc>
-          <w:tcPr>
-            <w:tcW w:type="dxa" w:w="3324"/>
-            <w:shd w:val="clear" w:color="auto" w:fill="C02434"/>
-          </w:tcPr>
-          <w:p>
-            <w:pPr>
-              <w:spacing w:before="40" w:after="40"/>
-            </w:pPr>
-            <w:r/>
-            <w:r>
-              <w:rPr>
-                <w:rFonts w:ascii="Calibri" w:hAnsi="Calibri" w:eastAsia="Calibri"/>
-                <w:b/>
-                <w:color w:val="FFFFFF"/>
-                <w:sz w:val="18"/>
-              </w:rPr>
-              <w:t>CP typical response</w:t>
-            </w:r>
-          </w:p>
-        </w:tc>
-      </w:tr>
-      <w:tr>
-        <w:tc>
-          <w:tcPr>
-            <w:tcW w:type="dxa" w:w="3324"/>
-          </w:tcPr>
-          <w:p>
-            <w:pPr>
-              <w:spacing w:before="40" w:after="40"/>
-            </w:pPr>
-            <w:r/>
-            <w:r>
-              <w:rPr>
-                <w:rFonts w:ascii="Calibri" w:hAnsi="Calibri" w:eastAsia="Calibri"/>
-                <w:b w:val="0"/>
-                <w:sz w:val="18"/>
-              </w:rPr>
-              <w:t>RemoteStartTransaction</w:t>
-            </w:r>
-          </w:p>
-        </w:tc>
-        <w:tc>
-          <w:tcPr>
-            <w:tcW w:type="dxa" w:w="3324"/>
-          </w:tcPr>
-          <w:p>
-            <w:pPr>
-              <w:spacing w:before="40" w:after="40"/>
-            </w:pPr>
-            <w:r/>
-            <w:r>
-              <w:rPr>
-                <w:rFonts w:ascii="Calibri" w:hAnsi="Calibri" w:eastAsia="Calibri"/>
-                <w:b w:val="0"/>
-                <w:sz w:val="18"/>
-              </w:rPr>
-              <w:t>Start from app</w:t>
-            </w:r>
-          </w:p>
-        </w:tc>
-        <w:tc>
-          <w:tcPr>
-            <w:tcW w:type="dxa" w:w="3324"/>
-          </w:tcPr>
-          <w:p>
-            <w:pPr>
-              <w:spacing w:before="40" w:after="40"/>
-            </w:pPr>
-            <w:r/>
-            <w:r>
-              <w:rPr>
-                <w:rFonts w:ascii="Calibri" w:hAnsi="Calibri" w:eastAsia="Calibri"/>
-                <w:b w:val="0"/>
-                <w:sz w:val="18"/>
-              </w:rPr>
-              <w:t>Accepted / Rejected</w:t>
-            </w:r>
-          </w:p>
-        </w:tc>
-      </w:tr>
-      <w:tr>
-        <w:tc>
-          <w:tcPr>
-            <w:tcW w:type="dxa" w:w="3324"/>
-            <w:shd w:val="clear" w:color="auto" w:fill="FBEAEA"/>
-          </w:tcPr>
-          <w:p>
-            <w:pPr>
-              <w:spacing w:before="40" w:after="40"/>
-            </w:pPr>
-            <w:r/>
-            <w:r>
-              <w:rPr>
-                <w:rFonts w:ascii="Calibri" w:hAnsi="Calibri" w:eastAsia="Calibri"/>
-                <w:b w:val="0"/>
-                <w:sz w:val="18"/>
-              </w:rPr>
-              <w:t>RemoteStopTransaction</w:t>
-            </w:r>
-          </w:p>
-        </w:tc>
-        <w:tc>
-          <w:tcPr>
-            <w:tcW w:type="dxa" w:w="3324"/>
-            <w:shd w:val="clear" w:color="auto" w:fill="FBEAEA"/>
-          </w:tcPr>
-          <w:p>
-            <w:pPr>
-              <w:spacing w:before="40" w:after="40"/>
-            </w:pPr>
-            <w:r/>
-            <w:r>
-              <w:rPr>
-                <w:rFonts w:ascii="Calibri" w:hAnsi="Calibri" w:eastAsia="Calibri"/>
-                <w:b w:val="0"/>
-                <w:sz w:val="18"/>
-              </w:rPr>
-              <w:t>Stop by transactionId</w:t>
-            </w:r>
-          </w:p>
-        </w:tc>
-        <w:tc>
-          <w:tcPr>
-            <w:tcW w:type="dxa" w:w="3324"/>
-            <w:shd w:val="clear" w:color="auto" w:fill="FBEAEA"/>
-          </w:tcPr>
-          <w:p>
-            <w:pPr>
-              <w:spacing w:before="40" w:after="40"/>
-            </w:pPr>
-            <w:r/>
-            <w:r>
-              <w:rPr>
-                <w:rFonts w:ascii="Calibri" w:hAnsi="Calibri" w:eastAsia="Calibri"/>
-                <w:b w:val="0"/>
-                <w:sz w:val="18"/>
-              </w:rPr>
-              <w:t>Accepted / Rejected</w:t>
-            </w:r>
-          </w:p>
-        </w:tc>
-      </w:tr>
-      <w:tr>
-        <w:tc>
-          <w:tcPr>
-            <w:tcW w:type="dxa" w:w="3324"/>
-          </w:tcPr>
-          <w:p>
-            <w:pPr>
-              <w:spacing w:before="40" w:after="40"/>
-            </w:pPr>
-            <w:r/>
-            <w:r>
-              <w:rPr>
-                <w:rFonts w:ascii="Calibri" w:hAnsi="Calibri" w:eastAsia="Calibri"/>
-                <w:b w:val="0"/>
-                <w:sz w:val="18"/>
-              </w:rPr>
-              <w:t>Reset</w:t>
-            </w:r>
-          </w:p>
-        </w:tc>
-        <w:tc>
-          <w:tcPr>
-            <w:tcW w:type="dxa" w:w="3324"/>
-          </w:tcPr>
-          <w:p>
-            <w:pPr>
-              <w:spacing w:before="40" w:after="40"/>
-            </w:pPr>
-            <w:r/>
-            <w:r>
-              <w:rPr>
-                <w:rFonts w:ascii="Calibri" w:hAnsi="Calibri" w:eastAsia="Calibri"/>
-                <w:b w:val="0"/>
-                <w:sz w:val="18"/>
-              </w:rPr>
-              <w:t>Soft or Hard reboot</w:t>
-            </w:r>
-          </w:p>
-        </w:tc>
-        <w:tc>
-          <w:tcPr>
-            <w:tcW w:type="dxa" w:w="3324"/>
-          </w:tcPr>
-          <w:p>
-            <w:pPr>
-              <w:spacing w:before="40" w:after="40"/>
-            </w:pPr>
-            <w:r/>
-            <w:r>
-              <w:rPr>
-                <w:rFonts w:ascii="Calibri" w:hAnsi="Calibri" w:eastAsia="Calibri"/>
-                <w:b w:val="0"/>
-                <w:sz w:val="18"/>
-              </w:rPr>
-              <w:t>Accepted / Rejected</w:t>
-            </w:r>
-          </w:p>
-        </w:tc>
-      </w:tr>
-      <w:tr>
-        <w:tc>
-          <w:tcPr>
-            <w:tcW w:type="dxa" w:w="3324"/>
-            <w:shd w:val="clear" w:color="auto" w:fill="FBEAEA"/>
-          </w:tcPr>
-          <w:p>
-            <w:pPr>
-              <w:spacing w:before="40" w:after="40"/>
-            </w:pPr>
-            <w:r/>
-            <w:r>
-              <w:rPr>
-                <w:rFonts w:ascii="Calibri" w:hAnsi="Calibri" w:eastAsia="Calibri"/>
-                <w:b w:val="0"/>
-                <w:sz w:val="18"/>
-              </w:rPr>
-              <w:t>UnlockConnector</w:t>
-            </w:r>
-          </w:p>
-        </w:tc>
-        <w:tc>
-          <w:tcPr>
-            <w:tcW w:type="dxa" w:w="3324"/>
-            <w:shd w:val="clear" w:color="auto" w:fill="FBEAEA"/>
-          </w:tcPr>
-          <w:p>
-            <w:pPr>
-              <w:spacing w:before="40" w:after="40"/>
-            </w:pPr>
-            <w:r/>
-            <w:r>
-              <w:rPr>
-                <w:rFonts w:ascii="Calibri" w:hAnsi="Calibri" w:eastAsia="Calibri"/>
-                <w:b w:val="0"/>
-                <w:sz w:val="18"/>
-              </w:rPr>
-              <w:t>Unlock cable</w:t>
-            </w:r>
-          </w:p>
-        </w:tc>
-        <w:tc>
-          <w:tcPr>
-            <w:tcW w:type="dxa" w:w="3324"/>
-            <w:shd w:val="clear" w:color="auto" w:fill="FBEAEA"/>
-          </w:tcPr>
-          <w:p>
-            <w:pPr>
-              <w:spacing w:before="40" w:after="40"/>
-            </w:pPr>
-            <w:r/>
-            <w:r>
-              <w:rPr>
-                <w:rFonts w:ascii="Calibri" w:hAnsi="Calibri" w:eastAsia="Calibri"/>
-                <w:b w:val="0"/>
-                <w:sz w:val="18"/>
-              </w:rPr>
-              <w:t>Unlocked / UnlockFailed / NotSupported</w:t>
-            </w:r>
-          </w:p>
-        </w:tc>
-      </w:tr>
-      <w:tr>
-        <w:tc>
-          <w:tcPr>
-            <w:tcW w:type="dxa" w:w="3324"/>
-          </w:tcPr>
-          <w:p>
-            <w:pPr>
-              <w:spacing w:before="40" w:after="40"/>
-            </w:pPr>
-            <w:r/>
-            <w:r>
-              <w:rPr>
-                <w:rFonts w:ascii="Calibri" w:hAnsi="Calibri" w:eastAsia="Calibri"/>
-                <w:b w:val="0"/>
-                <w:sz w:val="18"/>
-              </w:rPr>
-              <w:t>ChangeAvailability</w:t>
-            </w:r>
-          </w:p>
-        </w:tc>
-        <w:tc>
-          <w:tcPr>
-            <w:tcW w:type="dxa" w:w="3324"/>
-          </w:tcPr>
-          <w:p>
-            <w:pPr>
-              <w:spacing w:before="40" w:after="40"/>
-            </w:pPr>
-            <w:r/>
-            <w:r>
-              <w:rPr>
-                <w:rFonts w:ascii="Calibri" w:hAnsi="Calibri" w:eastAsia="Calibri"/>
-                <w:b w:val="0"/>
-                <w:sz w:val="18"/>
-              </w:rPr>
-              <w:t>Operative / Inoperative</w:t>
-            </w:r>
-          </w:p>
-        </w:tc>
-        <w:tc>
-          <w:tcPr>
-            <w:tcW w:type="dxa" w:w="3324"/>
-          </w:tcPr>
-          <w:p>
-            <w:pPr>
-              <w:spacing w:before="40" w:after="40"/>
-            </w:pPr>
-            <w:r/>
-            <w:r>
-              <w:rPr>
-                <w:rFonts w:ascii="Calibri" w:hAnsi="Calibri" w:eastAsia="Calibri"/>
-                <w:b w:val="0"/>
-                <w:sz w:val="18"/>
-              </w:rPr>
-              <w:t>Accepted / Rejected / Scheduled</w:t>
-            </w:r>
-          </w:p>
-        </w:tc>
-      </w:tr>
-      <w:tr>
-        <w:tc>
-          <w:tcPr>
-            <w:tcW w:type="dxa" w:w="3324"/>
-            <w:shd w:val="clear" w:color="auto" w:fill="FBEAEA"/>
-          </w:tcPr>
-          <w:p>
-            <w:pPr>
-              <w:spacing w:before="40" w:after="40"/>
-            </w:pPr>
-            <w:r/>
-            <w:r>
-              <w:rPr>
-                <w:rFonts w:ascii="Calibri" w:hAnsi="Calibri" w:eastAsia="Calibri"/>
-                <w:b w:val="0"/>
-                <w:sz w:val="18"/>
-              </w:rPr>
-              <w:t>GetConfiguration</w:t>
-            </w:r>
-          </w:p>
-        </w:tc>
-        <w:tc>
-          <w:tcPr>
-            <w:tcW w:type="dxa" w:w="3324"/>
-            <w:shd w:val="clear" w:color="auto" w:fill="FBEAEA"/>
-          </w:tcPr>
-          <w:p>
-            <w:pPr>
-              <w:spacing w:before="40" w:after="40"/>
-            </w:pPr>
-            <w:r/>
-            <w:r>
-              <w:rPr>
-                <w:rFonts w:ascii="Calibri" w:hAnsi="Calibri" w:eastAsia="Calibri"/>
-                <w:b w:val="0"/>
-                <w:sz w:val="18"/>
-              </w:rPr>
-              <w:t>Read keys</w:t>
-            </w:r>
-          </w:p>
-        </w:tc>
-        <w:tc>
-          <w:tcPr>
-            <w:tcW w:type="dxa" w:w="3324"/>
-            <w:shd w:val="clear" w:color="auto" w:fill="FBEAEA"/>
-          </w:tcPr>
-          <w:p>
-            <w:pPr>
-              <w:spacing w:before="40" w:after="40"/>
-            </w:pPr>
-            <w:r/>
-            <w:r>
-              <w:rPr>
-                <w:rFonts w:ascii="Calibri" w:hAnsi="Calibri" w:eastAsia="Calibri"/>
-                <w:b w:val="0"/>
-                <w:sz w:val="18"/>
-              </w:rPr>
-              <w:t>Key/value list + unknown keys</w:t>
-            </w:r>
-          </w:p>
-        </w:tc>
-      </w:tr>
-      <w:tr>
-        <w:tc>
-          <w:tcPr>
-            <w:tcW w:type="dxa" w:w="3324"/>
-          </w:tcPr>
-          <w:p>
-            <w:pPr>
-              <w:spacing w:before="40" w:after="40"/>
-            </w:pPr>
-            <w:r/>
-            <w:r>
-              <w:rPr>
-                <w:rFonts w:ascii="Calibri" w:hAnsi="Calibri" w:eastAsia="Calibri"/>
-                <w:b w:val="0"/>
-                <w:sz w:val="18"/>
-              </w:rPr>
-              <w:t>ChangeConfiguration</w:t>
-            </w:r>
-          </w:p>
-        </w:tc>
-        <w:tc>
-          <w:tcPr>
-            <w:tcW w:type="dxa" w:w="3324"/>
-          </w:tcPr>
-          <w:p>
-            <w:pPr>
-              <w:spacing w:before="40" w:after="40"/>
-            </w:pPr>
-            <w:r/>
-            <w:r>
-              <w:rPr>
-                <w:rFonts w:ascii="Calibri" w:hAnsi="Calibri" w:eastAsia="Calibri"/>
-                <w:b w:val="0"/>
-                <w:sz w:val="18"/>
-              </w:rPr>
-              <w:t>Write a key</w:t>
-            </w:r>
-          </w:p>
-        </w:tc>
-        <w:tc>
-          <w:tcPr>
-            <w:tcW w:type="dxa" w:w="3324"/>
-          </w:tcPr>
-          <w:p>
-            <w:pPr>
-              <w:spacing w:before="40" w:after="40"/>
-            </w:pPr>
-            <w:r/>
-            <w:r>
-              <w:rPr>
-                <w:rFonts w:ascii="Calibri" w:hAnsi="Calibri" w:eastAsia="Calibri"/>
-                <w:b w:val="0"/>
-                <w:sz w:val="18"/>
-              </w:rPr>
-              <w:t>Accepted / Rejected / RebootRequired / NotSupported</w:t>
-            </w:r>
-          </w:p>
-        </w:tc>
-      </w:tr>
-      <w:tr>
-        <w:tc>
-          <w:tcPr>
-            <w:tcW w:type="dxa" w:w="3324"/>
-            <w:shd w:val="clear" w:color="auto" w:fill="FBEAEA"/>
-          </w:tcPr>
-          <w:p>
-            <w:pPr>
-              <w:spacing w:before="40" w:after="40"/>
-            </w:pPr>
-            <w:r/>
-            <w:r>
-              <w:rPr>
-                <w:rFonts w:ascii="Calibri" w:hAnsi="Calibri" w:eastAsia="Calibri"/>
-                <w:b w:val="0"/>
-                <w:sz w:val="18"/>
-              </w:rPr>
-              <w:t>ClearCache</w:t>
-            </w:r>
-          </w:p>
-        </w:tc>
-        <w:tc>
-          <w:tcPr>
-            <w:tcW w:type="dxa" w:w="3324"/>
-            <w:shd w:val="clear" w:color="auto" w:fill="FBEAEA"/>
-          </w:tcPr>
-          <w:p>
-            <w:pPr>
-              <w:spacing w:before="40" w:after="40"/>
-            </w:pPr>
-            <w:r/>
-            <w:r>
-              <w:rPr>
-                <w:rFonts w:ascii="Calibri" w:hAnsi="Calibri" w:eastAsia="Calibri"/>
-                <w:b w:val="0"/>
-                <w:sz w:val="18"/>
-              </w:rPr>
-              <w:t>Clear auth cache</w:t>
-            </w:r>
-          </w:p>
-        </w:tc>
-        <w:tc>
-          <w:tcPr>
-            <w:tcW w:type="dxa" w:w="3324"/>
-            <w:shd w:val="clear" w:color="auto" w:fill="FBEAEA"/>
-          </w:tcPr>
-          <w:p>
-            <w:pPr>
-              <w:spacing w:before="40" w:after="40"/>
-            </w:pPr>
-            <w:r/>
-            <w:r>
-              <w:rPr>
-                <w:rFonts w:ascii="Calibri" w:hAnsi="Calibri" w:eastAsia="Calibri"/>
-                <w:b w:val="0"/>
-                <w:sz w:val="18"/>
-              </w:rPr>
-              <w:t>Accepted / Rejected</w:t>
-            </w:r>
-          </w:p>
-        </w:tc>
-      </w:tr>
-      <w:tr>
-        <w:tc>
-          <w:tcPr>
-            <w:tcW w:type="dxa" w:w="3324"/>
-          </w:tcPr>
-          <w:p>
-            <w:pPr>
-              <w:spacing w:before="40" w:after="40"/>
-            </w:pPr>
-            <w:r/>
-            <w:r>
-              <w:rPr>
-                <w:rFonts w:ascii="Calibri" w:hAnsi="Calibri" w:eastAsia="Calibri"/>
-                <w:b w:val="0"/>
-                <w:sz w:val="18"/>
-              </w:rPr>
-              <w:t>GetLocalListVersion</w:t>
-            </w:r>
-          </w:p>
-        </w:tc>
-        <w:tc>
-          <w:tcPr>
-            <w:tcW w:type="dxa" w:w="3324"/>
-          </w:tcPr>
-          <w:p>
-            <w:pPr>
-              <w:spacing w:before="40" w:after="40"/>
-            </w:pPr>
-            <w:r/>
-            <w:r>
-              <w:rPr>
-                <w:rFonts w:ascii="Calibri" w:hAnsi="Calibri" w:eastAsia="Calibri"/>
-                <w:b w:val="0"/>
-                <w:sz w:val="18"/>
-              </w:rPr>
-              <w:t>Local list version</w:t>
-            </w:r>
-          </w:p>
-        </w:tc>
-        <w:tc>
-          <w:tcPr>
-            <w:tcW w:type="dxa" w:w="3324"/>
-          </w:tcPr>
-          <w:p>
-            <w:pPr>
-              <w:spacing w:before="40" w:after="40"/>
-            </w:pPr>
-            <w:r/>
-            <w:r>
-              <w:rPr>
-                <w:rFonts w:ascii="Calibri" w:hAnsi="Calibri" w:eastAsia="Calibri"/>
-                <w:b w:val="0"/>
-                <w:sz w:val="18"/>
-              </w:rPr>
-              <w:t>{ listVersion }</w:t>
-            </w:r>
-          </w:p>
-        </w:tc>
-      </w:tr>
-      <w:tr>
-        <w:tc>
-          <w:tcPr>
-            <w:tcW w:type="dxa" w:w="3324"/>
-            <w:shd w:val="clear" w:color="auto" w:fill="FBEAEA"/>
-          </w:tcPr>
-          <w:p>
-            <w:pPr>
-              <w:spacing w:before="40" w:after="40"/>
-            </w:pPr>
-            <w:r/>
-            <w:r>
-              <w:rPr>
-                <w:rFonts w:ascii="Calibri" w:hAnsi="Calibri" w:eastAsia="Calibri"/>
-                <w:b w:val="0"/>
-                <w:sz w:val="18"/>
-              </w:rPr>
-              <w:t>SendLocalList</w:t>
-            </w:r>
-          </w:p>
-        </w:tc>
-        <w:tc>
-          <w:tcPr>
-            <w:tcW w:type="dxa" w:w="3324"/>
-            <w:shd w:val="clear" w:color="auto" w:fill="FBEAEA"/>
-          </w:tcPr>
-          <w:p>
-            <w:pPr>
-              <w:spacing w:before="40" w:after="40"/>
-            </w:pPr>
-            <w:r/>
-            <w:r>
-              <w:rPr>
-                <w:rFonts w:ascii="Calibri" w:hAnsi="Calibri" w:eastAsia="Calibri"/>
-                <w:b w:val="0"/>
-                <w:sz w:val="18"/>
-              </w:rPr>
-              <w:t>Full / differential local auth list</w:t>
-            </w:r>
-          </w:p>
-        </w:tc>
-        <w:tc>
-          <w:tcPr>
-            <w:tcW w:type="dxa" w:w="3324"/>
-            <w:shd w:val="clear" w:color="auto" w:fill="FBEAEA"/>
-          </w:tcPr>
-          <w:p>
-            <w:pPr>
-              <w:spacing w:before="40" w:after="40"/>
-            </w:pPr>
-            <w:r/>
-            <w:r>
-              <w:rPr>
-                <w:rFonts w:ascii="Calibri" w:hAnsi="Calibri" w:eastAsia="Calibri"/>
-                <w:b w:val="0"/>
-                <w:sz w:val="18"/>
-              </w:rPr>
-              <w:t>Accepted / Failed / VersionMismatch</w:t>
-            </w:r>
-          </w:p>
-        </w:tc>
-      </w:tr>
-      <w:tr>
-        <w:tc>
-          <w:tcPr>
-            <w:tcW w:type="dxa" w:w="3324"/>
-          </w:tcPr>
-          <w:p>
-            <w:pPr>
-              <w:spacing w:before="40" w:after="40"/>
-            </w:pPr>
-            <w:r/>
-            <w:r>
-              <w:rPr>
-                <w:rFonts w:ascii="Calibri" w:hAnsi="Calibri" w:eastAsia="Calibri"/>
-                <w:b w:val="0"/>
-                <w:sz w:val="18"/>
-              </w:rPr>
-              <w:t>ReserveNow</w:t>
-            </w:r>
-          </w:p>
-        </w:tc>
-        <w:tc>
-          <w:tcPr>
-            <w:tcW w:type="dxa" w:w="3324"/>
-          </w:tcPr>
-          <w:p>
-            <w:pPr>
-              <w:spacing w:before="40" w:after="40"/>
-            </w:pPr>
-            <w:r/>
-            <w:r>
-              <w:rPr>
-                <w:rFonts w:ascii="Calibri" w:hAnsi="Calibri" w:eastAsia="Calibri"/>
-                <w:b w:val="0"/>
-                <w:sz w:val="18"/>
-              </w:rPr>
-              <w:t>Reserve connector for idTag</w:t>
-            </w:r>
-          </w:p>
-        </w:tc>
-        <w:tc>
-          <w:tcPr>
-            <w:tcW w:type="dxa" w:w="3324"/>
-          </w:tcPr>
-          <w:p>
-            <w:pPr>
-              <w:spacing w:before="40" w:after="40"/>
-            </w:pPr>
-            <w:r/>
-            <w:r>
-              <w:rPr>
-                <w:rFonts w:ascii="Calibri" w:hAnsi="Calibri" w:eastAsia="Calibri"/>
-                <w:b w:val="0"/>
-                <w:sz w:val="18"/>
-              </w:rPr>
-              <w:t>Accepted / Faulted / Occupied / Rejected / Unavailable</w:t>
-            </w:r>
-          </w:p>
-        </w:tc>
-      </w:tr>
-      <w:tr>
-        <w:tc>
-          <w:tcPr>
-            <w:tcW w:type="dxa" w:w="3324"/>
-            <w:shd w:val="clear" w:color="auto" w:fill="FBEAEA"/>
-          </w:tcPr>
-          <w:p>
-            <w:pPr>
-              <w:spacing w:before="40" w:after="40"/>
-            </w:pPr>
-            <w:r/>
-            <w:r>
-              <w:rPr>
-                <w:rFonts w:ascii="Calibri" w:hAnsi="Calibri" w:eastAsia="Calibri"/>
-                <w:b w:val="0"/>
-                <w:sz w:val="18"/>
-              </w:rPr>
-              <w:t>CancelReservation</w:t>
-            </w:r>
-          </w:p>
-        </w:tc>
-        <w:tc>
-          <w:tcPr>
-            <w:tcW w:type="dxa" w:w="3324"/>
-            <w:shd w:val="clear" w:color="auto" w:fill="FBEAEA"/>
-          </w:tcPr>
-          <w:p>
-            <w:pPr>
-              <w:spacing w:before="40" w:after="40"/>
-            </w:pPr>
-            <w:r/>
-            <w:r>
-              <w:rPr>
-                <w:rFonts w:ascii="Calibri" w:hAnsi="Calibri" w:eastAsia="Calibri"/>
-                <w:b w:val="0"/>
-                <w:sz w:val="18"/>
-              </w:rPr>
-              <w:t>Cancel reservation</w:t>
-            </w:r>
-          </w:p>
-        </w:tc>
-        <w:tc>
-          <w:tcPr>
-            <w:tcW w:type="dxa" w:w="3324"/>
-            <w:shd w:val="clear" w:color="auto" w:fill="FBEAEA"/>
-          </w:tcPr>
-          <w:p>
-            <w:pPr>
-              <w:spacing w:before="40" w:after="40"/>
-            </w:pPr>
-            <w:r/>
-            <w:r>
-              <w:rPr>
-                <w:rFonts w:ascii="Calibri" w:hAnsi="Calibri" w:eastAsia="Calibri"/>
-                <w:b w:val="0"/>
-                <w:sz w:val="18"/>
-              </w:rPr>
-              <w:t>Accepted / Rejected</w:t>
-            </w:r>
-          </w:p>
-        </w:tc>
-      </w:tr>
-      <w:tr>
-        <w:tc>
-          <w:tcPr>
-            <w:tcW w:type="dxa" w:w="3324"/>
-          </w:tcPr>
-          <w:p>
-            <w:pPr>
-              <w:spacing w:before="40" w:after="40"/>
-            </w:pPr>
-            <w:r/>
-            <w:r>
-              <w:rPr>
-                <w:rFonts w:ascii="Calibri" w:hAnsi="Calibri" w:eastAsia="Calibri"/>
-                <w:b w:val="0"/>
-                <w:sz w:val="18"/>
-              </w:rPr>
-              <w:t>TriggerMessage</w:t>
-            </w:r>
-          </w:p>
-        </w:tc>
-        <w:tc>
-          <w:tcPr>
-            <w:tcW w:type="dxa" w:w="3324"/>
-          </w:tcPr>
-          <w:p>
-            <w:pPr>
-              <w:spacing w:before="40" w:after="40"/>
-            </w:pPr>
-            <w:r/>
-            <w:r>
-              <w:rPr>
-                <w:rFonts w:ascii="Calibri" w:hAnsi="Calibri" w:eastAsia="Calibri"/>
-                <w:b w:val="0"/>
-                <w:sz w:val="18"/>
-              </w:rPr>
-              <w:t>Ask CP to send Boot/Status/MeterValues/…</w:t>
-            </w:r>
-          </w:p>
-        </w:tc>
-        <w:tc>
-          <w:tcPr>
-            <w:tcW w:type="dxa" w:w="3324"/>
-          </w:tcPr>
-          <w:p>
-            <w:pPr>
-              <w:spacing w:before="40" w:after="40"/>
-            </w:pPr>
-            <w:r/>
-            <w:r>
-              <w:rPr>
-                <w:rFonts w:ascii="Calibri" w:hAnsi="Calibri" w:eastAsia="Calibri"/>
-                <w:b w:val="0"/>
-                <w:sz w:val="18"/>
-              </w:rPr>
-              <w:t>Accepted / Rejected / NotImplemented</w:t>
-            </w:r>
-          </w:p>
-        </w:tc>
-      </w:tr>
-      <w:tr>
-        <w:tc>
-          <w:tcPr>
-            <w:tcW w:type="dxa" w:w="3324"/>
-            <w:shd w:val="clear" w:color="auto" w:fill="FBEAEA"/>
-          </w:tcPr>
-          <w:p>
-            <w:pPr>
-              <w:spacing w:before="40" w:after="40"/>
-            </w:pPr>
-            <w:r/>
-            <w:r>
-              <w:rPr>
-                <w:rFonts w:ascii="Calibri" w:hAnsi="Calibri" w:eastAsia="Calibri"/>
-                <w:b w:val="0"/>
-                <w:sz w:val="18"/>
-              </w:rPr>
-              <w:t>DataTransfer</w:t>
-            </w:r>
-          </w:p>
-        </w:tc>
-        <w:tc>
-          <w:tcPr>
-            <w:tcW w:type="dxa" w:w="3324"/>
-            <w:shd w:val="clear" w:color="auto" w:fill="FBEAEA"/>
-          </w:tcPr>
-          <w:p>
-            <w:pPr>
-              <w:spacing w:before="40" w:after="40"/>
-            </w:pPr>
-            <w:r/>
-            <w:r>
-              <w:rPr>
-                <w:rFonts w:ascii="Calibri" w:hAnsi="Calibri" w:eastAsia="Calibri"/>
-                <w:b w:val="0"/>
-                <w:sz w:val="18"/>
-              </w:rPr>
-              <w:t>Vendor command</w:t>
-            </w:r>
-          </w:p>
-        </w:tc>
-        <w:tc>
-          <w:tcPr>
-            <w:tcW w:type="dxa" w:w="3324"/>
-            <w:shd w:val="clear" w:color="auto" w:fill="FBEAEA"/>
-          </w:tcPr>
-          <w:p>
-            <w:pPr>
-              <w:spacing w:before="40" w:after="40"/>
-            </w:pPr>
-            <w:r/>
-            <w:r>
-              <w:rPr>
-                <w:rFonts w:ascii="Calibri" w:hAnsi="Calibri" w:eastAsia="Calibri"/>
-                <w:b w:val="0"/>
-                <w:sz w:val="18"/>
-              </w:rPr>
-              <w:t>Accepted / Rejected / UnknownVendorId / UnknownMessageId</w:t>
-            </w:r>
-          </w:p>
-        </w:tc>
-      </w:tr>
-      <w:tr>
-        <w:tc>
-          <w:tcPr>
-            <w:tcW w:type="dxa" w:w="3324"/>
-          </w:tcPr>
-          <w:p>
-            <w:pPr>
-              <w:spacing w:before="40" w:after="40"/>
-            </w:pPr>
-            <w:r/>
-            <w:r>
-              <w:rPr>
-                <w:rFonts w:ascii="Calibri" w:hAnsi="Calibri" w:eastAsia="Calibri"/>
-                <w:b w:val="0"/>
-                <w:sz w:val="18"/>
-              </w:rPr>
-              <w:t>GetDiagnostics</w:t>
-            </w:r>
-          </w:p>
-        </w:tc>
-        <w:tc>
-          <w:tcPr>
-            <w:tcW w:type="dxa" w:w="3324"/>
-          </w:tcPr>
-          <w:p>
-            <w:pPr>
-              <w:spacing w:before="40" w:after="40"/>
-            </w:pPr>
-            <w:r/>
-            <w:r>
-              <w:rPr>
-                <w:rFonts w:ascii="Calibri" w:hAnsi="Calibri" w:eastAsia="Calibri"/>
-                <w:b w:val="0"/>
-                <w:sz w:val="18"/>
-              </w:rPr>
-              <w:t>Upload diagnostics to location</w:t>
-            </w:r>
-          </w:p>
-        </w:tc>
-        <w:tc>
-          <w:tcPr>
-            <w:tcW w:type="dxa" w:w="3324"/>
-          </w:tcPr>
-          <w:p>
-            <w:pPr>
-              <w:spacing w:before="40" w:after="40"/>
-            </w:pPr>
-            <w:r/>
-            <w:r>
-              <w:rPr>
-                <w:rFonts w:ascii="Calibri" w:hAnsi="Calibri" w:eastAsia="Calibri"/>
-                <w:b w:val="0"/>
-                <w:sz w:val="18"/>
-              </w:rPr>
-              <w:t>{ fileName? } then status notifications</w:t>
-            </w:r>
-          </w:p>
-        </w:tc>
-      </w:tr>
-      <w:tr>
-        <w:tc>
-          <w:tcPr>
-            <w:tcW w:type="dxa" w:w="3324"/>
-            <w:shd w:val="clear" w:color="auto" w:fill="FBEAEA"/>
-          </w:tcPr>
-          <w:p>
-            <w:pPr>
-              <w:spacing w:before="40" w:after="40"/>
-            </w:pPr>
-            <w:r/>
-            <w:r>
-              <w:rPr>
-                <w:rFonts w:ascii="Calibri" w:hAnsi="Calibri" w:eastAsia="Calibri"/>
-                <w:b w:val="0"/>
-                <w:sz w:val="18"/>
-              </w:rPr>
-              <w:t>UpdateFirmware</w:t>
-            </w:r>
-          </w:p>
-        </w:tc>
-        <w:tc>
-          <w:tcPr>
-            <w:tcW w:type="dxa" w:w="3324"/>
-            <w:shd w:val="clear" w:color="auto" w:fill="FBEAEA"/>
-          </w:tcPr>
-          <w:p>
-            <w:pPr>
-              <w:spacing w:before="40" w:after="40"/>
-            </w:pPr>
-            <w:r/>
-            <w:r>
-              <w:rPr>
-                <w:rFonts w:ascii="Calibri" w:hAnsi="Calibri" w:eastAsia="Calibri"/>
-                <w:b w:val="0"/>
-                <w:sz w:val="18"/>
-              </w:rPr>
-              <w:t>Download/install firmware from URL</w:t>
-            </w:r>
-          </w:p>
-        </w:tc>
-        <w:tc>
-          <w:tcPr>
-            <w:tcW w:type="dxa" w:w="3324"/>
-            <w:shd w:val="clear" w:color="auto" w:fill="FBEAEA"/>
-          </w:tcPr>
-          <w:p>
-            <w:pPr>
-              <w:spacing w:before="40" w:after="40"/>
-            </w:pPr>
-            <w:r/>
-            <w:r>
-              <w:rPr>
-                <w:rFonts w:ascii="Calibri" w:hAnsi="Calibri" w:eastAsia="Calibri"/>
-                <w:b w:val="0"/>
-                <w:sz w:val="18"/>
-              </w:rPr>
-              <w:t>empty conf; then FirmwareStatusNotification</w:t>
-            </w:r>
-          </w:p>
-        </w:tc>
-      </w:tr>
-      <w:tr>
-        <w:tc>
-          <w:tcPr>
-            <w:tcW w:type="dxa" w:w="3324"/>
-          </w:tcPr>
-          <w:p>
-            <w:pPr>
-              <w:spacing w:before="40" w:after="40"/>
-            </w:pPr>
-            <w:r/>
-            <w:r>
-              <w:rPr>
-                <w:rFonts w:ascii="Calibri" w:hAnsi="Calibri" w:eastAsia="Calibri"/>
-                <w:b w:val="0"/>
-                <w:sz w:val="18"/>
-              </w:rPr>
-              <w:t>SetChargingProfile</w:t>
-            </w:r>
-          </w:p>
-        </w:tc>
-        <w:tc>
-          <w:tcPr>
-            <w:tcW w:type="dxa" w:w="3324"/>
-          </w:tcPr>
-          <w:p>
-            <w:pPr>
-              <w:spacing w:before="40" w:after="40"/>
-            </w:pPr>
-            <w:r/>
-            <w:r>
-              <w:rPr>
-                <w:rFonts w:ascii="Calibri" w:hAnsi="Calibri" w:eastAsia="Calibri"/>
-                <w:b w:val="0"/>
-                <w:sz w:val="18"/>
-              </w:rPr>
-              <w:t>Smart charging limit schedule</w:t>
-            </w:r>
-          </w:p>
-        </w:tc>
-        <w:tc>
-          <w:tcPr>
-            <w:tcW w:type="dxa" w:w="3324"/>
-          </w:tcPr>
-          <w:p>
-            <w:pPr>
-              <w:spacing w:before="40" w:after="40"/>
-            </w:pPr>
-            <w:r/>
-            <w:r>
-              <w:rPr>
-                <w:rFonts w:ascii="Calibri" w:hAnsi="Calibri" w:eastAsia="Calibri"/>
-                <w:b w:val="0"/>
-                <w:sz w:val="18"/>
-              </w:rPr>
-              <w:t>Accepted / Rejected / NotSupported</w:t>
-            </w:r>
-          </w:p>
-        </w:tc>
-      </w:tr>
-      <w:tr>
-        <w:tc>
-          <w:tcPr>
-            <w:tcW w:type="dxa" w:w="3324"/>
-            <w:shd w:val="clear" w:color="auto" w:fill="FBEAEA"/>
-          </w:tcPr>
-          <w:p>
-            <w:pPr>
-              <w:spacing w:before="40" w:after="40"/>
-            </w:pPr>
-            <w:r/>
-            <w:r>
-              <w:rPr>
-                <w:rFonts w:ascii="Calibri" w:hAnsi="Calibri" w:eastAsia="Calibri"/>
-                <w:b w:val="0"/>
-                <w:sz w:val="18"/>
-              </w:rPr>
-              <w:t>ClearChargingProfile</w:t>
-            </w:r>
-          </w:p>
-        </w:tc>
-        <w:tc>
-          <w:tcPr>
-            <w:tcW w:type="dxa" w:w="3324"/>
-            <w:shd w:val="clear" w:color="auto" w:fill="FBEAEA"/>
-          </w:tcPr>
-          <w:p>
-            <w:pPr>
-              <w:spacing w:before="40" w:after="40"/>
-            </w:pPr>
-            <w:r/>
-            <w:r>
-              <w:rPr>
-                <w:rFonts w:ascii="Calibri" w:hAnsi="Calibri" w:eastAsia="Calibri"/>
-                <w:b w:val="0"/>
-                <w:sz w:val="18"/>
-              </w:rPr>
-              <w:t>Remove profile(s)</w:t>
-            </w:r>
-          </w:p>
-        </w:tc>
-        <w:tc>
-          <w:tcPr>
-            <w:tcW w:type="dxa" w:w="3324"/>
-            <w:shd w:val="clear" w:color="auto" w:fill="FBEAEA"/>
-          </w:tcPr>
-          <w:p>
-            <w:pPr>
-              <w:spacing w:before="40" w:after="40"/>
-            </w:pPr>
-            <w:r/>
-            <w:r>
-              <w:rPr>
-                <w:rFonts w:ascii="Calibri" w:hAnsi="Calibri" w:eastAsia="Calibri"/>
-                <w:b w:val="0"/>
-                <w:sz w:val="18"/>
-              </w:rPr>
-              <w:t>Accepted / Unknown</w:t>
-            </w:r>
-          </w:p>
-        </w:tc>
-      </w:tr>
-      <w:tr>
-        <w:tc>
-          <w:tcPr>
-            <w:tcW w:type="dxa" w:w="3324"/>
-          </w:tcPr>
-          <w:p>
-            <w:pPr>
-              <w:spacing w:before="40" w:after="40"/>
-            </w:pPr>
-            <w:r/>
-            <w:r>
-              <w:rPr>
-                <w:rFonts w:ascii="Calibri" w:hAnsi="Calibri" w:eastAsia="Calibri"/>
-                <w:b w:val="0"/>
-                <w:sz w:val="18"/>
-              </w:rPr>
-              <w:t>GetCompositeSchedule</w:t>
-            </w:r>
-          </w:p>
-        </w:tc>
-        <w:tc>
-          <w:tcPr>
-            <w:tcW w:type="dxa" w:w="3324"/>
-          </w:tcPr>
-          <w:p>
-            <w:pPr>
-              <w:spacing w:before="40" w:after="40"/>
-            </w:pPr>
-            <w:r/>
-            <w:r>
-              <w:rPr>
-                <w:rFonts w:ascii="Calibri" w:hAnsi="Calibri" w:eastAsia="Calibri"/>
-                <w:b w:val="0"/>
-                <w:sz w:val="18"/>
-              </w:rPr>
-              <w:t>Ask planned schedule</w:t>
-            </w:r>
-          </w:p>
-        </w:tc>
-        <w:tc>
-          <w:tcPr>
-            <w:tcW w:type="dxa" w:w="3324"/>
-          </w:tcPr>
-          <w:p>
-            <w:pPr>
-              <w:spacing w:before="40" w:after="40"/>
-            </w:pPr>
-            <w:r/>
-            <w:r>
-              <w:rPr>
-                <w:rFonts w:ascii="Calibri" w:hAnsi="Calibri" w:eastAsia="Calibri"/>
-                <w:b w:val="0"/>
-                <w:sz w:val="18"/>
-              </w:rPr>
-              <w:t>schedule object or rejected</w:t>
-            </w:r>
-          </w:p>
-        </w:tc>
-      </w:tr>
-    </w:tbl>
     <w:p>
       <w:pPr>
         <w:spacing w:after="120"/>
       </w:pPr>
+      <w:r>
+        <w:rPr>
+          <w:rFonts w:ascii="Calibri" w:hAnsi="Calibri" w:eastAsia="Calibri"/>
+          <w:b w:val="0"/>
+          <w:sz w:val="22"/>
+        </w:rPr>
+        <w:t>RemoteStart / RemoteStop · Reset · UnlockConnector · ChangeAvailability · Get/ChangeConfiguration · ClearCache · SendLocalList · ReserveNow / CancelReservation · TriggerMessage · GetDiagnostics · UpdateFirmware · Set/ClearChargingProfile · GetCompositeSchedule · DataTransfer</w:t>
+      </w:r>
     </w:p>
     <w:p>
       <w:pPr>
@@ -7471,34 +1801,7 @@
           <w:color w:val="111827"/>
           <w:sz w:val="28"/>
         </w:rPr>
-        <w:t>10. Configuration (Get / Change Configuration)</w:t>
-      </w:r>
-    </w:p>
-    <w:p>
-      <w:pPr>
-        <w:spacing w:after="120"/>
-      </w:pPr>
-      <w:r>
-        <w:rPr>
-          <w:rFonts w:ascii="Calibri" w:hAnsi="Calibri" w:eastAsia="Calibri"/>
-          <w:b w:val="0"/>
-          <w:sz w:val="22"/>
-        </w:rPr>
-        <w:t>Configuration is a set of string key/value pairs on the CP.</w:t>
-      </w:r>
-    </w:p>
-    <w:p>
-      <w:pPr>
-        <w:pStyle w:val="Heading2"/>
-      </w:pPr>
-      <w:r>
-        <w:rPr>
-          <w:rFonts w:ascii="Calibri" w:hAnsi="Calibri" w:eastAsia="Calibri"/>
-          <w:b/>
-          <w:color w:val="374151"/>
-          <w:sz w:val="24"/>
-        </w:rPr>
-        <w:t>Examples of important Core keys</w:t>
+        <w:t>Config keys worth knowing</w:t>
       </w:r>
     </w:p>
     <w:tbl>
@@ -7551,7 +1854,7 @@
                 <w:color w:val="FFFFFF"/>
                 <w:sz w:val="18"/>
               </w:rPr>
-              <w:t>Meaning</w:t>
+              <w:t>Role</w:t>
             </w:r>
           </w:p>
         </w:tc>
@@ -7591,7 +1894,7 @@
                 <w:b w:val="0"/>
                 <w:sz w:val="18"/>
               </w:rPr>
-              <w:t>Seconds between Heartbeats</w:t>
+              <w:t>Heartbeat seconds</w:t>
             </w:r>
           </w:p>
         </w:tc>
@@ -7633,7 +1936,7 @@
                 <w:b w:val="0"/>
                 <w:sz w:val="18"/>
               </w:rPr>
-              <w:t>Seconds between MeterValues while charging</w:t>
+              <w:t>MeterValues seconds</w:t>
             </w:r>
           </w:p>
         </w:tc>
@@ -7673,7 +1976,7 @@
                 <w:b w:val="0"/>
                 <w:sz w:val="18"/>
               </w:rPr>
-              <w:t>Comma-separated measurands</w:t>
+              <w:t>Which measurands</w:t>
             </w:r>
           </w:p>
         </w:tc>
@@ -7715,7 +2018,7 @@
                 <w:b w:val="0"/>
                 <w:sz w:val="18"/>
               </w:rPr>
-              <w:t>Usually read-only</w:t>
+              <w:t>Outlet count</w:t>
             </w:r>
           </w:p>
         </w:tc>
@@ -7755,171 +2058,7 @@
                 <w:b w:val="0"/>
                 <w:sz w:val="18"/>
               </w:rPr>
-              <w:t>Whether RemoteStart must Authorize first</w:t>
-            </w:r>
-          </w:p>
-        </w:tc>
-      </w:tr>
-      <w:tr>
-        <w:tc>
-          <w:tcPr>
-            <w:tcW w:type="dxa" w:w="4986"/>
-            <w:shd w:val="clear" w:color="auto" w:fill="FBEAEA"/>
-          </w:tcPr>
-          <w:p>
-            <w:pPr>
-              <w:spacing w:before="40" w:after="40"/>
-            </w:pPr>
-            <w:r/>
-            <w:r>
-              <w:rPr>
-                <w:rFonts w:ascii="Calibri" w:hAnsi="Calibri" w:eastAsia="Calibri"/>
-                <w:b w:val="0"/>
-                <w:sz w:val="18"/>
-              </w:rPr>
-              <w:t>LocalAuthorizeOffline</w:t>
-            </w:r>
-          </w:p>
-        </w:tc>
-        <w:tc>
-          <w:tcPr>
-            <w:tcW w:type="dxa" w:w="4986"/>
-            <w:shd w:val="clear" w:color="auto" w:fill="FBEAEA"/>
-          </w:tcPr>
-          <w:p>
-            <w:pPr>
-              <w:spacing w:before="40" w:after="40"/>
-            </w:pPr>
-            <w:r/>
-            <w:r>
-              <w:rPr>
-                <w:rFonts w:ascii="Calibri" w:hAnsi="Calibri" w:eastAsia="Calibri"/>
-                <w:b w:val="0"/>
-                <w:sz w:val="18"/>
-              </w:rPr>
-              <w:t>Allow local auth when offline</w:t>
-            </w:r>
-          </w:p>
-        </w:tc>
-      </w:tr>
-      <w:tr>
-        <w:tc>
-          <w:tcPr>
-            <w:tcW w:type="dxa" w:w="4986"/>
-          </w:tcPr>
-          <w:p>
-            <w:pPr>
-              <w:spacing w:before="40" w:after="40"/>
-            </w:pPr>
-            <w:r/>
-            <w:r>
-              <w:rPr>
-                <w:rFonts w:ascii="Calibri" w:hAnsi="Calibri" w:eastAsia="Calibri"/>
-                <w:b w:val="0"/>
-                <w:sz w:val="18"/>
-              </w:rPr>
-              <w:t>LocalPreAuthorize</w:t>
-            </w:r>
-          </w:p>
-        </w:tc>
-        <w:tc>
-          <w:tcPr>
-            <w:tcW w:type="dxa" w:w="4986"/>
-          </w:tcPr>
-          <w:p>
-            <w:pPr>
-              <w:spacing w:before="40" w:after="40"/>
-            </w:pPr>
-            <w:r/>
-            <w:r>
-              <w:rPr>
-                <w:rFonts w:ascii="Calibri" w:hAnsi="Calibri" w:eastAsia="Calibri"/>
-                <w:b w:val="0"/>
-                <w:sz w:val="18"/>
-              </w:rPr>
-              <w:t>Use local list / cache without waiting</w:t>
-            </w:r>
-          </w:p>
-        </w:tc>
-      </w:tr>
-      <w:tr>
-        <w:tc>
-          <w:tcPr>
-            <w:tcW w:type="dxa" w:w="4986"/>
-            <w:shd w:val="clear" w:color="auto" w:fill="FBEAEA"/>
-          </w:tcPr>
-          <w:p>
-            <w:pPr>
-              <w:spacing w:before="40" w:after="40"/>
-            </w:pPr>
-            <w:r/>
-            <w:r>
-              <w:rPr>
-                <w:rFonts w:ascii="Calibri" w:hAnsi="Calibri" w:eastAsia="Calibri"/>
-                <w:b w:val="0"/>
-                <w:sz w:val="18"/>
-              </w:rPr>
-              <w:t>ConnectionTimeOut</w:t>
-            </w:r>
-          </w:p>
-        </w:tc>
-        <w:tc>
-          <w:tcPr>
-            <w:tcW w:type="dxa" w:w="4986"/>
-            <w:shd w:val="clear" w:color="auto" w:fill="FBEAEA"/>
-          </w:tcPr>
-          <w:p>
-            <w:pPr>
-              <w:spacing w:before="40" w:after="40"/>
-            </w:pPr>
-            <w:r/>
-            <w:r>
-              <w:rPr>
-                <w:rFonts w:ascii="Calibri" w:hAnsi="Calibri" w:eastAsia="Calibri"/>
-                <w:b w:val="0"/>
-                <w:sz w:val="18"/>
-              </w:rPr>
-              <w:t>Seconds to wait for auth/start interaction</w:t>
-            </w:r>
-          </w:p>
-        </w:tc>
-      </w:tr>
-      <w:tr>
-        <w:tc>
-          <w:tcPr>
-            <w:tcW w:type="dxa" w:w="4986"/>
-          </w:tcPr>
-          <w:p>
-            <w:pPr>
-              <w:spacing w:before="40" w:after="40"/>
-            </w:pPr>
-            <w:r/>
-            <w:r>
-              <w:rPr>
-                <w:rFonts w:ascii="Calibri" w:hAnsi="Calibri" w:eastAsia="Calibri"/>
-                <w:b w:val="0"/>
-                <w:sz w:val="18"/>
-              </w:rPr>
-              <w:t>ResetRetries</w:t>
-            </w:r>
-          </w:p>
-        </w:tc>
-        <w:tc>
-          <w:tcPr>
-            <w:tcW w:type="dxa" w:w="4986"/>
-          </w:tcPr>
-          <w:p>
-            <w:pPr>
-              <w:spacing w:before="40" w:after="40"/>
-            </w:pPr>
-            <w:r/>
-            <w:r>
-              <w:rPr>
-                <w:rFonts w:ascii="Calibri" w:hAnsi="Calibri" w:eastAsia="Calibri"/>
-                <w:b w:val="0"/>
-                <w:sz w:val="18"/>
-              </w:rPr>
-              <w:t>Reset retry count</w:t>
+              <w:t>RemoteStart must Authorize?</w:t>
             </w:r>
           </w:p>
         </w:tc>
@@ -7966,210 +2105,6 @@
           </w:p>
         </w:tc>
       </w:tr>
-      <w:tr>
-        <w:tc>
-          <w:tcPr>
-            <w:tcW w:type="dxa" w:w="4986"/>
-          </w:tcPr>
-          <w:p>
-            <w:pPr>
-              <w:spacing w:before="40" w:after="40"/>
-            </w:pPr>
-            <w:r/>
-            <w:r>
-              <w:rPr>
-                <w:rFonts w:ascii="Calibri" w:hAnsi="Calibri" w:eastAsia="Calibri"/>
-                <w:b w:val="0"/>
-                <w:sz w:val="18"/>
-              </w:rPr>
-              <w:t>WebSocketPingInterval</w:t>
-            </w:r>
-          </w:p>
-        </w:tc>
-        <w:tc>
-          <w:tcPr>
-            <w:tcW w:type="dxa" w:w="4986"/>
-          </w:tcPr>
-          <w:p>
-            <w:pPr>
-              <w:spacing w:before="40" w:after="40"/>
-            </w:pPr>
-            <w:r/>
-            <w:r>
-              <w:rPr>
-                <w:rFonts w:ascii="Calibri" w:hAnsi="Calibri" w:eastAsia="Calibri"/>
-                <w:b w:val="0"/>
-                <w:sz w:val="18"/>
-              </w:rPr>
-              <w:t>WS ping (implementation-dependent)</w:t>
-            </w:r>
-          </w:p>
-        </w:tc>
-      </w:tr>
-      <w:tr>
-        <w:tc>
-          <w:tcPr>
-            <w:tcW w:type="dxa" w:w="4986"/>
-            <w:shd w:val="clear" w:color="auto" w:fill="FBEAEA"/>
-          </w:tcPr>
-          <w:p>
-            <w:pPr>
-              <w:spacing w:before="40" w:after="40"/>
-            </w:pPr>
-            <w:r/>
-            <w:r>
-              <w:rPr>
-                <w:rFonts w:ascii="Calibri" w:hAnsi="Calibri" w:eastAsia="Calibri"/>
-                <w:b w:val="0"/>
-                <w:sz w:val="18"/>
-              </w:rPr>
-              <w:t>AuthorizationCacheEnabled</w:t>
-            </w:r>
-          </w:p>
-        </w:tc>
-        <w:tc>
-          <w:tcPr>
-            <w:tcW w:type="dxa" w:w="4986"/>
-            <w:shd w:val="clear" w:color="auto" w:fill="FBEAEA"/>
-          </w:tcPr>
-          <w:p>
-            <w:pPr>
-              <w:spacing w:before="40" w:after="40"/>
-            </w:pPr>
-            <w:r/>
-            <w:r>
-              <w:rPr>
-                <w:rFonts w:ascii="Calibri" w:hAnsi="Calibri" w:eastAsia="Calibri"/>
-                <w:b w:val="0"/>
-                <w:sz w:val="18"/>
-              </w:rPr>
-              <w:t>Use auth cache</w:t>
-            </w:r>
-          </w:p>
-        </w:tc>
-      </w:tr>
-      <w:tr>
-        <w:tc>
-          <w:tcPr>
-            <w:tcW w:type="dxa" w:w="4986"/>
-          </w:tcPr>
-          <w:p>
-            <w:pPr>
-              <w:spacing w:before="40" w:after="40"/>
-            </w:pPr>
-            <w:r/>
-            <w:r>
-              <w:rPr>
-                <w:rFonts w:ascii="Calibri" w:hAnsi="Calibri" w:eastAsia="Calibri"/>
-                <w:b w:val="0"/>
-                <w:sz w:val="18"/>
-              </w:rPr>
-              <w:t>LocalAuthListEnabled</w:t>
-            </w:r>
-          </w:p>
-        </w:tc>
-        <w:tc>
-          <w:tcPr>
-            <w:tcW w:type="dxa" w:w="4986"/>
-          </w:tcPr>
-          <w:p>
-            <w:pPr>
-              <w:spacing w:before="40" w:after="40"/>
-            </w:pPr>
-            <w:r/>
-            <w:r>
-              <w:rPr>
-                <w:rFonts w:ascii="Calibri" w:hAnsi="Calibri" w:eastAsia="Calibri"/>
-                <w:b w:val="0"/>
-                <w:sz w:val="18"/>
-              </w:rPr>
-              <w:t>Use local list</w:t>
-            </w:r>
-          </w:p>
-        </w:tc>
-      </w:tr>
-      <w:tr>
-        <w:tc>
-          <w:tcPr>
-            <w:tcW w:type="dxa" w:w="4986"/>
-            <w:shd w:val="clear" w:color="auto" w:fill="FBEAEA"/>
-          </w:tcPr>
-          <w:p>
-            <w:pPr>
-              <w:spacing w:before="40" w:after="40"/>
-            </w:pPr>
-            <w:r/>
-            <w:r>
-              <w:rPr>
-                <w:rFonts w:ascii="Calibri" w:hAnsi="Calibri" w:eastAsia="Calibri"/>
-                <w:b w:val="0"/>
-                <w:sz w:val="18"/>
-              </w:rPr>
-              <w:t>StopTransactionOnEVSideDisconnect</w:t>
-            </w:r>
-          </w:p>
-        </w:tc>
-        <w:tc>
-          <w:tcPr>
-            <w:tcW w:type="dxa" w:w="4986"/>
-            <w:shd w:val="clear" w:color="auto" w:fill="FBEAEA"/>
-          </w:tcPr>
-          <w:p>
-            <w:pPr>
-              <w:spacing w:before="40" w:after="40"/>
-            </w:pPr>
-            <w:r/>
-            <w:r>
-              <w:rPr>
-                <w:rFonts w:ascii="Calibri" w:hAnsi="Calibri" w:eastAsia="Calibri"/>
-                <w:b w:val="0"/>
-                <w:sz w:val="18"/>
-              </w:rPr>
-              <w:t>Auto-stop on unplug</w:t>
-            </w:r>
-          </w:p>
-        </w:tc>
-      </w:tr>
-      <w:tr>
-        <w:tc>
-          <w:tcPr>
-            <w:tcW w:type="dxa" w:w="4986"/>
-          </w:tcPr>
-          <w:p>
-            <w:pPr>
-              <w:spacing w:before="40" w:after="40"/>
-            </w:pPr>
-            <w:r/>
-            <w:r>
-              <w:rPr>
-                <w:rFonts w:ascii="Calibri" w:hAnsi="Calibri" w:eastAsia="Calibri"/>
-                <w:b w:val="0"/>
-                <w:sz w:val="18"/>
-              </w:rPr>
-              <w:t>UnlockConnectorOnEVSideDisconnect</w:t>
-            </w:r>
-          </w:p>
-        </w:tc>
-        <w:tc>
-          <w:tcPr>
-            <w:tcW w:type="dxa" w:w="4986"/>
-          </w:tcPr>
-          <w:p>
-            <w:pPr>
-              <w:spacing w:before="40" w:after="40"/>
-            </w:pPr>
-            <w:r/>
-            <w:r>
-              <w:rPr>
-                <w:rFonts w:ascii="Calibri" w:hAnsi="Calibri" w:eastAsia="Calibri"/>
-                <w:b w:val="0"/>
-                <w:sz w:val="18"/>
-              </w:rPr>
-              <w:t>Auto-unlock on unplug</w:t>
-            </w:r>
-          </w:p>
-        </w:tc>
-      </w:tr>
     </w:tbl>
     <w:p>
       <w:pPr>
@@ -8186,7 +2121,7 @@
           <w:b w:val="0"/>
           <w:sz w:val="22"/>
         </w:rPr>
-        <w:t>ChangeConfiguration.conf</w:t>
+        <w:t>ChangeConfiguration</w:t>
       </w:r>
       <w:r>
         <w:rPr>
@@ -8198,7 +2133,7 @@
       </w:r>
       <w:r>
         <w:rPr>
-          <w:rFonts w:ascii="Consolas" w:hAnsi="Consolas" w:eastAsia="Consolas"/>
+          <w:rFonts w:ascii="Calibri" w:hAnsi="Calibri" w:eastAsia="Calibri"/>
           <w:b/>
           <w:sz w:val="22"/>
         </w:rPr>
@@ -8210,7 +2145,7 @@
           <w:b w:val="0"/>
           <w:sz w:val="22"/>
         </w:rPr>
-        <w:t xml:space="preserve"> — meaning the value is stored but applies only after Reset.</w:t>
+        <w:t xml:space="preserve"> → needs Reset.</w:t>
       </w:r>
     </w:p>
     <w:p>
@@ -8224,7 +2159,7 @@
           <w:color w:val="111827"/>
           <w:sz w:val="28"/>
         </w:rPr>
-        <w:t>11. Firmware update (FirmwareManagement)</w:t>
+        <w:t>Minimal working set</w:t>
       </w:r>
     </w:p>
     <w:p>
@@ -8234,18 +2169,10 @@
       <w:r>
         <w:rPr>
           <w:rFonts w:ascii="Calibri" w:hAnsi="Calibri" w:eastAsia="Calibri"/>
-          <w:b w:val="0"/>
-          <w:sz w:val="22"/>
-        </w:rPr>
-        <w:t xml:space="preserve">1. CMS sends </w:t>
-      </w:r>
-      <w:r>
-        <w:rPr>
-          <w:rFonts w:ascii="Calibri" w:hAnsi="Calibri" w:eastAsia="Calibri"/>
           <w:b/>
           <w:sz w:val="22"/>
         </w:rPr>
-        <w:t>UpdateFirmware</w:t>
+        <w:t>Must send:</w:t>
       </w:r>
       <w:r>
         <w:rPr>
@@ -8253,7 +2180,7 @@
           <w:b w:val="0"/>
           <w:sz w:val="22"/>
         </w:rPr>
-        <w:t xml:space="preserve"> with:</w:t>
+        <w:t xml:space="preserve"> Boot, Heartbeat, Status, Authorize, Start, MeterValues, Stop</w:t>
       </w:r>
     </w:p>
     <w:p>
@@ -8263,18 +2190,10 @@
       <w:r>
         <w:rPr>
           <w:rFonts w:ascii="Calibri" w:hAnsi="Calibri" w:eastAsia="Calibri"/>
-          <w:b w:val="0"/>
+          <w:b/>
           <w:sz w:val="22"/>
         </w:rPr>
-        <w:t xml:space="preserve">   - </w:t>
-      </w:r>
-      <w:r>
-        <w:rPr>
-          <w:rFonts w:ascii="Consolas" w:hAnsi="Consolas" w:eastAsia="Consolas"/>
-          <w:b w:val="0"/>
-          <w:sz w:val="22"/>
-        </w:rPr>
-        <w:t>location</w:t>
+        <w:t>Must handle:</w:t>
       </w:r>
       <w:r>
         <w:rPr>
@@ -8282,295 +2201,7 @@
           <w:b w:val="0"/>
           <w:sz w:val="22"/>
         </w:rPr>
-        <w:t xml:space="preserve"> (URL of firmware file)</w:t>
-      </w:r>
-    </w:p>
-    <w:p>
-      <w:pPr>
-        <w:spacing w:after="120"/>
-      </w:pPr>
-      <w:r>
-        <w:rPr>
-          <w:rFonts w:ascii="Calibri" w:hAnsi="Calibri" w:eastAsia="Calibri"/>
-          <w:b w:val="0"/>
-          <w:sz w:val="22"/>
-        </w:rPr>
-        <w:t xml:space="preserve">   - optional </w:t>
-      </w:r>
-      <w:r>
-        <w:rPr>
-          <w:rFonts w:ascii="Consolas" w:hAnsi="Consolas" w:eastAsia="Consolas"/>
-          <w:b w:val="0"/>
-          <w:sz w:val="22"/>
-        </w:rPr>
-        <w:t>retrieveDate</w:t>
-      </w:r>
-      <w:r>
-        <w:rPr>
-          <w:rFonts w:ascii="Calibri" w:hAnsi="Calibri" w:eastAsia="Calibri"/>
-          <w:b w:val="0"/>
-          <w:sz w:val="22"/>
-        </w:rPr>
-        <w:t xml:space="preserve">, </w:t>
-      </w:r>
-      <w:r>
-        <w:rPr>
-          <w:rFonts w:ascii="Consolas" w:hAnsi="Consolas" w:eastAsia="Consolas"/>
-          <w:b w:val="0"/>
-          <w:sz w:val="22"/>
-        </w:rPr>
-        <w:t>retries</w:t>
-      </w:r>
-      <w:r>
-        <w:rPr>
-          <w:rFonts w:ascii="Calibri" w:hAnsi="Calibri" w:eastAsia="Calibri"/>
-          <w:b w:val="0"/>
-          <w:sz w:val="22"/>
-        </w:rPr>
-        <w:t xml:space="preserve">, </w:t>
-      </w:r>
-      <w:r>
-        <w:rPr>
-          <w:rFonts w:ascii="Consolas" w:hAnsi="Consolas" w:eastAsia="Consolas"/>
-          <w:b w:val="0"/>
-          <w:sz w:val="22"/>
-        </w:rPr>
-        <w:t>retryInterval</w:t>
-      </w:r>
-    </w:p>
-    <w:p>
-      <w:pPr>
-        <w:spacing w:after="120"/>
-      </w:pPr>
-      <w:r>
-        <w:rPr>
-          <w:rFonts w:ascii="Calibri" w:hAnsi="Calibri" w:eastAsia="Calibri"/>
-          <w:b w:val="0"/>
-          <w:sz w:val="22"/>
-        </w:rPr>
-        <w:t xml:space="preserve">2. CP answers with empty conf </w:t>
-      </w:r>
-      <w:r>
-        <w:rPr>
-          <w:rFonts w:ascii="Consolas" w:hAnsi="Consolas" w:eastAsia="Consolas"/>
-          <w:b w:val="0"/>
-          <w:sz w:val="22"/>
-        </w:rPr>
-        <w:t>{}</w:t>
-      </w:r>
-    </w:p>
-    <w:p>
-      <w:pPr>
-        <w:spacing w:after="120"/>
-      </w:pPr>
-      <w:r>
-        <w:rPr>
-          <w:rFonts w:ascii="Calibri" w:hAnsi="Calibri" w:eastAsia="Calibri"/>
-          <w:b w:val="0"/>
-          <w:sz w:val="22"/>
-        </w:rPr>
-        <w:t xml:space="preserve">3. CP sends </w:t>
-      </w:r>
-      <w:r>
-        <w:rPr>
-          <w:rFonts w:ascii="Calibri" w:hAnsi="Calibri" w:eastAsia="Calibri"/>
-          <w:b/>
-          <w:sz w:val="22"/>
-        </w:rPr>
-        <w:t>FirmwareStatusNotification</w:t>
-      </w:r>
-      <w:r>
-        <w:rPr>
-          <w:rFonts w:ascii="Calibri" w:hAnsi="Calibri" w:eastAsia="Calibri"/>
-          <w:b w:val="0"/>
-          <w:sz w:val="22"/>
-        </w:rPr>
-        <w:t xml:space="preserve"> with statuses such as:</w:t>
-      </w:r>
-    </w:p>
-    <w:p>
-      <w:pPr>
-        <w:spacing w:after="120"/>
-      </w:pPr>
-      <w:r>
-        <w:rPr>
-          <w:rFonts w:ascii="Calibri" w:hAnsi="Calibri" w:eastAsia="Calibri"/>
-          <w:b w:val="0"/>
-          <w:sz w:val="22"/>
-        </w:rPr>
-        <w:t xml:space="preserve">   - </w:t>
-      </w:r>
-      <w:r>
-        <w:rPr>
-          <w:rFonts w:ascii="Consolas" w:hAnsi="Consolas" w:eastAsia="Consolas"/>
-          <w:b w:val="0"/>
-          <w:sz w:val="22"/>
-        </w:rPr>
-        <w:t>Downloading</w:t>
-      </w:r>
-      <w:r>
-        <w:rPr>
-          <w:rFonts w:ascii="Calibri" w:hAnsi="Calibri" w:eastAsia="Calibri"/>
-          <w:b w:val="0"/>
-          <w:sz w:val="22"/>
-        </w:rPr>
-        <w:t xml:space="preserve"> → </w:t>
-      </w:r>
-      <w:r>
-        <w:rPr>
-          <w:rFonts w:ascii="Consolas" w:hAnsi="Consolas" w:eastAsia="Consolas"/>
-          <w:b w:val="0"/>
-          <w:sz w:val="22"/>
-        </w:rPr>
-        <w:t>Downloaded</w:t>
-      </w:r>
-      <w:r>
-        <w:rPr>
-          <w:rFonts w:ascii="Calibri" w:hAnsi="Calibri" w:eastAsia="Calibri"/>
-          <w:b w:val="0"/>
-          <w:sz w:val="22"/>
-        </w:rPr>
-        <w:t xml:space="preserve"> → </w:t>
-      </w:r>
-      <w:r>
-        <w:rPr>
-          <w:rFonts w:ascii="Consolas" w:hAnsi="Consolas" w:eastAsia="Consolas"/>
-          <w:b w:val="0"/>
-          <w:sz w:val="22"/>
-        </w:rPr>
-        <w:t>Installing</w:t>
-      </w:r>
-      <w:r>
-        <w:rPr>
-          <w:rFonts w:ascii="Calibri" w:hAnsi="Calibri" w:eastAsia="Calibri"/>
-          <w:b w:val="0"/>
-          <w:sz w:val="22"/>
-        </w:rPr>
-        <w:t xml:space="preserve"> → </w:t>
-      </w:r>
-      <w:r>
-        <w:rPr>
-          <w:rFonts w:ascii="Consolas" w:hAnsi="Consolas" w:eastAsia="Consolas"/>
-          <w:b w:val="0"/>
-          <w:sz w:val="22"/>
-        </w:rPr>
-        <w:t>Installed</w:t>
-      </w:r>
-    </w:p>
-    <w:p>
-      <w:pPr>
-        <w:spacing w:after="120"/>
-      </w:pPr>
-      <w:r>
-        <w:rPr>
-          <w:rFonts w:ascii="Calibri" w:hAnsi="Calibri" w:eastAsia="Calibri"/>
-          <w:b w:val="0"/>
-          <w:sz w:val="22"/>
-        </w:rPr>
-        <w:t xml:space="preserve">   - or </w:t>
-      </w:r>
-      <w:r>
-        <w:rPr>
-          <w:rFonts w:ascii="Consolas" w:hAnsi="Consolas" w:eastAsia="Consolas"/>
-          <w:b w:val="0"/>
-          <w:sz w:val="22"/>
-        </w:rPr>
-        <w:t>DownloadFailed</w:t>
-      </w:r>
-      <w:r>
-        <w:rPr>
-          <w:rFonts w:ascii="Calibri" w:hAnsi="Calibri" w:eastAsia="Calibri"/>
-          <w:b w:val="0"/>
-          <w:sz w:val="22"/>
-        </w:rPr>
-        <w:t xml:space="preserve"> / </w:t>
-      </w:r>
-      <w:r>
-        <w:rPr>
-          <w:rFonts w:ascii="Consolas" w:hAnsi="Consolas" w:eastAsia="Consolas"/>
-          <w:b w:val="0"/>
-          <w:sz w:val="22"/>
-        </w:rPr>
-        <w:t>InstallationFailed</w:t>
-      </w:r>
-    </w:p>
-    <w:p>
-      <w:pPr>
-        <w:spacing w:after="120"/>
-      </w:pPr>
-      <w:r>
-        <w:rPr>
-          <w:rFonts w:ascii="Calibri" w:hAnsi="Calibri" w:eastAsia="Calibri"/>
-          <w:b w:val="0"/>
-          <w:sz w:val="22"/>
-        </w:rPr>
-        <w:t xml:space="preserve">   - then often back to </w:t>
-      </w:r>
-      <w:r>
-        <w:rPr>
-          <w:rFonts w:ascii="Consolas" w:hAnsi="Consolas" w:eastAsia="Consolas"/>
-          <w:b w:val="0"/>
-          <w:sz w:val="22"/>
-        </w:rPr>
-        <w:t>Idle</w:t>
-      </w:r>
-    </w:p>
-    <w:p>
-      <w:pPr>
-        <w:spacing w:after="120"/>
-      </w:pPr>
-      <w:r>
-        <w:rPr>
-          <w:rFonts w:ascii="Calibri" w:hAnsi="Calibri" w:eastAsia="Calibri"/>
-          <w:b w:val="0"/>
-          <w:sz w:val="22"/>
-        </w:rPr>
-        <w:t xml:space="preserve">4. After install, CP typically reconnects and sends a new </w:t>
-      </w:r>
-      <w:r>
-        <w:rPr>
-          <w:rFonts w:ascii="Calibri" w:hAnsi="Calibri" w:eastAsia="Calibri"/>
-          <w:b/>
-          <w:sz w:val="22"/>
-        </w:rPr>
-        <w:t>BootNotification</w:t>
-      </w:r>
-      <w:r>
-        <w:rPr>
-          <w:rFonts w:ascii="Calibri" w:hAnsi="Calibri" w:eastAsia="Calibri"/>
-          <w:b w:val="0"/>
-          <w:sz w:val="22"/>
-        </w:rPr>
-        <w:t xml:space="preserve"> with the updated </w:t>
-      </w:r>
-      <w:r>
-        <w:rPr>
-          <w:rFonts w:ascii="Consolas" w:hAnsi="Consolas" w:eastAsia="Consolas"/>
-          <w:b w:val="0"/>
-          <w:sz w:val="22"/>
-        </w:rPr>
-        <w:t>firmwareVersion</w:t>
-      </w:r>
-    </w:p>
-    <w:p>
-      <w:pPr>
-        <w:spacing w:after="120"/>
-      </w:pPr>
-      <w:r>
-        <w:rPr>
-          <w:rFonts w:ascii="Calibri" w:hAnsi="Calibri" w:eastAsia="Calibri"/>
-          <w:b w:val="0"/>
-          <w:sz w:val="22"/>
-        </w:rPr>
-        <w:t xml:space="preserve">Massive Mobility simulator firmware example: </w:t>
-      </w:r>
-      <w:r>
-        <w:rPr>
-          <w:rFonts w:ascii="Consolas" w:hAnsi="Consolas" w:eastAsia="Consolas"/>
-          <w:b w:val="0"/>
-          <w:sz w:val="22"/>
-        </w:rPr>
-        <w:t>Massive-CPS-16.3.2.1</w:t>
+        <w:t xml:space="preserve"> RemoteStart/Stop, Reset, Get/ChangeConfiguration, TriggerMessage, ChangeAvailability</w:t>
       </w:r>
     </w:p>
     <w:p>
@@ -8584,835 +2215,7 @@
           <w:color w:val="111827"/>
           <w:sz w:val="28"/>
         </w:rPr>
-        <w:t>12. Minimal set for a basic working charger</w:t>
-      </w:r>
-    </w:p>
-    <w:p>
-      <w:pPr>
-        <w:pStyle w:val="Heading2"/>
-      </w:pPr>
-      <w:r>
-        <w:rPr>
-          <w:rFonts w:ascii="Calibri" w:hAnsi="Calibri" w:eastAsia="Calibri"/>
-          <w:b/>
-          <w:color w:val="374151"/>
-          <w:sz w:val="24"/>
-        </w:rPr>
-        <w:t>Must send (CP → CMS)</w:t>
-      </w:r>
-    </w:p>
-    <w:p>
-      <w:pPr>
-        <w:pStyle w:val="ListBullet"/>
-      </w:pPr>
-      <w:r>
-        <w:rPr>
-          <w:rFonts w:ascii="Calibri" w:hAnsi="Calibri" w:eastAsia="Calibri"/>
-          <w:b w:val="0"/>
-          <w:sz w:val="22"/>
-        </w:rPr>
-        <w:t>BootNotification</w:t>
-      </w:r>
-    </w:p>
-    <w:p>
-      <w:pPr>
-        <w:pStyle w:val="ListBullet"/>
-      </w:pPr>
-      <w:r>
-        <w:rPr>
-          <w:rFonts w:ascii="Calibri" w:hAnsi="Calibri" w:eastAsia="Calibri"/>
-          <w:b w:val="0"/>
-          <w:sz w:val="22"/>
-        </w:rPr>
-        <w:t>Heartbeat</w:t>
-      </w:r>
-    </w:p>
-    <w:p>
-      <w:pPr>
-        <w:pStyle w:val="ListBullet"/>
-      </w:pPr>
-      <w:r>
-        <w:rPr>
-          <w:rFonts w:ascii="Calibri" w:hAnsi="Calibri" w:eastAsia="Calibri"/>
-          <w:b w:val="0"/>
-          <w:sz w:val="22"/>
-        </w:rPr>
-        <w:t>StatusNotification</w:t>
-      </w:r>
-    </w:p>
-    <w:p>
-      <w:pPr>
-        <w:pStyle w:val="ListBullet"/>
-      </w:pPr>
-      <w:r>
-        <w:rPr>
-          <w:rFonts w:ascii="Calibri" w:hAnsi="Calibri" w:eastAsia="Calibri"/>
-          <w:b w:val="0"/>
-          <w:sz w:val="22"/>
-        </w:rPr>
-        <w:t>Authorize</w:t>
-      </w:r>
-    </w:p>
-    <w:p>
-      <w:pPr>
-        <w:pStyle w:val="ListBullet"/>
-      </w:pPr>
-      <w:r>
-        <w:rPr>
-          <w:rFonts w:ascii="Calibri" w:hAnsi="Calibri" w:eastAsia="Calibri"/>
-          <w:b w:val="0"/>
-          <w:sz w:val="22"/>
-        </w:rPr>
-        <w:t>StartTransaction</w:t>
-      </w:r>
-    </w:p>
-    <w:p>
-      <w:pPr>
-        <w:pStyle w:val="ListBullet"/>
-      </w:pPr>
-      <w:r>
-        <w:rPr>
-          <w:rFonts w:ascii="Calibri" w:hAnsi="Calibri" w:eastAsia="Calibri"/>
-          <w:b w:val="0"/>
-          <w:sz w:val="22"/>
-        </w:rPr>
-        <w:t>MeterValues</w:t>
-      </w:r>
-    </w:p>
-    <w:p>
-      <w:pPr>
-        <w:pStyle w:val="ListBullet"/>
-      </w:pPr>
-      <w:r>
-        <w:rPr>
-          <w:rFonts w:ascii="Calibri" w:hAnsi="Calibri" w:eastAsia="Calibri"/>
-          <w:b w:val="0"/>
-          <w:sz w:val="22"/>
-        </w:rPr>
-        <w:t>StopTransaction</w:t>
-      </w:r>
-    </w:p>
-    <w:p>
-      <w:pPr>
-        <w:pStyle w:val="Heading2"/>
-      </w:pPr>
-      <w:r>
-        <w:rPr>
-          <w:rFonts w:ascii="Calibri" w:hAnsi="Calibri" w:eastAsia="Calibri"/>
-          <w:b/>
-          <w:color w:val="374151"/>
-          <w:sz w:val="24"/>
-        </w:rPr>
-        <w:t>Must handle (CMS → CP)</w:t>
-      </w:r>
-    </w:p>
-    <w:p>
-      <w:pPr>
-        <w:pStyle w:val="ListBullet"/>
-      </w:pPr>
-      <w:r>
-        <w:rPr>
-          <w:rFonts w:ascii="Calibri" w:hAnsi="Calibri" w:eastAsia="Calibri"/>
-          <w:b w:val="0"/>
-          <w:sz w:val="22"/>
-        </w:rPr>
-        <w:t>RemoteStartTransaction</w:t>
-      </w:r>
-    </w:p>
-    <w:p>
-      <w:pPr>
-        <w:pStyle w:val="ListBullet"/>
-      </w:pPr>
-      <w:r>
-        <w:rPr>
-          <w:rFonts w:ascii="Calibri" w:hAnsi="Calibri" w:eastAsia="Calibri"/>
-          <w:b w:val="0"/>
-          <w:sz w:val="22"/>
-        </w:rPr>
-        <w:t>RemoteStopTransaction</w:t>
-      </w:r>
-    </w:p>
-    <w:p>
-      <w:pPr>
-        <w:pStyle w:val="ListBullet"/>
-      </w:pPr>
-      <w:r>
-        <w:rPr>
-          <w:rFonts w:ascii="Calibri" w:hAnsi="Calibri" w:eastAsia="Calibri"/>
-          <w:b w:val="0"/>
-          <w:sz w:val="22"/>
-        </w:rPr>
-        <w:t>Reset</w:t>
-      </w:r>
-    </w:p>
-    <w:p>
-      <w:pPr>
-        <w:pStyle w:val="ListBullet"/>
-      </w:pPr>
-      <w:r>
-        <w:rPr>
-          <w:rFonts w:ascii="Calibri" w:hAnsi="Calibri" w:eastAsia="Calibri"/>
-          <w:b w:val="0"/>
-          <w:sz w:val="22"/>
-        </w:rPr>
-        <w:t>GetConfiguration / ChangeConfiguration</w:t>
-      </w:r>
-    </w:p>
-    <w:p>
-      <w:pPr>
-        <w:pStyle w:val="ListBullet"/>
-      </w:pPr>
-      <w:r>
-        <w:rPr>
-          <w:rFonts w:ascii="Calibri" w:hAnsi="Calibri" w:eastAsia="Calibri"/>
-          <w:b w:val="0"/>
-          <w:sz w:val="22"/>
-        </w:rPr>
-        <w:t>TriggerMessage</w:t>
-      </w:r>
-    </w:p>
-    <w:p>
-      <w:pPr>
-        <w:pStyle w:val="ListBullet"/>
-      </w:pPr>
-      <w:r>
-        <w:rPr>
-          <w:rFonts w:ascii="Calibri" w:hAnsi="Calibri" w:eastAsia="Calibri"/>
-          <w:b w:val="0"/>
-          <w:sz w:val="22"/>
-        </w:rPr>
-        <w:t>ChangeAvailability</w:t>
-      </w:r>
-    </w:p>
-    <w:p>
-      <w:pPr>
-        <w:pStyle w:val="Heading2"/>
-      </w:pPr>
-      <w:r>
-        <w:rPr>
-          <w:rFonts w:ascii="Calibri" w:hAnsi="Calibri" w:eastAsia="Calibri"/>
-          <w:b/>
-          <w:color w:val="374151"/>
-          <w:sz w:val="24"/>
-        </w:rPr>
-        <w:t>Strongly useful next</w:t>
-      </w:r>
-    </w:p>
-    <w:p>
-      <w:pPr>
-        <w:pStyle w:val="ListBullet"/>
-      </w:pPr>
-      <w:r>
-        <w:rPr>
-          <w:rFonts w:ascii="Calibri" w:hAnsi="Calibri" w:eastAsia="Calibri"/>
-          <w:b w:val="0"/>
-          <w:sz w:val="22"/>
-        </w:rPr>
-        <w:t>UnlockConnector</w:t>
-      </w:r>
-    </w:p>
-    <w:p>
-      <w:pPr>
-        <w:pStyle w:val="ListBullet"/>
-      </w:pPr>
-      <w:r>
-        <w:rPr>
-          <w:rFonts w:ascii="Calibri" w:hAnsi="Calibri" w:eastAsia="Calibri"/>
-          <w:b w:val="0"/>
-          <w:sz w:val="22"/>
-        </w:rPr>
-        <w:t>ClearCache / Local list</w:t>
-      </w:r>
-    </w:p>
-    <w:p>
-      <w:pPr>
-        <w:pStyle w:val="ListBullet"/>
-      </w:pPr>
-      <w:r>
-        <w:rPr>
-          <w:rFonts w:ascii="Calibri" w:hAnsi="Calibri" w:eastAsia="Calibri"/>
-          <w:b w:val="0"/>
-          <w:sz w:val="22"/>
-        </w:rPr>
-        <w:t>DataTransfer</w:t>
-      </w:r>
-    </w:p>
-    <w:p>
-      <w:pPr>
-        <w:pStyle w:val="ListBullet"/>
-      </w:pPr>
-      <w:r>
-        <w:rPr>
-          <w:rFonts w:ascii="Calibri" w:hAnsi="Calibri" w:eastAsia="Calibri"/>
-          <w:b w:val="0"/>
-          <w:sz w:val="22"/>
-        </w:rPr>
-        <w:t>UpdateFirmware + FirmwareStatusNotification</w:t>
-      </w:r>
-    </w:p>
-    <w:p>
-      <w:pPr>
-        <w:pStyle w:val="ListBullet"/>
-      </w:pPr>
-      <w:r>
-        <w:rPr>
-          <w:rFonts w:ascii="Calibri" w:hAnsi="Calibri" w:eastAsia="Calibri"/>
-          <w:b w:val="0"/>
-          <w:sz w:val="22"/>
-        </w:rPr>
-        <w:t>ReserveNow / CancelReservation</w:t>
-      </w:r>
-    </w:p>
-    <w:p>
-      <w:pPr>
-        <w:pStyle w:val="ListBullet"/>
-      </w:pPr>
-      <w:r>
-        <w:rPr>
-          <w:rFonts w:ascii="Calibri" w:hAnsi="Calibri" w:eastAsia="Calibri"/>
-          <w:b w:val="0"/>
-          <w:sz w:val="22"/>
-        </w:rPr>
-        <w:t>Smart charging messages (if CMS uses them)</w:t>
-      </w:r>
-    </w:p>
-    <w:p>
-      <w:pPr>
-        <w:pStyle w:val="Heading1"/>
-      </w:pPr>
-      <w:r>
-        <w:rPr>
-          <w:rFonts w:ascii="Calibri" w:hAnsi="Calibri" w:eastAsia="Calibri"/>
-          <w:b/>
-          <w:color w:val="111827"/>
-          <w:sz w:val="28"/>
-        </w:rPr>
-        <w:t>13. Quick glossary</w:t>
-      </w:r>
-    </w:p>
-    <w:tbl>
-      <w:tblPr>
-        <w:tblStyle w:val="TableGrid"/>
-        <w:tblW w:type="auto" w:w="0"/>
-        <w:tblLayout w:type="autofit"/>
-        <w:tblLook w:firstColumn="1" w:firstRow="1" w:lastColumn="0" w:lastRow="0" w:noHBand="0" w:noVBand="1" w:val="04A0"/>
-      </w:tblPr>
-      <w:tblGrid>
-        <w:gridCol w:w="4986"/>
-        <w:gridCol w:w="4986"/>
-      </w:tblGrid>
-      <w:tr>
-        <w:tc>
-          <w:tcPr>
-            <w:tcW w:type="dxa" w:w="4986"/>
-            <w:shd w:val="clear" w:color="auto" w:fill="C02434"/>
-          </w:tcPr>
-          <w:p>
-            <w:pPr>
-              <w:spacing w:before="40" w:after="40"/>
-            </w:pPr>
-            <w:r/>
-            <w:r>
-              <w:rPr>
-                <w:rFonts w:ascii="Calibri" w:hAnsi="Calibri" w:eastAsia="Calibri"/>
-                <w:b/>
-                <w:color w:val="FFFFFF"/>
-                <w:sz w:val="18"/>
-              </w:rPr>
-              <w:t>Term</w:t>
-            </w:r>
-          </w:p>
-        </w:tc>
-        <w:tc>
-          <w:tcPr>
-            <w:tcW w:type="dxa" w:w="4986"/>
-            <w:shd w:val="clear" w:color="auto" w:fill="C02434"/>
-          </w:tcPr>
-          <w:p>
-            <w:pPr>
-              <w:spacing w:before="40" w:after="40"/>
-            </w:pPr>
-            <w:r/>
-            <w:r>
-              <w:rPr>
-                <w:rFonts w:ascii="Calibri" w:hAnsi="Calibri" w:eastAsia="Calibri"/>
-                <w:b/>
-                <w:color w:val="FFFFFF"/>
-                <w:sz w:val="18"/>
-              </w:rPr>
-              <w:t>Meaning</w:t>
-            </w:r>
-          </w:p>
-        </w:tc>
-      </w:tr>
-      <w:tr>
-        <w:tc>
-          <w:tcPr>
-            <w:tcW w:type="dxa" w:w="4986"/>
-          </w:tcPr>
-          <w:p>
-            <w:pPr>
-              <w:spacing w:before="40" w:after="40"/>
-            </w:pPr>
-            <w:r/>
-            <w:r>
-              <w:rPr>
-                <w:rFonts w:ascii="Calibri" w:hAnsi="Calibri" w:eastAsia="Calibri"/>
-                <w:b w:val="0"/>
-                <w:sz w:val="18"/>
-              </w:rPr>
-              <w:t>CP / Charge Point</w:t>
-            </w:r>
-          </w:p>
-        </w:tc>
-        <w:tc>
-          <w:tcPr>
-            <w:tcW w:type="dxa" w:w="4986"/>
-          </w:tcPr>
-          <w:p>
-            <w:pPr>
-              <w:spacing w:before="40" w:after="40"/>
-            </w:pPr>
-            <w:r/>
-            <w:r>
-              <w:rPr>
-                <w:rFonts w:ascii="Calibri" w:hAnsi="Calibri" w:eastAsia="Calibri"/>
-                <w:b w:val="0"/>
-                <w:sz w:val="18"/>
-              </w:rPr>
-              <w:t>The charger</w:t>
-            </w:r>
-          </w:p>
-        </w:tc>
-      </w:tr>
-      <w:tr>
-        <w:tc>
-          <w:tcPr>
-            <w:tcW w:type="dxa" w:w="4986"/>
-            <w:shd w:val="clear" w:color="auto" w:fill="FBEAEA"/>
-          </w:tcPr>
-          <w:p>
-            <w:pPr>
-              <w:spacing w:before="40" w:after="40"/>
-            </w:pPr>
-            <w:r/>
-            <w:r>
-              <w:rPr>
-                <w:rFonts w:ascii="Calibri" w:hAnsi="Calibri" w:eastAsia="Calibri"/>
-                <w:b w:val="0"/>
-                <w:sz w:val="18"/>
-              </w:rPr>
-              <w:t>CSMS / CMS</w:t>
-            </w:r>
-          </w:p>
-        </w:tc>
-        <w:tc>
-          <w:tcPr>
-            <w:tcW w:type="dxa" w:w="4986"/>
-            <w:shd w:val="clear" w:color="auto" w:fill="FBEAEA"/>
-          </w:tcPr>
-          <w:p>
-            <w:pPr>
-              <w:spacing w:before="40" w:after="40"/>
-            </w:pPr>
-            <w:r/>
-            <w:r>
-              <w:rPr>
-                <w:rFonts w:ascii="Calibri" w:hAnsi="Calibri" w:eastAsia="Calibri"/>
-                <w:b w:val="0"/>
-                <w:sz w:val="18"/>
-              </w:rPr>
-              <w:t>Central System backend</w:t>
-            </w:r>
-          </w:p>
-        </w:tc>
-      </w:tr>
-      <w:tr>
-        <w:tc>
-          <w:tcPr>
-            <w:tcW w:type="dxa" w:w="4986"/>
-          </w:tcPr>
-          <w:p>
-            <w:pPr>
-              <w:spacing w:before="40" w:after="40"/>
-            </w:pPr>
-            <w:r/>
-            <w:r>
-              <w:rPr>
-                <w:rFonts w:ascii="Calibri" w:hAnsi="Calibri" w:eastAsia="Calibri"/>
-                <w:b w:val="0"/>
-                <w:sz w:val="18"/>
-              </w:rPr>
-              <w:t>EVSE</w:t>
-            </w:r>
-          </w:p>
-        </w:tc>
-        <w:tc>
-          <w:tcPr>
-            <w:tcW w:type="dxa" w:w="4986"/>
-          </w:tcPr>
-          <w:p>
-            <w:pPr>
-              <w:spacing w:before="40" w:after="40"/>
-            </w:pPr>
-            <w:r/>
-            <w:r>
-              <w:rPr>
-                <w:rFonts w:ascii="Calibri" w:hAnsi="Calibri" w:eastAsia="Calibri"/>
-                <w:b w:val="0"/>
-                <w:sz w:val="18"/>
-              </w:rPr>
-              <w:t>Electric Vehicle Supply Equipment (often same idea as CP / connector context)</w:t>
-            </w:r>
-          </w:p>
-        </w:tc>
-      </w:tr>
-      <w:tr>
-        <w:tc>
-          <w:tcPr>
-            <w:tcW w:type="dxa" w:w="4986"/>
-            <w:shd w:val="clear" w:color="auto" w:fill="FBEAEA"/>
-          </w:tcPr>
-          <w:p>
-            <w:pPr>
-              <w:spacing w:before="40" w:after="40"/>
-            </w:pPr>
-            <w:r/>
-            <w:r>
-              <w:rPr>
-                <w:rFonts w:ascii="Calibri" w:hAnsi="Calibri" w:eastAsia="Calibri"/>
-                <w:b w:val="0"/>
-                <w:sz w:val="18"/>
-              </w:rPr>
-              <w:t>connectorId</w:t>
-            </w:r>
-          </w:p>
-        </w:tc>
-        <w:tc>
-          <w:tcPr>
-            <w:tcW w:type="dxa" w:w="4986"/>
-            <w:shd w:val="clear" w:color="auto" w:fill="FBEAEA"/>
-          </w:tcPr>
-          <w:p>
-            <w:pPr>
-              <w:spacing w:before="40" w:after="40"/>
-            </w:pPr>
-            <w:r/>
-            <w:r>
-              <w:rPr>
-                <w:rFonts w:ascii="Calibri" w:hAnsi="Calibri" w:eastAsia="Calibri"/>
-                <w:b w:val="0"/>
-                <w:sz w:val="18"/>
-              </w:rPr>
-              <w:t>0 = whole CP; 1…N = outlets</w:t>
-            </w:r>
-          </w:p>
-        </w:tc>
-      </w:tr>
-      <w:tr>
-        <w:tc>
-          <w:tcPr>
-            <w:tcW w:type="dxa" w:w="4986"/>
-          </w:tcPr>
-          <w:p>
-            <w:pPr>
-              <w:spacing w:before="40" w:after="40"/>
-            </w:pPr>
-            <w:r/>
-            <w:r>
-              <w:rPr>
-                <w:rFonts w:ascii="Calibri" w:hAnsi="Calibri" w:eastAsia="Calibri"/>
-                <w:b w:val="0"/>
-                <w:sz w:val="18"/>
-              </w:rPr>
-              <w:t>idTag</w:t>
-            </w:r>
-          </w:p>
-        </w:tc>
-        <w:tc>
-          <w:tcPr>
-            <w:tcW w:type="dxa" w:w="4986"/>
-          </w:tcPr>
-          <w:p>
-            <w:pPr>
-              <w:spacing w:before="40" w:after="40"/>
-            </w:pPr>
-            <w:r/>
-            <w:r>
-              <w:rPr>
-                <w:rFonts w:ascii="Calibri" w:hAnsi="Calibri" w:eastAsia="Calibri"/>
-                <w:b w:val="0"/>
-                <w:sz w:val="18"/>
-              </w:rPr>
-              <w:t>RFID / app / virtual credential string</w:t>
-            </w:r>
-          </w:p>
-        </w:tc>
-      </w:tr>
-      <w:tr>
-        <w:tc>
-          <w:tcPr>
-            <w:tcW w:type="dxa" w:w="4986"/>
-            <w:shd w:val="clear" w:color="auto" w:fill="FBEAEA"/>
-          </w:tcPr>
-          <w:p>
-            <w:pPr>
-              <w:spacing w:before="40" w:after="40"/>
-            </w:pPr>
-            <w:r/>
-            <w:r>
-              <w:rPr>
-                <w:rFonts w:ascii="Calibri" w:hAnsi="Calibri" w:eastAsia="Calibri"/>
-                <w:b w:val="0"/>
-                <w:sz w:val="18"/>
-              </w:rPr>
-              <w:t>transactionId</w:t>
-            </w:r>
-          </w:p>
-        </w:tc>
-        <w:tc>
-          <w:tcPr>
-            <w:tcW w:type="dxa" w:w="4986"/>
-            <w:shd w:val="clear" w:color="auto" w:fill="FBEAEA"/>
-          </w:tcPr>
-          <w:p>
-            <w:pPr>
-              <w:spacing w:before="40" w:after="40"/>
-            </w:pPr>
-            <w:r/>
-            <w:r>
-              <w:rPr>
-                <w:rFonts w:ascii="Calibri" w:hAnsi="Calibri" w:eastAsia="Calibri"/>
-                <w:b w:val="0"/>
-                <w:sz w:val="18"/>
-              </w:rPr>
-              <w:t>Session id returned by CMS on StartTransaction</w:t>
-            </w:r>
-          </w:p>
-        </w:tc>
-      </w:tr>
-      <w:tr>
-        <w:tc>
-          <w:tcPr>
-            <w:tcW w:type="dxa" w:w="4986"/>
-          </w:tcPr>
-          <w:p>
-            <w:pPr>
-              <w:spacing w:before="40" w:after="40"/>
-            </w:pPr>
-            <w:r/>
-            <w:r>
-              <w:rPr>
-                <w:rFonts w:ascii="Calibri" w:hAnsi="Calibri" w:eastAsia="Calibri"/>
-                <w:b w:val="0"/>
-                <w:sz w:val="18"/>
-              </w:rPr>
-              <w:t>OCPP-J</w:t>
-            </w:r>
-          </w:p>
-        </w:tc>
-        <w:tc>
-          <w:tcPr>
-            <w:tcW w:type="dxa" w:w="4986"/>
-          </w:tcPr>
-          <w:p>
-            <w:pPr>
-              <w:spacing w:before="40" w:after="40"/>
-            </w:pPr>
-            <w:r/>
-            <w:r>
-              <w:rPr>
-                <w:rFonts w:ascii="Calibri" w:hAnsi="Calibri" w:eastAsia="Calibri"/>
-                <w:b w:val="0"/>
-                <w:sz w:val="18"/>
-              </w:rPr>
-              <w:t>OCPP over JSON + WebSocket</w:t>
-            </w:r>
-          </w:p>
-        </w:tc>
-      </w:tr>
-      <w:tr>
-        <w:tc>
-          <w:tcPr>
-            <w:tcW w:type="dxa" w:w="4986"/>
-            <w:shd w:val="clear" w:color="auto" w:fill="FBEAEA"/>
-          </w:tcPr>
-          <w:p>
-            <w:pPr>
-              <w:spacing w:before="40" w:after="40"/>
-            </w:pPr>
-            <w:r/>
-            <w:r>
-              <w:rPr>
-                <w:rFonts w:ascii="Calibri" w:hAnsi="Calibri" w:eastAsia="Calibri"/>
-                <w:b w:val="0"/>
-                <w:sz w:val="18"/>
-              </w:rPr>
-              <w:t>CALL / CALLRESULT / CALLERROR</w:t>
-            </w:r>
-          </w:p>
-        </w:tc>
-        <w:tc>
-          <w:tcPr>
-            <w:tcW w:type="dxa" w:w="4986"/>
-            <w:shd w:val="clear" w:color="auto" w:fill="FBEAEA"/>
-          </w:tcPr>
-          <w:p>
-            <w:pPr>
-              <w:spacing w:before="40" w:after="40"/>
-            </w:pPr>
-            <w:r/>
-            <w:r>
-              <w:rPr>
-                <w:rFonts w:ascii="Calibri" w:hAnsi="Calibri" w:eastAsia="Calibri"/>
-                <w:b w:val="0"/>
-                <w:sz w:val="18"/>
-              </w:rPr>
-              <w:t>Request / success / failure frames</w:t>
-            </w:r>
-          </w:p>
-        </w:tc>
-      </w:tr>
-      <w:tr>
-        <w:tc>
-          <w:tcPr>
-            <w:tcW w:type="dxa" w:w="4986"/>
-          </w:tcPr>
-          <w:p>
-            <w:pPr>
-              <w:spacing w:before="40" w:after="40"/>
-            </w:pPr>
-            <w:r/>
-            <w:r>
-              <w:rPr>
-                <w:rFonts w:ascii="Calibri" w:hAnsi="Calibri" w:eastAsia="Calibri"/>
-                <w:b w:val="0"/>
-                <w:sz w:val="18"/>
-              </w:rPr>
-              <w:t>Measurand</w:t>
-            </w:r>
-          </w:p>
-        </w:tc>
-        <w:tc>
-          <w:tcPr>
-            <w:tcW w:type="dxa" w:w="4986"/>
-          </w:tcPr>
-          <w:p>
-            <w:pPr>
-              <w:spacing w:before="40" w:after="40"/>
-            </w:pPr>
-            <w:r/>
-            <w:r>
-              <w:rPr>
-                <w:rFonts w:ascii="Calibri" w:hAnsi="Calibri" w:eastAsia="Calibri"/>
-                <w:b w:val="0"/>
-                <w:sz w:val="18"/>
-              </w:rPr>
-              <w:t>What a meter sample measures (energy, power, SoC, …)</w:t>
-            </w:r>
-          </w:p>
-        </w:tc>
-      </w:tr>
-      <w:tr>
-        <w:tc>
-          <w:tcPr>
-            <w:tcW w:type="dxa" w:w="4986"/>
-            <w:shd w:val="clear" w:color="auto" w:fill="FBEAEA"/>
-          </w:tcPr>
-          <w:p>
-            <w:pPr>
-              <w:spacing w:before="40" w:after="40"/>
-            </w:pPr>
-            <w:r/>
-            <w:r>
-              <w:rPr>
-                <w:rFonts w:ascii="Calibri" w:hAnsi="Calibri" w:eastAsia="Calibri"/>
-                <w:b w:val="0"/>
-                <w:sz w:val="18"/>
-              </w:rPr>
-              <w:t>Local list</w:t>
-            </w:r>
-          </w:p>
-        </w:tc>
-        <w:tc>
-          <w:tcPr>
-            <w:tcW w:type="dxa" w:w="4986"/>
-            <w:shd w:val="clear" w:color="auto" w:fill="FBEAEA"/>
-          </w:tcPr>
-          <w:p>
-            <w:pPr>
-              <w:spacing w:before="40" w:after="40"/>
-            </w:pPr>
-            <w:r/>
-            <w:r>
-              <w:rPr>
-                <w:rFonts w:ascii="Calibri" w:hAnsi="Calibri" w:eastAsia="Calibri"/>
-                <w:b w:val="0"/>
-                <w:sz w:val="18"/>
-              </w:rPr>
-              <w:t>Auth tags stored on the charger</w:t>
-            </w:r>
-          </w:p>
-        </w:tc>
-      </w:tr>
-      <w:tr>
-        <w:tc>
-          <w:tcPr>
-            <w:tcW w:type="dxa" w:w="4986"/>
-          </w:tcPr>
-          <w:p>
-            <w:pPr>
-              <w:spacing w:before="40" w:after="40"/>
-            </w:pPr>
-            <w:r/>
-            <w:r>
-              <w:rPr>
-                <w:rFonts w:ascii="Calibri" w:hAnsi="Calibri" w:eastAsia="Calibri"/>
-                <w:b w:val="0"/>
-                <w:sz w:val="18"/>
-              </w:rPr>
-              <w:t>Feature profile</w:t>
-            </w:r>
-          </w:p>
-        </w:tc>
-        <w:tc>
-          <w:tcPr>
-            <w:tcW w:type="dxa" w:w="4986"/>
-          </w:tcPr>
-          <w:p>
-            <w:pPr>
-              <w:spacing w:before="40" w:after="40"/>
-            </w:pPr>
-            <w:r/>
-            <w:r>
-              <w:rPr>
-                <w:rFonts w:ascii="Calibri" w:hAnsi="Calibri" w:eastAsia="Calibri"/>
-                <w:b w:val="0"/>
-                <w:sz w:val="18"/>
-              </w:rPr>
-              <w:t>Optional capability group in OCPP 1.6</w:t>
-            </w:r>
-          </w:p>
-        </w:tc>
-      </w:tr>
-    </w:tbl>
-    <w:p>
-      <w:pPr>
-        <w:spacing w:after="120"/>
-      </w:pPr>
-    </w:p>
-    <w:p>
-      <w:pPr>
-        <w:pStyle w:val="Heading1"/>
-      </w:pPr>
-      <w:r>
-        <w:rPr>
-          <w:rFonts w:ascii="Calibri" w:hAnsi="Calibri" w:eastAsia="Calibri"/>
-          <w:b/>
-          <w:color w:val="111827"/>
-          <w:sz w:val="28"/>
-        </w:rPr>
-        <w:t>14. Common pitfalls</w:t>
+        <w:t>Pitfalls</w:t>
       </w:r>
     </w:p>
     <w:tbl>
@@ -9486,7 +2289,7 @@
                 <w:b w:val="0"/>
                 <w:sz w:val="18"/>
               </w:rPr>
-              <w:t>Socket connects but CMS shows offline</w:t>
+              <w:t>Online socket, CMS offline</w:t>
             </w:r>
           </w:p>
         </w:tc>
@@ -9505,7 +2308,7 @@
                 <w:b w:val="0"/>
                 <w:sz w:val="18"/>
               </w:rPr>
-              <w:t>BootNotification missing / Rejected; wrong cpId path</w:t>
+              <w:t>Boot missing / Rejected / wrong cpId</w:t>
             </w:r>
           </w:p>
         </w:tc>
@@ -9547,7 +2350,7 @@
                 <w:b w:val="0"/>
                 <w:sz w:val="18"/>
               </w:rPr>
-              <w:t>Tag not in CMS; wrong auth mode</w:t>
+              <w:t>Tag not in CMS</w:t>
             </w:r>
           </w:p>
         </w:tc>
@@ -9568,7 +2371,7 @@
                 <w:b w:val="0"/>
                 <w:sz w:val="18"/>
               </w:rPr>
-              <w:t>StartTransaction Blocked / ConcurrentTx</w:t>
+              <w:t>Start Blocked / ConcurrentTx</w:t>
             </w:r>
           </w:p>
         </w:tc>
@@ -9587,7 +2390,7 @@
                 <w:b w:val="0"/>
                 <w:sz w:val="18"/>
               </w:rPr>
-              <w:t>Same idTag already charging elsewhere</w:t>
+              <w:t>Tag already charging elsewhere</w:t>
             </w:r>
           </w:p>
         </w:tc>
@@ -9609,7 +2412,7 @@
                 <w:b w:val="0"/>
                 <w:sz w:val="18"/>
               </w:rPr>
-              <w:t>No live kW in CMS</w:t>
+              <w:t>No live kW</w:t>
             </w:r>
           </w:p>
         </w:tc>
@@ -9629,7 +2432,7 @@
                 <w:b w:val="0"/>
                 <w:sz w:val="18"/>
               </w:rPr>
-              <w:t>MeterValues not sent, wrong measurands, or interval too high</w:t>
+              <w:t>No MeterValues / wrong measurands</w:t>
             </w:r>
           </w:p>
         </w:tc>
@@ -9650,7 +2453,7 @@
                 <w:b w:val="0"/>
                 <w:sz w:val="18"/>
               </w:rPr>
-              <w:t>Stuck on Finishing</w:t>
+              <w:t>Stuck Finishing</w:t>
             </w:r>
           </w:p>
         </w:tc>
@@ -9669,7 +2472,7 @@
                 <w:b w:val="0"/>
                 <w:sz w:val="18"/>
               </w:rPr>
-              <w:t>CMS waiting for Available / unplug StatusNotification</w:t>
+              <w:t>Waiting for Available / unplug</w:t>
             </w:r>
           </w:p>
         </w:tc>
@@ -9691,7 +2494,7 @@
                 <w:b w:val="0"/>
                 <w:sz w:val="18"/>
               </w:rPr>
-              <w:t>connectorId: null on Boot / ChangeConfiguration in UI traces</w:t>
+              <w:t>Subprotocol error</w:t>
             </w:r>
           </w:p>
         </w:tc>
@@ -9711,89 +2514,7 @@
                 <w:b w:val="0"/>
                 <w:sz w:val="18"/>
               </w:rPr>
-              <w:t>Normal — those messages are charge-point level, not per-outlet</w:t>
-            </w:r>
-          </w:p>
-        </w:tc>
-      </w:tr>
-      <w:tr>
-        <w:tc>
-          <w:tcPr>
-            <w:tcW w:type="dxa" w:w="4986"/>
-          </w:tcPr>
-          <w:p>
-            <w:pPr>
-              <w:spacing w:before="40" w:after="40"/>
-            </w:pPr>
-            <w:r/>
-            <w:r>
-              <w:rPr>
-                <w:rFonts w:ascii="Calibri" w:hAnsi="Calibri" w:eastAsia="Calibri"/>
-                <w:b w:val="0"/>
-                <w:sz w:val="18"/>
-              </w:rPr>
-              <w:t>Subprotocol errors</w:t>
-            </w:r>
-          </w:p>
-        </w:tc>
-        <w:tc>
-          <w:tcPr>
-            <w:tcW w:type="dxa" w:w="4986"/>
-          </w:tcPr>
-          <w:p>
-            <w:pPr>
-              <w:spacing w:before="40" w:after="40"/>
-            </w:pPr>
-            <w:r/>
-            <w:r>
-              <w:rPr>
-                <w:rFonts w:ascii="Calibri" w:hAnsi="Calibri" w:eastAsia="Calibri"/>
-                <w:b w:val="0"/>
-                <w:sz w:val="18"/>
-              </w:rPr>
-              <w:t>CMS requires or forbids ocpp1.6 subprotocol</w:t>
-            </w:r>
-          </w:p>
-        </w:tc>
-      </w:tr>
-      <w:tr>
-        <w:tc>
-          <w:tcPr>
-            <w:tcW w:type="dxa" w:w="4986"/>
-            <w:shd w:val="clear" w:color="auto" w:fill="FBEAEA"/>
-          </w:tcPr>
-          <w:p>
-            <w:pPr>
-              <w:spacing w:before="40" w:after="40"/>
-            </w:pPr>
-            <w:r/>
-            <w:r>
-              <w:rPr>
-                <w:rFonts w:ascii="Calibri" w:hAnsi="Calibri" w:eastAsia="Calibri"/>
-                <w:b w:val="0"/>
-                <w:sz w:val="18"/>
-              </w:rPr>
-              <w:t>Config change ignored</w:t>
-            </w:r>
-          </w:p>
-        </w:tc>
-        <w:tc>
-          <w:tcPr>
-            <w:tcW w:type="dxa" w:w="4986"/>
-            <w:shd w:val="clear" w:color="auto" w:fill="FBEAEA"/>
-          </w:tcPr>
-          <w:p>
-            <w:pPr>
-              <w:spacing w:before="40" w:after="40"/>
-            </w:pPr>
-            <w:r/>
-            <w:r>
-              <w:rPr>
-                <w:rFonts w:ascii="Calibri" w:hAnsi="Calibri" w:eastAsia="Calibri"/>
-                <w:b w:val="0"/>
-                <w:sz w:val="18"/>
-              </w:rPr>
-              <w:t>Key returned RebootRequired and no Reset yet</w:t>
+              <w:t>CMS requires or forbids ocpp1.6</w:t>
             </w:r>
           </w:p>
         </w:tc>
@@ -9815,242 +2536,7 @@
           <w:color w:val="111827"/>
           <w:sz w:val="28"/>
         </w:rPr>
-        <w:t>15. How this maps to Massive Mobility Charging Simulator</w:t>
-      </w:r>
-    </w:p>
-    <w:tbl>
-      <w:tblPr>
-        <w:tblStyle w:val="TableGrid"/>
-        <w:tblW w:type="auto" w:w="0"/>
-        <w:tblLayout w:type="autofit"/>
-        <w:tblLook w:firstColumn="1" w:firstRow="1" w:lastColumn="0" w:lastRow="0" w:noHBand="0" w:noVBand="1" w:val="04A0"/>
-      </w:tblPr>
-      <w:tblGrid>
-        <w:gridCol w:w="4986"/>
-        <w:gridCol w:w="4986"/>
-      </w:tblGrid>
-      <w:tr>
-        <w:tc>
-          <w:tcPr>
-            <w:tcW w:type="dxa" w:w="4986"/>
-            <w:shd w:val="clear" w:color="auto" w:fill="C02434"/>
-          </w:tcPr>
-          <w:p>
-            <w:pPr>
-              <w:spacing w:before="40" w:after="40"/>
-            </w:pPr>
-            <w:r/>
-            <w:r>
-              <w:rPr>
-                <w:rFonts w:ascii="Calibri" w:hAnsi="Calibri" w:eastAsia="Calibri"/>
-                <w:b/>
-                <w:color w:val="FFFFFF"/>
-                <w:sz w:val="18"/>
-              </w:rPr>
-              <w:t>Piece</w:t>
-            </w:r>
-          </w:p>
-        </w:tc>
-        <w:tc>
-          <w:tcPr>
-            <w:tcW w:type="dxa" w:w="4986"/>
-            <w:shd w:val="clear" w:color="auto" w:fill="C02434"/>
-          </w:tcPr>
-          <w:p>
-            <w:pPr>
-              <w:spacing w:before="40" w:after="40"/>
-            </w:pPr>
-            <w:r/>
-            <w:r>
-              <w:rPr>
-                <w:rFonts w:ascii="Calibri" w:hAnsi="Calibri" w:eastAsia="Calibri"/>
-                <w:b/>
-                <w:color w:val="FFFFFF"/>
-                <w:sz w:val="18"/>
-              </w:rPr>
-              <w:t>Role</w:t>
-            </w:r>
-          </w:p>
-        </w:tc>
-      </w:tr>
-      <w:tr>
-        <w:tc>
-          <w:tcPr>
-            <w:tcW w:type="dxa" w:w="4986"/>
-          </w:tcPr>
-          <w:p>
-            <w:pPr>
-              <w:spacing w:before="40" w:after="40"/>
-            </w:pPr>
-            <w:r/>
-            <w:r>
-              <w:rPr>
-                <w:rFonts w:ascii="Calibri" w:hAnsi="Calibri" w:eastAsia="Calibri"/>
-                <w:b w:val="0"/>
-                <w:sz w:val="18"/>
-              </w:rPr>
-              <w:t>Browser UI</w:t>
-            </w:r>
-          </w:p>
-        </w:tc>
-        <w:tc>
-          <w:tcPr>
-            <w:tcW w:type="dxa" w:w="4986"/>
-          </w:tcPr>
-          <w:p>
-            <w:pPr>
-              <w:spacing w:before="40" w:after="40"/>
-            </w:pPr>
-            <w:r/>
-            <w:r>
-              <w:rPr>
-                <w:rFonts w:ascii="Calibri" w:hAnsi="Calibri" w:eastAsia="Calibri"/>
-                <w:b w:val="0"/>
-                <w:sz w:val="18"/>
-              </w:rPr>
-              <w:t>Operator panel only (REST + Socket.IO)</w:t>
-            </w:r>
-          </w:p>
-        </w:tc>
-      </w:tr>
-      <w:tr>
-        <w:tc>
-          <w:tcPr>
-            <w:tcW w:type="dxa" w:w="4986"/>
-            <w:shd w:val="clear" w:color="auto" w:fill="FBEAEA"/>
-          </w:tcPr>
-          <w:p>
-            <w:pPr>
-              <w:spacing w:before="40" w:after="40"/>
-            </w:pPr>
-            <w:r/>
-            <w:r>
-              <w:rPr>
-                <w:rFonts w:ascii="Calibri" w:hAnsi="Calibri" w:eastAsia="Calibri"/>
-                <w:b w:val="0"/>
-                <w:sz w:val="18"/>
-              </w:rPr>
-              <w:t>Simulator Node backend</w:t>
-            </w:r>
-          </w:p>
-        </w:tc>
-        <w:tc>
-          <w:tcPr>
-            <w:tcW w:type="dxa" w:w="4986"/>
-            <w:shd w:val="clear" w:color="auto" w:fill="FBEAEA"/>
-          </w:tcPr>
-          <w:p>
-            <w:pPr>
-              <w:spacing w:before="40" w:after="40"/>
-            </w:pPr>
-            <w:r/>
-            <w:r>
-              <w:rPr>
-                <w:rFonts w:ascii="Calibri" w:hAnsi="Calibri" w:eastAsia="Calibri"/>
-                <w:b w:val="0"/>
-                <w:sz w:val="18"/>
-              </w:rPr>
-              <w:t>Real OCPP WebSocket client to CMS</w:t>
-            </w:r>
-          </w:p>
-        </w:tc>
-      </w:tr>
-      <w:tr>
-        <w:tc>
-          <w:tcPr>
-            <w:tcW w:type="dxa" w:w="4986"/>
-          </w:tcPr>
-          <w:p>
-            <w:pPr>
-              <w:spacing w:before="40" w:after="40"/>
-            </w:pPr>
-            <w:r/>
-            <w:r>
-              <w:rPr>
-                <w:rFonts w:ascii="Calibri" w:hAnsi="Calibri" w:eastAsia="Calibri"/>
-                <w:b w:val="0"/>
-                <w:sz w:val="18"/>
-              </w:rPr>
-              <w:t>Massive Charging CMS</w:t>
-            </w:r>
-          </w:p>
-        </w:tc>
-        <w:tc>
-          <w:tcPr>
-            <w:tcW w:type="dxa" w:w="4986"/>
-          </w:tcPr>
-          <w:p>
-            <w:pPr>
-              <w:spacing w:before="40" w:after="40"/>
-            </w:pPr>
-            <w:r/>
-            <w:r>
-              <w:rPr>
-                <w:rFonts w:ascii="Calibri" w:hAnsi="Calibri" w:eastAsia="Calibri"/>
-                <w:b w:val="0"/>
-                <w:sz w:val="18"/>
-              </w:rPr>
-              <w:t>Real OCPP WebSocket server</w:t>
-            </w:r>
-          </w:p>
-        </w:tc>
-      </w:tr>
-    </w:tbl>
-    <w:p>
-      <w:pPr>
-        <w:spacing w:after="120"/>
-      </w:pPr>
-    </w:p>
-    <w:p>
-      <w:pPr>
-        <w:spacing w:after="120"/>
-      </w:pPr>
-      <w:r>
-        <w:rPr>
-          <w:rFonts w:ascii="Calibri" w:hAnsi="Calibri" w:eastAsia="Calibri"/>
-          <w:b w:val="0"/>
-          <w:sz w:val="22"/>
-        </w:rPr>
-        <w:t>Default BootNotification identity in the simulator:</w:t>
-      </w:r>
-    </w:p>
-    <w:p>
-      <w:pPr>
-        <w:pStyle w:val="ListBullet"/>
-      </w:pPr>
-      <w:r>
-        <w:rPr>
-          <w:rFonts w:ascii="Calibri" w:hAnsi="Calibri" w:eastAsia="Calibri"/>
-          <w:b w:val="0"/>
-          <w:sz w:val="22"/>
-        </w:rPr>
-        <w:t>Vendor: Massive Mobility</w:t>
-      </w:r>
-    </w:p>
-    <w:p>
-      <w:pPr>
-        <w:pStyle w:val="ListBullet"/>
-      </w:pPr>
-      <w:r>
-        <w:rPr>
-          <w:rFonts w:ascii="Calibri" w:hAnsi="Calibri" w:eastAsia="Calibri"/>
-          <w:b w:val="0"/>
-          <w:sz w:val="22"/>
-        </w:rPr>
-        <w:t>Model: Massive-CP-Sim-16</w:t>
-      </w:r>
-    </w:p>
-    <w:p>
-      <w:pPr>
-        <w:pStyle w:val="ListBullet"/>
-      </w:pPr>
-      <w:r>
-        <w:rPr>
-          <w:rFonts w:ascii="Calibri" w:hAnsi="Calibri" w:eastAsia="Calibri"/>
-          <w:b w:val="0"/>
-          <w:sz w:val="22"/>
-        </w:rPr>
-        <w:t>Firmware: Massive-CPS-16.3.2.1</w:t>
+        <w:t>Simulator note</w:t>
       </w:r>
     </w:p>
     <w:p>
@@ -10063,7 +2549,7 @@
           <w:b w:val="0"/>
           <w:sz w:val="22"/>
         </w:rPr>
-        <w:t xml:space="preserve">Remember: </w:t>
+        <w:t xml:space="preserve">Browser UI ≠ OCPP. Only the </w:t>
       </w:r>
       <w:r>
         <w:rPr>
@@ -10071,7 +2557,7 @@
           <w:b/>
           <w:sz w:val="22"/>
         </w:rPr>
-        <w:t>the browser never speaks OCPP</w:t>
+        <w:t>Node backend</w:t>
       </w:r>
       <w:r>
         <w:rPr>
@@ -10079,18 +2565,7 @@
           <w:b w:val="0"/>
           <w:sz w:val="22"/>
         </w:rPr>
-        <w:t>. Only the simulator backend does.</w:t>
-      </w:r>
-    </w:p>
-    <w:p>
-      <w:r>
-        <w:rPr>
-          <w:rFonts w:ascii="Calibri" w:hAnsi="Calibri" w:eastAsia="Calibri"/>
-          <w:b w:val="0"/>
-          <w:i/>
-          <w:sz w:val="20"/>
-        </w:rPr>
-        <w:t>OCPP 1.6 JSON practical guide for the Massive Mobility Charging Simulator. For normative field-level schema, refer to the official OCPP 1.6 specification from the Open Charge Alliance.</w:t>
+        <w:t xml:space="preserve"> opens the WebSocket to the CMS. The UI drives the sim over REST / Socket.IO.</w:t>
       </w:r>
     </w:p>
     <w:sectPr>

--- a/docs/OCPP-1.6-Guide.docx
+++ b/docs/OCPP-1.6-Guide.docx
@@ -13,7 +13,7 @@
           <w:color w:val="C02434"/>
           <w:sz w:val="44"/>
         </w:rPr>
-        <w:t>OCPP 1.6 — Short Guide</w:t>
+        <w:t>OCPP 1.6 — Message Guide</w:t>
       </w:r>
     </w:p>
     <w:p>
@@ -26,7 +26,7 @@
           <w:b w:val="0"/>
           <w:sz w:val="22"/>
         </w:rPr>
-        <w:t xml:space="preserve">Practical cheat sheet for </w:t>
+        <w:t xml:space="preserve">Focus: </w:t>
       </w:r>
       <w:r>
         <w:rPr>
@@ -34,7 +34,7 @@
           <w:b/>
           <w:sz w:val="22"/>
         </w:rPr>
-        <w:t>OCPP 1.6 JSON over WebSocket</w:t>
+        <w:t>OCPP 1.6 JSON (OCPP-J)</w:t>
       </w:r>
       <w:r>
         <w:rPr>
@@ -42,7 +42,36 @@
           <w:b w:val="0"/>
           <w:sz w:val="22"/>
         </w:rPr>
-        <w:t>, for use with the Massive Mobility Charging Simulator. For full schemas, see the official Open Charge Alliance OCPP 1.6 spec.</w:t>
+        <w:t xml:space="preserve"> — how it works and </w:t>
+      </w:r>
+      <w:r>
+        <w:rPr>
+          <w:rFonts w:ascii="Calibri" w:hAnsi="Calibri" w:eastAsia="Calibri"/>
+          <w:b/>
+          <w:sz w:val="22"/>
+        </w:rPr>
+        <w:t>every standard message type</w:t>
+      </w:r>
+      <w:r>
+        <w:rPr>
+          <w:rFonts w:ascii="Calibri" w:hAnsi="Calibri" w:eastAsia="Calibri"/>
+          <w:b w:val="0"/>
+          <w:sz w:val="22"/>
+        </w:rPr>
+        <w:t>.</w:t>
+      </w:r>
+    </w:p>
+    <w:p>
+      <w:pPr>
+        <w:spacing w:after="120"/>
+      </w:pPr>
+      <w:r>
+        <w:rPr>
+          <w:rFonts w:ascii="Calibri" w:hAnsi="Calibri" w:eastAsia="Calibri"/>
+          <w:b w:val="0"/>
+          <w:sz w:val="22"/>
+        </w:rPr>
+        <w:t>For field-level schemas/enums, use the official Open Charge Alliance OCPP 1.6 specification.</w:t>
       </w:r>
     </w:p>
     <w:p>
@@ -56,7 +85,7 @@
           <w:color w:val="111827"/>
           <w:sz w:val="28"/>
         </w:rPr>
-        <w:t>Roles</w:t>
+        <w:t>1. Protocol basics</w:t>
       </w:r>
     </w:p>
     <w:tbl>
@@ -88,7 +117,7 @@
                 <w:color w:val="FFFFFF"/>
                 <w:sz w:val="18"/>
               </w:rPr>
-              <w:t>Role</w:t>
+              <w:t>Item</w:t>
             </w:r>
           </w:p>
         </w:tc>
@@ -109,7 +138,7 @@
                 <w:color w:val="FFFFFF"/>
                 <w:sz w:val="18"/>
               </w:rPr>
-              <w:t>Does what</w:t>
+              <w:t>Fact</w:t>
             </w:r>
           </w:p>
         </w:tc>
@@ -130,7 +159,7 @@
                 <w:b w:val="0"/>
                 <w:sz w:val="18"/>
               </w:rPr>
-              <w:t>Charge Point (CP)</w:t>
+              <w:t>Purpose</w:t>
             </w:r>
           </w:p>
         </w:tc>
@@ -149,7 +178,7 @@
                 <w:b w:val="0"/>
                 <w:sz w:val="18"/>
               </w:rPr>
-              <w:t>Charger. WebSocket client. Reports status, starts/stops, sends meters</w:t>
+              <w:t>Standard talk between an EV Charge Point (CP) and a Central System (CMS / CSMS)</w:t>
             </w:r>
           </w:p>
         </w:tc>
@@ -171,7 +200,7 @@
                 <w:b w:val="0"/>
                 <w:sz w:val="18"/>
               </w:rPr>
-              <w:t>CMS / CSMS</w:t>
+              <w:t>Transport (JSON)</w:t>
             </w:r>
           </w:p>
         </w:tc>
@@ -191,7 +220,129 @@
                 <w:b w:val="0"/>
                 <w:sz w:val="18"/>
               </w:rPr>
-              <w:t>Backend. WebSocket server. Authorizes tags, assigns transactionId, remote control</w:t>
+              <w:t>WebSocket — CP is client, CMS is server</w:t>
+            </w:r>
+          </w:p>
+        </w:tc>
+      </w:tr>
+      <w:tr>
+        <w:tc>
+          <w:tcPr>
+            <w:tcW w:type="dxa" w:w="4986"/>
+          </w:tcPr>
+          <w:p>
+            <w:pPr>
+              <w:spacing w:before="40" w:after="40"/>
+            </w:pPr>
+            <w:r/>
+            <w:r>
+              <w:rPr>
+                <w:rFonts w:ascii="Calibri" w:hAnsi="Calibri" w:eastAsia="Calibri"/>
+                <w:b w:val="0"/>
+                <w:sz w:val="18"/>
+              </w:rPr>
+              <w:t>URL shape</w:t>
+            </w:r>
+          </w:p>
+        </w:tc>
+        <w:tc>
+          <w:tcPr>
+            <w:tcW w:type="dxa" w:w="4986"/>
+          </w:tcPr>
+          <w:p>
+            <w:pPr>
+              <w:spacing w:before="40" w:after="40"/>
+            </w:pPr>
+            <w:r/>
+            <w:r>
+              <w:rPr>
+                <w:rFonts w:ascii="Calibri" w:hAnsi="Calibri" w:eastAsia="Calibri"/>
+                <w:b w:val="0"/>
+                <w:sz w:val="18"/>
+              </w:rPr>
+              <w:t>wss://cms.example.com/ocpp/{chargePointId}</w:t>
+            </w:r>
+          </w:p>
+        </w:tc>
+      </w:tr>
+      <w:tr>
+        <w:tc>
+          <w:tcPr>
+            <w:tcW w:type="dxa" w:w="4986"/>
+            <w:shd w:val="clear" w:color="auto" w:fill="FBEAEA"/>
+          </w:tcPr>
+          <w:p>
+            <w:pPr>
+              <w:spacing w:before="40" w:after="40"/>
+            </w:pPr>
+            <w:r/>
+            <w:r>
+              <w:rPr>
+                <w:rFonts w:ascii="Calibri" w:hAnsi="Calibri" w:eastAsia="Calibri"/>
+                <w:b w:val="0"/>
+                <w:sz w:val="18"/>
+              </w:rPr>
+              <w:t>Optional handshake</w:t>
+            </w:r>
+          </w:p>
+        </w:tc>
+        <w:tc>
+          <w:tcPr>
+            <w:tcW w:type="dxa" w:w="4986"/>
+            <w:shd w:val="clear" w:color="auto" w:fill="FBEAEA"/>
+          </w:tcPr>
+          <w:p>
+            <w:pPr>
+              <w:spacing w:before="40" w:after="40"/>
+            </w:pPr>
+            <w:r/>
+            <w:r>
+              <w:rPr>
+                <w:rFonts w:ascii="Calibri" w:hAnsi="Calibri" w:eastAsia="Calibri"/>
+                <w:b w:val="0"/>
+                <w:sz w:val="18"/>
+              </w:rPr>
+              <w:t>Subprotocol ocpp1.6, HTTP Basic Auth</w:t>
+            </w:r>
+          </w:p>
+        </w:tc>
+      </w:tr>
+      <w:tr>
+        <w:tc>
+          <w:tcPr>
+            <w:tcW w:type="dxa" w:w="4986"/>
+          </w:tcPr>
+          <w:p>
+            <w:pPr>
+              <w:spacing w:before="40" w:after="40"/>
+            </w:pPr>
+            <w:r/>
+            <w:r>
+              <w:rPr>
+                <w:rFonts w:ascii="Calibri" w:hAnsi="Calibri" w:eastAsia="Calibri"/>
+                <w:b w:val="0"/>
+                <w:sz w:val="18"/>
+              </w:rPr>
+              <w:t>First action after open</w:t>
+            </w:r>
+          </w:p>
+        </w:tc>
+        <w:tc>
+          <w:tcPr>
+            <w:tcW w:type="dxa" w:w="4986"/>
+          </w:tcPr>
+          <w:p>
+            <w:pPr>
+              <w:spacing w:before="40" w:after="40"/>
+            </w:pPr>
+            <w:r/>
+            <w:r>
+              <w:rPr>
+                <w:rFonts w:ascii="Calibri" w:hAnsi="Calibri" w:eastAsia="Calibri"/>
+                <w:b w:val="0"/>
+                <w:sz w:val="18"/>
+              </w:rPr>
+              <w:t>CP sends BootNotification</w:t>
             </w:r>
           </w:p>
         </w:tc>
@@ -212,16 +363,333 @@
           <w:b w:val="0"/>
           <w:sz w:val="22"/>
         </w:rPr>
-        <w:t xml:space="preserve">Connect URL shape: </w:t>
-      </w:r>
-      <w:r>
-        <w:rPr>
-          <w:rFonts w:ascii="Consolas" w:hAnsi="Consolas" w:eastAsia="Consolas"/>
-          <w:b w:val="0"/>
-          <w:sz w:val="22"/>
-        </w:rPr>
-        <w:t>wss://cms.example.com/ocpp/{chargePointId}</w:t>
-      </w:r>
+        <w:t>Either side can send a request (</w:t>
+      </w:r>
+      <w:r>
+        <w:rPr>
+          <w:rFonts w:ascii="Calibri" w:hAnsi="Calibri" w:eastAsia="Calibri"/>
+          <w:b/>
+          <w:sz w:val="22"/>
+        </w:rPr>
+        <w:t>CALL</w:t>
+      </w:r>
+      <w:r>
+        <w:rPr>
+          <w:rFonts w:ascii="Calibri" w:hAnsi="Calibri" w:eastAsia="Calibri"/>
+          <w:b w:val="0"/>
+          <w:sz w:val="22"/>
+        </w:rPr>
+        <w:t xml:space="preserve">). The other replies with </w:t>
+      </w:r>
+      <w:r>
+        <w:rPr>
+          <w:rFonts w:ascii="Calibri" w:hAnsi="Calibri" w:eastAsia="Calibri"/>
+          <w:b/>
+          <w:sz w:val="22"/>
+        </w:rPr>
+        <w:t>CALLRESULT</w:t>
+      </w:r>
+      <w:r>
+        <w:rPr>
+          <w:rFonts w:ascii="Calibri" w:hAnsi="Calibri" w:eastAsia="Calibri"/>
+          <w:b w:val="0"/>
+          <w:sz w:val="22"/>
+        </w:rPr>
+        <w:t xml:space="preserve"> or </w:t>
+      </w:r>
+      <w:r>
+        <w:rPr>
+          <w:rFonts w:ascii="Calibri" w:hAnsi="Calibri" w:eastAsia="Calibri"/>
+          <w:b/>
+          <w:sz w:val="22"/>
+        </w:rPr>
+        <w:t>CALLERROR</w:t>
+      </w:r>
+      <w:r>
+        <w:rPr>
+          <w:rFonts w:ascii="Calibri" w:hAnsi="Calibri" w:eastAsia="Calibri"/>
+          <w:b w:val="0"/>
+          <w:sz w:val="22"/>
+        </w:rPr>
+        <w:t>.</w:t>
+      </w:r>
+    </w:p>
+    <w:p>
+      <w:pPr>
+        <w:pStyle w:val="Heading2"/>
+      </w:pPr>
+      <w:r>
+        <w:rPr>
+          <w:rFonts w:ascii="Calibri" w:hAnsi="Calibri" w:eastAsia="Calibri"/>
+          <w:b/>
+          <w:color w:val="374151"/>
+          <w:sz w:val="24"/>
+        </w:rPr>
+        <w:t>Frame shapes</w:t>
+      </w:r>
+    </w:p>
+    <w:tbl>
+      <w:tblPr>
+        <w:tblStyle w:val="TableGrid"/>
+        <w:tblW w:type="auto" w:w="0"/>
+        <w:tblLayout w:type="autofit"/>
+        <w:tblLook w:firstColumn="1" w:firstRow="1" w:lastColumn="0" w:lastRow="0" w:noHBand="0" w:noVBand="1" w:val="04A0"/>
+      </w:tblPr>
+      <w:tblGrid>
+        <w:gridCol w:w="3324"/>
+        <w:gridCol w:w="3324"/>
+        <w:gridCol w:w="3324"/>
+      </w:tblGrid>
+      <w:tr>
+        <w:tc>
+          <w:tcPr>
+            <w:tcW w:type="dxa" w:w="3324"/>
+            <w:shd w:val="clear" w:color="auto" w:fill="C02434"/>
+          </w:tcPr>
+          <w:p>
+            <w:pPr>
+              <w:spacing w:before="40" w:after="40"/>
+            </w:pPr>
+            <w:r/>
+            <w:r>
+              <w:rPr>
+                <w:rFonts w:ascii="Calibri" w:hAnsi="Calibri" w:eastAsia="Calibri"/>
+                <w:b/>
+                <w:color w:val="FFFFFF"/>
+                <w:sz w:val="18"/>
+              </w:rPr>
+              <w:t>Type</w:t>
+            </w:r>
+          </w:p>
+        </w:tc>
+        <w:tc>
+          <w:tcPr>
+            <w:tcW w:type="dxa" w:w="3324"/>
+            <w:shd w:val="clear" w:color="auto" w:fill="C02434"/>
+          </w:tcPr>
+          <w:p>
+            <w:pPr>
+              <w:spacing w:before="40" w:after="40"/>
+            </w:pPr>
+            <w:r/>
+            <w:r>
+              <w:rPr>
+                <w:rFonts w:ascii="Calibri" w:hAnsi="Calibri" w:eastAsia="Calibri"/>
+                <w:b/>
+                <w:color w:val="FFFFFF"/>
+                <w:sz w:val="18"/>
+              </w:rPr>
+              <w:t>Code</w:t>
+            </w:r>
+          </w:p>
+        </w:tc>
+        <w:tc>
+          <w:tcPr>
+            <w:tcW w:type="dxa" w:w="3324"/>
+            <w:shd w:val="clear" w:color="auto" w:fill="C02434"/>
+          </w:tcPr>
+          <w:p>
+            <w:pPr>
+              <w:spacing w:before="40" w:after="40"/>
+            </w:pPr>
+            <w:r/>
+            <w:r>
+              <w:rPr>
+                <w:rFonts w:ascii="Calibri" w:hAnsi="Calibri" w:eastAsia="Calibri"/>
+                <w:b/>
+                <w:color w:val="FFFFFF"/>
+                <w:sz w:val="18"/>
+              </w:rPr>
+              <w:t>Shape</w:t>
+            </w:r>
+          </w:p>
+        </w:tc>
+      </w:tr>
+      <w:tr>
+        <w:tc>
+          <w:tcPr>
+            <w:tcW w:type="dxa" w:w="3324"/>
+          </w:tcPr>
+          <w:p>
+            <w:pPr>
+              <w:spacing w:before="40" w:after="40"/>
+            </w:pPr>
+            <w:r/>
+            <w:r>
+              <w:rPr>
+                <w:rFonts w:ascii="Calibri" w:hAnsi="Calibri" w:eastAsia="Calibri"/>
+                <w:b w:val="0"/>
+                <w:sz w:val="18"/>
+              </w:rPr>
+              <w:t>CALL</w:t>
+            </w:r>
+          </w:p>
+        </w:tc>
+        <w:tc>
+          <w:tcPr>
+            <w:tcW w:type="dxa" w:w="3324"/>
+          </w:tcPr>
+          <w:p>
+            <w:pPr>
+              <w:spacing w:before="40" w:after="40"/>
+            </w:pPr>
+            <w:r/>
+            <w:r>
+              <w:rPr>
+                <w:rFonts w:ascii="Calibri" w:hAnsi="Calibri" w:eastAsia="Calibri"/>
+                <w:b w:val="0"/>
+                <w:sz w:val="18"/>
+              </w:rPr>
+              <w:t>2</w:t>
+            </w:r>
+          </w:p>
+        </w:tc>
+        <w:tc>
+          <w:tcPr>
+            <w:tcW w:type="dxa" w:w="3324"/>
+          </w:tcPr>
+          <w:p>
+            <w:pPr>
+              <w:spacing w:before="40" w:after="40"/>
+            </w:pPr>
+            <w:r/>
+            <w:r>
+              <w:rPr>
+                <w:rFonts w:ascii="Calibri" w:hAnsi="Calibri" w:eastAsia="Calibri"/>
+                <w:b w:val="0"/>
+                <w:sz w:val="18"/>
+              </w:rPr>
+              <w:t>[2, messageId, action, payload]</w:t>
+            </w:r>
+          </w:p>
+        </w:tc>
+      </w:tr>
+      <w:tr>
+        <w:tc>
+          <w:tcPr>
+            <w:tcW w:type="dxa" w:w="3324"/>
+            <w:shd w:val="clear" w:color="auto" w:fill="FBEAEA"/>
+          </w:tcPr>
+          <w:p>
+            <w:pPr>
+              <w:spacing w:before="40" w:after="40"/>
+            </w:pPr>
+            <w:r/>
+            <w:r>
+              <w:rPr>
+                <w:rFonts w:ascii="Calibri" w:hAnsi="Calibri" w:eastAsia="Calibri"/>
+                <w:b w:val="0"/>
+                <w:sz w:val="18"/>
+              </w:rPr>
+              <w:t>CALLRESULT</w:t>
+            </w:r>
+          </w:p>
+        </w:tc>
+        <w:tc>
+          <w:tcPr>
+            <w:tcW w:type="dxa" w:w="3324"/>
+            <w:shd w:val="clear" w:color="auto" w:fill="FBEAEA"/>
+          </w:tcPr>
+          <w:p>
+            <w:pPr>
+              <w:spacing w:before="40" w:after="40"/>
+            </w:pPr>
+            <w:r/>
+            <w:r>
+              <w:rPr>
+                <w:rFonts w:ascii="Calibri" w:hAnsi="Calibri" w:eastAsia="Calibri"/>
+                <w:b w:val="0"/>
+                <w:sz w:val="18"/>
+              </w:rPr>
+              <w:t>3</w:t>
+            </w:r>
+          </w:p>
+        </w:tc>
+        <w:tc>
+          <w:tcPr>
+            <w:tcW w:type="dxa" w:w="3324"/>
+            <w:shd w:val="clear" w:color="auto" w:fill="FBEAEA"/>
+          </w:tcPr>
+          <w:p>
+            <w:pPr>
+              <w:spacing w:before="40" w:after="40"/>
+            </w:pPr>
+            <w:r/>
+            <w:r>
+              <w:rPr>
+                <w:rFonts w:ascii="Calibri" w:hAnsi="Calibri" w:eastAsia="Calibri"/>
+                <w:b w:val="0"/>
+                <w:sz w:val="18"/>
+              </w:rPr>
+              <w:t>[3, messageId, payload]</w:t>
+            </w:r>
+          </w:p>
+        </w:tc>
+      </w:tr>
+      <w:tr>
+        <w:tc>
+          <w:tcPr>
+            <w:tcW w:type="dxa" w:w="3324"/>
+          </w:tcPr>
+          <w:p>
+            <w:pPr>
+              <w:spacing w:before="40" w:after="40"/>
+            </w:pPr>
+            <w:r/>
+            <w:r>
+              <w:rPr>
+                <w:rFonts w:ascii="Calibri" w:hAnsi="Calibri" w:eastAsia="Calibri"/>
+                <w:b w:val="0"/>
+                <w:sz w:val="18"/>
+              </w:rPr>
+              <w:t>CALLERROR</w:t>
+            </w:r>
+          </w:p>
+        </w:tc>
+        <w:tc>
+          <w:tcPr>
+            <w:tcW w:type="dxa" w:w="3324"/>
+          </w:tcPr>
+          <w:p>
+            <w:pPr>
+              <w:spacing w:before="40" w:after="40"/>
+            </w:pPr>
+            <w:r/>
+            <w:r>
+              <w:rPr>
+                <w:rFonts w:ascii="Calibri" w:hAnsi="Calibri" w:eastAsia="Calibri"/>
+                <w:b w:val="0"/>
+                <w:sz w:val="18"/>
+              </w:rPr>
+              <w:t>4</w:t>
+            </w:r>
+          </w:p>
+        </w:tc>
+        <w:tc>
+          <w:tcPr>
+            <w:tcW w:type="dxa" w:w="3324"/>
+          </w:tcPr>
+          <w:p>
+            <w:pPr>
+              <w:spacing w:before="40" w:after="40"/>
+            </w:pPr>
+            <w:r/>
+            <w:r>
+              <w:rPr>
+                <w:rFonts w:ascii="Calibri" w:hAnsi="Calibri" w:eastAsia="Calibri"/>
+                <w:b w:val="0"/>
+                <w:sz w:val="18"/>
+              </w:rPr>
+              <w:t>[4, messageId, errorCode, errorDescription, errorDetails]</w:t>
+            </w:r>
+          </w:p>
+        </w:tc>
+      </w:tr>
+    </w:tbl>
+    <w:p>
+      <w:pPr>
+        <w:spacing w:after="120"/>
+      </w:pPr>
     </w:p>
     <w:p>
       <w:pPr>
@@ -233,7 +701,7 @@
           <w:b w:val="0"/>
           <w:sz w:val="22"/>
         </w:rPr>
-        <w:t xml:space="preserve">Optional: subprotocol </w:t>
+        <w:t xml:space="preserve">Common CALLERROR codes: </w:t>
       </w:r>
       <w:r>
         <w:rPr>
@@ -241,7 +709,7 @@
           <w:b w:val="0"/>
           <w:sz w:val="22"/>
         </w:rPr>
-        <w:t>ocpp1.6</w:t>
+        <w:t>NotImplemented</w:t>
       </w:r>
       <w:r>
         <w:rPr>
@@ -249,15 +717,143 @@
           <w:b w:val="0"/>
           <w:sz w:val="22"/>
         </w:rPr>
-        <w:t xml:space="preserve">, HTTP Basic Auth. After open → send </w:t>
+        <w:t xml:space="preserve">, </w:t>
+      </w:r>
+      <w:r>
+        <w:rPr>
+          <w:rFonts w:ascii="Consolas" w:hAnsi="Consolas" w:eastAsia="Consolas"/>
+          <w:b w:val="0"/>
+          <w:sz w:val="22"/>
+        </w:rPr>
+        <w:t>NotSupported</w:t>
       </w:r>
       <w:r>
         <w:rPr>
           <w:rFonts w:ascii="Calibri" w:hAnsi="Calibri" w:eastAsia="Calibri"/>
-          <w:b/>
-          <w:sz w:val="22"/>
-        </w:rPr>
-        <w:t>BootNotification</w:t>
+          <w:b w:val="0"/>
+          <w:sz w:val="22"/>
+        </w:rPr>
+        <w:t xml:space="preserve">, </w:t>
+      </w:r>
+      <w:r>
+        <w:rPr>
+          <w:rFonts w:ascii="Consolas" w:hAnsi="Consolas" w:eastAsia="Consolas"/>
+          <w:b w:val="0"/>
+          <w:sz w:val="22"/>
+        </w:rPr>
+        <w:t>InternalError</w:t>
+      </w:r>
+      <w:r>
+        <w:rPr>
+          <w:rFonts w:ascii="Calibri" w:hAnsi="Calibri" w:eastAsia="Calibri"/>
+          <w:b w:val="0"/>
+          <w:sz w:val="22"/>
+        </w:rPr>
+        <w:t xml:space="preserve">, </w:t>
+      </w:r>
+      <w:r>
+        <w:rPr>
+          <w:rFonts w:ascii="Consolas" w:hAnsi="Consolas" w:eastAsia="Consolas"/>
+          <w:b w:val="0"/>
+          <w:sz w:val="22"/>
+        </w:rPr>
+        <w:t>ProtocolError</w:t>
+      </w:r>
+      <w:r>
+        <w:rPr>
+          <w:rFonts w:ascii="Calibri" w:hAnsi="Calibri" w:eastAsia="Calibri"/>
+          <w:b w:val="0"/>
+          <w:sz w:val="22"/>
+        </w:rPr>
+        <w:t xml:space="preserve">, </w:t>
+      </w:r>
+      <w:r>
+        <w:rPr>
+          <w:rFonts w:ascii="Consolas" w:hAnsi="Consolas" w:eastAsia="Consolas"/>
+          <w:b w:val="0"/>
+          <w:sz w:val="22"/>
+        </w:rPr>
+        <w:t>SecurityError</w:t>
+      </w:r>
+      <w:r>
+        <w:rPr>
+          <w:rFonts w:ascii="Calibri" w:hAnsi="Calibri" w:eastAsia="Calibri"/>
+          <w:b w:val="0"/>
+          <w:sz w:val="22"/>
+        </w:rPr>
+        <w:t xml:space="preserve">, </w:t>
+      </w:r>
+      <w:r>
+        <w:rPr>
+          <w:rFonts w:ascii="Consolas" w:hAnsi="Consolas" w:eastAsia="Consolas"/>
+          <w:b w:val="0"/>
+          <w:sz w:val="22"/>
+        </w:rPr>
+        <w:t>FormationViolation</w:t>
+      </w:r>
+      <w:r>
+        <w:rPr>
+          <w:rFonts w:ascii="Calibri" w:hAnsi="Calibri" w:eastAsia="Calibri"/>
+          <w:b w:val="0"/>
+          <w:sz w:val="22"/>
+        </w:rPr>
+        <w:t xml:space="preserve">, </w:t>
+      </w:r>
+      <w:r>
+        <w:rPr>
+          <w:rFonts w:ascii="Consolas" w:hAnsi="Consolas" w:eastAsia="Consolas"/>
+          <w:b w:val="0"/>
+          <w:sz w:val="22"/>
+        </w:rPr>
+        <w:t>PropertyConstraintViolation</w:t>
+      </w:r>
+      <w:r>
+        <w:rPr>
+          <w:rFonts w:ascii="Calibri" w:hAnsi="Calibri" w:eastAsia="Calibri"/>
+          <w:b w:val="0"/>
+          <w:sz w:val="22"/>
+        </w:rPr>
+        <w:t xml:space="preserve">, </w:t>
+      </w:r>
+      <w:r>
+        <w:rPr>
+          <w:rFonts w:ascii="Consolas" w:hAnsi="Consolas" w:eastAsia="Consolas"/>
+          <w:b w:val="0"/>
+          <w:sz w:val="22"/>
+        </w:rPr>
+        <w:t>OccurrenceConstraintViolation</w:t>
+      </w:r>
+      <w:r>
+        <w:rPr>
+          <w:rFonts w:ascii="Calibri" w:hAnsi="Calibri" w:eastAsia="Calibri"/>
+          <w:b w:val="0"/>
+          <w:sz w:val="22"/>
+        </w:rPr>
+        <w:t xml:space="preserve">, </w:t>
+      </w:r>
+      <w:r>
+        <w:rPr>
+          <w:rFonts w:ascii="Consolas" w:hAnsi="Consolas" w:eastAsia="Consolas"/>
+          <w:b w:val="0"/>
+          <w:sz w:val="22"/>
+        </w:rPr>
+        <w:t>TypeConstraintViolation</w:t>
+      </w:r>
+      <w:r>
+        <w:rPr>
+          <w:rFonts w:ascii="Calibri" w:hAnsi="Calibri" w:eastAsia="Calibri"/>
+          <w:b w:val="0"/>
+          <w:sz w:val="22"/>
+        </w:rPr>
+        <w:t xml:space="preserve">, </w:t>
+      </w:r>
+      <w:r>
+        <w:rPr>
+          <w:rFonts w:ascii="Consolas" w:hAnsi="Consolas" w:eastAsia="Consolas"/>
+          <w:b w:val="0"/>
+          <w:sz w:val="22"/>
+        </w:rPr>
+        <w:t>GenericError</w:t>
       </w:r>
       <w:r>
         <w:rPr>
@@ -270,29 +866,16 @@
     </w:p>
     <w:p>
       <w:pPr>
-        <w:pStyle w:val="Heading1"/>
+        <w:pStyle w:val="Heading2"/>
       </w:pPr>
       <w:r>
         <w:rPr>
           <w:rFonts w:ascii="Calibri" w:hAnsi="Calibri" w:eastAsia="Calibri"/>
           <w:b/>
-          <w:color w:val="111827"/>
-          <w:sz w:val="28"/>
-        </w:rPr>
-        <w:t>Message shapes</w:t>
-      </w:r>
-    </w:p>
-    <w:p>
-      <w:pPr>
-        <w:spacing w:after="120"/>
-      </w:pPr>
-      <w:r>
-        <w:rPr>
-          <w:rFonts w:ascii="Calibri" w:hAnsi="Calibri" w:eastAsia="Calibri"/>
-          <w:b w:val="0"/>
-          <w:sz w:val="22"/>
-        </w:rPr>
-        <w:t>Every frame is a JSON array:</w:t>
+          <w:color w:val="374151"/>
+          <w:sz w:val="24"/>
+        </w:rPr>
+        <w:t>Feature profiles (groups of messages)</w:t>
       </w:r>
     </w:p>
     <w:tbl>
@@ -324,7 +907,7 @@
                 <w:color w:val="FFFFFF"/>
                 <w:sz w:val="18"/>
               </w:rPr>
-              <w:t>Type</w:t>
+              <w:t>Profile</w:t>
             </w:r>
           </w:p>
         </w:tc>
@@ -345,7 +928,7 @@
                 <w:color w:val="FFFFFF"/>
                 <w:sz w:val="18"/>
               </w:rPr>
-              <w:t>Shape</w:t>
+              <w:t>Messages (main)</w:t>
             </w:r>
           </w:p>
         </w:tc>
@@ -366,7 +949,7 @@
                 <w:b w:val="0"/>
                 <w:sz w:val="18"/>
               </w:rPr>
-              <w:t>CALL</w:t>
+              <w:t>Core</w:t>
             </w:r>
           </w:p>
         </w:tc>
@@ -385,7 +968,7 @@
                 <w:b w:val="0"/>
                 <w:sz w:val="18"/>
               </w:rPr>
-              <w:t>[2, messageId, action, payload]</w:t>
+              <w:t>Boot, Heartbeat, Status, Authorize, Start/Stop, MeterValues, RemoteStart/Stop, Reset, Unlock, ChangeAvailability, Get/ChangeConfiguration, ClearCache, DataTransfer, TriggerMessage</w:t>
             </w:r>
           </w:p>
         </w:tc>
@@ -407,7 +990,7 @@
                 <w:b w:val="0"/>
                 <w:sz w:val="18"/>
               </w:rPr>
-              <w:t>CALLRESULT</w:t>
+              <w:t>FirmwareManagement</w:t>
             </w:r>
           </w:p>
         </w:tc>
@@ -427,7 +1010,7 @@
                 <w:b w:val="0"/>
                 <w:sz w:val="18"/>
               </w:rPr>
-              <w:t>[3, messageId, payload]</w:t>
+              <w:t>UpdateFirmware, FirmwareStatusNotification</w:t>
             </w:r>
           </w:p>
         </w:tc>
@@ -448,7 +1031,7 @@
                 <w:b w:val="0"/>
                 <w:sz w:val="18"/>
               </w:rPr>
-              <w:t>CALLERROR</w:t>
+              <w:t>LocalAuthListManagement</w:t>
             </w:r>
           </w:p>
         </w:tc>
@@ -467,7 +1050,131 @@
                 <w:b w:val="0"/>
                 <w:sz w:val="18"/>
               </w:rPr>
-              <w:t>[4, messageId, errorCode, description, details]</w:t>
+              <w:t>GetLocalListVersion, SendLocalList, ClearCache</w:t>
+            </w:r>
+          </w:p>
+        </w:tc>
+      </w:tr>
+      <w:tr>
+        <w:tc>
+          <w:tcPr>
+            <w:tcW w:type="dxa" w:w="4986"/>
+            <w:shd w:val="clear" w:color="auto" w:fill="FBEAEA"/>
+          </w:tcPr>
+          <w:p>
+            <w:pPr>
+              <w:spacing w:before="40" w:after="40"/>
+            </w:pPr>
+            <w:r/>
+            <w:r>
+              <w:rPr>
+                <w:rFonts w:ascii="Calibri" w:hAnsi="Calibri" w:eastAsia="Calibri"/>
+                <w:b w:val="0"/>
+                <w:sz w:val="18"/>
+              </w:rPr>
+              <w:t>Reservation</w:t>
+            </w:r>
+          </w:p>
+        </w:tc>
+        <w:tc>
+          <w:tcPr>
+            <w:tcW w:type="dxa" w:w="4986"/>
+            <w:shd w:val="clear" w:color="auto" w:fill="FBEAEA"/>
+          </w:tcPr>
+          <w:p>
+            <w:pPr>
+              <w:spacing w:before="40" w:after="40"/>
+            </w:pPr>
+            <w:r/>
+            <w:r>
+              <w:rPr>
+                <w:rFonts w:ascii="Calibri" w:hAnsi="Calibri" w:eastAsia="Calibri"/>
+                <w:b w:val="0"/>
+                <w:sz w:val="18"/>
+              </w:rPr>
+              <w:t>ReserveNow, CancelReservation</w:t>
+            </w:r>
+          </w:p>
+        </w:tc>
+      </w:tr>
+      <w:tr>
+        <w:tc>
+          <w:tcPr>
+            <w:tcW w:type="dxa" w:w="4986"/>
+          </w:tcPr>
+          <w:p>
+            <w:pPr>
+              <w:spacing w:before="40" w:after="40"/>
+            </w:pPr>
+            <w:r/>
+            <w:r>
+              <w:rPr>
+                <w:rFonts w:ascii="Calibri" w:hAnsi="Calibri" w:eastAsia="Calibri"/>
+                <w:b w:val="0"/>
+                <w:sz w:val="18"/>
+              </w:rPr>
+              <w:t>SmartCharging</w:t>
+            </w:r>
+          </w:p>
+        </w:tc>
+        <w:tc>
+          <w:tcPr>
+            <w:tcW w:type="dxa" w:w="4986"/>
+          </w:tcPr>
+          <w:p>
+            <w:pPr>
+              <w:spacing w:before="40" w:after="40"/>
+            </w:pPr>
+            <w:r/>
+            <w:r>
+              <w:rPr>
+                <w:rFonts w:ascii="Calibri" w:hAnsi="Calibri" w:eastAsia="Calibri"/>
+                <w:b w:val="0"/>
+                <w:sz w:val="18"/>
+              </w:rPr>
+              <w:t>SetChargingProfile, ClearChargingProfile, GetCompositeSchedule</w:t>
+            </w:r>
+          </w:p>
+        </w:tc>
+      </w:tr>
+      <w:tr>
+        <w:tc>
+          <w:tcPr>
+            <w:tcW w:type="dxa" w:w="4986"/>
+            <w:shd w:val="clear" w:color="auto" w:fill="FBEAEA"/>
+          </w:tcPr>
+          <w:p>
+            <w:pPr>
+              <w:spacing w:before="40" w:after="40"/>
+            </w:pPr>
+            <w:r/>
+            <w:r>
+              <w:rPr>
+                <w:rFonts w:ascii="Calibri" w:hAnsi="Calibri" w:eastAsia="Calibri"/>
+                <w:b w:val="0"/>
+                <w:sz w:val="18"/>
+              </w:rPr>
+              <w:t>RemoteTrigger</w:t>
+            </w:r>
+          </w:p>
+        </w:tc>
+        <w:tc>
+          <w:tcPr>
+            <w:tcW w:type="dxa" w:w="4986"/>
+            <w:shd w:val="clear" w:color="auto" w:fill="FBEAEA"/>
+          </w:tcPr>
+          <w:p>
+            <w:pPr>
+              <w:spacing w:before="40" w:after="40"/>
+            </w:pPr>
+            <w:r/>
+            <w:r>
+              <w:rPr>
+                <w:rFonts w:ascii="Calibri" w:hAnsi="Calibri" w:eastAsia="Calibri"/>
+                <w:b w:val="0"/>
+                <w:sz w:val="18"/>
+              </w:rPr>
+              <w:t>TriggerMessage</w:t>
             </w:r>
           </w:p>
         </w:tc>
@@ -480,15 +1187,1864 @@
     </w:p>
     <w:p>
       <w:pPr>
+        <w:pStyle w:val="Heading1"/>
+      </w:pPr>
+      <w:r>
+        <w:rPr>
+          <w:rFonts w:ascii="Calibri" w:hAnsi="Calibri" w:eastAsia="Calibri"/>
+          <w:b/>
+          <w:color w:val="111827"/>
+          <w:sz w:val="28"/>
+        </w:rPr>
+        <w:t>2. All Charge Point → CMS messages</w:t>
+      </w:r>
+    </w:p>
+    <w:tbl>
+      <w:tblPr>
+        <w:tblStyle w:val="TableGrid"/>
+        <w:tblW w:type="auto" w:w="0"/>
+        <w:tblLayout w:type="autofit"/>
+        <w:tblLook w:firstColumn="1" w:firstRow="1" w:lastColumn="0" w:lastRow="0" w:noHBand="0" w:noVBand="1" w:val="04A0"/>
+      </w:tblPr>
+      <w:tblGrid>
+        <w:gridCol w:w="3324"/>
+        <w:gridCol w:w="3324"/>
+        <w:gridCol w:w="3324"/>
+      </w:tblGrid>
+      <w:tr>
+        <w:tc>
+          <w:tcPr>
+            <w:tcW w:type="dxa" w:w="3324"/>
+            <w:shd w:val="clear" w:color="auto" w:fill="C02434"/>
+          </w:tcPr>
+          <w:p>
+            <w:pPr>
+              <w:spacing w:before="40" w:after="40"/>
+            </w:pPr>
+            <w:r/>
+            <w:r>
+              <w:rPr>
+                <w:rFonts w:ascii="Calibri" w:hAnsi="Calibri" w:eastAsia="Calibri"/>
+                <w:b/>
+                <w:color w:val="FFFFFF"/>
+                <w:sz w:val="18"/>
+              </w:rPr>
+              <w:t>Message</w:t>
+            </w:r>
+          </w:p>
+        </w:tc>
+        <w:tc>
+          <w:tcPr>
+            <w:tcW w:type="dxa" w:w="3324"/>
+            <w:shd w:val="clear" w:color="auto" w:fill="C02434"/>
+          </w:tcPr>
+          <w:p>
+            <w:pPr>
+              <w:spacing w:before="40" w:after="40"/>
+            </w:pPr>
+            <w:r/>
+            <w:r>
+              <w:rPr>
+                <w:rFonts w:ascii="Calibri" w:hAnsi="Calibri" w:eastAsia="Calibri"/>
+                <w:b/>
+                <w:color w:val="FFFFFF"/>
+                <w:sz w:val="18"/>
+              </w:rPr>
+              <w:t>Purpose</w:t>
+            </w:r>
+          </w:p>
+        </w:tc>
+        <w:tc>
+          <w:tcPr>
+            <w:tcW w:type="dxa" w:w="3324"/>
+            <w:shd w:val="clear" w:color="auto" w:fill="C02434"/>
+          </w:tcPr>
+          <w:p>
+            <w:pPr>
+              <w:spacing w:before="40" w:after="40"/>
+            </w:pPr>
+            <w:r/>
+            <w:r>
+              <w:rPr>
+                <w:rFonts w:ascii="Calibri" w:hAnsi="Calibri" w:eastAsia="Calibri"/>
+                <w:b/>
+                <w:color w:val="FFFFFF"/>
+                <w:sz w:val="18"/>
+              </w:rPr>
+              <w:t>Typical when</w:t>
+            </w:r>
+          </w:p>
+        </w:tc>
+      </w:tr>
+      <w:tr>
+        <w:tc>
+          <w:tcPr>
+            <w:tcW w:type="dxa" w:w="3324"/>
+          </w:tcPr>
+          <w:p>
+            <w:pPr>
+              <w:spacing w:before="40" w:after="40"/>
+            </w:pPr>
+            <w:r/>
+            <w:r>
+              <w:rPr>
+                <w:rFonts w:ascii="Calibri" w:hAnsi="Calibri" w:eastAsia="Calibri"/>
+                <w:b w:val="0"/>
+                <w:sz w:val="18"/>
+              </w:rPr>
+              <w:t>BootNotification</w:t>
+            </w:r>
+          </w:p>
+        </w:tc>
+        <w:tc>
+          <w:tcPr>
+            <w:tcW w:type="dxa" w:w="3324"/>
+          </w:tcPr>
+          <w:p>
+            <w:pPr>
+              <w:spacing w:before="40" w:after="40"/>
+            </w:pPr>
+            <w:r/>
+            <w:r>
+              <w:rPr>
+                <w:rFonts w:ascii="Calibri" w:hAnsi="Calibri" w:eastAsia="Calibri"/>
+                <w:b w:val="0"/>
+                <w:sz w:val="18"/>
+              </w:rPr>
+              <w:t>Identify CP (vendor, model, serial, firmware)</w:t>
+            </w:r>
+          </w:p>
+        </w:tc>
+        <w:tc>
+          <w:tcPr>
+            <w:tcW w:type="dxa" w:w="3324"/>
+          </w:tcPr>
+          <w:p>
+            <w:pPr>
+              <w:spacing w:before="40" w:after="40"/>
+            </w:pPr>
+            <w:r/>
+            <w:r>
+              <w:rPr>
+                <w:rFonts w:ascii="Calibri" w:hAnsi="Calibri" w:eastAsia="Calibri"/>
+                <w:b w:val="0"/>
+                <w:sz w:val="18"/>
+              </w:rPr>
+              <w:t>After connect / reset / FW install</w:t>
+            </w:r>
+          </w:p>
+        </w:tc>
+      </w:tr>
+      <w:tr>
+        <w:tc>
+          <w:tcPr>
+            <w:tcW w:type="dxa" w:w="3324"/>
+            <w:shd w:val="clear" w:color="auto" w:fill="FBEAEA"/>
+          </w:tcPr>
+          <w:p>
+            <w:pPr>
+              <w:spacing w:before="40" w:after="40"/>
+            </w:pPr>
+            <w:r/>
+            <w:r>
+              <w:rPr>
+                <w:rFonts w:ascii="Calibri" w:hAnsi="Calibri" w:eastAsia="Calibri"/>
+                <w:b w:val="0"/>
+                <w:sz w:val="18"/>
+              </w:rPr>
+              <w:t>Heartbeat</w:t>
+            </w:r>
+          </w:p>
+        </w:tc>
+        <w:tc>
+          <w:tcPr>
+            <w:tcW w:type="dxa" w:w="3324"/>
+            <w:shd w:val="clear" w:color="auto" w:fill="FBEAEA"/>
+          </w:tcPr>
+          <w:p>
+            <w:pPr>
+              <w:spacing w:before="40" w:after="40"/>
+            </w:pPr>
+            <w:r/>
+            <w:r>
+              <w:rPr>
+                <w:rFonts w:ascii="Calibri" w:hAnsi="Calibri" w:eastAsia="Calibri"/>
+                <w:b w:val="0"/>
+                <w:sz w:val="18"/>
+              </w:rPr>
+              <w:t>Keep-alive; CMS returns time</w:t>
+            </w:r>
+          </w:p>
+        </w:tc>
+        <w:tc>
+          <w:tcPr>
+            <w:tcW w:type="dxa" w:w="3324"/>
+            <w:shd w:val="clear" w:color="auto" w:fill="FBEAEA"/>
+          </w:tcPr>
+          <w:p>
+            <w:pPr>
+              <w:spacing w:before="40" w:after="40"/>
+            </w:pPr>
+            <w:r/>
+            <w:r>
+              <w:rPr>
+                <w:rFonts w:ascii="Calibri" w:hAnsi="Calibri" w:eastAsia="Calibri"/>
+                <w:b w:val="0"/>
+                <w:sz w:val="18"/>
+              </w:rPr>
+              <w:t>Every HeartbeatInterval seconds</w:t>
+            </w:r>
+          </w:p>
+        </w:tc>
+      </w:tr>
+      <w:tr>
+        <w:tc>
+          <w:tcPr>
+            <w:tcW w:type="dxa" w:w="3324"/>
+          </w:tcPr>
+          <w:p>
+            <w:pPr>
+              <w:spacing w:before="40" w:after="40"/>
+            </w:pPr>
+            <w:r/>
+            <w:r>
+              <w:rPr>
+                <w:rFonts w:ascii="Calibri" w:hAnsi="Calibri" w:eastAsia="Calibri"/>
+                <w:b w:val="0"/>
+                <w:sz w:val="18"/>
+              </w:rPr>
+              <w:t>StatusNotification</w:t>
+            </w:r>
+          </w:p>
+        </w:tc>
+        <w:tc>
+          <w:tcPr>
+            <w:tcW w:type="dxa" w:w="3324"/>
+          </w:tcPr>
+          <w:p>
+            <w:pPr>
+              <w:spacing w:before="40" w:after="40"/>
+            </w:pPr>
+            <w:r/>
+            <w:r>
+              <w:rPr>
+                <w:rFonts w:ascii="Calibri" w:hAnsi="Calibri" w:eastAsia="Calibri"/>
+                <w:b w:val="0"/>
+                <w:sz w:val="18"/>
+              </w:rPr>
+              <w:t>Report CP / connector status + errorCode</w:t>
+            </w:r>
+          </w:p>
+        </w:tc>
+        <w:tc>
+          <w:tcPr>
+            <w:tcW w:type="dxa" w:w="3324"/>
+          </w:tcPr>
+          <w:p>
+            <w:pPr>
+              <w:spacing w:before="40" w:after="40"/>
+            </w:pPr>
+            <w:r/>
+            <w:r>
+              <w:rPr>
+                <w:rFonts w:ascii="Calibri" w:hAnsi="Calibri" w:eastAsia="Calibri"/>
+                <w:b w:val="0"/>
+                <w:sz w:val="18"/>
+              </w:rPr>
+              <w:t>Boot, status change, trigger</w:t>
+            </w:r>
+          </w:p>
+        </w:tc>
+      </w:tr>
+      <w:tr>
+        <w:tc>
+          <w:tcPr>
+            <w:tcW w:type="dxa" w:w="3324"/>
+            <w:shd w:val="clear" w:color="auto" w:fill="FBEAEA"/>
+          </w:tcPr>
+          <w:p>
+            <w:pPr>
+              <w:spacing w:before="40" w:after="40"/>
+            </w:pPr>
+            <w:r/>
+            <w:r>
+              <w:rPr>
+                <w:rFonts w:ascii="Calibri" w:hAnsi="Calibri" w:eastAsia="Calibri"/>
+                <w:b w:val="0"/>
+                <w:sz w:val="18"/>
+              </w:rPr>
+              <w:t>Authorize</w:t>
+            </w:r>
+          </w:p>
+        </w:tc>
+        <w:tc>
+          <w:tcPr>
+            <w:tcW w:type="dxa" w:w="3324"/>
+            <w:shd w:val="clear" w:color="auto" w:fill="FBEAEA"/>
+          </w:tcPr>
+          <w:p>
+            <w:pPr>
+              <w:spacing w:before="40" w:after="40"/>
+            </w:pPr>
+            <w:r/>
+            <w:r>
+              <w:rPr>
+                <w:rFonts w:ascii="Calibri" w:hAnsi="Calibri" w:eastAsia="Calibri"/>
+                <w:b w:val="0"/>
+                <w:sz w:val="18"/>
+              </w:rPr>
+              <w:t>Ask if idTag may charge</w:t>
+            </w:r>
+          </w:p>
+        </w:tc>
+        <w:tc>
+          <w:tcPr>
+            <w:tcW w:type="dxa" w:w="3324"/>
+            <w:shd w:val="clear" w:color="auto" w:fill="FBEAEA"/>
+          </w:tcPr>
+          <w:p>
+            <w:pPr>
+              <w:spacing w:before="40" w:after="40"/>
+            </w:pPr>
+            <w:r/>
+            <w:r>
+              <w:rPr>
+                <w:rFonts w:ascii="Calibri" w:hAnsi="Calibri" w:eastAsia="Calibri"/>
+                <w:b w:val="0"/>
+                <w:sz w:val="18"/>
+              </w:rPr>
+              <w:t>Before start (and often remote start)</w:t>
+            </w:r>
+          </w:p>
+        </w:tc>
+      </w:tr>
+      <w:tr>
+        <w:tc>
+          <w:tcPr>
+            <w:tcW w:type="dxa" w:w="3324"/>
+          </w:tcPr>
+          <w:p>
+            <w:pPr>
+              <w:spacing w:before="40" w:after="40"/>
+            </w:pPr>
+            <w:r/>
+            <w:r>
+              <w:rPr>
+                <w:rFonts w:ascii="Calibri" w:hAnsi="Calibri" w:eastAsia="Calibri"/>
+                <w:b w:val="0"/>
+                <w:sz w:val="18"/>
+              </w:rPr>
+              <w:t>StartTransaction</w:t>
+            </w:r>
+          </w:p>
+        </w:tc>
+        <w:tc>
+          <w:tcPr>
+            <w:tcW w:type="dxa" w:w="3324"/>
+          </w:tcPr>
+          <w:p>
+            <w:pPr>
+              <w:spacing w:before="40" w:after="40"/>
+            </w:pPr>
+            <w:r/>
+            <w:r>
+              <w:rPr>
+                <w:rFonts w:ascii="Calibri" w:hAnsi="Calibri" w:eastAsia="Calibri"/>
+                <w:b w:val="0"/>
+                <w:sz w:val="18"/>
+              </w:rPr>
+              <w:t>Open a charging session</w:t>
+            </w:r>
+          </w:p>
+        </w:tc>
+        <w:tc>
+          <w:tcPr>
+            <w:tcW w:type="dxa" w:w="3324"/>
+          </w:tcPr>
+          <w:p>
+            <w:pPr>
+              <w:spacing w:before="40" w:after="40"/>
+            </w:pPr>
+            <w:r/>
+            <w:r>
+              <w:rPr>
+                <w:rFonts w:ascii="Calibri" w:hAnsi="Calibri" w:eastAsia="Calibri"/>
+                <w:b w:val="0"/>
+                <w:sz w:val="18"/>
+              </w:rPr>
+              <w:t>After auth / remote start</w:t>
+            </w:r>
+          </w:p>
+        </w:tc>
+      </w:tr>
+      <w:tr>
+        <w:tc>
+          <w:tcPr>
+            <w:tcW w:type="dxa" w:w="3324"/>
+            <w:shd w:val="clear" w:color="auto" w:fill="FBEAEA"/>
+          </w:tcPr>
+          <w:p>
+            <w:pPr>
+              <w:spacing w:before="40" w:after="40"/>
+            </w:pPr>
+            <w:r/>
+            <w:r>
+              <w:rPr>
+                <w:rFonts w:ascii="Calibri" w:hAnsi="Calibri" w:eastAsia="Calibri"/>
+                <w:b w:val="0"/>
+                <w:sz w:val="18"/>
+              </w:rPr>
+              <w:t>MeterValues</w:t>
+            </w:r>
+          </w:p>
+        </w:tc>
+        <w:tc>
+          <w:tcPr>
+            <w:tcW w:type="dxa" w:w="3324"/>
+            <w:shd w:val="clear" w:color="auto" w:fill="FBEAEA"/>
+          </w:tcPr>
+          <w:p>
+            <w:pPr>
+              <w:spacing w:before="40" w:after="40"/>
+            </w:pPr>
+            <w:r/>
+            <w:r>
+              <w:rPr>
+                <w:rFonts w:ascii="Calibri" w:hAnsi="Calibri" w:eastAsia="Calibri"/>
+                <w:b w:val="0"/>
+                <w:sz w:val="18"/>
+              </w:rPr>
+              <w:t>Energy, power, current, voltage, SoC samples</w:t>
+            </w:r>
+          </w:p>
+        </w:tc>
+        <w:tc>
+          <w:tcPr>
+            <w:tcW w:type="dxa" w:w="3324"/>
+            <w:shd w:val="clear" w:color="auto" w:fill="FBEAEA"/>
+          </w:tcPr>
+          <w:p>
+            <w:pPr>
+              <w:spacing w:before="40" w:after="40"/>
+            </w:pPr>
+            <w:r/>
+            <w:r>
+              <w:rPr>
+                <w:rFonts w:ascii="Calibri" w:hAnsi="Calibri" w:eastAsia="Calibri"/>
+                <w:b w:val="0"/>
+                <w:sz w:val="18"/>
+              </w:rPr>
+              <w:t>During (and sometimes outside) transaction</w:t>
+            </w:r>
+          </w:p>
+        </w:tc>
+      </w:tr>
+      <w:tr>
+        <w:tc>
+          <w:tcPr>
+            <w:tcW w:type="dxa" w:w="3324"/>
+          </w:tcPr>
+          <w:p>
+            <w:pPr>
+              <w:spacing w:before="40" w:after="40"/>
+            </w:pPr>
+            <w:r/>
+            <w:r>
+              <w:rPr>
+                <w:rFonts w:ascii="Calibri" w:hAnsi="Calibri" w:eastAsia="Calibri"/>
+                <w:b w:val="0"/>
+                <w:sz w:val="18"/>
+              </w:rPr>
+              <w:t>StopTransaction</w:t>
+            </w:r>
+          </w:p>
+        </w:tc>
+        <w:tc>
+          <w:tcPr>
+            <w:tcW w:type="dxa" w:w="3324"/>
+          </w:tcPr>
+          <w:p>
+            <w:pPr>
+              <w:spacing w:before="40" w:after="40"/>
+            </w:pPr>
+            <w:r/>
+            <w:r>
+              <w:rPr>
+                <w:rFonts w:ascii="Calibri" w:hAnsi="Calibri" w:eastAsia="Calibri"/>
+                <w:b w:val="0"/>
+                <w:sz w:val="18"/>
+              </w:rPr>
+              <w:t>Close session + final meter / reason</w:t>
+            </w:r>
+          </w:p>
+        </w:tc>
+        <w:tc>
+          <w:tcPr>
+            <w:tcW w:type="dxa" w:w="3324"/>
+          </w:tcPr>
+          <w:p>
+            <w:pPr>
+              <w:spacing w:before="40" w:after="40"/>
+            </w:pPr>
+            <w:r/>
+            <w:r>
+              <w:rPr>
+                <w:rFonts w:ascii="Calibri" w:hAnsi="Calibri" w:eastAsia="Calibri"/>
+                <w:b w:val="0"/>
+                <w:sz w:val="18"/>
+              </w:rPr>
+              <w:t>End of charge</w:t>
+            </w:r>
+          </w:p>
+        </w:tc>
+      </w:tr>
+      <w:tr>
+        <w:tc>
+          <w:tcPr>
+            <w:tcW w:type="dxa" w:w="3324"/>
+            <w:shd w:val="clear" w:color="auto" w:fill="FBEAEA"/>
+          </w:tcPr>
+          <w:p>
+            <w:pPr>
+              <w:spacing w:before="40" w:after="40"/>
+            </w:pPr>
+            <w:r/>
+            <w:r>
+              <w:rPr>
+                <w:rFonts w:ascii="Calibri" w:hAnsi="Calibri" w:eastAsia="Calibri"/>
+                <w:b w:val="0"/>
+                <w:sz w:val="18"/>
+              </w:rPr>
+              <w:t>DataTransfer</w:t>
+            </w:r>
+          </w:p>
+        </w:tc>
+        <w:tc>
+          <w:tcPr>
+            <w:tcW w:type="dxa" w:w="3324"/>
+            <w:shd w:val="clear" w:color="auto" w:fill="FBEAEA"/>
+          </w:tcPr>
+          <w:p>
+            <w:pPr>
+              <w:spacing w:before="40" w:after="40"/>
+            </w:pPr>
+            <w:r/>
+            <w:r>
+              <w:rPr>
+                <w:rFonts w:ascii="Calibri" w:hAnsi="Calibri" w:eastAsia="Calibri"/>
+                <w:b w:val="0"/>
+                <w:sz w:val="18"/>
+              </w:rPr>
+              <w:t>Vendor-specific payload (vendorId, messageId, data)</w:t>
+            </w:r>
+          </w:p>
+        </w:tc>
+        <w:tc>
+          <w:tcPr>
+            <w:tcW w:type="dxa" w:w="3324"/>
+            <w:shd w:val="clear" w:color="auto" w:fill="FBEAEA"/>
+          </w:tcPr>
+          <w:p>
+            <w:pPr>
+              <w:spacing w:before="40" w:after="40"/>
+            </w:pPr>
+            <w:r/>
+            <w:r>
+              <w:rPr>
+                <w:rFonts w:ascii="Calibri" w:hAnsi="Calibri" w:eastAsia="Calibri"/>
+                <w:b w:val="0"/>
+                <w:sz w:val="18"/>
+              </w:rPr>
+              <w:t>Custom extensions</w:t>
+            </w:r>
+          </w:p>
+        </w:tc>
+      </w:tr>
+      <w:tr>
+        <w:tc>
+          <w:tcPr>
+            <w:tcW w:type="dxa" w:w="3324"/>
+          </w:tcPr>
+          <w:p>
+            <w:pPr>
+              <w:spacing w:before="40" w:after="40"/>
+            </w:pPr>
+            <w:r/>
+            <w:r>
+              <w:rPr>
+                <w:rFonts w:ascii="Calibri" w:hAnsi="Calibri" w:eastAsia="Calibri"/>
+                <w:b w:val="0"/>
+                <w:sz w:val="18"/>
+              </w:rPr>
+              <w:t>DiagnosticsStatusNotification</w:t>
+            </w:r>
+          </w:p>
+        </w:tc>
+        <w:tc>
+          <w:tcPr>
+            <w:tcW w:type="dxa" w:w="3324"/>
+          </w:tcPr>
+          <w:p>
+            <w:pPr>
+              <w:spacing w:before="40" w:after="40"/>
+            </w:pPr>
+            <w:r/>
+            <w:r>
+              <w:rPr>
+                <w:rFonts w:ascii="Calibri" w:hAnsi="Calibri" w:eastAsia="Calibri"/>
+                <w:b w:val="0"/>
+                <w:sz w:val="18"/>
+              </w:rPr>
+              <w:t>Diagnostics upload progress</w:t>
+            </w:r>
+          </w:p>
+        </w:tc>
+        <w:tc>
+          <w:tcPr>
+            <w:tcW w:type="dxa" w:w="3324"/>
+          </w:tcPr>
+          <w:p>
+            <w:pPr>
+              <w:spacing w:before="40" w:after="40"/>
+            </w:pPr>
+            <w:r/>
+            <w:r>
+              <w:rPr>
+                <w:rFonts w:ascii="Calibri" w:hAnsi="Calibri" w:eastAsia="Calibri"/>
+                <w:b w:val="0"/>
+                <w:sz w:val="18"/>
+              </w:rPr>
+              <w:t>After GetDiagnostics</w:t>
+            </w:r>
+          </w:p>
+        </w:tc>
+      </w:tr>
+      <w:tr>
+        <w:tc>
+          <w:tcPr>
+            <w:tcW w:type="dxa" w:w="3324"/>
+            <w:shd w:val="clear" w:color="auto" w:fill="FBEAEA"/>
+          </w:tcPr>
+          <w:p>
+            <w:pPr>
+              <w:spacing w:before="40" w:after="40"/>
+            </w:pPr>
+            <w:r/>
+            <w:r>
+              <w:rPr>
+                <w:rFonts w:ascii="Calibri" w:hAnsi="Calibri" w:eastAsia="Calibri"/>
+                <w:b w:val="0"/>
+                <w:sz w:val="18"/>
+              </w:rPr>
+              <w:t>FirmwareStatusNotification</w:t>
+            </w:r>
+          </w:p>
+        </w:tc>
+        <w:tc>
+          <w:tcPr>
+            <w:tcW w:type="dxa" w:w="3324"/>
+            <w:shd w:val="clear" w:color="auto" w:fill="FBEAEA"/>
+          </w:tcPr>
+          <w:p>
+            <w:pPr>
+              <w:spacing w:before="40" w:after="40"/>
+            </w:pPr>
+            <w:r/>
+            <w:r>
+              <w:rPr>
+                <w:rFonts w:ascii="Calibri" w:hAnsi="Calibri" w:eastAsia="Calibri"/>
+                <w:b w:val="0"/>
+                <w:sz w:val="18"/>
+              </w:rPr>
+              <w:t>Firmware download/install progress</w:t>
+            </w:r>
+          </w:p>
+        </w:tc>
+        <w:tc>
+          <w:tcPr>
+            <w:tcW w:type="dxa" w:w="3324"/>
+            <w:shd w:val="clear" w:color="auto" w:fill="FBEAEA"/>
+          </w:tcPr>
+          <w:p>
+            <w:pPr>
+              <w:spacing w:before="40" w:after="40"/>
+            </w:pPr>
+            <w:r/>
+            <w:r>
+              <w:rPr>
+                <w:rFonts w:ascii="Calibri" w:hAnsi="Calibri" w:eastAsia="Calibri"/>
+                <w:b w:val="0"/>
+                <w:sz w:val="18"/>
+              </w:rPr>
+              <w:t>After UpdateFirmware</w:t>
+            </w:r>
+          </w:p>
+        </w:tc>
+      </w:tr>
+      <w:tr>
+        <w:tc>
+          <w:tcPr>
+            <w:tcW w:type="dxa" w:w="3324"/>
+          </w:tcPr>
+          <w:p>
+            <w:pPr>
+              <w:spacing w:before="40" w:after="40"/>
+            </w:pPr>
+            <w:r/>
+            <w:r>
+              <w:rPr>
+                <w:rFonts w:ascii="Calibri" w:hAnsi="Calibri" w:eastAsia="Calibri"/>
+                <w:b w:val="0"/>
+                <w:sz w:val="18"/>
+              </w:rPr>
+              <w:t>SecurityEventNotification</w:t>
+            </w:r>
+          </w:p>
+        </w:tc>
+        <w:tc>
+          <w:tcPr>
+            <w:tcW w:type="dxa" w:w="3324"/>
+          </w:tcPr>
+          <w:p>
+            <w:pPr>
+              <w:spacing w:before="40" w:after="40"/>
+            </w:pPr>
+            <w:r/>
+            <w:r>
+              <w:rPr>
+                <w:rFonts w:ascii="Calibri" w:hAnsi="Calibri" w:eastAsia="Calibri"/>
+                <w:b w:val="0"/>
+                <w:sz w:val="18"/>
+              </w:rPr>
+              <w:t>Security events (security whitepaper / stacks that support it)</w:t>
+            </w:r>
+          </w:p>
+        </w:tc>
+        <w:tc>
+          <w:tcPr>
+            <w:tcW w:type="dxa" w:w="3324"/>
+          </w:tcPr>
+          <w:p>
+            <w:pPr>
+              <w:spacing w:before="40" w:after="40"/>
+            </w:pPr>
+            <w:r/>
+            <w:r>
+              <w:rPr>
+                <w:rFonts w:ascii="Calibri" w:hAnsi="Calibri" w:eastAsia="Calibri"/>
+                <w:b w:val="0"/>
+                <w:sz w:val="18"/>
+              </w:rPr>
+              <w:t>Implementation-specific</w:t>
+            </w:r>
+          </w:p>
+        </w:tc>
+      </w:tr>
+    </w:tbl>
+    <w:p>
+      <w:pPr>
         <w:spacing w:after="120"/>
       </w:pPr>
+    </w:p>
+    <w:p>
+      <w:pPr>
+        <w:pStyle w:val="Heading2"/>
+      </w:pPr>
       <w:r>
         <w:rPr>
           <w:rFonts w:ascii="Calibri" w:hAnsi="Calibri" w:eastAsia="Calibri"/>
-          <w:b w:val="0"/>
-          <w:sz w:val="22"/>
-        </w:rPr>
-        <w:t>Either side can send a CALL; the other replies.</w:t>
+          <w:b/>
+          <w:color w:val="374151"/>
+          <w:sz w:val="24"/>
+        </w:rPr>
+        <w:t>Key payloads (CP → CMS)</w:t>
+      </w:r>
+    </w:p>
+    <w:p>
+      <w:pPr>
+        <w:spacing w:after="120"/>
+      </w:pPr>
+      <w:r>
+        <w:rPr>
+          <w:rFonts w:ascii="Calibri" w:hAnsi="Calibri" w:eastAsia="Calibri"/>
+          <w:b/>
+          <w:sz w:val="22"/>
+        </w:rPr>
+        <w:t>BootNotification.req</w:t>
+      </w:r>
+      <w:r>
+        <w:rPr>
+          <w:rFonts w:ascii="Calibri" w:hAnsi="Calibri" w:eastAsia="Calibri"/>
+          <w:b w:val="0"/>
+          <w:sz w:val="22"/>
+        </w:rPr>
+        <w:t xml:space="preserve"> — </w:t>
+      </w:r>
+      <w:r>
+        <w:rPr>
+          <w:rFonts w:ascii="Consolas" w:hAnsi="Consolas" w:eastAsia="Consolas"/>
+          <w:b w:val="0"/>
+          <w:sz w:val="22"/>
+        </w:rPr>
+        <w:t>chargePointVendor</w:t>
+      </w:r>
+      <w:r>
+        <w:rPr>
+          <w:rFonts w:ascii="Calibri" w:hAnsi="Calibri" w:eastAsia="Calibri"/>
+          <w:b w:val="0"/>
+          <w:sz w:val="22"/>
+        </w:rPr>
+        <w:t xml:space="preserve">, </w:t>
+      </w:r>
+      <w:r>
+        <w:rPr>
+          <w:rFonts w:ascii="Consolas" w:hAnsi="Consolas" w:eastAsia="Consolas"/>
+          <w:b w:val="0"/>
+          <w:sz w:val="22"/>
+        </w:rPr>
+        <w:t>chargePointModel</w:t>
+      </w:r>
+      <w:r>
+        <w:rPr>
+          <w:rFonts w:ascii="Calibri" w:hAnsi="Calibri" w:eastAsia="Calibri"/>
+          <w:b w:val="0"/>
+          <w:sz w:val="22"/>
+        </w:rPr>
+        <w:t xml:space="preserve">, </w:t>
+      </w:r>
+      <w:r>
+        <w:rPr>
+          <w:rFonts w:ascii="Consolas" w:hAnsi="Consolas" w:eastAsia="Consolas"/>
+          <w:b w:val="0"/>
+          <w:sz w:val="22"/>
+        </w:rPr>
+        <w:t>chargePointSerialNumber</w:t>
+      </w:r>
+      <w:r>
+        <w:rPr>
+          <w:rFonts w:ascii="Calibri" w:hAnsi="Calibri" w:eastAsia="Calibri"/>
+          <w:b w:val="0"/>
+          <w:sz w:val="22"/>
+        </w:rPr>
+        <w:t xml:space="preserve">, </w:t>
+      </w:r>
+      <w:r>
+        <w:rPr>
+          <w:rFonts w:ascii="Consolas" w:hAnsi="Consolas" w:eastAsia="Consolas"/>
+          <w:b w:val="0"/>
+          <w:sz w:val="22"/>
+        </w:rPr>
+        <w:t>firmwareVersion</w:t>
+      </w:r>
+      <w:r>
+        <w:rPr>
+          <w:rFonts w:ascii="Calibri" w:hAnsi="Calibri" w:eastAsia="Calibri"/>
+          <w:b w:val="0"/>
+          <w:sz w:val="22"/>
+        </w:rPr>
+        <w:t>, optional modem/meter fields</w:t>
+      </w:r>
+    </w:p>
+    <w:p>
+      <w:pPr>
+        <w:spacing w:after="120"/>
+      </w:pPr>
+      <w:r>
+        <w:rPr>
+          <w:rFonts w:ascii="Calibri" w:hAnsi="Calibri" w:eastAsia="Calibri"/>
+          <w:b/>
+          <w:sz w:val="22"/>
+        </w:rPr>
+        <w:t>BootNotification.conf</w:t>
+      </w:r>
+      <w:r>
+        <w:rPr>
+          <w:rFonts w:ascii="Calibri" w:hAnsi="Calibri" w:eastAsia="Calibri"/>
+          <w:b w:val="0"/>
+          <w:sz w:val="22"/>
+        </w:rPr>
+        <w:t xml:space="preserve"> — </w:t>
+      </w:r>
+      <w:r>
+        <w:rPr>
+          <w:rFonts w:ascii="Consolas" w:hAnsi="Consolas" w:eastAsia="Consolas"/>
+          <w:b w:val="0"/>
+          <w:sz w:val="22"/>
+        </w:rPr>
+        <w:t>status</w:t>
+      </w:r>
+      <w:r>
+        <w:rPr>
+          <w:rFonts w:ascii="Calibri" w:hAnsi="Calibri" w:eastAsia="Calibri"/>
+          <w:b w:val="0"/>
+          <w:sz w:val="22"/>
+        </w:rPr>
+        <w:t xml:space="preserve"> (</w:t>
+      </w:r>
+      <w:r>
+        <w:rPr>
+          <w:rFonts w:ascii="Consolas" w:hAnsi="Consolas" w:eastAsia="Consolas"/>
+          <w:b w:val="0"/>
+          <w:sz w:val="22"/>
+        </w:rPr>
+        <w:t>Accepted</w:t>
+      </w:r>
+      <w:r>
+        <w:rPr>
+          <w:rFonts w:ascii="Calibri" w:hAnsi="Calibri" w:eastAsia="Calibri"/>
+          <w:b w:val="0"/>
+          <w:sz w:val="22"/>
+        </w:rPr>
+        <w:t xml:space="preserve"> / </w:t>
+      </w:r>
+      <w:r>
+        <w:rPr>
+          <w:rFonts w:ascii="Consolas" w:hAnsi="Consolas" w:eastAsia="Consolas"/>
+          <w:b w:val="0"/>
+          <w:sz w:val="22"/>
+        </w:rPr>
+        <w:t>Pending</w:t>
+      </w:r>
+      <w:r>
+        <w:rPr>
+          <w:rFonts w:ascii="Calibri" w:hAnsi="Calibri" w:eastAsia="Calibri"/>
+          <w:b w:val="0"/>
+          <w:sz w:val="22"/>
+        </w:rPr>
+        <w:t xml:space="preserve"> / </w:t>
+      </w:r>
+      <w:r>
+        <w:rPr>
+          <w:rFonts w:ascii="Consolas" w:hAnsi="Consolas" w:eastAsia="Consolas"/>
+          <w:b w:val="0"/>
+          <w:sz w:val="22"/>
+        </w:rPr>
+        <w:t>Rejected</w:t>
+      </w:r>
+      <w:r>
+        <w:rPr>
+          <w:rFonts w:ascii="Calibri" w:hAnsi="Calibri" w:eastAsia="Calibri"/>
+          <w:b w:val="0"/>
+          <w:sz w:val="22"/>
+        </w:rPr>
+        <w:t xml:space="preserve">), </w:t>
+      </w:r>
+      <w:r>
+        <w:rPr>
+          <w:rFonts w:ascii="Consolas" w:hAnsi="Consolas" w:eastAsia="Consolas"/>
+          <w:b w:val="0"/>
+          <w:sz w:val="22"/>
+        </w:rPr>
+        <w:t>currentTime</w:t>
+      </w:r>
+      <w:r>
+        <w:rPr>
+          <w:rFonts w:ascii="Calibri" w:hAnsi="Calibri" w:eastAsia="Calibri"/>
+          <w:b w:val="0"/>
+          <w:sz w:val="22"/>
+        </w:rPr>
+        <w:t xml:space="preserve">, </w:t>
+      </w:r>
+      <w:r>
+        <w:rPr>
+          <w:rFonts w:ascii="Consolas" w:hAnsi="Consolas" w:eastAsia="Consolas"/>
+          <w:b w:val="0"/>
+          <w:sz w:val="22"/>
+        </w:rPr>
+        <w:t>interval</w:t>
+      </w:r>
+      <w:r>
+        <w:rPr>
+          <w:rFonts w:ascii="Calibri" w:hAnsi="Calibri" w:eastAsia="Calibri"/>
+          <w:b w:val="0"/>
+          <w:sz w:val="22"/>
+        </w:rPr>
+        <w:t xml:space="preserve"> (heartbeat seconds)</w:t>
+      </w:r>
+    </w:p>
+    <w:p>
+      <w:pPr>
+        <w:spacing w:after="120"/>
+      </w:pPr>
+      <w:r>
+        <w:rPr>
+          <w:rFonts w:ascii="Calibri" w:hAnsi="Calibri" w:eastAsia="Calibri"/>
+          <w:b/>
+          <w:sz w:val="22"/>
+        </w:rPr>
+        <w:t>StatusNotification.req</w:t>
+      </w:r>
+      <w:r>
+        <w:rPr>
+          <w:rFonts w:ascii="Calibri" w:hAnsi="Calibri" w:eastAsia="Calibri"/>
+          <w:b w:val="0"/>
+          <w:sz w:val="22"/>
+        </w:rPr>
+        <w:t xml:space="preserve"> — </w:t>
+      </w:r>
+      <w:r>
+        <w:rPr>
+          <w:rFonts w:ascii="Consolas" w:hAnsi="Consolas" w:eastAsia="Consolas"/>
+          <w:b w:val="0"/>
+          <w:sz w:val="22"/>
+        </w:rPr>
+        <w:t>connectorId</w:t>
+      </w:r>
+      <w:r>
+        <w:rPr>
+          <w:rFonts w:ascii="Calibri" w:hAnsi="Calibri" w:eastAsia="Calibri"/>
+          <w:b w:val="0"/>
+          <w:sz w:val="22"/>
+        </w:rPr>
+        <w:t xml:space="preserve"> (</w:t>
+      </w:r>
+      <w:r>
+        <w:rPr>
+          <w:rFonts w:ascii="Consolas" w:hAnsi="Consolas" w:eastAsia="Consolas"/>
+          <w:b w:val="0"/>
+          <w:sz w:val="22"/>
+        </w:rPr>
+        <w:t>0</w:t>
+      </w:r>
+      <w:r>
+        <w:rPr>
+          <w:rFonts w:ascii="Calibri" w:hAnsi="Calibri" w:eastAsia="Calibri"/>
+          <w:b w:val="0"/>
+          <w:sz w:val="22"/>
+        </w:rPr>
+        <w:t xml:space="preserve"> = whole CP, </w:t>
+      </w:r>
+      <w:r>
+        <w:rPr>
+          <w:rFonts w:ascii="Consolas" w:hAnsi="Consolas" w:eastAsia="Consolas"/>
+          <w:b w:val="0"/>
+          <w:sz w:val="22"/>
+        </w:rPr>
+        <w:t>1…N</w:t>
+      </w:r>
+      <w:r>
+        <w:rPr>
+          <w:rFonts w:ascii="Calibri" w:hAnsi="Calibri" w:eastAsia="Calibri"/>
+          <w:b w:val="0"/>
+          <w:sz w:val="22"/>
+        </w:rPr>
+        <w:t xml:space="preserve"> = outlet), </w:t>
+      </w:r>
+      <w:r>
+        <w:rPr>
+          <w:rFonts w:ascii="Consolas" w:hAnsi="Consolas" w:eastAsia="Consolas"/>
+          <w:b w:val="0"/>
+          <w:sz w:val="22"/>
+        </w:rPr>
+        <w:t>status</w:t>
+      </w:r>
+      <w:r>
+        <w:rPr>
+          <w:rFonts w:ascii="Calibri" w:hAnsi="Calibri" w:eastAsia="Calibri"/>
+          <w:b w:val="0"/>
+          <w:sz w:val="22"/>
+        </w:rPr>
+        <w:t xml:space="preserve">, </w:t>
+      </w:r>
+      <w:r>
+        <w:rPr>
+          <w:rFonts w:ascii="Consolas" w:hAnsi="Consolas" w:eastAsia="Consolas"/>
+          <w:b w:val="0"/>
+          <w:sz w:val="22"/>
+        </w:rPr>
+        <w:t>errorCode</w:t>
+      </w:r>
+      <w:r>
+        <w:rPr>
+          <w:rFonts w:ascii="Calibri" w:hAnsi="Calibri" w:eastAsia="Calibri"/>
+          <w:b w:val="0"/>
+          <w:sz w:val="22"/>
+        </w:rPr>
+        <w:t xml:space="preserve">, optional </w:t>
+      </w:r>
+      <w:r>
+        <w:rPr>
+          <w:rFonts w:ascii="Consolas" w:hAnsi="Consolas" w:eastAsia="Consolas"/>
+          <w:b w:val="0"/>
+          <w:sz w:val="22"/>
+        </w:rPr>
+        <w:t>info</w:t>
+      </w:r>
+      <w:r>
+        <w:rPr>
+          <w:rFonts w:ascii="Calibri" w:hAnsi="Calibri" w:eastAsia="Calibri"/>
+          <w:b w:val="0"/>
+          <w:sz w:val="22"/>
+        </w:rPr>
+        <w:t xml:space="preserve">, </w:t>
+      </w:r>
+      <w:r>
+        <w:rPr>
+          <w:rFonts w:ascii="Consolas" w:hAnsi="Consolas" w:eastAsia="Consolas"/>
+          <w:b w:val="0"/>
+          <w:sz w:val="22"/>
+        </w:rPr>
+        <w:t>timestamp</w:t>
+      </w:r>
+      <w:r>
+        <w:rPr>
+          <w:rFonts w:ascii="Calibri" w:hAnsi="Calibri" w:eastAsia="Calibri"/>
+          <w:b w:val="0"/>
+          <w:sz w:val="22"/>
+        </w:rPr>
+        <w:t xml:space="preserve">, </w:t>
+      </w:r>
+      <w:r>
+        <w:rPr>
+          <w:rFonts w:ascii="Consolas" w:hAnsi="Consolas" w:eastAsia="Consolas"/>
+          <w:b w:val="0"/>
+          <w:sz w:val="22"/>
+        </w:rPr>
+        <w:t>vendorId</w:t>
+      </w:r>
+      <w:r>
+        <w:rPr>
+          <w:rFonts w:ascii="Calibri" w:hAnsi="Calibri" w:eastAsia="Calibri"/>
+          <w:b w:val="0"/>
+          <w:sz w:val="22"/>
+        </w:rPr>
+        <w:t xml:space="preserve">, </w:t>
+      </w:r>
+      <w:r>
+        <w:rPr>
+          <w:rFonts w:ascii="Consolas" w:hAnsi="Consolas" w:eastAsia="Consolas"/>
+          <w:b w:val="0"/>
+          <w:sz w:val="22"/>
+        </w:rPr>
+        <w:t>vendorErrorCode</w:t>
+      </w:r>
+    </w:p>
+    <w:p>
+      <w:pPr>
+        <w:spacing w:after="120"/>
+      </w:pPr>
+      <w:r>
+        <w:rPr>
+          <w:rFonts w:ascii="Calibri" w:hAnsi="Calibri" w:eastAsia="Calibri"/>
+          <w:b/>
+          <w:sz w:val="22"/>
+        </w:rPr>
+        <w:t>Authorize.req</w:t>
+      </w:r>
+      <w:r>
+        <w:rPr>
+          <w:rFonts w:ascii="Calibri" w:hAnsi="Calibri" w:eastAsia="Calibri"/>
+          <w:b w:val="0"/>
+          <w:sz w:val="22"/>
+        </w:rPr>
+        <w:t xml:space="preserve"> — </w:t>
+      </w:r>
+      <w:r>
+        <w:rPr>
+          <w:rFonts w:ascii="Consolas" w:hAnsi="Consolas" w:eastAsia="Consolas"/>
+          <w:b w:val="0"/>
+          <w:sz w:val="22"/>
+        </w:rPr>
+        <w:t>{ idTag }</w:t>
+      </w:r>
+    </w:p>
+    <w:p>
+      <w:pPr>
+        <w:spacing w:after="120"/>
+      </w:pPr>
+      <w:r>
+        <w:rPr>
+          <w:rFonts w:ascii="Calibri" w:hAnsi="Calibri" w:eastAsia="Calibri"/>
+          <w:b/>
+          <w:sz w:val="22"/>
+        </w:rPr>
+        <w:t>Authorize.conf</w:t>
+      </w:r>
+      <w:r>
+        <w:rPr>
+          <w:rFonts w:ascii="Calibri" w:hAnsi="Calibri" w:eastAsia="Calibri"/>
+          <w:b w:val="0"/>
+          <w:sz w:val="22"/>
+        </w:rPr>
+        <w:t xml:space="preserve"> — </w:t>
+      </w:r>
+      <w:r>
+        <w:rPr>
+          <w:rFonts w:ascii="Consolas" w:hAnsi="Consolas" w:eastAsia="Consolas"/>
+          <w:b w:val="0"/>
+          <w:sz w:val="22"/>
+        </w:rPr>
+        <w:t>idTagInfo.status</w:t>
+      </w:r>
+      <w:r>
+        <w:rPr>
+          <w:rFonts w:ascii="Calibri" w:hAnsi="Calibri" w:eastAsia="Calibri"/>
+          <w:b w:val="0"/>
+          <w:sz w:val="22"/>
+        </w:rPr>
+        <w:t xml:space="preserve"> (</w:t>
+      </w:r>
+      <w:r>
+        <w:rPr>
+          <w:rFonts w:ascii="Consolas" w:hAnsi="Consolas" w:eastAsia="Consolas"/>
+          <w:b w:val="0"/>
+          <w:sz w:val="22"/>
+        </w:rPr>
+        <w:t>Accepted</w:t>
+      </w:r>
+      <w:r>
+        <w:rPr>
+          <w:rFonts w:ascii="Calibri" w:hAnsi="Calibri" w:eastAsia="Calibri"/>
+          <w:b w:val="0"/>
+          <w:sz w:val="22"/>
+        </w:rPr>
+        <w:t xml:space="preserve">, </w:t>
+      </w:r>
+      <w:r>
+        <w:rPr>
+          <w:rFonts w:ascii="Consolas" w:hAnsi="Consolas" w:eastAsia="Consolas"/>
+          <w:b w:val="0"/>
+          <w:sz w:val="22"/>
+        </w:rPr>
+        <w:t>Blocked</w:t>
+      </w:r>
+      <w:r>
+        <w:rPr>
+          <w:rFonts w:ascii="Calibri" w:hAnsi="Calibri" w:eastAsia="Calibri"/>
+          <w:b w:val="0"/>
+          <w:sz w:val="22"/>
+        </w:rPr>
+        <w:t xml:space="preserve">, </w:t>
+      </w:r>
+      <w:r>
+        <w:rPr>
+          <w:rFonts w:ascii="Consolas" w:hAnsi="Consolas" w:eastAsia="Consolas"/>
+          <w:b w:val="0"/>
+          <w:sz w:val="22"/>
+        </w:rPr>
+        <w:t>Expired</w:t>
+      </w:r>
+      <w:r>
+        <w:rPr>
+          <w:rFonts w:ascii="Calibri" w:hAnsi="Calibri" w:eastAsia="Calibri"/>
+          <w:b w:val="0"/>
+          <w:sz w:val="22"/>
+        </w:rPr>
+        <w:t xml:space="preserve">, </w:t>
+      </w:r>
+      <w:r>
+        <w:rPr>
+          <w:rFonts w:ascii="Consolas" w:hAnsi="Consolas" w:eastAsia="Consolas"/>
+          <w:b w:val="0"/>
+          <w:sz w:val="22"/>
+        </w:rPr>
+        <w:t>Invalid</w:t>
+      </w:r>
+      <w:r>
+        <w:rPr>
+          <w:rFonts w:ascii="Calibri" w:hAnsi="Calibri" w:eastAsia="Calibri"/>
+          <w:b w:val="0"/>
+          <w:sz w:val="22"/>
+        </w:rPr>
+        <w:t xml:space="preserve">, </w:t>
+      </w:r>
+      <w:r>
+        <w:rPr>
+          <w:rFonts w:ascii="Consolas" w:hAnsi="Consolas" w:eastAsia="Consolas"/>
+          <w:b w:val="0"/>
+          <w:sz w:val="22"/>
+        </w:rPr>
+        <w:t>ConcurrentTx</w:t>
+      </w:r>
+      <w:r>
+        <w:rPr>
+          <w:rFonts w:ascii="Calibri" w:hAnsi="Calibri" w:eastAsia="Calibri"/>
+          <w:b w:val="0"/>
+          <w:sz w:val="22"/>
+        </w:rPr>
+        <w:t>)</w:t>
+      </w:r>
+    </w:p>
+    <w:p>
+      <w:pPr>
+        <w:spacing w:after="120"/>
+      </w:pPr>
+      <w:r>
+        <w:rPr>
+          <w:rFonts w:ascii="Calibri" w:hAnsi="Calibri" w:eastAsia="Calibri"/>
+          <w:b/>
+          <w:sz w:val="22"/>
+        </w:rPr>
+        <w:t>StartTransaction.req</w:t>
+      </w:r>
+      <w:r>
+        <w:rPr>
+          <w:rFonts w:ascii="Calibri" w:hAnsi="Calibri" w:eastAsia="Calibri"/>
+          <w:b w:val="0"/>
+          <w:sz w:val="22"/>
+        </w:rPr>
+        <w:t xml:space="preserve"> — </w:t>
+      </w:r>
+      <w:r>
+        <w:rPr>
+          <w:rFonts w:ascii="Consolas" w:hAnsi="Consolas" w:eastAsia="Consolas"/>
+          <w:b w:val="0"/>
+          <w:sz w:val="22"/>
+        </w:rPr>
+        <w:t>connectorId</w:t>
+      </w:r>
+      <w:r>
+        <w:rPr>
+          <w:rFonts w:ascii="Calibri" w:hAnsi="Calibri" w:eastAsia="Calibri"/>
+          <w:b w:val="0"/>
+          <w:sz w:val="22"/>
+        </w:rPr>
+        <w:t xml:space="preserve">, </w:t>
+      </w:r>
+      <w:r>
+        <w:rPr>
+          <w:rFonts w:ascii="Consolas" w:hAnsi="Consolas" w:eastAsia="Consolas"/>
+          <w:b w:val="0"/>
+          <w:sz w:val="22"/>
+        </w:rPr>
+        <w:t>idTag</w:t>
+      </w:r>
+      <w:r>
+        <w:rPr>
+          <w:rFonts w:ascii="Calibri" w:hAnsi="Calibri" w:eastAsia="Calibri"/>
+          <w:b w:val="0"/>
+          <w:sz w:val="22"/>
+        </w:rPr>
+        <w:t xml:space="preserve">, </w:t>
+      </w:r>
+      <w:r>
+        <w:rPr>
+          <w:rFonts w:ascii="Consolas" w:hAnsi="Consolas" w:eastAsia="Consolas"/>
+          <w:b w:val="0"/>
+          <w:sz w:val="22"/>
+        </w:rPr>
+        <w:t>meterStart</w:t>
+      </w:r>
+      <w:r>
+        <w:rPr>
+          <w:rFonts w:ascii="Calibri" w:hAnsi="Calibri" w:eastAsia="Calibri"/>
+          <w:b w:val="0"/>
+          <w:sz w:val="22"/>
+        </w:rPr>
+        <w:t xml:space="preserve">, </w:t>
+      </w:r>
+      <w:r>
+        <w:rPr>
+          <w:rFonts w:ascii="Consolas" w:hAnsi="Consolas" w:eastAsia="Consolas"/>
+          <w:b w:val="0"/>
+          <w:sz w:val="22"/>
+        </w:rPr>
+        <w:t>timestamp</w:t>
+      </w:r>
+      <w:r>
+        <w:rPr>
+          <w:rFonts w:ascii="Calibri" w:hAnsi="Calibri" w:eastAsia="Calibri"/>
+          <w:b w:val="0"/>
+          <w:sz w:val="22"/>
+        </w:rPr>
+        <w:t xml:space="preserve">, optional </w:t>
+      </w:r>
+      <w:r>
+        <w:rPr>
+          <w:rFonts w:ascii="Consolas" w:hAnsi="Consolas" w:eastAsia="Consolas"/>
+          <w:b w:val="0"/>
+          <w:sz w:val="22"/>
+        </w:rPr>
+        <w:t>reservationId</w:t>
+      </w:r>
+    </w:p>
+    <w:p>
+      <w:pPr>
+        <w:spacing w:after="120"/>
+      </w:pPr>
+      <w:r>
+        <w:rPr>
+          <w:rFonts w:ascii="Calibri" w:hAnsi="Calibri" w:eastAsia="Calibri"/>
+          <w:b/>
+          <w:sz w:val="22"/>
+        </w:rPr>
+        <w:t>StartTransaction.conf</w:t>
+      </w:r>
+      <w:r>
+        <w:rPr>
+          <w:rFonts w:ascii="Calibri" w:hAnsi="Calibri" w:eastAsia="Calibri"/>
+          <w:b w:val="0"/>
+          <w:sz w:val="22"/>
+        </w:rPr>
+        <w:t xml:space="preserve"> — </w:t>
+      </w:r>
+      <w:r>
+        <w:rPr>
+          <w:rFonts w:ascii="Consolas" w:hAnsi="Consolas" w:eastAsia="Consolas"/>
+          <w:b w:val="0"/>
+          <w:sz w:val="22"/>
+        </w:rPr>
+        <w:t>transactionId</w:t>
+      </w:r>
+      <w:r>
+        <w:rPr>
+          <w:rFonts w:ascii="Calibri" w:hAnsi="Calibri" w:eastAsia="Calibri"/>
+          <w:b w:val="0"/>
+          <w:sz w:val="22"/>
+        </w:rPr>
+        <w:t xml:space="preserve"> (required for later stop/meters), </w:t>
+      </w:r>
+      <w:r>
+        <w:rPr>
+          <w:rFonts w:ascii="Consolas" w:hAnsi="Consolas" w:eastAsia="Consolas"/>
+          <w:b w:val="0"/>
+          <w:sz w:val="22"/>
+        </w:rPr>
+        <w:t>idTagInfo</w:t>
+      </w:r>
+    </w:p>
+    <w:p>
+      <w:pPr>
+        <w:spacing w:after="120"/>
+      </w:pPr>
+      <w:r>
+        <w:rPr>
+          <w:rFonts w:ascii="Calibri" w:hAnsi="Calibri" w:eastAsia="Calibri"/>
+          <w:b/>
+          <w:sz w:val="22"/>
+        </w:rPr>
+        <w:t>MeterValues.req</w:t>
+      </w:r>
+      <w:r>
+        <w:rPr>
+          <w:rFonts w:ascii="Calibri" w:hAnsi="Calibri" w:eastAsia="Calibri"/>
+          <w:b w:val="0"/>
+          <w:sz w:val="22"/>
+        </w:rPr>
+        <w:t xml:space="preserve"> — </w:t>
+      </w:r>
+      <w:r>
+        <w:rPr>
+          <w:rFonts w:ascii="Consolas" w:hAnsi="Consolas" w:eastAsia="Consolas"/>
+          <w:b w:val="0"/>
+          <w:sz w:val="22"/>
+        </w:rPr>
+        <w:t>connectorId</w:t>
+      </w:r>
+      <w:r>
+        <w:rPr>
+          <w:rFonts w:ascii="Calibri" w:hAnsi="Calibri" w:eastAsia="Calibri"/>
+          <w:b w:val="0"/>
+          <w:sz w:val="22"/>
+        </w:rPr>
+        <w:t xml:space="preserve">, optional </w:t>
+      </w:r>
+      <w:r>
+        <w:rPr>
+          <w:rFonts w:ascii="Consolas" w:hAnsi="Consolas" w:eastAsia="Consolas"/>
+          <w:b w:val="0"/>
+          <w:sz w:val="22"/>
+        </w:rPr>
+        <w:t>transactionId</w:t>
+      </w:r>
+      <w:r>
+        <w:rPr>
+          <w:rFonts w:ascii="Calibri" w:hAnsi="Calibri" w:eastAsia="Calibri"/>
+          <w:b w:val="0"/>
+          <w:sz w:val="22"/>
+        </w:rPr>
+        <w:t xml:space="preserve">, </w:t>
+      </w:r>
+      <w:r>
+        <w:rPr>
+          <w:rFonts w:ascii="Consolas" w:hAnsi="Consolas" w:eastAsia="Consolas"/>
+          <w:b w:val="0"/>
+          <w:sz w:val="22"/>
+        </w:rPr>
+        <w:t>meterValue[]</w:t>
+      </w:r>
+      <w:r>
+        <w:rPr>
+          <w:rFonts w:ascii="Calibri" w:hAnsi="Calibri" w:eastAsia="Calibri"/>
+          <w:b w:val="0"/>
+          <w:sz w:val="22"/>
+        </w:rPr>
+        <w:t xml:space="preserve"> (timestamp + </w:t>
+      </w:r>
+      <w:r>
+        <w:rPr>
+          <w:rFonts w:ascii="Consolas" w:hAnsi="Consolas" w:eastAsia="Consolas"/>
+          <w:b w:val="0"/>
+          <w:sz w:val="22"/>
+        </w:rPr>
+        <w:t>sampledValue[]</w:t>
+      </w:r>
+      <w:r>
+        <w:rPr>
+          <w:rFonts w:ascii="Calibri" w:hAnsi="Calibri" w:eastAsia="Calibri"/>
+          <w:b w:val="0"/>
+          <w:sz w:val="22"/>
+        </w:rPr>
+        <w:t xml:space="preserve"> with measurand/unit/context)</w:t>
+      </w:r>
+    </w:p>
+    <w:p>
+      <w:pPr>
+        <w:spacing w:after="120"/>
+      </w:pPr>
+      <w:r>
+        <w:rPr>
+          <w:rFonts w:ascii="Calibri" w:hAnsi="Calibri" w:eastAsia="Calibri"/>
+          <w:b/>
+          <w:sz w:val="22"/>
+        </w:rPr>
+        <w:t>StopTransaction.req</w:t>
+      </w:r>
+      <w:r>
+        <w:rPr>
+          <w:rFonts w:ascii="Calibri" w:hAnsi="Calibri" w:eastAsia="Calibri"/>
+          <w:b w:val="0"/>
+          <w:sz w:val="22"/>
+        </w:rPr>
+        <w:t xml:space="preserve"> — </w:t>
+      </w:r>
+      <w:r>
+        <w:rPr>
+          <w:rFonts w:ascii="Consolas" w:hAnsi="Consolas" w:eastAsia="Consolas"/>
+          <w:b w:val="0"/>
+          <w:sz w:val="22"/>
+        </w:rPr>
+        <w:t>transactionId</w:t>
+      </w:r>
+      <w:r>
+        <w:rPr>
+          <w:rFonts w:ascii="Calibri" w:hAnsi="Calibri" w:eastAsia="Calibri"/>
+          <w:b w:val="0"/>
+          <w:sz w:val="22"/>
+        </w:rPr>
+        <w:t xml:space="preserve">, </w:t>
+      </w:r>
+      <w:r>
+        <w:rPr>
+          <w:rFonts w:ascii="Consolas" w:hAnsi="Consolas" w:eastAsia="Consolas"/>
+          <w:b w:val="0"/>
+          <w:sz w:val="22"/>
+        </w:rPr>
+        <w:t>meterStop</w:t>
+      </w:r>
+      <w:r>
+        <w:rPr>
+          <w:rFonts w:ascii="Calibri" w:hAnsi="Calibri" w:eastAsia="Calibri"/>
+          <w:b w:val="0"/>
+          <w:sz w:val="22"/>
+        </w:rPr>
+        <w:t xml:space="preserve">, </w:t>
+      </w:r>
+      <w:r>
+        <w:rPr>
+          <w:rFonts w:ascii="Consolas" w:hAnsi="Consolas" w:eastAsia="Consolas"/>
+          <w:b w:val="0"/>
+          <w:sz w:val="22"/>
+        </w:rPr>
+        <w:t>timestamp</w:t>
+      </w:r>
+      <w:r>
+        <w:rPr>
+          <w:rFonts w:ascii="Calibri" w:hAnsi="Calibri" w:eastAsia="Calibri"/>
+          <w:b w:val="0"/>
+          <w:sz w:val="22"/>
+        </w:rPr>
+        <w:t xml:space="preserve">, optional </w:t>
+      </w:r>
+      <w:r>
+        <w:rPr>
+          <w:rFonts w:ascii="Consolas" w:hAnsi="Consolas" w:eastAsia="Consolas"/>
+          <w:b w:val="0"/>
+          <w:sz w:val="22"/>
+        </w:rPr>
+        <w:t>idTag</w:t>
+      </w:r>
+      <w:r>
+        <w:rPr>
+          <w:rFonts w:ascii="Calibri" w:hAnsi="Calibri" w:eastAsia="Calibri"/>
+          <w:b w:val="0"/>
+          <w:sz w:val="22"/>
+        </w:rPr>
+        <w:t xml:space="preserve">, </w:t>
+      </w:r>
+      <w:r>
+        <w:rPr>
+          <w:rFonts w:ascii="Consolas" w:hAnsi="Consolas" w:eastAsia="Consolas"/>
+          <w:b w:val="0"/>
+          <w:sz w:val="22"/>
+        </w:rPr>
+        <w:t>reason</w:t>
+      </w:r>
+      <w:r>
+        <w:rPr>
+          <w:rFonts w:ascii="Calibri" w:hAnsi="Calibri" w:eastAsia="Calibri"/>
+          <w:b w:val="0"/>
+          <w:sz w:val="22"/>
+        </w:rPr>
+        <w:t xml:space="preserve">, </w:t>
+      </w:r>
+      <w:r>
+        <w:rPr>
+          <w:rFonts w:ascii="Consolas" w:hAnsi="Consolas" w:eastAsia="Consolas"/>
+          <w:b w:val="0"/>
+          <w:sz w:val="22"/>
+        </w:rPr>
+        <w:t>transactionData</w:t>
+      </w:r>
+    </w:p>
+    <w:p>
+      <w:pPr>
+        <w:spacing w:after="120"/>
+      </w:pPr>
+      <w:r>
+        <w:rPr>
+          <w:rFonts w:ascii="Calibri" w:hAnsi="Calibri" w:eastAsia="Calibri"/>
+          <w:b/>
+          <w:sz w:val="22"/>
+        </w:rPr>
+        <w:t>FirmwareStatusNotification.req</w:t>
+      </w:r>
+      <w:r>
+        <w:rPr>
+          <w:rFonts w:ascii="Calibri" w:hAnsi="Calibri" w:eastAsia="Calibri"/>
+          <w:b w:val="0"/>
+          <w:sz w:val="22"/>
+        </w:rPr>
+        <w:t xml:space="preserve"> — </w:t>
+      </w:r>
+      <w:r>
+        <w:rPr>
+          <w:rFonts w:ascii="Consolas" w:hAnsi="Consolas" w:eastAsia="Consolas"/>
+          <w:b w:val="0"/>
+          <w:sz w:val="22"/>
+        </w:rPr>
+        <w:t>status</w:t>
+      </w:r>
+      <w:r>
+        <w:rPr>
+          <w:rFonts w:ascii="Calibri" w:hAnsi="Calibri" w:eastAsia="Calibri"/>
+          <w:b w:val="0"/>
+          <w:sz w:val="22"/>
+        </w:rPr>
+        <w:t xml:space="preserve"> (</w:t>
+      </w:r>
+      <w:r>
+        <w:rPr>
+          <w:rFonts w:ascii="Consolas" w:hAnsi="Consolas" w:eastAsia="Consolas"/>
+          <w:b w:val="0"/>
+          <w:sz w:val="22"/>
+        </w:rPr>
+        <w:t>Idle</w:t>
+      </w:r>
+      <w:r>
+        <w:rPr>
+          <w:rFonts w:ascii="Calibri" w:hAnsi="Calibri" w:eastAsia="Calibri"/>
+          <w:b w:val="0"/>
+          <w:sz w:val="22"/>
+        </w:rPr>
+        <w:t xml:space="preserve">, </w:t>
+      </w:r>
+      <w:r>
+        <w:rPr>
+          <w:rFonts w:ascii="Consolas" w:hAnsi="Consolas" w:eastAsia="Consolas"/>
+          <w:b w:val="0"/>
+          <w:sz w:val="22"/>
+        </w:rPr>
+        <w:t>Downloading</w:t>
+      </w:r>
+      <w:r>
+        <w:rPr>
+          <w:rFonts w:ascii="Calibri" w:hAnsi="Calibri" w:eastAsia="Calibri"/>
+          <w:b w:val="0"/>
+          <w:sz w:val="22"/>
+        </w:rPr>
+        <w:t xml:space="preserve">, </w:t>
+      </w:r>
+      <w:r>
+        <w:rPr>
+          <w:rFonts w:ascii="Consolas" w:hAnsi="Consolas" w:eastAsia="Consolas"/>
+          <w:b w:val="0"/>
+          <w:sz w:val="22"/>
+        </w:rPr>
+        <w:t>Downloaded</w:t>
+      </w:r>
+      <w:r>
+        <w:rPr>
+          <w:rFonts w:ascii="Calibri" w:hAnsi="Calibri" w:eastAsia="Calibri"/>
+          <w:b w:val="0"/>
+          <w:sz w:val="22"/>
+        </w:rPr>
+        <w:t xml:space="preserve">, </w:t>
+      </w:r>
+      <w:r>
+        <w:rPr>
+          <w:rFonts w:ascii="Consolas" w:hAnsi="Consolas" w:eastAsia="Consolas"/>
+          <w:b w:val="0"/>
+          <w:sz w:val="22"/>
+        </w:rPr>
+        <w:t>Installing</w:t>
+      </w:r>
+      <w:r>
+        <w:rPr>
+          <w:rFonts w:ascii="Calibri" w:hAnsi="Calibri" w:eastAsia="Calibri"/>
+          <w:b w:val="0"/>
+          <w:sz w:val="22"/>
+        </w:rPr>
+        <w:t xml:space="preserve">, </w:t>
+      </w:r>
+      <w:r>
+        <w:rPr>
+          <w:rFonts w:ascii="Consolas" w:hAnsi="Consolas" w:eastAsia="Consolas"/>
+          <w:b w:val="0"/>
+          <w:sz w:val="22"/>
+        </w:rPr>
+        <w:t>Installed</w:t>
+      </w:r>
+      <w:r>
+        <w:rPr>
+          <w:rFonts w:ascii="Calibri" w:hAnsi="Calibri" w:eastAsia="Calibri"/>
+          <w:b w:val="0"/>
+          <w:sz w:val="22"/>
+        </w:rPr>
+        <w:t xml:space="preserve">, </w:t>
+      </w:r>
+      <w:r>
+        <w:rPr>
+          <w:rFonts w:ascii="Consolas" w:hAnsi="Consolas" w:eastAsia="Consolas"/>
+          <w:b w:val="0"/>
+          <w:sz w:val="22"/>
+        </w:rPr>
+        <w:t>DownloadFailed</w:t>
+      </w:r>
+      <w:r>
+        <w:rPr>
+          <w:rFonts w:ascii="Calibri" w:hAnsi="Calibri" w:eastAsia="Calibri"/>
+          <w:b w:val="0"/>
+          <w:sz w:val="22"/>
+        </w:rPr>
+        <w:t xml:space="preserve">, </w:t>
+      </w:r>
+      <w:r>
+        <w:rPr>
+          <w:rFonts w:ascii="Consolas" w:hAnsi="Consolas" w:eastAsia="Consolas"/>
+          <w:b w:val="0"/>
+          <w:sz w:val="22"/>
+        </w:rPr>
+        <w:t>InstallationFailed</w:t>
+      </w:r>
+      <w:r>
+        <w:rPr>
+          <w:rFonts w:ascii="Calibri" w:hAnsi="Calibri" w:eastAsia="Calibri"/>
+          <w:b w:val="0"/>
+          <w:sz w:val="22"/>
+        </w:rPr>
+        <w:t>, …)</w:t>
+      </w:r>
+    </w:p>
+    <w:p>
+      <w:pPr>
+        <w:spacing w:after="120"/>
+      </w:pPr>
+      <w:r>
+        <w:rPr>
+          <w:rFonts w:ascii="Calibri" w:hAnsi="Calibri" w:eastAsia="Calibri"/>
+          <w:b/>
+          <w:sz w:val="22"/>
+        </w:rPr>
+        <w:t>DiagnosticsStatusNotification.req</w:t>
+      </w:r>
+      <w:r>
+        <w:rPr>
+          <w:rFonts w:ascii="Calibri" w:hAnsi="Calibri" w:eastAsia="Calibri"/>
+          <w:b w:val="0"/>
+          <w:sz w:val="22"/>
+        </w:rPr>
+        <w:t xml:space="preserve"> — </w:t>
+      </w:r>
+      <w:r>
+        <w:rPr>
+          <w:rFonts w:ascii="Consolas" w:hAnsi="Consolas" w:eastAsia="Consolas"/>
+          <w:b w:val="0"/>
+          <w:sz w:val="22"/>
+        </w:rPr>
+        <w:t>status</w:t>
+      </w:r>
+      <w:r>
+        <w:rPr>
+          <w:rFonts w:ascii="Calibri" w:hAnsi="Calibri" w:eastAsia="Calibri"/>
+          <w:b w:val="0"/>
+          <w:sz w:val="22"/>
+        </w:rPr>
+        <w:t xml:space="preserve"> (</w:t>
+      </w:r>
+      <w:r>
+        <w:rPr>
+          <w:rFonts w:ascii="Consolas" w:hAnsi="Consolas" w:eastAsia="Consolas"/>
+          <w:b w:val="0"/>
+          <w:sz w:val="22"/>
+        </w:rPr>
+        <w:t>Idle</w:t>
+      </w:r>
+      <w:r>
+        <w:rPr>
+          <w:rFonts w:ascii="Calibri" w:hAnsi="Calibri" w:eastAsia="Calibri"/>
+          <w:b w:val="0"/>
+          <w:sz w:val="22"/>
+        </w:rPr>
+        <w:t xml:space="preserve">, </w:t>
+      </w:r>
+      <w:r>
+        <w:rPr>
+          <w:rFonts w:ascii="Consolas" w:hAnsi="Consolas" w:eastAsia="Consolas"/>
+          <w:b w:val="0"/>
+          <w:sz w:val="22"/>
+        </w:rPr>
+        <w:t>Uploaded</w:t>
+      </w:r>
+      <w:r>
+        <w:rPr>
+          <w:rFonts w:ascii="Calibri" w:hAnsi="Calibri" w:eastAsia="Calibri"/>
+          <w:b w:val="0"/>
+          <w:sz w:val="22"/>
+        </w:rPr>
+        <w:t xml:space="preserve">, </w:t>
+      </w:r>
+      <w:r>
+        <w:rPr>
+          <w:rFonts w:ascii="Consolas" w:hAnsi="Consolas" w:eastAsia="Consolas"/>
+          <w:b w:val="0"/>
+          <w:sz w:val="22"/>
+        </w:rPr>
+        <w:t>UploadFailed</w:t>
+      </w:r>
+      <w:r>
+        <w:rPr>
+          <w:rFonts w:ascii="Calibri" w:hAnsi="Calibri" w:eastAsia="Calibri"/>
+          <w:b w:val="0"/>
+          <w:sz w:val="22"/>
+        </w:rPr>
+        <w:t xml:space="preserve">, </w:t>
+      </w:r>
+      <w:r>
+        <w:rPr>
+          <w:rFonts w:ascii="Consolas" w:hAnsi="Consolas" w:eastAsia="Consolas"/>
+          <w:b w:val="0"/>
+          <w:sz w:val="22"/>
+        </w:rPr>
+        <w:t>Uploading</w:t>
+      </w:r>
+      <w:r>
+        <w:rPr>
+          <w:rFonts w:ascii="Calibri" w:hAnsi="Calibri" w:eastAsia="Calibri"/>
+          <w:b w:val="0"/>
+          <w:sz w:val="22"/>
+        </w:rPr>
+        <w:t>)</w:t>
       </w:r>
     </w:p>
     <w:p>
@@ -502,7 +3058,1252 @@
           <w:color w:val="111827"/>
           <w:sz w:val="28"/>
         </w:rPr>
-        <w:t>Go online</w:t>
+        <w:t>3. All CMS → Charge Point messages</w:t>
+      </w:r>
+    </w:p>
+    <w:tbl>
+      <w:tblPr>
+        <w:tblStyle w:val="TableGrid"/>
+        <w:tblW w:type="auto" w:w="0"/>
+        <w:tblLayout w:type="autofit"/>
+        <w:tblLook w:firstColumn="1" w:firstRow="1" w:lastColumn="0" w:lastRow="0" w:noHBand="0" w:noVBand="1" w:val="04A0"/>
+      </w:tblPr>
+      <w:tblGrid>
+        <w:gridCol w:w="3324"/>
+        <w:gridCol w:w="3324"/>
+        <w:gridCol w:w="3324"/>
+      </w:tblGrid>
+      <w:tr>
+        <w:tc>
+          <w:tcPr>
+            <w:tcW w:type="dxa" w:w="3324"/>
+            <w:shd w:val="clear" w:color="auto" w:fill="C02434"/>
+          </w:tcPr>
+          <w:p>
+            <w:pPr>
+              <w:spacing w:before="40" w:after="40"/>
+            </w:pPr>
+            <w:r/>
+            <w:r>
+              <w:rPr>
+                <w:rFonts w:ascii="Calibri" w:hAnsi="Calibri" w:eastAsia="Calibri"/>
+                <w:b/>
+                <w:color w:val="FFFFFF"/>
+                <w:sz w:val="18"/>
+              </w:rPr>
+              <w:t>Message</w:t>
+            </w:r>
+          </w:p>
+        </w:tc>
+        <w:tc>
+          <w:tcPr>
+            <w:tcW w:type="dxa" w:w="3324"/>
+            <w:shd w:val="clear" w:color="auto" w:fill="C02434"/>
+          </w:tcPr>
+          <w:p>
+            <w:pPr>
+              <w:spacing w:before="40" w:after="40"/>
+            </w:pPr>
+            <w:r/>
+            <w:r>
+              <w:rPr>
+                <w:rFonts w:ascii="Calibri" w:hAnsi="Calibri" w:eastAsia="Calibri"/>
+                <w:b/>
+                <w:color w:val="FFFFFF"/>
+                <w:sz w:val="18"/>
+              </w:rPr>
+              <w:t>Purpose</w:t>
+            </w:r>
+          </w:p>
+        </w:tc>
+        <w:tc>
+          <w:tcPr>
+            <w:tcW w:type="dxa" w:w="3324"/>
+            <w:shd w:val="clear" w:color="auto" w:fill="C02434"/>
+          </w:tcPr>
+          <w:p>
+            <w:pPr>
+              <w:spacing w:before="40" w:after="40"/>
+            </w:pPr>
+            <w:r/>
+            <w:r>
+              <w:rPr>
+                <w:rFonts w:ascii="Calibri" w:hAnsi="Calibri" w:eastAsia="Calibri"/>
+                <w:b/>
+                <w:color w:val="FFFFFF"/>
+                <w:sz w:val="18"/>
+              </w:rPr>
+              <w:t>Typical conf</w:t>
+            </w:r>
+          </w:p>
+        </w:tc>
+      </w:tr>
+      <w:tr>
+        <w:tc>
+          <w:tcPr>
+            <w:tcW w:type="dxa" w:w="3324"/>
+          </w:tcPr>
+          <w:p>
+            <w:pPr>
+              <w:spacing w:before="40" w:after="40"/>
+            </w:pPr>
+            <w:r/>
+            <w:r>
+              <w:rPr>
+                <w:rFonts w:ascii="Calibri" w:hAnsi="Calibri" w:eastAsia="Calibri"/>
+                <w:b w:val="0"/>
+                <w:sz w:val="18"/>
+              </w:rPr>
+              <w:t>RemoteStartTransaction</w:t>
+            </w:r>
+          </w:p>
+        </w:tc>
+        <w:tc>
+          <w:tcPr>
+            <w:tcW w:type="dxa" w:w="3324"/>
+          </w:tcPr>
+          <w:p>
+            <w:pPr>
+              <w:spacing w:before="40" w:after="40"/>
+            </w:pPr>
+            <w:r/>
+            <w:r>
+              <w:rPr>
+                <w:rFonts w:ascii="Calibri" w:hAnsi="Calibri" w:eastAsia="Calibri"/>
+                <w:b w:val="0"/>
+                <w:sz w:val="18"/>
+              </w:rPr>
+              <w:t>Start from app/CMS</w:t>
+            </w:r>
+          </w:p>
+        </w:tc>
+        <w:tc>
+          <w:tcPr>
+            <w:tcW w:type="dxa" w:w="3324"/>
+          </w:tcPr>
+          <w:p>
+            <w:pPr>
+              <w:spacing w:before="40" w:after="40"/>
+            </w:pPr>
+            <w:r/>
+            <w:r>
+              <w:rPr>
+                <w:rFonts w:ascii="Calibri" w:hAnsi="Calibri" w:eastAsia="Calibri"/>
+                <w:b w:val="0"/>
+                <w:sz w:val="18"/>
+              </w:rPr>
+              <w:t>Accepted / Rejected</w:t>
+            </w:r>
+          </w:p>
+        </w:tc>
+      </w:tr>
+      <w:tr>
+        <w:tc>
+          <w:tcPr>
+            <w:tcW w:type="dxa" w:w="3324"/>
+            <w:shd w:val="clear" w:color="auto" w:fill="FBEAEA"/>
+          </w:tcPr>
+          <w:p>
+            <w:pPr>
+              <w:spacing w:before="40" w:after="40"/>
+            </w:pPr>
+            <w:r/>
+            <w:r>
+              <w:rPr>
+                <w:rFonts w:ascii="Calibri" w:hAnsi="Calibri" w:eastAsia="Calibri"/>
+                <w:b w:val="0"/>
+                <w:sz w:val="18"/>
+              </w:rPr>
+              <w:t>RemoteStopTransaction</w:t>
+            </w:r>
+          </w:p>
+        </w:tc>
+        <w:tc>
+          <w:tcPr>
+            <w:tcW w:type="dxa" w:w="3324"/>
+            <w:shd w:val="clear" w:color="auto" w:fill="FBEAEA"/>
+          </w:tcPr>
+          <w:p>
+            <w:pPr>
+              <w:spacing w:before="40" w:after="40"/>
+            </w:pPr>
+            <w:r/>
+            <w:r>
+              <w:rPr>
+                <w:rFonts w:ascii="Calibri" w:hAnsi="Calibri" w:eastAsia="Calibri"/>
+                <w:b w:val="0"/>
+                <w:sz w:val="18"/>
+              </w:rPr>
+              <w:t>Stop by transactionId</w:t>
+            </w:r>
+          </w:p>
+        </w:tc>
+        <w:tc>
+          <w:tcPr>
+            <w:tcW w:type="dxa" w:w="3324"/>
+            <w:shd w:val="clear" w:color="auto" w:fill="FBEAEA"/>
+          </w:tcPr>
+          <w:p>
+            <w:pPr>
+              <w:spacing w:before="40" w:after="40"/>
+            </w:pPr>
+            <w:r/>
+            <w:r>
+              <w:rPr>
+                <w:rFonts w:ascii="Calibri" w:hAnsi="Calibri" w:eastAsia="Calibri"/>
+                <w:b w:val="0"/>
+                <w:sz w:val="18"/>
+              </w:rPr>
+              <w:t>Accepted / Rejected</w:t>
+            </w:r>
+          </w:p>
+        </w:tc>
+      </w:tr>
+      <w:tr>
+        <w:tc>
+          <w:tcPr>
+            <w:tcW w:type="dxa" w:w="3324"/>
+          </w:tcPr>
+          <w:p>
+            <w:pPr>
+              <w:spacing w:before="40" w:after="40"/>
+            </w:pPr>
+            <w:r/>
+            <w:r>
+              <w:rPr>
+                <w:rFonts w:ascii="Calibri" w:hAnsi="Calibri" w:eastAsia="Calibri"/>
+                <w:b w:val="0"/>
+                <w:sz w:val="18"/>
+              </w:rPr>
+              <w:t>Reset</w:t>
+            </w:r>
+          </w:p>
+        </w:tc>
+        <w:tc>
+          <w:tcPr>
+            <w:tcW w:type="dxa" w:w="3324"/>
+          </w:tcPr>
+          <w:p>
+            <w:pPr>
+              <w:spacing w:before="40" w:after="40"/>
+            </w:pPr>
+            <w:r/>
+            <w:r>
+              <w:rPr>
+                <w:rFonts w:ascii="Calibri" w:hAnsi="Calibri" w:eastAsia="Calibri"/>
+                <w:b w:val="0"/>
+                <w:sz w:val="18"/>
+              </w:rPr>
+              <w:t>Soft or Hard reboot</w:t>
+            </w:r>
+          </w:p>
+        </w:tc>
+        <w:tc>
+          <w:tcPr>
+            <w:tcW w:type="dxa" w:w="3324"/>
+          </w:tcPr>
+          <w:p>
+            <w:pPr>
+              <w:spacing w:before="40" w:after="40"/>
+            </w:pPr>
+            <w:r/>
+            <w:r>
+              <w:rPr>
+                <w:rFonts w:ascii="Calibri" w:hAnsi="Calibri" w:eastAsia="Calibri"/>
+                <w:b w:val="0"/>
+                <w:sz w:val="18"/>
+              </w:rPr>
+              <w:t>Accepted / Rejected</w:t>
+            </w:r>
+          </w:p>
+        </w:tc>
+      </w:tr>
+      <w:tr>
+        <w:tc>
+          <w:tcPr>
+            <w:tcW w:type="dxa" w:w="3324"/>
+            <w:shd w:val="clear" w:color="auto" w:fill="FBEAEA"/>
+          </w:tcPr>
+          <w:p>
+            <w:pPr>
+              <w:spacing w:before="40" w:after="40"/>
+            </w:pPr>
+            <w:r/>
+            <w:r>
+              <w:rPr>
+                <w:rFonts w:ascii="Calibri" w:hAnsi="Calibri" w:eastAsia="Calibri"/>
+                <w:b w:val="0"/>
+                <w:sz w:val="18"/>
+              </w:rPr>
+              <w:t>UnlockConnector</w:t>
+            </w:r>
+          </w:p>
+        </w:tc>
+        <w:tc>
+          <w:tcPr>
+            <w:tcW w:type="dxa" w:w="3324"/>
+            <w:shd w:val="clear" w:color="auto" w:fill="FBEAEA"/>
+          </w:tcPr>
+          <w:p>
+            <w:pPr>
+              <w:spacing w:before="40" w:after="40"/>
+            </w:pPr>
+            <w:r/>
+            <w:r>
+              <w:rPr>
+                <w:rFonts w:ascii="Calibri" w:hAnsi="Calibri" w:eastAsia="Calibri"/>
+                <w:b w:val="0"/>
+                <w:sz w:val="18"/>
+              </w:rPr>
+              <w:t>Unlock cable on connector</w:t>
+            </w:r>
+          </w:p>
+        </w:tc>
+        <w:tc>
+          <w:tcPr>
+            <w:tcW w:type="dxa" w:w="3324"/>
+            <w:shd w:val="clear" w:color="auto" w:fill="FBEAEA"/>
+          </w:tcPr>
+          <w:p>
+            <w:pPr>
+              <w:spacing w:before="40" w:after="40"/>
+            </w:pPr>
+            <w:r/>
+            <w:r>
+              <w:rPr>
+                <w:rFonts w:ascii="Calibri" w:hAnsi="Calibri" w:eastAsia="Calibri"/>
+                <w:b w:val="0"/>
+                <w:sz w:val="18"/>
+              </w:rPr>
+              <w:t>Unlocked / UnlockFailed / NotSupported</w:t>
+            </w:r>
+          </w:p>
+        </w:tc>
+      </w:tr>
+      <w:tr>
+        <w:tc>
+          <w:tcPr>
+            <w:tcW w:type="dxa" w:w="3324"/>
+          </w:tcPr>
+          <w:p>
+            <w:pPr>
+              <w:spacing w:before="40" w:after="40"/>
+            </w:pPr>
+            <w:r/>
+            <w:r>
+              <w:rPr>
+                <w:rFonts w:ascii="Calibri" w:hAnsi="Calibri" w:eastAsia="Calibri"/>
+                <w:b w:val="0"/>
+                <w:sz w:val="18"/>
+              </w:rPr>
+              <w:t>ChangeAvailability</w:t>
+            </w:r>
+          </w:p>
+        </w:tc>
+        <w:tc>
+          <w:tcPr>
+            <w:tcW w:type="dxa" w:w="3324"/>
+          </w:tcPr>
+          <w:p>
+            <w:pPr>
+              <w:spacing w:before="40" w:after="40"/>
+            </w:pPr>
+            <w:r/>
+            <w:r>
+              <w:rPr>
+                <w:rFonts w:ascii="Calibri" w:hAnsi="Calibri" w:eastAsia="Calibri"/>
+                <w:b w:val="0"/>
+                <w:sz w:val="18"/>
+              </w:rPr>
+              <w:t>Operative / Inoperative (CP or connector)</w:t>
+            </w:r>
+          </w:p>
+        </w:tc>
+        <w:tc>
+          <w:tcPr>
+            <w:tcW w:type="dxa" w:w="3324"/>
+          </w:tcPr>
+          <w:p>
+            <w:pPr>
+              <w:spacing w:before="40" w:after="40"/>
+            </w:pPr>
+            <w:r/>
+            <w:r>
+              <w:rPr>
+                <w:rFonts w:ascii="Calibri" w:hAnsi="Calibri" w:eastAsia="Calibri"/>
+                <w:b w:val="0"/>
+                <w:sz w:val="18"/>
+              </w:rPr>
+              <w:t>Accepted / Rejected / Scheduled</w:t>
+            </w:r>
+          </w:p>
+        </w:tc>
+      </w:tr>
+      <w:tr>
+        <w:tc>
+          <w:tcPr>
+            <w:tcW w:type="dxa" w:w="3324"/>
+            <w:shd w:val="clear" w:color="auto" w:fill="FBEAEA"/>
+          </w:tcPr>
+          <w:p>
+            <w:pPr>
+              <w:spacing w:before="40" w:after="40"/>
+            </w:pPr>
+            <w:r/>
+            <w:r>
+              <w:rPr>
+                <w:rFonts w:ascii="Calibri" w:hAnsi="Calibri" w:eastAsia="Calibri"/>
+                <w:b w:val="0"/>
+                <w:sz w:val="18"/>
+              </w:rPr>
+              <w:t>GetConfiguration</w:t>
+            </w:r>
+          </w:p>
+        </w:tc>
+        <w:tc>
+          <w:tcPr>
+            <w:tcW w:type="dxa" w:w="3324"/>
+            <w:shd w:val="clear" w:color="auto" w:fill="FBEAEA"/>
+          </w:tcPr>
+          <w:p>
+            <w:pPr>
+              <w:spacing w:before="40" w:after="40"/>
+            </w:pPr>
+            <w:r/>
+            <w:r>
+              <w:rPr>
+                <w:rFonts w:ascii="Calibri" w:hAnsi="Calibri" w:eastAsia="Calibri"/>
+                <w:b w:val="0"/>
+                <w:sz w:val="18"/>
+              </w:rPr>
+              <w:t>Read config keys</w:t>
+            </w:r>
+          </w:p>
+        </w:tc>
+        <w:tc>
+          <w:tcPr>
+            <w:tcW w:type="dxa" w:w="3324"/>
+            <w:shd w:val="clear" w:color="auto" w:fill="FBEAEA"/>
+          </w:tcPr>
+          <w:p>
+            <w:pPr>
+              <w:spacing w:before="40" w:after="40"/>
+            </w:pPr>
+            <w:r/>
+            <w:r>
+              <w:rPr>
+                <w:rFonts w:ascii="Calibri" w:hAnsi="Calibri" w:eastAsia="Calibri"/>
+                <w:b w:val="0"/>
+                <w:sz w:val="18"/>
+              </w:rPr>
+              <w:t>key/value list + unknown key list</w:t>
+            </w:r>
+          </w:p>
+        </w:tc>
+      </w:tr>
+      <w:tr>
+        <w:tc>
+          <w:tcPr>
+            <w:tcW w:type="dxa" w:w="3324"/>
+          </w:tcPr>
+          <w:p>
+            <w:pPr>
+              <w:spacing w:before="40" w:after="40"/>
+            </w:pPr>
+            <w:r/>
+            <w:r>
+              <w:rPr>
+                <w:rFonts w:ascii="Calibri" w:hAnsi="Calibri" w:eastAsia="Calibri"/>
+                <w:b w:val="0"/>
+                <w:sz w:val="18"/>
+              </w:rPr>
+              <w:t>ChangeConfiguration</w:t>
+            </w:r>
+          </w:p>
+        </w:tc>
+        <w:tc>
+          <w:tcPr>
+            <w:tcW w:type="dxa" w:w="3324"/>
+          </w:tcPr>
+          <w:p>
+            <w:pPr>
+              <w:spacing w:before="40" w:after="40"/>
+            </w:pPr>
+            <w:r/>
+            <w:r>
+              <w:rPr>
+                <w:rFonts w:ascii="Calibri" w:hAnsi="Calibri" w:eastAsia="Calibri"/>
+                <w:b w:val="0"/>
+                <w:sz w:val="18"/>
+              </w:rPr>
+              <w:t>Write one config key</w:t>
+            </w:r>
+          </w:p>
+        </w:tc>
+        <w:tc>
+          <w:tcPr>
+            <w:tcW w:type="dxa" w:w="3324"/>
+          </w:tcPr>
+          <w:p>
+            <w:pPr>
+              <w:spacing w:before="40" w:after="40"/>
+            </w:pPr>
+            <w:r/>
+            <w:r>
+              <w:rPr>
+                <w:rFonts w:ascii="Calibri" w:hAnsi="Calibri" w:eastAsia="Calibri"/>
+                <w:b w:val="0"/>
+                <w:sz w:val="18"/>
+              </w:rPr>
+              <w:t>Accepted / Rejected / RebootRequired / NotSupported</w:t>
+            </w:r>
+          </w:p>
+        </w:tc>
+      </w:tr>
+      <w:tr>
+        <w:tc>
+          <w:tcPr>
+            <w:tcW w:type="dxa" w:w="3324"/>
+            <w:shd w:val="clear" w:color="auto" w:fill="FBEAEA"/>
+          </w:tcPr>
+          <w:p>
+            <w:pPr>
+              <w:spacing w:before="40" w:after="40"/>
+            </w:pPr>
+            <w:r/>
+            <w:r>
+              <w:rPr>
+                <w:rFonts w:ascii="Calibri" w:hAnsi="Calibri" w:eastAsia="Calibri"/>
+                <w:b w:val="0"/>
+                <w:sz w:val="18"/>
+              </w:rPr>
+              <w:t>ClearCache</w:t>
+            </w:r>
+          </w:p>
+        </w:tc>
+        <w:tc>
+          <w:tcPr>
+            <w:tcW w:type="dxa" w:w="3324"/>
+            <w:shd w:val="clear" w:color="auto" w:fill="FBEAEA"/>
+          </w:tcPr>
+          <w:p>
+            <w:pPr>
+              <w:spacing w:before="40" w:after="40"/>
+            </w:pPr>
+            <w:r/>
+            <w:r>
+              <w:rPr>
+                <w:rFonts w:ascii="Calibri" w:hAnsi="Calibri" w:eastAsia="Calibri"/>
+                <w:b w:val="0"/>
+                <w:sz w:val="18"/>
+              </w:rPr>
+              <w:t>Clear authorization cache</w:t>
+            </w:r>
+          </w:p>
+        </w:tc>
+        <w:tc>
+          <w:tcPr>
+            <w:tcW w:type="dxa" w:w="3324"/>
+            <w:shd w:val="clear" w:color="auto" w:fill="FBEAEA"/>
+          </w:tcPr>
+          <w:p>
+            <w:pPr>
+              <w:spacing w:before="40" w:after="40"/>
+            </w:pPr>
+            <w:r/>
+            <w:r>
+              <w:rPr>
+                <w:rFonts w:ascii="Calibri" w:hAnsi="Calibri" w:eastAsia="Calibri"/>
+                <w:b w:val="0"/>
+                <w:sz w:val="18"/>
+              </w:rPr>
+              <w:t>Accepted / Rejected</w:t>
+            </w:r>
+          </w:p>
+        </w:tc>
+      </w:tr>
+      <w:tr>
+        <w:tc>
+          <w:tcPr>
+            <w:tcW w:type="dxa" w:w="3324"/>
+          </w:tcPr>
+          <w:p>
+            <w:pPr>
+              <w:spacing w:before="40" w:after="40"/>
+            </w:pPr>
+            <w:r/>
+            <w:r>
+              <w:rPr>
+                <w:rFonts w:ascii="Calibri" w:hAnsi="Calibri" w:eastAsia="Calibri"/>
+                <w:b w:val="0"/>
+                <w:sz w:val="18"/>
+              </w:rPr>
+              <w:t>GetLocalListVersion</w:t>
+            </w:r>
+          </w:p>
+        </w:tc>
+        <w:tc>
+          <w:tcPr>
+            <w:tcW w:type="dxa" w:w="3324"/>
+          </w:tcPr>
+          <w:p>
+            <w:pPr>
+              <w:spacing w:before="40" w:after="40"/>
+            </w:pPr>
+            <w:r/>
+            <w:r>
+              <w:rPr>
+                <w:rFonts w:ascii="Calibri" w:hAnsi="Calibri" w:eastAsia="Calibri"/>
+                <w:b w:val="0"/>
+                <w:sz w:val="18"/>
+              </w:rPr>
+              <w:t>Local auth list version</w:t>
+            </w:r>
+          </w:p>
+        </w:tc>
+        <w:tc>
+          <w:tcPr>
+            <w:tcW w:type="dxa" w:w="3324"/>
+          </w:tcPr>
+          <w:p>
+            <w:pPr>
+              <w:spacing w:before="40" w:after="40"/>
+            </w:pPr>
+            <w:r/>
+            <w:r>
+              <w:rPr>
+                <w:rFonts w:ascii="Calibri" w:hAnsi="Calibri" w:eastAsia="Calibri"/>
+                <w:b w:val="0"/>
+                <w:sz w:val="18"/>
+              </w:rPr>
+              <w:t>{ listVersion }</w:t>
+            </w:r>
+          </w:p>
+        </w:tc>
+      </w:tr>
+      <w:tr>
+        <w:tc>
+          <w:tcPr>
+            <w:tcW w:type="dxa" w:w="3324"/>
+            <w:shd w:val="clear" w:color="auto" w:fill="FBEAEA"/>
+          </w:tcPr>
+          <w:p>
+            <w:pPr>
+              <w:spacing w:before="40" w:after="40"/>
+            </w:pPr>
+            <w:r/>
+            <w:r>
+              <w:rPr>
+                <w:rFonts w:ascii="Calibri" w:hAnsi="Calibri" w:eastAsia="Calibri"/>
+                <w:b w:val="0"/>
+                <w:sz w:val="18"/>
+              </w:rPr>
+              <w:t>SendLocalList</w:t>
+            </w:r>
+          </w:p>
+        </w:tc>
+        <w:tc>
+          <w:tcPr>
+            <w:tcW w:type="dxa" w:w="3324"/>
+            <w:shd w:val="clear" w:color="auto" w:fill="FBEAEA"/>
+          </w:tcPr>
+          <w:p>
+            <w:pPr>
+              <w:spacing w:before="40" w:after="40"/>
+            </w:pPr>
+            <w:r/>
+            <w:r>
+              <w:rPr>
+                <w:rFonts w:ascii="Calibri" w:hAnsi="Calibri" w:eastAsia="Calibri"/>
+                <w:b w:val="0"/>
+                <w:sz w:val="18"/>
+              </w:rPr>
+              <w:t>Full or differential local auth list</w:t>
+            </w:r>
+          </w:p>
+        </w:tc>
+        <w:tc>
+          <w:tcPr>
+            <w:tcW w:type="dxa" w:w="3324"/>
+            <w:shd w:val="clear" w:color="auto" w:fill="FBEAEA"/>
+          </w:tcPr>
+          <w:p>
+            <w:pPr>
+              <w:spacing w:before="40" w:after="40"/>
+            </w:pPr>
+            <w:r/>
+            <w:r>
+              <w:rPr>
+                <w:rFonts w:ascii="Calibri" w:hAnsi="Calibri" w:eastAsia="Calibri"/>
+                <w:b w:val="0"/>
+                <w:sz w:val="18"/>
+              </w:rPr>
+              <w:t>Accepted / Failed / VersionMismatch</w:t>
+            </w:r>
+          </w:p>
+        </w:tc>
+      </w:tr>
+      <w:tr>
+        <w:tc>
+          <w:tcPr>
+            <w:tcW w:type="dxa" w:w="3324"/>
+          </w:tcPr>
+          <w:p>
+            <w:pPr>
+              <w:spacing w:before="40" w:after="40"/>
+            </w:pPr>
+            <w:r/>
+            <w:r>
+              <w:rPr>
+                <w:rFonts w:ascii="Calibri" w:hAnsi="Calibri" w:eastAsia="Calibri"/>
+                <w:b w:val="0"/>
+                <w:sz w:val="18"/>
+              </w:rPr>
+              <w:t>ReserveNow</w:t>
+            </w:r>
+          </w:p>
+        </w:tc>
+        <w:tc>
+          <w:tcPr>
+            <w:tcW w:type="dxa" w:w="3324"/>
+          </w:tcPr>
+          <w:p>
+            <w:pPr>
+              <w:spacing w:before="40" w:after="40"/>
+            </w:pPr>
+            <w:r/>
+            <w:r>
+              <w:rPr>
+                <w:rFonts w:ascii="Calibri" w:hAnsi="Calibri" w:eastAsia="Calibri"/>
+                <w:b w:val="0"/>
+                <w:sz w:val="18"/>
+              </w:rPr>
+              <w:t>Reserve connector for idTag</w:t>
+            </w:r>
+          </w:p>
+        </w:tc>
+        <w:tc>
+          <w:tcPr>
+            <w:tcW w:type="dxa" w:w="3324"/>
+          </w:tcPr>
+          <w:p>
+            <w:pPr>
+              <w:spacing w:before="40" w:after="40"/>
+            </w:pPr>
+            <w:r/>
+            <w:r>
+              <w:rPr>
+                <w:rFonts w:ascii="Calibri" w:hAnsi="Calibri" w:eastAsia="Calibri"/>
+                <w:b w:val="0"/>
+                <w:sz w:val="18"/>
+              </w:rPr>
+              <w:t>Accepted / Faulted / Occupied / Rejected / Unavailable</w:t>
+            </w:r>
+          </w:p>
+        </w:tc>
+      </w:tr>
+      <w:tr>
+        <w:tc>
+          <w:tcPr>
+            <w:tcW w:type="dxa" w:w="3324"/>
+            <w:shd w:val="clear" w:color="auto" w:fill="FBEAEA"/>
+          </w:tcPr>
+          <w:p>
+            <w:pPr>
+              <w:spacing w:before="40" w:after="40"/>
+            </w:pPr>
+            <w:r/>
+            <w:r>
+              <w:rPr>
+                <w:rFonts w:ascii="Calibri" w:hAnsi="Calibri" w:eastAsia="Calibri"/>
+                <w:b w:val="0"/>
+                <w:sz w:val="18"/>
+              </w:rPr>
+              <w:t>CancelReservation</w:t>
+            </w:r>
+          </w:p>
+        </w:tc>
+        <w:tc>
+          <w:tcPr>
+            <w:tcW w:type="dxa" w:w="3324"/>
+            <w:shd w:val="clear" w:color="auto" w:fill="FBEAEA"/>
+          </w:tcPr>
+          <w:p>
+            <w:pPr>
+              <w:spacing w:before="40" w:after="40"/>
+            </w:pPr>
+            <w:r/>
+            <w:r>
+              <w:rPr>
+                <w:rFonts w:ascii="Calibri" w:hAnsi="Calibri" w:eastAsia="Calibri"/>
+                <w:b w:val="0"/>
+                <w:sz w:val="18"/>
+              </w:rPr>
+              <w:t>Cancel reservation</w:t>
+            </w:r>
+          </w:p>
+        </w:tc>
+        <w:tc>
+          <w:tcPr>
+            <w:tcW w:type="dxa" w:w="3324"/>
+            <w:shd w:val="clear" w:color="auto" w:fill="FBEAEA"/>
+          </w:tcPr>
+          <w:p>
+            <w:pPr>
+              <w:spacing w:before="40" w:after="40"/>
+            </w:pPr>
+            <w:r/>
+            <w:r>
+              <w:rPr>
+                <w:rFonts w:ascii="Calibri" w:hAnsi="Calibri" w:eastAsia="Calibri"/>
+                <w:b w:val="0"/>
+                <w:sz w:val="18"/>
+              </w:rPr>
+              <w:t>Accepted / Rejected</w:t>
+            </w:r>
+          </w:p>
+        </w:tc>
+      </w:tr>
+      <w:tr>
+        <w:tc>
+          <w:tcPr>
+            <w:tcW w:type="dxa" w:w="3324"/>
+          </w:tcPr>
+          <w:p>
+            <w:pPr>
+              <w:spacing w:before="40" w:after="40"/>
+            </w:pPr>
+            <w:r/>
+            <w:r>
+              <w:rPr>
+                <w:rFonts w:ascii="Calibri" w:hAnsi="Calibri" w:eastAsia="Calibri"/>
+                <w:b w:val="0"/>
+                <w:sz w:val="18"/>
+              </w:rPr>
+              <w:t>TriggerMessage</w:t>
+            </w:r>
+          </w:p>
+        </w:tc>
+        <w:tc>
+          <w:tcPr>
+            <w:tcW w:type="dxa" w:w="3324"/>
+          </w:tcPr>
+          <w:p>
+            <w:pPr>
+              <w:spacing w:before="40" w:after="40"/>
+            </w:pPr>
+            <w:r/>
+            <w:r>
+              <w:rPr>
+                <w:rFonts w:ascii="Calibri" w:hAnsi="Calibri" w:eastAsia="Calibri"/>
+                <w:b w:val="0"/>
+                <w:sz w:val="18"/>
+              </w:rPr>
+              <w:t>Ask CP to send Boot / Status / MeterValues / Heartbeat / FW or Diagnostics status</w:t>
+            </w:r>
+          </w:p>
+        </w:tc>
+        <w:tc>
+          <w:tcPr>
+            <w:tcW w:type="dxa" w:w="3324"/>
+          </w:tcPr>
+          <w:p>
+            <w:pPr>
+              <w:spacing w:before="40" w:after="40"/>
+            </w:pPr>
+            <w:r/>
+            <w:r>
+              <w:rPr>
+                <w:rFonts w:ascii="Calibri" w:hAnsi="Calibri" w:eastAsia="Calibri"/>
+                <w:b w:val="0"/>
+                <w:sz w:val="18"/>
+              </w:rPr>
+              <w:t>Accepted / Rejected / NotImplemented</w:t>
+            </w:r>
+          </w:p>
+        </w:tc>
+      </w:tr>
+      <w:tr>
+        <w:tc>
+          <w:tcPr>
+            <w:tcW w:type="dxa" w:w="3324"/>
+            <w:shd w:val="clear" w:color="auto" w:fill="FBEAEA"/>
+          </w:tcPr>
+          <w:p>
+            <w:pPr>
+              <w:spacing w:before="40" w:after="40"/>
+            </w:pPr>
+            <w:r/>
+            <w:r>
+              <w:rPr>
+                <w:rFonts w:ascii="Calibri" w:hAnsi="Calibri" w:eastAsia="Calibri"/>
+                <w:b w:val="0"/>
+                <w:sz w:val="18"/>
+              </w:rPr>
+              <w:t>GetDiagnostics</w:t>
+            </w:r>
+          </w:p>
+        </w:tc>
+        <w:tc>
+          <w:tcPr>
+            <w:tcW w:type="dxa" w:w="3324"/>
+            <w:shd w:val="clear" w:color="auto" w:fill="FBEAEA"/>
+          </w:tcPr>
+          <w:p>
+            <w:pPr>
+              <w:spacing w:before="40" w:after="40"/>
+            </w:pPr>
+            <w:r/>
+            <w:r>
+              <w:rPr>
+                <w:rFonts w:ascii="Calibri" w:hAnsi="Calibri" w:eastAsia="Calibri"/>
+                <w:b w:val="0"/>
+                <w:sz w:val="18"/>
+              </w:rPr>
+              <w:t>Upload diagnostics to a location URI</w:t>
+            </w:r>
+          </w:p>
+        </w:tc>
+        <w:tc>
+          <w:tcPr>
+            <w:tcW w:type="dxa" w:w="3324"/>
+            <w:shd w:val="clear" w:color="auto" w:fill="FBEAEA"/>
+          </w:tcPr>
+          <w:p>
+            <w:pPr>
+              <w:spacing w:before="40" w:after="40"/>
+            </w:pPr>
+            <w:r/>
+            <w:r>
+              <w:rPr>
+                <w:rFonts w:ascii="Calibri" w:hAnsi="Calibri" w:eastAsia="Calibri"/>
+                <w:b w:val="0"/>
+                <w:sz w:val="18"/>
+              </w:rPr>
+              <w:t>optional fileName; then status notifications</w:t>
+            </w:r>
+          </w:p>
+        </w:tc>
+      </w:tr>
+      <w:tr>
+        <w:tc>
+          <w:tcPr>
+            <w:tcW w:type="dxa" w:w="3324"/>
+          </w:tcPr>
+          <w:p>
+            <w:pPr>
+              <w:spacing w:before="40" w:after="40"/>
+            </w:pPr>
+            <w:r/>
+            <w:r>
+              <w:rPr>
+                <w:rFonts w:ascii="Calibri" w:hAnsi="Calibri" w:eastAsia="Calibri"/>
+                <w:b w:val="0"/>
+                <w:sz w:val="18"/>
+              </w:rPr>
+              <w:t>UpdateFirmware</w:t>
+            </w:r>
+          </w:p>
+        </w:tc>
+        <w:tc>
+          <w:tcPr>
+            <w:tcW w:type="dxa" w:w="3324"/>
+          </w:tcPr>
+          <w:p>
+            <w:pPr>
+              <w:spacing w:before="40" w:after="40"/>
+            </w:pPr>
+            <w:r/>
+            <w:r>
+              <w:rPr>
+                <w:rFonts w:ascii="Calibri" w:hAnsi="Calibri" w:eastAsia="Calibri"/>
+                <w:b w:val="0"/>
+                <w:sz w:val="18"/>
+              </w:rPr>
+              <w:t>Download/install firmware from URL</w:t>
+            </w:r>
+          </w:p>
+        </w:tc>
+        <w:tc>
+          <w:tcPr>
+            <w:tcW w:type="dxa" w:w="3324"/>
+          </w:tcPr>
+          <w:p>
+            <w:pPr>
+              <w:spacing w:before="40" w:after="40"/>
+            </w:pPr>
+            <w:r/>
+            <w:r>
+              <w:rPr>
+                <w:rFonts w:ascii="Calibri" w:hAnsi="Calibri" w:eastAsia="Calibri"/>
+                <w:b w:val="0"/>
+                <w:sz w:val="18"/>
+              </w:rPr>
+              <w:t>empty {}; then FirmwareStatusNotification</w:t>
+            </w:r>
+          </w:p>
+        </w:tc>
+      </w:tr>
+      <w:tr>
+        <w:tc>
+          <w:tcPr>
+            <w:tcW w:type="dxa" w:w="3324"/>
+            <w:shd w:val="clear" w:color="auto" w:fill="FBEAEA"/>
+          </w:tcPr>
+          <w:p>
+            <w:pPr>
+              <w:spacing w:before="40" w:after="40"/>
+            </w:pPr>
+            <w:r/>
+            <w:r>
+              <w:rPr>
+                <w:rFonts w:ascii="Calibri" w:hAnsi="Calibri" w:eastAsia="Calibri"/>
+                <w:b w:val="0"/>
+                <w:sz w:val="18"/>
+              </w:rPr>
+              <w:t>SetChargingProfile</w:t>
+            </w:r>
+          </w:p>
+        </w:tc>
+        <w:tc>
+          <w:tcPr>
+            <w:tcW w:type="dxa" w:w="3324"/>
+            <w:shd w:val="clear" w:color="auto" w:fill="FBEAEA"/>
+          </w:tcPr>
+          <w:p>
+            <w:pPr>
+              <w:spacing w:before="40" w:after="40"/>
+            </w:pPr>
+            <w:r/>
+            <w:r>
+              <w:rPr>
+                <w:rFonts w:ascii="Calibri" w:hAnsi="Calibri" w:eastAsia="Calibri"/>
+                <w:b w:val="0"/>
+                <w:sz w:val="18"/>
+              </w:rPr>
+              <w:t>Apply smart-charging limit schedule</w:t>
+            </w:r>
+          </w:p>
+        </w:tc>
+        <w:tc>
+          <w:tcPr>
+            <w:tcW w:type="dxa" w:w="3324"/>
+            <w:shd w:val="clear" w:color="auto" w:fill="FBEAEA"/>
+          </w:tcPr>
+          <w:p>
+            <w:pPr>
+              <w:spacing w:before="40" w:after="40"/>
+            </w:pPr>
+            <w:r/>
+            <w:r>
+              <w:rPr>
+                <w:rFonts w:ascii="Calibri" w:hAnsi="Calibri" w:eastAsia="Calibri"/>
+                <w:b w:val="0"/>
+                <w:sz w:val="18"/>
+              </w:rPr>
+              <w:t>Accepted / Rejected / NotSupported</w:t>
+            </w:r>
+          </w:p>
+        </w:tc>
+      </w:tr>
+      <w:tr>
+        <w:tc>
+          <w:tcPr>
+            <w:tcW w:type="dxa" w:w="3324"/>
+          </w:tcPr>
+          <w:p>
+            <w:pPr>
+              <w:spacing w:before="40" w:after="40"/>
+            </w:pPr>
+            <w:r/>
+            <w:r>
+              <w:rPr>
+                <w:rFonts w:ascii="Calibri" w:hAnsi="Calibri" w:eastAsia="Calibri"/>
+                <w:b w:val="0"/>
+                <w:sz w:val="18"/>
+              </w:rPr>
+              <w:t>ClearChargingProfile</w:t>
+            </w:r>
+          </w:p>
+        </w:tc>
+        <w:tc>
+          <w:tcPr>
+            <w:tcW w:type="dxa" w:w="3324"/>
+          </w:tcPr>
+          <w:p>
+            <w:pPr>
+              <w:spacing w:before="40" w:after="40"/>
+            </w:pPr>
+            <w:r/>
+            <w:r>
+              <w:rPr>
+                <w:rFonts w:ascii="Calibri" w:hAnsi="Calibri" w:eastAsia="Calibri"/>
+                <w:b w:val="0"/>
+                <w:sz w:val="18"/>
+              </w:rPr>
+              <w:t>Remove profile(s)</w:t>
+            </w:r>
+          </w:p>
+        </w:tc>
+        <w:tc>
+          <w:tcPr>
+            <w:tcW w:type="dxa" w:w="3324"/>
+          </w:tcPr>
+          <w:p>
+            <w:pPr>
+              <w:spacing w:before="40" w:after="40"/>
+            </w:pPr>
+            <w:r/>
+            <w:r>
+              <w:rPr>
+                <w:rFonts w:ascii="Calibri" w:hAnsi="Calibri" w:eastAsia="Calibri"/>
+                <w:b w:val="0"/>
+                <w:sz w:val="18"/>
+              </w:rPr>
+              <w:t>Accepted / Unknown</w:t>
+            </w:r>
+          </w:p>
+        </w:tc>
+      </w:tr>
+      <w:tr>
+        <w:tc>
+          <w:tcPr>
+            <w:tcW w:type="dxa" w:w="3324"/>
+            <w:shd w:val="clear" w:color="auto" w:fill="FBEAEA"/>
+          </w:tcPr>
+          <w:p>
+            <w:pPr>
+              <w:spacing w:before="40" w:after="40"/>
+            </w:pPr>
+            <w:r/>
+            <w:r>
+              <w:rPr>
+                <w:rFonts w:ascii="Calibri" w:hAnsi="Calibri" w:eastAsia="Calibri"/>
+                <w:b w:val="0"/>
+                <w:sz w:val="18"/>
+              </w:rPr>
+              <w:t>GetCompositeSchedule</w:t>
+            </w:r>
+          </w:p>
+        </w:tc>
+        <w:tc>
+          <w:tcPr>
+            <w:tcW w:type="dxa" w:w="3324"/>
+            <w:shd w:val="clear" w:color="auto" w:fill="FBEAEA"/>
+          </w:tcPr>
+          <w:p>
+            <w:pPr>
+              <w:spacing w:before="40" w:after="40"/>
+            </w:pPr>
+            <w:r/>
+            <w:r>
+              <w:rPr>
+                <w:rFonts w:ascii="Calibri" w:hAnsi="Calibri" w:eastAsia="Calibri"/>
+                <w:b w:val="0"/>
+                <w:sz w:val="18"/>
+              </w:rPr>
+              <w:t>Ask planned power schedule</w:t>
+            </w:r>
+          </w:p>
+        </w:tc>
+        <w:tc>
+          <w:tcPr>
+            <w:tcW w:type="dxa" w:w="3324"/>
+            <w:shd w:val="clear" w:color="auto" w:fill="FBEAEA"/>
+          </w:tcPr>
+          <w:p>
+            <w:pPr>
+              <w:spacing w:before="40" w:after="40"/>
+            </w:pPr>
+            <w:r/>
+            <w:r>
+              <w:rPr>
+                <w:rFonts w:ascii="Calibri" w:hAnsi="Calibri" w:eastAsia="Calibri"/>
+                <w:b w:val="0"/>
+                <w:sz w:val="18"/>
+              </w:rPr>
+              <w:t>schedule object or rejected</w:t>
+            </w:r>
+          </w:p>
+        </w:tc>
+      </w:tr>
+      <w:tr>
+        <w:tc>
+          <w:tcPr>
+            <w:tcW w:type="dxa" w:w="3324"/>
+          </w:tcPr>
+          <w:p>
+            <w:pPr>
+              <w:spacing w:before="40" w:after="40"/>
+            </w:pPr>
+            <w:r/>
+            <w:r>
+              <w:rPr>
+                <w:rFonts w:ascii="Calibri" w:hAnsi="Calibri" w:eastAsia="Calibri"/>
+                <w:b w:val="0"/>
+                <w:sz w:val="18"/>
+              </w:rPr>
+              <w:t>DataTransfer</w:t>
+            </w:r>
+          </w:p>
+        </w:tc>
+        <w:tc>
+          <w:tcPr>
+            <w:tcW w:type="dxa" w:w="3324"/>
+          </w:tcPr>
+          <w:p>
+            <w:pPr>
+              <w:spacing w:before="40" w:after="40"/>
+            </w:pPr>
+            <w:r/>
+            <w:r>
+              <w:rPr>
+                <w:rFonts w:ascii="Calibri" w:hAnsi="Calibri" w:eastAsia="Calibri"/>
+                <w:b w:val="0"/>
+                <w:sz w:val="18"/>
+              </w:rPr>
+              <w:t>Vendor command to CP</w:t>
+            </w:r>
+          </w:p>
+        </w:tc>
+        <w:tc>
+          <w:tcPr>
+            <w:tcW w:type="dxa" w:w="3324"/>
+          </w:tcPr>
+          <w:p>
+            <w:pPr>
+              <w:spacing w:before="40" w:after="40"/>
+            </w:pPr>
+            <w:r/>
+            <w:r>
+              <w:rPr>
+                <w:rFonts w:ascii="Calibri" w:hAnsi="Calibri" w:eastAsia="Calibri"/>
+                <w:b w:val="0"/>
+                <w:sz w:val="18"/>
+              </w:rPr>
+              <w:t>Accepted / Rejected / UnknownVendorId / UnknownMessageId</w:t>
+            </w:r>
+          </w:p>
+        </w:tc>
+      </w:tr>
+    </w:tbl>
+    <w:p>
+      <w:pPr>
+        <w:spacing w:after="120"/>
+      </w:pPr>
+    </w:p>
+    <w:p>
+      <w:pPr>
+        <w:pStyle w:val="Heading2"/>
+      </w:pPr>
+      <w:r>
+        <w:rPr>
+          <w:rFonts w:ascii="Calibri" w:hAnsi="Calibri" w:eastAsia="Calibri"/>
+          <w:b/>
+          <w:color w:val="374151"/>
+          <w:sz w:val="24"/>
+        </w:rPr>
+        <w:t>Key payloads (CMS → CP)</w:t>
       </w:r>
     </w:p>
     <w:p>
@@ -512,10 +4313,58 @@
       <w:r>
         <w:rPr>
           <w:rFonts w:ascii="Calibri" w:hAnsi="Calibri" w:eastAsia="Calibri"/>
-          <w:b w:val="0"/>
-          <w:sz w:val="22"/>
-        </w:rPr>
-        <w:t>1. WebSocket open</w:t>
+          <w:b/>
+          <w:sz w:val="22"/>
+        </w:rPr>
+        <w:t>RemoteStartTransaction.req</w:t>
+      </w:r>
+      <w:r>
+        <w:rPr>
+          <w:rFonts w:ascii="Calibri" w:hAnsi="Calibri" w:eastAsia="Calibri"/>
+          <w:b w:val="0"/>
+          <w:sz w:val="22"/>
+        </w:rPr>
+        <w:t xml:space="preserve"> — </w:t>
+      </w:r>
+      <w:r>
+        <w:rPr>
+          <w:rFonts w:ascii="Consolas" w:hAnsi="Consolas" w:eastAsia="Consolas"/>
+          <w:b w:val="0"/>
+          <w:sz w:val="22"/>
+        </w:rPr>
+        <w:t>idTag</w:t>
+      </w:r>
+      <w:r>
+        <w:rPr>
+          <w:rFonts w:ascii="Calibri" w:hAnsi="Calibri" w:eastAsia="Calibri"/>
+          <w:b w:val="0"/>
+          <w:sz w:val="22"/>
+        </w:rPr>
+        <w:t xml:space="preserve">, optional </w:t>
+      </w:r>
+      <w:r>
+        <w:rPr>
+          <w:rFonts w:ascii="Consolas" w:hAnsi="Consolas" w:eastAsia="Consolas"/>
+          <w:b w:val="0"/>
+          <w:sz w:val="22"/>
+        </w:rPr>
+        <w:t>connectorId</w:t>
+      </w:r>
+      <w:r>
+        <w:rPr>
+          <w:rFonts w:ascii="Calibri" w:hAnsi="Calibri" w:eastAsia="Calibri"/>
+          <w:b w:val="0"/>
+          <w:sz w:val="22"/>
+        </w:rPr>
+        <w:t xml:space="preserve">, optional </w:t>
+      </w:r>
+      <w:r>
+        <w:rPr>
+          <w:rFonts w:ascii="Consolas" w:hAnsi="Consolas" w:eastAsia="Consolas"/>
+          <w:b w:val="0"/>
+          <w:sz w:val="22"/>
+        </w:rPr>
+        <w:t>chargingProfile</w:t>
       </w:r>
     </w:p>
     <w:p>
@@ -525,26 +4374,18 @@
       <w:r>
         <w:rPr>
           <w:rFonts w:ascii="Calibri" w:hAnsi="Calibri" w:eastAsia="Calibri"/>
-          <w:b w:val="0"/>
-          <w:sz w:val="22"/>
-        </w:rPr>
-        <w:t xml:space="preserve">2. </w:t>
+          <w:b/>
+          <w:sz w:val="22"/>
+        </w:rPr>
+        <w:t>RemoteStopTransaction.req</w:t>
       </w:r>
       <w:r>
         <w:rPr>
           <w:rFonts w:ascii="Calibri" w:hAnsi="Calibri" w:eastAsia="Calibri"/>
-          <w:b/>
-          <w:sz w:val="22"/>
-        </w:rPr>
-        <w:t>BootNotification</w:t>
-      </w:r>
-      <w:r>
-        <w:rPr>
-          <w:rFonts w:ascii="Calibri" w:hAnsi="Calibri" w:eastAsia="Calibri"/>
-          <w:b w:val="0"/>
-          <w:sz w:val="22"/>
-        </w:rPr>
-        <w:t xml:space="preserve"> → CMS returns </w:t>
+          <w:b w:val="0"/>
+          <w:sz w:val="22"/>
+        </w:rPr>
+        <w:t xml:space="preserve"> — </w:t>
       </w:r>
       <w:r>
         <w:rPr>
@@ -552,39 +4393,7 @@
           <w:b w:val="0"/>
           <w:sz w:val="22"/>
         </w:rPr>
-        <w:t>status</w:t>
-      </w:r>
-      <w:r>
-        <w:rPr>
-          <w:rFonts w:ascii="Calibri" w:hAnsi="Calibri" w:eastAsia="Calibri"/>
-          <w:b w:val="0"/>
-          <w:sz w:val="22"/>
-        </w:rPr>
-        <w:t xml:space="preserve">, </w:t>
-      </w:r>
-      <w:r>
-        <w:rPr>
-          <w:rFonts w:ascii="Consolas" w:hAnsi="Consolas" w:eastAsia="Consolas"/>
-          <w:b w:val="0"/>
-          <w:sz w:val="22"/>
-        </w:rPr>
-        <w:t>currentTime</w:t>
-      </w:r>
-      <w:r>
-        <w:rPr>
-          <w:rFonts w:ascii="Calibri" w:hAnsi="Calibri" w:eastAsia="Calibri"/>
-          <w:b w:val="0"/>
-          <w:sz w:val="22"/>
-        </w:rPr>
-        <w:t xml:space="preserve">, </w:t>
-      </w:r>
-      <w:r>
-        <w:rPr>
-          <w:rFonts w:ascii="Consolas" w:hAnsi="Consolas" w:eastAsia="Consolas"/>
-          <w:b w:val="0"/>
-          <w:sz w:val="22"/>
-        </w:rPr>
-        <w:t>interval</w:t>
+        <w:t>transactionId</w:t>
       </w:r>
     </w:p>
     <w:p>
@@ -594,18 +4403,26 @@
       <w:r>
         <w:rPr>
           <w:rFonts w:ascii="Calibri" w:hAnsi="Calibri" w:eastAsia="Calibri"/>
-          <w:b w:val="0"/>
-          <w:sz w:val="22"/>
-        </w:rPr>
-        <w:t xml:space="preserve">3. If </w:t>
+          <w:b/>
+          <w:sz w:val="22"/>
+        </w:rPr>
+        <w:t>Reset.req</w:t>
       </w:r>
       <w:r>
         <w:rPr>
           <w:rFonts w:ascii="Calibri" w:hAnsi="Calibri" w:eastAsia="Calibri"/>
-          <w:b/>
-          <w:sz w:val="22"/>
-        </w:rPr>
-        <w:t>Accepted</w:t>
+          <w:b w:val="0"/>
+          <w:sz w:val="22"/>
+        </w:rPr>
+        <w:t xml:space="preserve"> — </w:t>
+      </w:r>
+      <w:r>
+        <w:rPr>
+          <w:rFonts w:ascii="Consolas" w:hAnsi="Consolas" w:eastAsia="Consolas"/>
+          <w:b w:val="0"/>
+          <w:sz w:val="22"/>
+        </w:rPr>
+        <w:t>type</w:t>
       </w:r>
       <w:r>
         <w:rPr>
@@ -613,23 +4430,23 @@
           <w:b w:val="0"/>
           <w:sz w:val="22"/>
         </w:rPr>
-        <w:t xml:space="preserve"> → </w:t>
+        <w:t xml:space="preserve">: </w:t>
+      </w:r>
+      <w:r>
+        <w:rPr>
+          <w:rFonts w:ascii="Consolas" w:hAnsi="Consolas" w:eastAsia="Consolas"/>
+          <w:b w:val="0"/>
+          <w:sz w:val="22"/>
+        </w:rPr>
+        <w:t>Soft</w:t>
       </w:r>
       <w:r>
         <w:rPr>
           <w:rFonts w:ascii="Calibri" w:hAnsi="Calibri" w:eastAsia="Calibri"/>
-          <w:b/>
-          <w:sz w:val="22"/>
-        </w:rPr>
-        <w:t>StatusNotification</w:t>
-      </w:r>
-      <w:r>
-        <w:rPr>
-          <w:rFonts w:ascii="Calibri" w:hAnsi="Calibri" w:eastAsia="Calibri"/>
-          <w:b w:val="0"/>
-          <w:sz w:val="22"/>
-        </w:rPr>
-        <w:t xml:space="preserve"> for connector </w:t>
+          <w:b w:val="0"/>
+          <w:sz w:val="22"/>
+        </w:rPr>
+        <w:t xml:space="preserve"> / </w:t>
       </w:r>
       <w:r>
         <w:rPr>
@@ -637,23 +4454,7 @@
           <w:b w:val="0"/>
           <w:sz w:val="22"/>
         </w:rPr>
-        <w:t>0</w:t>
-      </w:r>
-      <w:r>
-        <w:rPr>
-          <w:rFonts w:ascii="Calibri" w:hAnsi="Calibri" w:eastAsia="Calibri"/>
-          <w:b w:val="0"/>
-          <w:sz w:val="22"/>
-        </w:rPr>
-        <w:t xml:space="preserve"> and each </w:t>
-      </w:r>
-      <w:r>
-        <w:rPr>
-          <w:rFonts w:ascii="Consolas" w:hAnsi="Consolas" w:eastAsia="Consolas"/>
-          <w:b w:val="0"/>
-          <w:sz w:val="22"/>
-        </w:rPr>
-        <w:t>1…N</w:t>
+        <w:t>Hard</w:t>
       </w:r>
     </w:p>
     <w:p>
@@ -663,18 +4464,87 @@
       <w:r>
         <w:rPr>
           <w:rFonts w:ascii="Calibri" w:hAnsi="Calibri" w:eastAsia="Calibri"/>
-          <w:b w:val="0"/>
-          <w:sz w:val="22"/>
-        </w:rPr>
-        <w:t xml:space="preserve">4. </w:t>
-      </w:r>
+          <w:b/>
+          <w:sz w:val="22"/>
+        </w:rPr>
+        <w:t>ChangeAvailability.req</w:t>
+      </w:r>
+      <w:r>
+        <w:rPr>
+          <w:rFonts w:ascii="Calibri" w:hAnsi="Calibri" w:eastAsia="Calibri"/>
+          <w:b w:val="0"/>
+          <w:sz w:val="22"/>
+        </w:rPr>
+        <w:t xml:space="preserve"> — </w:t>
+      </w:r>
+      <w:r>
+        <w:rPr>
+          <w:rFonts w:ascii="Consolas" w:hAnsi="Consolas" w:eastAsia="Consolas"/>
+          <w:b w:val="0"/>
+          <w:sz w:val="22"/>
+        </w:rPr>
+        <w:t>connectorId</w:t>
+      </w:r>
+      <w:r>
+        <w:rPr>
+          <w:rFonts w:ascii="Calibri" w:hAnsi="Calibri" w:eastAsia="Calibri"/>
+          <w:b w:val="0"/>
+          <w:sz w:val="22"/>
+        </w:rPr>
+        <w:t xml:space="preserve">, </w:t>
+      </w:r>
+      <w:r>
+        <w:rPr>
+          <w:rFonts w:ascii="Consolas" w:hAnsi="Consolas" w:eastAsia="Consolas"/>
+          <w:b w:val="0"/>
+          <w:sz w:val="22"/>
+        </w:rPr>
+        <w:t>type</w:t>
+      </w:r>
+      <w:r>
+        <w:rPr>
+          <w:rFonts w:ascii="Calibri" w:hAnsi="Calibri" w:eastAsia="Calibri"/>
+          <w:b w:val="0"/>
+          <w:sz w:val="22"/>
+        </w:rPr>
+        <w:t xml:space="preserve">: </w:t>
+      </w:r>
+      <w:r>
+        <w:rPr>
+          <w:rFonts w:ascii="Consolas" w:hAnsi="Consolas" w:eastAsia="Consolas"/>
+          <w:b w:val="0"/>
+          <w:sz w:val="22"/>
+        </w:rPr>
+        <w:t>Operative</w:t>
+      </w:r>
+      <w:r>
+        <w:rPr>
+          <w:rFonts w:ascii="Calibri" w:hAnsi="Calibri" w:eastAsia="Calibri"/>
+          <w:b w:val="0"/>
+          <w:sz w:val="22"/>
+        </w:rPr>
+        <w:t xml:space="preserve"> / </w:t>
+      </w:r>
+      <w:r>
+        <w:rPr>
+          <w:rFonts w:ascii="Consolas" w:hAnsi="Consolas" w:eastAsia="Consolas"/>
+          <w:b w:val="0"/>
+          <w:sz w:val="22"/>
+        </w:rPr>
+        <w:t>Inoperative</w:t>
+      </w:r>
+    </w:p>
+    <w:p>
+      <w:pPr>
+        <w:spacing w:after="120"/>
+      </w:pPr>
       <w:r>
         <w:rPr>
           <w:rFonts w:ascii="Calibri" w:hAnsi="Calibri" w:eastAsia="Calibri"/>
           <w:b/>
           <w:sz w:val="22"/>
         </w:rPr>
-        <w:t>Heartbeat</w:t>
+        <w:t>ChangeConfiguration.req</w:t>
       </w:r>
       <w:r>
         <w:rPr>
@@ -682,7 +4552,7 @@
           <w:b w:val="0"/>
           <w:sz w:val="22"/>
         </w:rPr>
-        <w:t xml:space="preserve"> every </w:t>
+        <w:t xml:space="preserve"> — </w:t>
       </w:r>
       <w:r>
         <w:rPr>
@@ -690,7 +4560,7 @@
           <w:b w:val="0"/>
           <w:sz w:val="22"/>
         </w:rPr>
-        <w:t>interval</w:t>
+        <w:t>key</w:t>
       </w:r>
       <w:r>
         <w:rPr>
@@ -698,7 +4568,629 @@
           <w:b w:val="0"/>
           <w:sz w:val="22"/>
         </w:rPr>
-        <w:t xml:space="preserve"> seconds</w:t>
+        <w:t xml:space="preserve">, </w:t>
+      </w:r>
+      <w:r>
+        <w:rPr>
+          <w:rFonts w:ascii="Consolas" w:hAnsi="Consolas" w:eastAsia="Consolas"/>
+          <w:b w:val="0"/>
+          <w:sz w:val="22"/>
+        </w:rPr>
+        <w:t>value</w:t>
+      </w:r>
+      <w:r>
+        <w:rPr>
+          <w:rFonts w:ascii="Calibri" w:hAnsi="Calibri" w:eastAsia="Calibri"/>
+          <w:b w:val="0"/>
+          <w:sz w:val="22"/>
+        </w:rPr>
+        <w:t xml:space="preserve"> (strings)</w:t>
+      </w:r>
+    </w:p>
+    <w:p>
+      <w:pPr>
+        <w:spacing w:after="120"/>
+      </w:pPr>
+      <w:r>
+        <w:rPr>
+          <w:rFonts w:ascii="Calibri" w:hAnsi="Calibri" w:eastAsia="Calibri"/>
+          <w:b/>
+          <w:sz w:val="22"/>
+        </w:rPr>
+        <w:t>SendLocalList.req</w:t>
+      </w:r>
+      <w:r>
+        <w:rPr>
+          <w:rFonts w:ascii="Calibri" w:hAnsi="Calibri" w:eastAsia="Calibri"/>
+          <w:b w:val="0"/>
+          <w:sz w:val="22"/>
+        </w:rPr>
+        <w:t xml:space="preserve"> — </w:t>
+      </w:r>
+      <w:r>
+        <w:rPr>
+          <w:rFonts w:ascii="Consolas" w:hAnsi="Consolas" w:eastAsia="Consolas"/>
+          <w:b w:val="0"/>
+          <w:sz w:val="22"/>
+        </w:rPr>
+        <w:t>listVersion</w:t>
+      </w:r>
+      <w:r>
+        <w:rPr>
+          <w:rFonts w:ascii="Calibri" w:hAnsi="Calibri" w:eastAsia="Calibri"/>
+          <w:b w:val="0"/>
+          <w:sz w:val="22"/>
+        </w:rPr>
+        <w:t xml:space="preserve">, </w:t>
+      </w:r>
+      <w:r>
+        <w:rPr>
+          <w:rFonts w:ascii="Consolas" w:hAnsi="Consolas" w:eastAsia="Consolas"/>
+          <w:b w:val="0"/>
+          <w:sz w:val="22"/>
+        </w:rPr>
+        <w:t>updateType</w:t>
+      </w:r>
+      <w:r>
+        <w:rPr>
+          <w:rFonts w:ascii="Calibri" w:hAnsi="Calibri" w:eastAsia="Calibri"/>
+          <w:b w:val="0"/>
+          <w:sz w:val="22"/>
+        </w:rPr>
+        <w:t xml:space="preserve"> (</w:t>
+      </w:r>
+      <w:r>
+        <w:rPr>
+          <w:rFonts w:ascii="Consolas" w:hAnsi="Consolas" w:eastAsia="Consolas"/>
+          <w:b w:val="0"/>
+          <w:sz w:val="22"/>
+        </w:rPr>
+        <w:t>Full</w:t>
+      </w:r>
+      <w:r>
+        <w:rPr>
+          <w:rFonts w:ascii="Calibri" w:hAnsi="Calibri" w:eastAsia="Calibri"/>
+          <w:b w:val="0"/>
+          <w:sz w:val="22"/>
+        </w:rPr>
+        <w:t xml:space="preserve"> / </w:t>
+      </w:r>
+      <w:r>
+        <w:rPr>
+          <w:rFonts w:ascii="Consolas" w:hAnsi="Consolas" w:eastAsia="Consolas"/>
+          <w:b w:val="0"/>
+          <w:sz w:val="22"/>
+        </w:rPr>
+        <w:t>Differential</w:t>
+      </w:r>
+      <w:r>
+        <w:rPr>
+          <w:rFonts w:ascii="Calibri" w:hAnsi="Calibri" w:eastAsia="Calibri"/>
+          <w:b w:val="0"/>
+          <w:sz w:val="22"/>
+        </w:rPr>
+        <w:t xml:space="preserve">), </w:t>
+      </w:r>
+      <w:r>
+        <w:rPr>
+          <w:rFonts w:ascii="Consolas" w:hAnsi="Consolas" w:eastAsia="Consolas"/>
+          <w:b w:val="0"/>
+          <w:sz w:val="22"/>
+        </w:rPr>
+        <w:t>localAuthorizationList[]</w:t>
+      </w:r>
+    </w:p>
+    <w:p>
+      <w:pPr>
+        <w:spacing w:after="120"/>
+      </w:pPr>
+      <w:r>
+        <w:rPr>
+          <w:rFonts w:ascii="Calibri" w:hAnsi="Calibri" w:eastAsia="Calibri"/>
+          <w:b/>
+          <w:sz w:val="22"/>
+        </w:rPr>
+        <w:t>ReserveNow.req</w:t>
+      </w:r>
+      <w:r>
+        <w:rPr>
+          <w:rFonts w:ascii="Calibri" w:hAnsi="Calibri" w:eastAsia="Calibri"/>
+          <w:b w:val="0"/>
+          <w:sz w:val="22"/>
+        </w:rPr>
+        <w:t xml:space="preserve"> — </w:t>
+      </w:r>
+      <w:r>
+        <w:rPr>
+          <w:rFonts w:ascii="Consolas" w:hAnsi="Consolas" w:eastAsia="Consolas"/>
+          <w:b w:val="0"/>
+          <w:sz w:val="22"/>
+        </w:rPr>
+        <w:t>connectorId</w:t>
+      </w:r>
+      <w:r>
+        <w:rPr>
+          <w:rFonts w:ascii="Calibri" w:hAnsi="Calibri" w:eastAsia="Calibri"/>
+          <w:b w:val="0"/>
+          <w:sz w:val="22"/>
+        </w:rPr>
+        <w:t xml:space="preserve">, </w:t>
+      </w:r>
+      <w:r>
+        <w:rPr>
+          <w:rFonts w:ascii="Consolas" w:hAnsi="Consolas" w:eastAsia="Consolas"/>
+          <w:b w:val="0"/>
+          <w:sz w:val="22"/>
+        </w:rPr>
+        <w:t>expiryDate</w:t>
+      </w:r>
+      <w:r>
+        <w:rPr>
+          <w:rFonts w:ascii="Calibri" w:hAnsi="Calibri" w:eastAsia="Calibri"/>
+          <w:b w:val="0"/>
+          <w:sz w:val="22"/>
+        </w:rPr>
+        <w:t xml:space="preserve">, </w:t>
+      </w:r>
+      <w:r>
+        <w:rPr>
+          <w:rFonts w:ascii="Consolas" w:hAnsi="Consolas" w:eastAsia="Consolas"/>
+          <w:b w:val="0"/>
+          <w:sz w:val="22"/>
+        </w:rPr>
+        <w:t>idTag</w:t>
+      </w:r>
+      <w:r>
+        <w:rPr>
+          <w:rFonts w:ascii="Calibri" w:hAnsi="Calibri" w:eastAsia="Calibri"/>
+          <w:b w:val="0"/>
+          <w:sz w:val="22"/>
+        </w:rPr>
+        <w:t xml:space="preserve">, </w:t>
+      </w:r>
+      <w:r>
+        <w:rPr>
+          <w:rFonts w:ascii="Consolas" w:hAnsi="Consolas" w:eastAsia="Consolas"/>
+          <w:b w:val="0"/>
+          <w:sz w:val="22"/>
+        </w:rPr>
+        <w:t>reservationId</w:t>
+      </w:r>
+      <w:r>
+        <w:rPr>
+          <w:rFonts w:ascii="Calibri" w:hAnsi="Calibri" w:eastAsia="Calibri"/>
+          <w:b w:val="0"/>
+          <w:sz w:val="22"/>
+        </w:rPr>
+        <w:t xml:space="preserve">, optional </w:t>
+      </w:r>
+      <w:r>
+        <w:rPr>
+          <w:rFonts w:ascii="Consolas" w:hAnsi="Consolas" w:eastAsia="Consolas"/>
+          <w:b w:val="0"/>
+          <w:sz w:val="22"/>
+        </w:rPr>
+        <w:t>parentIdTag</w:t>
+      </w:r>
+    </w:p>
+    <w:p>
+      <w:pPr>
+        <w:spacing w:after="120"/>
+      </w:pPr>
+      <w:r>
+        <w:rPr>
+          <w:rFonts w:ascii="Calibri" w:hAnsi="Calibri" w:eastAsia="Calibri"/>
+          <w:b/>
+          <w:sz w:val="22"/>
+        </w:rPr>
+        <w:t>TriggerMessage.req</w:t>
+      </w:r>
+      <w:r>
+        <w:rPr>
+          <w:rFonts w:ascii="Calibri" w:hAnsi="Calibri" w:eastAsia="Calibri"/>
+          <w:b w:val="0"/>
+          <w:sz w:val="22"/>
+        </w:rPr>
+        <w:t xml:space="preserve"> — </w:t>
+      </w:r>
+      <w:r>
+        <w:rPr>
+          <w:rFonts w:ascii="Consolas" w:hAnsi="Consolas" w:eastAsia="Consolas"/>
+          <w:b w:val="0"/>
+          <w:sz w:val="22"/>
+        </w:rPr>
+        <w:t>requestedMessage</w:t>
+      </w:r>
+      <w:r>
+        <w:rPr>
+          <w:rFonts w:ascii="Calibri" w:hAnsi="Calibri" w:eastAsia="Calibri"/>
+          <w:b w:val="0"/>
+          <w:sz w:val="22"/>
+        </w:rPr>
+        <w:t xml:space="preserve">, optional </w:t>
+      </w:r>
+      <w:r>
+        <w:rPr>
+          <w:rFonts w:ascii="Consolas" w:hAnsi="Consolas" w:eastAsia="Consolas"/>
+          <w:b w:val="0"/>
+          <w:sz w:val="22"/>
+        </w:rPr>
+        <w:t>connectorId</w:t>
+      </w:r>
+    </w:p>
+    <w:p>
+      <w:pPr>
+        <w:spacing w:after="120"/>
+      </w:pPr>
+      <w:r>
+        <w:rPr>
+          <w:rFonts w:ascii="Calibri" w:hAnsi="Calibri" w:eastAsia="Calibri"/>
+          <w:b/>
+          <w:sz w:val="22"/>
+        </w:rPr>
+        <w:t>UpdateFirmware.req</w:t>
+      </w:r>
+      <w:r>
+        <w:rPr>
+          <w:rFonts w:ascii="Calibri" w:hAnsi="Calibri" w:eastAsia="Calibri"/>
+          <w:b w:val="0"/>
+          <w:sz w:val="22"/>
+        </w:rPr>
+        <w:t xml:space="preserve"> — </w:t>
+      </w:r>
+      <w:r>
+        <w:rPr>
+          <w:rFonts w:ascii="Consolas" w:hAnsi="Consolas" w:eastAsia="Consolas"/>
+          <w:b w:val="0"/>
+          <w:sz w:val="22"/>
+        </w:rPr>
+        <w:t>location</w:t>
+      </w:r>
+      <w:r>
+        <w:rPr>
+          <w:rFonts w:ascii="Calibri" w:hAnsi="Calibri" w:eastAsia="Calibri"/>
+          <w:b w:val="0"/>
+          <w:sz w:val="22"/>
+        </w:rPr>
+        <w:t xml:space="preserve">, optional </w:t>
+      </w:r>
+      <w:r>
+        <w:rPr>
+          <w:rFonts w:ascii="Consolas" w:hAnsi="Consolas" w:eastAsia="Consolas"/>
+          <w:b w:val="0"/>
+          <w:sz w:val="22"/>
+        </w:rPr>
+        <w:t>retrieveDate</w:t>
+      </w:r>
+      <w:r>
+        <w:rPr>
+          <w:rFonts w:ascii="Calibri" w:hAnsi="Calibri" w:eastAsia="Calibri"/>
+          <w:b w:val="0"/>
+          <w:sz w:val="22"/>
+        </w:rPr>
+        <w:t xml:space="preserve">, </w:t>
+      </w:r>
+      <w:r>
+        <w:rPr>
+          <w:rFonts w:ascii="Consolas" w:hAnsi="Consolas" w:eastAsia="Consolas"/>
+          <w:b w:val="0"/>
+          <w:sz w:val="22"/>
+        </w:rPr>
+        <w:t>retries</w:t>
+      </w:r>
+      <w:r>
+        <w:rPr>
+          <w:rFonts w:ascii="Calibri" w:hAnsi="Calibri" w:eastAsia="Calibri"/>
+          <w:b w:val="0"/>
+          <w:sz w:val="22"/>
+        </w:rPr>
+        <w:t xml:space="preserve">, </w:t>
+      </w:r>
+      <w:r>
+        <w:rPr>
+          <w:rFonts w:ascii="Consolas" w:hAnsi="Consolas" w:eastAsia="Consolas"/>
+          <w:b w:val="0"/>
+          <w:sz w:val="22"/>
+        </w:rPr>
+        <w:t>retryInterval</w:t>
+      </w:r>
+    </w:p>
+    <w:p>
+      <w:pPr>
+        <w:spacing w:after="120"/>
+      </w:pPr>
+      <w:r>
+        <w:rPr>
+          <w:rFonts w:ascii="Calibri" w:hAnsi="Calibri" w:eastAsia="Calibri"/>
+          <w:b/>
+          <w:sz w:val="22"/>
+        </w:rPr>
+        <w:t>GetDiagnostics.req</w:t>
+      </w:r>
+      <w:r>
+        <w:rPr>
+          <w:rFonts w:ascii="Calibri" w:hAnsi="Calibri" w:eastAsia="Calibri"/>
+          <w:b w:val="0"/>
+          <w:sz w:val="22"/>
+        </w:rPr>
+        <w:t xml:space="preserve"> — </w:t>
+      </w:r>
+      <w:r>
+        <w:rPr>
+          <w:rFonts w:ascii="Consolas" w:hAnsi="Consolas" w:eastAsia="Consolas"/>
+          <w:b w:val="0"/>
+          <w:sz w:val="22"/>
+        </w:rPr>
+        <w:t>location</w:t>
+      </w:r>
+      <w:r>
+        <w:rPr>
+          <w:rFonts w:ascii="Calibri" w:hAnsi="Calibri" w:eastAsia="Calibri"/>
+          <w:b w:val="0"/>
+          <w:sz w:val="22"/>
+        </w:rPr>
+        <w:t xml:space="preserve">, optional </w:t>
+      </w:r>
+      <w:r>
+        <w:rPr>
+          <w:rFonts w:ascii="Consolas" w:hAnsi="Consolas" w:eastAsia="Consolas"/>
+          <w:b w:val="0"/>
+          <w:sz w:val="22"/>
+        </w:rPr>
+        <w:t>retries</w:t>
+      </w:r>
+      <w:r>
+        <w:rPr>
+          <w:rFonts w:ascii="Calibri" w:hAnsi="Calibri" w:eastAsia="Calibri"/>
+          <w:b w:val="0"/>
+          <w:sz w:val="22"/>
+        </w:rPr>
+        <w:t xml:space="preserve">, </w:t>
+      </w:r>
+      <w:r>
+        <w:rPr>
+          <w:rFonts w:ascii="Consolas" w:hAnsi="Consolas" w:eastAsia="Consolas"/>
+          <w:b w:val="0"/>
+          <w:sz w:val="22"/>
+        </w:rPr>
+        <w:t>retryInterval</w:t>
+      </w:r>
+      <w:r>
+        <w:rPr>
+          <w:rFonts w:ascii="Calibri" w:hAnsi="Calibri" w:eastAsia="Calibri"/>
+          <w:b w:val="0"/>
+          <w:sz w:val="22"/>
+        </w:rPr>
+        <w:t xml:space="preserve">, </w:t>
+      </w:r>
+      <w:r>
+        <w:rPr>
+          <w:rFonts w:ascii="Consolas" w:hAnsi="Consolas" w:eastAsia="Consolas"/>
+          <w:b w:val="0"/>
+          <w:sz w:val="22"/>
+        </w:rPr>
+        <w:t>startTime</w:t>
+      </w:r>
+      <w:r>
+        <w:rPr>
+          <w:rFonts w:ascii="Calibri" w:hAnsi="Calibri" w:eastAsia="Calibri"/>
+          <w:b w:val="0"/>
+          <w:sz w:val="22"/>
+        </w:rPr>
+        <w:t xml:space="preserve">, </w:t>
+      </w:r>
+      <w:r>
+        <w:rPr>
+          <w:rFonts w:ascii="Consolas" w:hAnsi="Consolas" w:eastAsia="Consolas"/>
+          <w:b w:val="0"/>
+          <w:sz w:val="22"/>
+        </w:rPr>
+        <w:t>stopTime</w:t>
+      </w:r>
+    </w:p>
+    <w:p>
+      <w:pPr>
+        <w:spacing w:after="120"/>
+      </w:pPr>
+      <w:r>
+        <w:rPr>
+          <w:rFonts w:ascii="Calibri" w:hAnsi="Calibri" w:eastAsia="Calibri"/>
+          <w:b/>
+          <w:sz w:val="22"/>
+        </w:rPr>
+        <w:t>SetChargingProfile.req</w:t>
+      </w:r>
+      <w:r>
+        <w:rPr>
+          <w:rFonts w:ascii="Calibri" w:hAnsi="Calibri" w:eastAsia="Calibri"/>
+          <w:b w:val="0"/>
+          <w:sz w:val="22"/>
+        </w:rPr>
+        <w:t xml:space="preserve"> — </w:t>
+      </w:r>
+      <w:r>
+        <w:rPr>
+          <w:rFonts w:ascii="Consolas" w:hAnsi="Consolas" w:eastAsia="Consolas"/>
+          <w:b w:val="0"/>
+          <w:sz w:val="22"/>
+        </w:rPr>
+        <w:t>connectorId</w:t>
+      </w:r>
+      <w:r>
+        <w:rPr>
+          <w:rFonts w:ascii="Calibri" w:hAnsi="Calibri" w:eastAsia="Calibri"/>
+          <w:b w:val="0"/>
+          <w:sz w:val="22"/>
+        </w:rPr>
+        <w:t xml:space="preserve">, </w:t>
+      </w:r>
+      <w:r>
+        <w:rPr>
+          <w:rFonts w:ascii="Consolas" w:hAnsi="Consolas" w:eastAsia="Consolas"/>
+          <w:b w:val="0"/>
+          <w:sz w:val="22"/>
+        </w:rPr>
+        <w:t>csChargingProfiles</w:t>
+      </w:r>
+      <w:r>
+        <w:rPr>
+          <w:rFonts w:ascii="Calibri" w:hAnsi="Calibri" w:eastAsia="Calibri"/>
+          <w:b w:val="0"/>
+          <w:sz w:val="22"/>
+        </w:rPr>
+        <w:t xml:space="preserve"> (purpose, stackLevel, schedule periods, …)</w:t>
+      </w:r>
+    </w:p>
+    <w:p>
+      <w:pPr>
+        <w:spacing w:after="120"/>
+      </w:pPr>
+      <w:r>
+        <w:rPr>
+          <w:rFonts w:ascii="Calibri" w:hAnsi="Calibri" w:eastAsia="Calibri"/>
+          <w:b/>
+          <w:sz w:val="22"/>
+        </w:rPr>
+        <w:t>ClearChargingProfile.req</w:t>
+      </w:r>
+      <w:r>
+        <w:rPr>
+          <w:rFonts w:ascii="Calibri" w:hAnsi="Calibri" w:eastAsia="Calibri"/>
+          <w:b w:val="0"/>
+          <w:sz w:val="22"/>
+        </w:rPr>
+        <w:t xml:space="preserve"> — optional filters: </w:t>
+      </w:r>
+      <w:r>
+        <w:rPr>
+          <w:rFonts w:ascii="Consolas" w:hAnsi="Consolas" w:eastAsia="Consolas"/>
+          <w:b w:val="0"/>
+          <w:sz w:val="22"/>
+        </w:rPr>
+        <w:t>id</w:t>
+      </w:r>
+      <w:r>
+        <w:rPr>
+          <w:rFonts w:ascii="Calibri" w:hAnsi="Calibri" w:eastAsia="Calibri"/>
+          <w:b w:val="0"/>
+          <w:sz w:val="22"/>
+        </w:rPr>
+        <w:t xml:space="preserve">, </w:t>
+      </w:r>
+      <w:r>
+        <w:rPr>
+          <w:rFonts w:ascii="Consolas" w:hAnsi="Consolas" w:eastAsia="Consolas"/>
+          <w:b w:val="0"/>
+          <w:sz w:val="22"/>
+        </w:rPr>
+        <w:t>connectorId</w:t>
+      </w:r>
+      <w:r>
+        <w:rPr>
+          <w:rFonts w:ascii="Calibri" w:hAnsi="Calibri" w:eastAsia="Calibri"/>
+          <w:b w:val="0"/>
+          <w:sz w:val="22"/>
+        </w:rPr>
+        <w:t xml:space="preserve">, </w:t>
+      </w:r>
+      <w:r>
+        <w:rPr>
+          <w:rFonts w:ascii="Consolas" w:hAnsi="Consolas" w:eastAsia="Consolas"/>
+          <w:b w:val="0"/>
+          <w:sz w:val="22"/>
+        </w:rPr>
+        <w:t>chargingProfilePurpose</w:t>
+      </w:r>
+      <w:r>
+        <w:rPr>
+          <w:rFonts w:ascii="Calibri" w:hAnsi="Calibri" w:eastAsia="Calibri"/>
+          <w:b w:val="0"/>
+          <w:sz w:val="22"/>
+        </w:rPr>
+        <w:t xml:space="preserve">, </w:t>
+      </w:r>
+      <w:r>
+        <w:rPr>
+          <w:rFonts w:ascii="Consolas" w:hAnsi="Consolas" w:eastAsia="Consolas"/>
+          <w:b w:val="0"/>
+          <w:sz w:val="22"/>
+        </w:rPr>
+        <w:t>stackLevel</w:t>
+      </w:r>
+    </w:p>
+    <w:p>
+      <w:pPr>
+        <w:spacing w:after="120"/>
+      </w:pPr>
+      <w:r>
+        <w:rPr>
+          <w:rFonts w:ascii="Calibri" w:hAnsi="Calibri" w:eastAsia="Calibri"/>
+          <w:b/>
+          <w:sz w:val="22"/>
+        </w:rPr>
+        <w:t>GetCompositeSchedule.req</w:t>
+      </w:r>
+      <w:r>
+        <w:rPr>
+          <w:rFonts w:ascii="Calibri" w:hAnsi="Calibri" w:eastAsia="Calibri"/>
+          <w:b w:val="0"/>
+          <w:sz w:val="22"/>
+        </w:rPr>
+        <w:t xml:space="preserve"> — </w:t>
+      </w:r>
+      <w:r>
+        <w:rPr>
+          <w:rFonts w:ascii="Consolas" w:hAnsi="Consolas" w:eastAsia="Consolas"/>
+          <w:b w:val="0"/>
+          <w:sz w:val="22"/>
+        </w:rPr>
+        <w:t>connectorId</w:t>
+      </w:r>
+      <w:r>
+        <w:rPr>
+          <w:rFonts w:ascii="Calibri" w:hAnsi="Calibri" w:eastAsia="Calibri"/>
+          <w:b w:val="0"/>
+          <w:sz w:val="22"/>
+        </w:rPr>
+        <w:t xml:space="preserve">, </w:t>
+      </w:r>
+      <w:r>
+        <w:rPr>
+          <w:rFonts w:ascii="Consolas" w:hAnsi="Consolas" w:eastAsia="Consolas"/>
+          <w:b w:val="0"/>
+          <w:sz w:val="22"/>
+        </w:rPr>
+        <w:t>duration</w:t>
+      </w:r>
+      <w:r>
+        <w:rPr>
+          <w:rFonts w:ascii="Calibri" w:hAnsi="Calibri" w:eastAsia="Calibri"/>
+          <w:b w:val="0"/>
+          <w:sz w:val="22"/>
+        </w:rPr>
+        <w:t xml:space="preserve">, optional </w:t>
+      </w:r>
+      <w:r>
+        <w:rPr>
+          <w:rFonts w:ascii="Consolas" w:hAnsi="Consolas" w:eastAsia="Consolas"/>
+          <w:b w:val="0"/>
+          <w:sz w:val="22"/>
+        </w:rPr>
+        <w:t>chargingRateUnit</w:t>
+      </w:r>
+    </w:p>
+    <w:p>
+      <w:pPr>
+        <w:pStyle w:val="Heading1"/>
+      </w:pPr>
+      <w:r>
+        <w:rPr>
+          <w:rFonts w:ascii="Calibri" w:hAnsi="Calibri" w:eastAsia="Calibri"/>
+          <w:b/>
+          <w:color w:val="111827"/>
+          <w:sz w:val="28"/>
+        </w:rPr>
+        <w:t>4. Connector status values (StatusNotification)</w:t>
       </w:r>
     </w:p>
     <w:tbl>
@@ -730,7 +5222,7 @@
                 <w:color w:val="FFFFFF"/>
                 <w:sz w:val="18"/>
               </w:rPr>
-              <w:t>Boot field</w:t>
+              <w:t>Status</w:t>
             </w:r>
           </w:p>
         </w:tc>
@@ -772,7 +5264,7 @@
                 <w:b w:val="0"/>
                 <w:sz w:val="18"/>
               </w:rPr>
-              <w:t>Vendor / Model / Serial / firmwareVersion</w:t>
+              <w:t>Available</w:t>
             </w:r>
           </w:p>
         </w:tc>
@@ -791,7 +5283,7 @@
                 <w:b w:val="0"/>
                 <w:sz w:val="18"/>
               </w:rPr>
-              <w:t>CP identity</w:t>
+              <w:t>Free</w:t>
             </w:r>
           </w:p>
         </w:tc>
@@ -813,7 +5305,7 @@
                 <w:b w:val="0"/>
                 <w:sz w:val="18"/>
               </w:rPr>
-              <w:t>conf status</w:t>
+              <w:t>Preparing</w:t>
             </w:r>
           </w:p>
         </w:tc>
@@ -833,7 +5325,7 @@
                 <w:b w:val="0"/>
                 <w:sz w:val="18"/>
               </w:rPr>
-              <w:t>Accepted / Pending / Rejected</w:t>
+              <w:t>Cable/user prep before charge</w:t>
             </w:r>
           </w:p>
         </w:tc>
@@ -854,7 +5346,7 @@
                 <w:b w:val="0"/>
                 <w:sz w:val="18"/>
               </w:rPr>
-              <w:t>conf interval</w:t>
+              <w:t>Charging</w:t>
             </w:r>
           </w:p>
         </w:tc>
@@ -873,7 +5365,253 @@
                 <w:b w:val="0"/>
                 <w:sz w:val="18"/>
               </w:rPr>
-              <w:t>Heartbeat seconds</w:t>
+              <w:t>Session delivering (or active charge)</w:t>
+            </w:r>
+          </w:p>
+        </w:tc>
+      </w:tr>
+      <w:tr>
+        <w:tc>
+          <w:tcPr>
+            <w:tcW w:type="dxa" w:w="4986"/>
+            <w:shd w:val="clear" w:color="auto" w:fill="FBEAEA"/>
+          </w:tcPr>
+          <w:p>
+            <w:pPr>
+              <w:spacing w:before="40" w:after="40"/>
+            </w:pPr>
+            <w:r/>
+            <w:r>
+              <w:rPr>
+                <w:rFonts w:ascii="Calibri" w:hAnsi="Calibri" w:eastAsia="Calibri"/>
+                <w:b w:val="0"/>
+                <w:sz w:val="18"/>
+              </w:rPr>
+              <w:t>SuspendedEV</w:t>
+            </w:r>
+          </w:p>
+        </w:tc>
+        <w:tc>
+          <w:tcPr>
+            <w:tcW w:type="dxa" w:w="4986"/>
+            <w:shd w:val="clear" w:color="auto" w:fill="FBEAEA"/>
+          </w:tcPr>
+          <w:p>
+            <w:pPr>
+              <w:spacing w:before="40" w:after="40"/>
+            </w:pPr>
+            <w:r/>
+            <w:r>
+              <w:rPr>
+                <w:rFonts w:ascii="Calibri" w:hAnsi="Calibri" w:eastAsia="Calibri"/>
+                <w:b w:val="0"/>
+                <w:sz w:val="18"/>
+              </w:rPr>
+              <w:t>EV paused</w:t>
+            </w:r>
+          </w:p>
+        </w:tc>
+      </w:tr>
+      <w:tr>
+        <w:tc>
+          <w:tcPr>
+            <w:tcW w:type="dxa" w:w="4986"/>
+          </w:tcPr>
+          <w:p>
+            <w:pPr>
+              <w:spacing w:before="40" w:after="40"/>
+            </w:pPr>
+            <w:r/>
+            <w:r>
+              <w:rPr>
+                <w:rFonts w:ascii="Calibri" w:hAnsi="Calibri" w:eastAsia="Calibri"/>
+                <w:b w:val="0"/>
+                <w:sz w:val="18"/>
+              </w:rPr>
+              <w:t>SuspendedEVSE</w:t>
+            </w:r>
+          </w:p>
+        </w:tc>
+        <w:tc>
+          <w:tcPr>
+            <w:tcW w:type="dxa" w:w="4986"/>
+          </w:tcPr>
+          <w:p>
+            <w:pPr>
+              <w:spacing w:before="40" w:after="40"/>
+            </w:pPr>
+            <w:r/>
+            <w:r>
+              <w:rPr>
+                <w:rFonts w:ascii="Calibri" w:hAnsi="Calibri" w:eastAsia="Calibri"/>
+                <w:b w:val="0"/>
+                <w:sz w:val="18"/>
+              </w:rPr>
+              <w:t>Charger/CMS paused</w:t>
+            </w:r>
+          </w:p>
+        </w:tc>
+      </w:tr>
+      <w:tr>
+        <w:tc>
+          <w:tcPr>
+            <w:tcW w:type="dxa" w:w="4986"/>
+            <w:shd w:val="clear" w:color="auto" w:fill="FBEAEA"/>
+          </w:tcPr>
+          <w:p>
+            <w:pPr>
+              <w:spacing w:before="40" w:after="40"/>
+            </w:pPr>
+            <w:r/>
+            <w:r>
+              <w:rPr>
+                <w:rFonts w:ascii="Calibri" w:hAnsi="Calibri" w:eastAsia="Calibri"/>
+                <w:b w:val="0"/>
+                <w:sz w:val="18"/>
+              </w:rPr>
+              <w:t>Finishing</w:t>
+            </w:r>
+          </w:p>
+        </w:tc>
+        <w:tc>
+          <w:tcPr>
+            <w:tcW w:type="dxa" w:w="4986"/>
+            <w:shd w:val="clear" w:color="auto" w:fill="FBEAEA"/>
+          </w:tcPr>
+          <w:p>
+            <w:pPr>
+              <w:spacing w:before="40" w:after="40"/>
+            </w:pPr>
+            <w:r/>
+            <w:r>
+              <w:rPr>
+                <w:rFonts w:ascii="Calibri" w:hAnsi="Calibri" w:eastAsia="Calibri"/>
+                <w:b w:val="0"/>
+                <w:sz w:val="18"/>
+              </w:rPr>
+              <w:t>Ending; often wait for unplug</w:t>
+            </w:r>
+          </w:p>
+        </w:tc>
+      </w:tr>
+      <w:tr>
+        <w:tc>
+          <w:tcPr>
+            <w:tcW w:type="dxa" w:w="4986"/>
+          </w:tcPr>
+          <w:p>
+            <w:pPr>
+              <w:spacing w:before="40" w:after="40"/>
+            </w:pPr>
+            <w:r/>
+            <w:r>
+              <w:rPr>
+                <w:rFonts w:ascii="Calibri" w:hAnsi="Calibri" w:eastAsia="Calibri"/>
+                <w:b w:val="0"/>
+                <w:sz w:val="18"/>
+              </w:rPr>
+              <w:t>Reserved</w:t>
+            </w:r>
+          </w:p>
+        </w:tc>
+        <w:tc>
+          <w:tcPr>
+            <w:tcW w:type="dxa" w:w="4986"/>
+          </w:tcPr>
+          <w:p>
+            <w:pPr>
+              <w:spacing w:before="40" w:after="40"/>
+            </w:pPr>
+            <w:r/>
+            <w:r>
+              <w:rPr>
+                <w:rFonts w:ascii="Calibri" w:hAnsi="Calibri" w:eastAsia="Calibri"/>
+                <w:b w:val="0"/>
+                <w:sz w:val="18"/>
+              </w:rPr>
+              <w:t>Reserved</w:t>
+            </w:r>
+          </w:p>
+        </w:tc>
+      </w:tr>
+      <w:tr>
+        <w:tc>
+          <w:tcPr>
+            <w:tcW w:type="dxa" w:w="4986"/>
+            <w:shd w:val="clear" w:color="auto" w:fill="FBEAEA"/>
+          </w:tcPr>
+          <w:p>
+            <w:pPr>
+              <w:spacing w:before="40" w:after="40"/>
+            </w:pPr>
+            <w:r/>
+            <w:r>
+              <w:rPr>
+                <w:rFonts w:ascii="Calibri" w:hAnsi="Calibri" w:eastAsia="Calibri"/>
+                <w:b w:val="0"/>
+                <w:sz w:val="18"/>
+              </w:rPr>
+              <w:t>Unavailable</w:t>
+            </w:r>
+          </w:p>
+        </w:tc>
+        <w:tc>
+          <w:tcPr>
+            <w:tcW w:type="dxa" w:w="4986"/>
+            <w:shd w:val="clear" w:color="auto" w:fill="FBEAEA"/>
+          </w:tcPr>
+          <w:p>
+            <w:pPr>
+              <w:spacing w:before="40" w:after="40"/>
+            </w:pPr>
+            <w:r/>
+            <w:r>
+              <w:rPr>
+                <w:rFonts w:ascii="Calibri" w:hAnsi="Calibri" w:eastAsia="Calibri"/>
+                <w:b w:val="0"/>
+                <w:sz w:val="18"/>
+              </w:rPr>
+              <w:t>Out of service</w:t>
+            </w:r>
+          </w:p>
+        </w:tc>
+      </w:tr>
+      <w:tr>
+        <w:tc>
+          <w:tcPr>
+            <w:tcW w:type="dxa" w:w="4986"/>
+          </w:tcPr>
+          <w:p>
+            <w:pPr>
+              <w:spacing w:before="40" w:after="40"/>
+            </w:pPr>
+            <w:r/>
+            <w:r>
+              <w:rPr>
+                <w:rFonts w:ascii="Calibri" w:hAnsi="Calibri" w:eastAsia="Calibri"/>
+                <w:b w:val="0"/>
+                <w:sz w:val="18"/>
+              </w:rPr>
+              <w:t>Faulted</w:t>
+            </w:r>
+          </w:p>
+        </w:tc>
+        <w:tc>
+          <w:tcPr>
+            <w:tcW w:type="dxa" w:w="4986"/>
+          </w:tcPr>
+          <w:p>
+            <w:pPr>
+              <w:spacing w:before="40" w:after="40"/>
+            </w:pPr>
+            <w:r/>
+            <w:r>
+              <w:rPr>
+                <w:rFonts w:ascii="Calibri" w:hAnsi="Calibri" w:eastAsia="Calibri"/>
+                <w:b w:val="0"/>
+                <w:sz w:val="18"/>
+              </w:rPr>
+              <w:t>Error present</w:t>
             </w:r>
           </w:p>
         </w:tc>
@@ -890,11 +5628,19 @@
       </w:pPr>
       <w:r>
         <w:rPr>
+          <w:rFonts w:ascii="Consolas" w:hAnsi="Consolas" w:eastAsia="Consolas"/>
+          <w:b w:val="0"/>
+          <w:sz w:val="22"/>
+        </w:rPr>
+        <w:t>connectorId</w:t>
+      </w:r>
+      <w:r>
+        <w:rPr>
           <w:rFonts w:ascii="Calibri" w:hAnsi="Calibri" w:eastAsia="Calibri"/>
           <w:b w:val="0"/>
           <w:sz w:val="22"/>
         </w:rPr>
-        <w:t xml:space="preserve">Simulator defaults: </w:t>
+        <w:t xml:space="preserve"> </w:t>
       </w:r>
       <w:r>
         <w:rPr>
@@ -902,7 +5648,7 @@
           <w:b/>
           <w:sz w:val="22"/>
         </w:rPr>
-        <w:t>Massive Mobility</w:t>
+        <w:t>0</w:t>
       </w:r>
       <w:r>
         <w:rPr>
@@ -910,7 +5656,7 @@
           <w:b w:val="0"/>
           <w:sz w:val="22"/>
         </w:rPr>
-        <w:t xml:space="preserve"> / </w:t>
+        <w:t xml:space="preserve"> = whole charge point; </w:t>
       </w:r>
       <w:r>
         <w:rPr>
@@ -918,7 +5664,7 @@
           <w:b/>
           <w:sz w:val="22"/>
         </w:rPr>
-        <w:t>Massive-CP-Sim-16</w:t>
+        <w:t>1…N</w:t>
       </w:r>
       <w:r>
         <w:rPr>
@@ -926,15 +5672,92 @@
           <w:b w:val="0"/>
           <w:sz w:val="22"/>
         </w:rPr>
-        <w:t xml:space="preserve"> / </w:t>
-      </w:r>
+        <w:t xml:space="preserve"> = outlets.</w:t>
+      </w:r>
+    </w:p>
+    <w:p>
+      <w:pPr>
+        <w:spacing w:after="120"/>
+      </w:pPr>
       <w:r>
         <w:rPr>
           <w:rFonts w:ascii="Calibri" w:hAnsi="Calibri" w:eastAsia="Calibri"/>
-          <w:b/>
-          <w:sz w:val="22"/>
-        </w:rPr>
-        <w:t>Massive-CPS-16.3.2.1</w:t>
+          <w:b w:val="0"/>
+          <w:sz w:val="22"/>
+        </w:rPr>
+        <w:t xml:space="preserve">Happy path: </w:t>
+      </w:r>
+      <w:r>
+        <w:rPr>
+          <w:rFonts w:ascii="Consolas" w:hAnsi="Consolas" w:eastAsia="Consolas"/>
+          <w:b w:val="0"/>
+          <w:sz w:val="22"/>
+        </w:rPr>
+        <w:t>Available</w:t>
+      </w:r>
+      <w:r>
+        <w:rPr>
+          <w:rFonts w:ascii="Calibri" w:hAnsi="Calibri" w:eastAsia="Calibri"/>
+          <w:b w:val="0"/>
+          <w:sz w:val="22"/>
+        </w:rPr>
+        <w:t xml:space="preserve"> → </w:t>
+      </w:r>
+      <w:r>
+        <w:rPr>
+          <w:rFonts w:ascii="Consolas" w:hAnsi="Consolas" w:eastAsia="Consolas"/>
+          <w:b w:val="0"/>
+          <w:sz w:val="22"/>
+        </w:rPr>
+        <w:t>Preparing</w:t>
+      </w:r>
+      <w:r>
+        <w:rPr>
+          <w:rFonts w:ascii="Calibri" w:hAnsi="Calibri" w:eastAsia="Calibri"/>
+          <w:b w:val="0"/>
+          <w:sz w:val="22"/>
+        </w:rPr>
+        <w:t xml:space="preserve"> → </w:t>
+      </w:r>
+      <w:r>
+        <w:rPr>
+          <w:rFonts w:ascii="Consolas" w:hAnsi="Consolas" w:eastAsia="Consolas"/>
+          <w:b w:val="0"/>
+          <w:sz w:val="22"/>
+        </w:rPr>
+        <w:t>Charging</w:t>
+      </w:r>
+      <w:r>
+        <w:rPr>
+          <w:rFonts w:ascii="Calibri" w:hAnsi="Calibri" w:eastAsia="Calibri"/>
+          <w:b w:val="0"/>
+          <w:sz w:val="22"/>
+        </w:rPr>
+        <w:t xml:space="preserve"> → </w:t>
+      </w:r>
+      <w:r>
+        <w:rPr>
+          <w:rFonts w:ascii="Consolas" w:hAnsi="Consolas" w:eastAsia="Consolas"/>
+          <w:b w:val="0"/>
+          <w:sz w:val="22"/>
+        </w:rPr>
+        <w:t>Finishing</w:t>
+      </w:r>
+      <w:r>
+        <w:rPr>
+          <w:rFonts w:ascii="Calibri" w:hAnsi="Calibri" w:eastAsia="Calibri"/>
+          <w:b w:val="0"/>
+          <w:sz w:val="22"/>
+        </w:rPr>
+        <w:t xml:space="preserve"> → </w:t>
+      </w:r>
+      <w:r>
+        <w:rPr>
+          <w:rFonts w:ascii="Consolas" w:hAnsi="Consolas" w:eastAsia="Consolas"/>
+          <w:b w:val="0"/>
+          <w:sz w:val="22"/>
+        </w:rPr>
+        <w:t>Available</w:t>
       </w:r>
     </w:p>
     <w:p>
@@ -948,7 +5771,592 @@
           <w:color w:val="111827"/>
           <w:sz w:val="28"/>
         </w:rPr>
-        <w:t>Connectors &amp; status</w:t>
+        <w:t>5. Session message flow</w:t>
+      </w:r>
+    </w:p>
+    <w:p>
+      <w:pPr>
+        <w:pStyle w:val="Heading2"/>
+      </w:pPr>
+      <w:r>
+        <w:rPr>
+          <w:rFonts w:ascii="Calibri" w:hAnsi="Calibri" w:eastAsia="Calibri"/>
+          <w:b/>
+          <w:color w:val="374151"/>
+          <w:sz w:val="24"/>
+        </w:rPr>
+        <w:t>Local start (RFID / HMI)</w:t>
+      </w:r>
+    </w:p>
+    <w:p>
+      <w:pPr>
+        <w:spacing w:after="120"/>
+      </w:pPr>
+      <w:r>
+        <w:rPr>
+          <w:rFonts w:ascii="Calibri" w:hAnsi="Calibri" w:eastAsia="Calibri"/>
+          <w:b w:val="0"/>
+          <w:sz w:val="22"/>
+        </w:rPr>
+        <w:t xml:space="preserve">1. </w:t>
+      </w:r>
+      <w:r>
+        <w:rPr>
+          <w:rFonts w:ascii="Calibri" w:hAnsi="Calibri" w:eastAsia="Calibri"/>
+          <w:b/>
+          <w:sz w:val="22"/>
+        </w:rPr>
+        <w:t>Authorize</w:t>
+      </w:r>
+    </w:p>
+    <w:p>
+      <w:pPr>
+        <w:spacing w:after="120"/>
+      </w:pPr>
+      <w:r>
+        <w:rPr>
+          <w:rFonts w:ascii="Calibri" w:hAnsi="Calibri" w:eastAsia="Calibri"/>
+          <w:b w:val="0"/>
+          <w:sz w:val="22"/>
+        </w:rPr>
+        <w:t xml:space="preserve">2. </w:t>
+      </w:r>
+      <w:r>
+        <w:rPr>
+          <w:rFonts w:ascii="Calibri" w:hAnsi="Calibri" w:eastAsia="Calibri"/>
+          <w:b/>
+          <w:sz w:val="22"/>
+        </w:rPr>
+        <w:t>StartTransaction</w:t>
+      </w:r>
+      <w:r>
+        <w:rPr>
+          <w:rFonts w:ascii="Calibri" w:hAnsi="Calibri" w:eastAsia="Calibri"/>
+          <w:b w:val="0"/>
+          <w:sz w:val="22"/>
+        </w:rPr>
+        <w:t xml:space="preserve"> → get </w:t>
+      </w:r>
+      <w:r>
+        <w:rPr>
+          <w:rFonts w:ascii="Consolas" w:hAnsi="Consolas" w:eastAsia="Consolas"/>
+          <w:b w:val="0"/>
+          <w:sz w:val="22"/>
+        </w:rPr>
+        <w:t>transactionId</w:t>
+      </w:r>
+    </w:p>
+    <w:p>
+      <w:pPr>
+        <w:spacing w:after="120"/>
+      </w:pPr>
+      <w:r>
+        <w:rPr>
+          <w:rFonts w:ascii="Calibri" w:hAnsi="Calibri" w:eastAsia="Calibri"/>
+          <w:b w:val="0"/>
+          <w:sz w:val="22"/>
+        </w:rPr>
+        <w:t xml:space="preserve">3. </w:t>
+      </w:r>
+      <w:r>
+        <w:rPr>
+          <w:rFonts w:ascii="Calibri" w:hAnsi="Calibri" w:eastAsia="Calibri"/>
+          <w:b/>
+          <w:sz w:val="22"/>
+        </w:rPr>
+        <w:t>StatusNotification</w:t>
+      </w:r>
+      <w:r>
+        <w:rPr>
+          <w:rFonts w:ascii="Calibri" w:hAnsi="Calibri" w:eastAsia="Calibri"/>
+          <w:b w:val="0"/>
+          <w:sz w:val="22"/>
+        </w:rPr>
+        <w:t xml:space="preserve"> → </w:t>
+      </w:r>
+      <w:r>
+        <w:rPr>
+          <w:rFonts w:ascii="Consolas" w:hAnsi="Consolas" w:eastAsia="Consolas"/>
+          <w:b w:val="0"/>
+          <w:sz w:val="22"/>
+        </w:rPr>
+        <w:t>Charging</w:t>
+      </w:r>
+    </w:p>
+    <w:p>
+      <w:pPr>
+        <w:spacing w:after="120"/>
+      </w:pPr>
+      <w:r>
+        <w:rPr>
+          <w:rFonts w:ascii="Calibri" w:hAnsi="Calibri" w:eastAsia="Calibri"/>
+          <w:b w:val="0"/>
+          <w:sz w:val="22"/>
+        </w:rPr>
+        <w:t xml:space="preserve">4. </w:t>
+      </w:r>
+      <w:r>
+        <w:rPr>
+          <w:rFonts w:ascii="Calibri" w:hAnsi="Calibri" w:eastAsia="Calibri"/>
+          <w:b/>
+          <w:sz w:val="22"/>
+        </w:rPr>
+        <w:t>MeterValues</w:t>
+      </w:r>
+      <w:r>
+        <w:rPr>
+          <w:rFonts w:ascii="Calibri" w:hAnsi="Calibri" w:eastAsia="Calibri"/>
+          <w:b w:val="0"/>
+          <w:sz w:val="22"/>
+        </w:rPr>
+        <w:t xml:space="preserve"> (repeat)</w:t>
+      </w:r>
+    </w:p>
+    <w:p>
+      <w:pPr>
+        <w:spacing w:after="120"/>
+      </w:pPr>
+      <w:r>
+        <w:rPr>
+          <w:rFonts w:ascii="Calibri" w:hAnsi="Calibri" w:eastAsia="Calibri"/>
+          <w:b w:val="0"/>
+          <w:sz w:val="22"/>
+        </w:rPr>
+        <w:t xml:space="preserve">5. </w:t>
+      </w:r>
+      <w:r>
+        <w:rPr>
+          <w:rFonts w:ascii="Calibri" w:hAnsi="Calibri" w:eastAsia="Calibri"/>
+          <w:b/>
+          <w:sz w:val="22"/>
+        </w:rPr>
+        <w:t>StopTransaction</w:t>
+      </w:r>
+    </w:p>
+    <w:p>
+      <w:pPr>
+        <w:spacing w:after="120"/>
+      </w:pPr>
+      <w:r>
+        <w:rPr>
+          <w:rFonts w:ascii="Calibri" w:hAnsi="Calibri" w:eastAsia="Calibri"/>
+          <w:b w:val="0"/>
+          <w:sz w:val="22"/>
+        </w:rPr>
+        <w:t xml:space="preserve">6. </w:t>
+      </w:r>
+      <w:r>
+        <w:rPr>
+          <w:rFonts w:ascii="Calibri" w:hAnsi="Calibri" w:eastAsia="Calibri"/>
+          <w:b/>
+          <w:sz w:val="22"/>
+        </w:rPr>
+        <w:t>StatusNotification</w:t>
+      </w:r>
+      <w:r>
+        <w:rPr>
+          <w:rFonts w:ascii="Calibri" w:hAnsi="Calibri" w:eastAsia="Calibri"/>
+          <w:b w:val="0"/>
+          <w:sz w:val="22"/>
+        </w:rPr>
+        <w:t xml:space="preserve"> → </w:t>
+      </w:r>
+      <w:r>
+        <w:rPr>
+          <w:rFonts w:ascii="Consolas" w:hAnsi="Consolas" w:eastAsia="Consolas"/>
+          <w:b w:val="0"/>
+          <w:sz w:val="22"/>
+        </w:rPr>
+        <w:t>Finishing</w:t>
+      </w:r>
+      <w:r>
+        <w:rPr>
+          <w:rFonts w:ascii="Calibri" w:hAnsi="Calibri" w:eastAsia="Calibri"/>
+          <w:b w:val="0"/>
+          <w:sz w:val="22"/>
+        </w:rPr>
+        <w:t xml:space="preserve"> → </w:t>
+      </w:r>
+      <w:r>
+        <w:rPr>
+          <w:rFonts w:ascii="Consolas" w:hAnsi="Consolas" w:eastAsia="Consolas"/>
+          <w:b w:val="0"/>
+          <w:sz w:val="22"/>
+        </w:rPr>
+        <w:t>Available</w:t>
+      </w:r>
+    </w:p>
+    <w:p>
+      <w:pPr>
+        <w:pStyle w:val="Heading2"/>
+      </w:pPr>
+      <w:r>
+        <w:rPr>
+          <w:rFonts w:ascii="Calibri" w:hAnsi="Calibri" w:eastAsia="Calibri"/>
+          <w:b/>
+          <w:color w:val="374151"/>
+          <w:sz w:val="24"/>
+        </w:rPr>
+        <w:t>Remote start</w:t>
+      </w:r>
+    </w:p>
+    <w:p>
+      <w:pPr>
+        <w:spacing w:after="120"/>
+      </w:pPr>
+      <w:r>
+        <w:rPr>
+          <w:rFonts w:ascii="Calibri" w:hAnsi="Calibri" w:eastAsia="Calibri"/>
+          <w:b w:val="0"/>
+          <w:sz w:val="22"/>
+        </w:rPr>
+        <w:t xml:space="preserve">1. CMS </w:t>
+      </w:r>
+      <w:r>
+        <w:rPr>
+          <w:rFonts w:ascii="Calibri" w:hAnsi="Calibri" w:eastAsia="Calibri"/>
+          <w:b/>
+          <w:sz w:val="22"/>
+        </w:rPr>
+        <w:t>RemoteStartTransaction</w:t>
+      </w:r>
+    </w:p>
+    <w:p>
+      <w:pPr>
+        <w:spacing w:after="120"/>
+      </w:pPr>
+      <w:r>
+        <w:rPr>
+          <w:rFonts w:ascii="Calibri" w:hAnsi="Calibri" w:eastAsia="Calibri"/>
+          <w:b w:val="0"/>
+          <w:sz w:val="22"/>
+        </w:rPr>
+        <w:t xml:space="preserve">2. CP may </w:t>
+      </w:r>
+      <w:r>
+        <w:rPr>
+          <w:rFonts w:ascii="Calibri" w:hAnsi="Calibri" w:eastAsia="Calibri"/>
+          <w:b/>
+          <w:sz w:val="22"/>
+        </w:rPr>
+        <w:t>Authorize</w:t>
+      </w:r>
+    </w:p>
+    <w:p>
+      <w:pPr>
+        <w:spacing w:after="120"/>
+      </w:pPr>
+      <w:r>
+        <w:rPr>
+          <w:rFonts w:ascii="Calibri" w:hAnsi="Calibri" w:eastAsia="Calibri"/>
+          <w:b w:val="0"/>
+          <w:sz w:val="22"/>
+        </w:rPr>
+        <w:t xml:space="preserve">3. CP </w:t>
+      </w:r>
+      <w:r>
+        <w:rPr>
+          <w:rFonts w:ascii="Calibri" w:hAnsi="Calibri" w:eastAsia="Calibri"/>
+          <w:b/>
+          <w:sz w:val="22"/>
+        </w:rPr>
+        <w:t>StartTransaction</w:t>
+      </w:r>
+      <w:r>
+        <w:rPr>
+          <w:rFonts w:ascii="Calibri" w:hAnsi="Calibri" w:eastAsia="Calibri"/>
+          <w:b w:val="0"/>
+          <w:sz w:val="22"/>
+        </w:rPr>
+        <w:t xml:space="preserve"> … same as above</w:t>
+      </w:r>
+    </w:p>
+    <w:p>
+      <w:pPr>
+        <w:spacing w:after="120"/>
+      </w:pPr>
+      <w:r>
+        <w:rPr>
+          <w:rFonts w:ascii="Calibri" w:hAnsi="Calibri" w:eastAsia="Calibri"/>
+          <w:b w:val="0"/>
+          <w:sz w:val="22"/>
+        </w:rPr>
+        <w:t xml:space="preserve">4. CMS may </w:t>
+      </w:r>
+      <w:r>
+        <w:rPr>
+          <w:rFonts w:ascii="Calibri" w:hAnsi="Calibri" w:eastAsia="Calibri"/>
+          <w:b/>
+          <w:sz w:val="22"/>
+        </w:rPr>
+        <w:t>RemoteStopTransaction</w:t>
+      </w:r>
+    </w:p>
+    <w:p>
+      <w:pPr>
+        <w:pStyle w:val="Heading2"/>
+      </w:pPr>
+      <w:r>
+        <w:rPr>
+          <w:rFonts w:ascii="Calibri" w:hAnsi="Calibri" w:eastAsia="Calibri"/>
+          <w:b/>
+          <w:color w:val="374151"/>
+          <w:sz w:val="24"/>
+        </w:rPr>
+        <w:t>Stop reasons (StopTransaction)</w:t>
+      </w:r>
+    </w:p>
+    <w:p>
+      <w:pPr>
+        <w:spacing w:after="120"/>
+      </w:pPr>
+      <w:r>
+        <w:rPr>
+          <w:rFonts w:ascii="Consolas" w:hAnsi="Consolas" w:eastAsia="Consolas"/>
+          <w:b w:val="0"/>
+          <w:sz w:val="22"/>
+        </w:rPr>
+        <w:t>Local</w:t>
+      </w:r>
+      <w:r>
+        <w:rPr>
+          <w:rFonts w:ascii="Calibri" w:hAnsi="Calibri" w:eastAsia="Calibri"/>
+          <w:b w:val="0"/>
+          <w:sz w:val="22"/>
+        </w:rPr>
+        <w:t xml:space="preserve">, </w:t>
+      </w:r>
+      <w:r>
+        <w:rPr>
+          <w:rFonts w:ascii="Consolas" w:hAnsi="Consolas" w:eastAsia="Consolas"/>
+          <w:b w:val="0"/>
+          <w:sz w:val="22"/>
+        </w:rPr>
+        <w:t>Remote</w:t>
+      </w:r>
+      <w:r>
+        <w:rPr>
+          <w:rFonts w:ascii="Calibri" w:hAnsi="Calibri" w:eastAsia="Calibri"/>
+          <w:b w:val="0"/>
+          <w:sz w:val="22"/>
+        </w:rPr>
+        <w:t xml:space="preserve">, </w:t>
+      </w:r>
+      <w:r>
+        <w:rPr>
+          <w:rFonts w:ascii="Consolas" w:hAnsi="Consolas" w:eastAsia="Consolas"/>
+          <w:b w:val="0"/>
+          <w:sz w:val="22"/>
+        </w:rPr>
+        <w:t>EVDisconnected</w:t>
+      </w:r>
+      <w:r>
+        <w:rPr>
+          <w:rFonts w:ascii="Calibri" w:hAnsi="Calibri" w:eastAsia="Calibri"/>
+          <w:b w:val="0"/>
+          <w:sz w:val="22"/>
+        </w:rPr>
+        <w:t xml:space="preserve">, </w:t>
+      </w:r>
+      <w:r>
+        <w:rPr>
+          <w:rFonts w:ascii="Consolas" w:hAnsi="Consolas" w:eastAsia="Consolas"/>
+          <w:b w:val="0"/>
+          <w:sz w:val="22"/>
+        </w:rPr>
+        <w:t>EmergencyStop</w:t>
+      </w:r>
+      <w:r>
+        <w:rPr>
+          <w:rFonts w:ascii="Calibri" w:hAnsi="Calibri" w:eastAsia="Calibri"/>
+          <w:b w:val="0"/>
+          <w:sz w:val="22"/>
+        </w:rPr>
+        <w:t xml:space="preserve">, </w:t>
+      </w:r>
+      <w:r>
+        <w:rPr>
+          <w:rFonts w:ascii="Consolas" w:hAnsi="Consolas" w:eastAsia="Consolas"/>
+          <w:b w:val="0"/>
+          <w:sz w:val="22"/>
+        </w:rPr>
+        <w:t>PowerLoss</w:t>
+      </w:r>
+      <w:r>
+        <w:rPr>
+          <w:rFonts w:ascii="Calibri" w:hAnsi="Calibri" w:eastAsia="Calibri"/>
+          <w:b w:val="0"/>
+          <w:sz w:val="22"/>
+        </w:rPr>
+        <w:t xml:space="preserve">, </w:t>
+      </w:r>
+      <w:r>
+        <w:rPr>
+          <w:rFonts w:ascii="Consolas" w:hAnsi="Consolas" w:eastAsia="Consolas"/>
+          <w:b w:val="0"/>
+          <w:sz w:val="22"/>
+        </w:rPr>
+        <w:t>HardReset</w:t>
+      </w:r>
+      <w:r>
+        <w:rPr>
+          <w:rFonts w:ascii="Calibri" w:hAnsi="Calibri" w:eastAsia="Calibri"/>
+          <w:b w:val="0"/>
+          <w:sz w:val="22"/>
+        </w:rPr>
+        <w:t xml:space="preserve">, </w:t>
+      </w:r>
+      <w:r>
+        <w:rPr>
+          <w:rFonts w:ascii="Consolas" w:hAnsi="Consolas" w:eastAsia="Consolas"/>
+          <w:b w:val="0"/>
+          <w:sz w:val="22"/>
+        </w:rPr>
+        <w:t>SoftReset</w:t>
+      </w:r>
+      <w:r>
+        <w:rPr>
+          <w:rFonts w:ascii="Calibri" w:hAnsi="Calibri" w:eastAsia="Calibri"/>
+          <w:b w:val="0"/>
+          <w:sz w:val="22"/>
+        </w:rPr>
+        <w:t xml:space="preserve">, </w:t>
+      </w:r>
+      <w:r>
+        <w:rPr>
+          <w:rFonts w:ascii="Consolas" w:hAnsi="Consolas" w:eastAsia="Consolas"/>
+          <w:b w:val="0"/>
+          <w:sz w:val="22"/>
+        </w:rPr>
+        <w:t>Reboot</w:t>
+      </w:r>
+      <w:r>
+        <w:rPr>
+          <w:rFonts w:ascii="Calibri" w:hAnsi="Calibri" w:eastAsia="Calibri"/>
+          <w:b w:val="0"/>
+          <w:sz w:val="22"/>
+        </w:rPr>
+        <w:t xml:space="preserve">, </w:t>
+      </w:r>
+      <w:r>
+        <w:rPr>
+          <w:rFonts w:ascii="Consolas" w:hAnsi="Consolas" w:eastAsia="Consolas"/>
+          <w:b w:val="0"/>
+          <w:sz w:val="22"/>
+        </w:rPr>
+        <w:t>Unauthorized</w:t>
+      </w:r>
+      <w:r>
+        <w:rPr>
+          <w:rFonts w:ascii="Calibri" w:hAnsi="Calibri" w:eastAsia="Calibri"/>
+          <w:b w:val="0"/>
+          <w:sz w:val="22"/>
+        </w:rPr>
+        <w:t xml:space="preserve">, </w:t>
+      </w:r>
+      <w:r>
+        <w:rPr>
+          <w:rFonts w:ascii="Consolas" w:hAnsi="Consolas" w:eastAsia="Consolas"/>
+          <w:b w:val="0"/>
+          <w:sz w:val="22"/>
+        </w:rPr>
+        <w:t>DeAuthorized</w:t>
+      </w:r>
+      <w:r>
+        <w:rPr>
+          <w:rFonts w:ascii="Calibri" w:hAnsi="Calibri" w:eastAsia="Calibri"/>
+          <w:b w:val="0"/>
+          <w:sz w:val="22"/>
+        </w:rPr>
+        <w:t xml:space="preserve">, </w:t>
+      </w:r>
+      <w:r>
+        <w:rPr>
+          <w:rFonts w:ascii="Consolas" w:hAnsi="Consolas" w:eastAsia="Consolas"/>
+          <w:b w:val="0"/>
+          <w:sz w:val="22"/>
+        </w:rPr>
+        <w:t>Other</w:t>
+      </w:r>
+      <w:r>
+        <w:rPr>
+          <w:rFonts w:ascii="Calibri" w:hAnsi="Calibri" w:eastAsia="Calibri"/>
+          <w:b w:val="0"/>
+          <w:sz w:val="22"/>
+        </w:rPr>
+        <w:t>, …</w:t>
+      </w:r>
+    </w:p>
+    <w:p>
+      <w:pPr>
+        <w:pStyle w:val="Heading1"/>
+      </w:pPr>
+      <w:r>
+        <w:rPr>
+          <w:rFonts w:ascii="Calibri" w:hAnsi="Calibri" w:eastAsia="Calibri"/>
+          <w:b/>
+          <w:color w:val="111827"/>
+          <w:sz w:val="28"/>
+        </w:rPr>
+        <w:t>6. MeterValues (what gets sent)</w:t>
+      </w:r>
+    </w:p>
+    <w:p>
+      <w:pPr>
+        <w:spacing w:after="120"/>
+      </w:pPr>
+      <w:r>
+        <w:rPr>
+          <w:rFonts w:ascii="Calibri" w:hAnsi="Calibri" w:eastAsia="Calibri"/>
+          <w:b w:val="0"/>
+          <w:sz w:val="22"/>
+        </w:rPr>
+        <w:t xml:space="preserve">Controlled by config such as </w:t>
+      </w:r>
+      <w:r>
+        <w:rPr>
+          <w:rFonts w:ascii="Consolas" w:hAnsi="Consolas" w:eastAsia="Consolas"/>
+          <w:b w:val="0"/>
+          <w:sz w:val="22"/>
+        </w:rPr>
+        <w:t>MeterValueSampleInterval</w:t>
+      </w:r>
+      <w:r>
+        <w:rPr>
+          <w:rFonts w:ascii="Calibri" w:hAnsi="Calibri" w:eastAsia="Calibri"/>
+          <w:b w:val="0"/>
+          <w:sz w:val="22"/>
+        </w:rPr>
+        <w:t xml:space="preserve">, </w:t>
+      </w:r>
+      <w:r>
+        <w:rPr>
+          <w:rFonts w:ascii="Consolas" w:hAnsi="Consolas" w:eastAsia="Consolas"/>
+          <w:b w:val="0"/>
+          <w:sz w:val="22"/>
+        </w:rPr>
+        <w:t>MeterValuesSampledData</w:t>
+      </w:r>
+      <w:r>
+        <w:rPr>
+          <w:rFonts w:ascii="Calibri" w:hAnsi="Calibri" w:eastAsia="Calibri"/>
+          <w:b w:val="0"/>
+          <w:sz w:val="22"/>
+        </w:rPr>
+        <w:t>.</w:t>
+      </w:r>
+    </w:p>
+    <w:p>
+      <w:pPr>
+        <w:spacing w:after="120"/>
+      </w:pPr>
+      <w:r>
+        <w:rPr>
+          <w:rFonts w:ascii="Calibri" w:hAnsi="Calibri" w:eastAsia="Calibri"/>
+          <w:b w:val="0"/>
+          <w:sz w:val="22"/>
+        </w:rPr>
+        <w:t>Common measurands:</w:t>
       </w:r>
     </w:p>
     <w:tbl>
@@ -980,7 +6388,7 @@
                 <w:color w:val="FFFFFF"/>
                 <w:sz w:val="18"/>
               </w:rPr>
-              <w:t>connectorId</w:t>
+              <w:t>Measurand</w:t>
             </w:r>
           </w:p>
         </w:tc>
@@ -1001,7 +6409,7 @@
                 <w:color w:val="FFFFFF"/>
                 <w:sz w:val="18"/>
               </w:rPr>
-              <w:t>Meaning</w:t>
+              <w:t>Typical meaning</w:t>
             </w:r>
           </w:p>
         </w:tc>
@@ -1022,7 +6430,7 @@
                 <w:b w:val="0"/>
                 <w:sz w:val="18"/>
               </w:rPr>
-              <w:t>0</w:t>
+              <w:t>Energy.Active.Import.Register</w:t>
             </w:r>
           </w:p>
         </w:tc>
@@ -1041,7 +6449,7 @@
                 <w:b w:val="0"/>
                 <w:sz w:val="18"/>
               </w:rPr>
-              <w:t>Whole charge point</w:t>
+              <w:t>Energy Wh register</w:t>
             </w:r>
           </w:p>
         </w:tc>
@@ -1063,7 +6471,7 @@
                 <w:b w:val="0"/>
                 <w:sz w:val="18"/>
               </w:rPr>
-              <w:t>1…N</w:t>
+              <w:t>Power.Active.Import</w:t>
             </w:r>
           </w:p>
         </w:tc>
@@ -1083,358 +6491,7 @@
                 <w:b w:val="0"/>
                 <w:sz w:val="18"/>
               </w:rPr>
-              <w:t>Outlets / guns</w:t>
-            </w:r>
-          </w:p>
-        </w:tc>
-      </w:tr>
-    </w:tbl>
-    <w:p>
-      <w:pPr>
-        <w:spacing w:after="120"/>
-      </w:pPr>
-    </w:p>
-    <w:p>
-      <w:pPr>
-        <w:spacing w:after="120"/>
-      </w:pPr>
-      <w:r>
-        <w:rPr>
-          <w:rFonts w:ascii="Calibri" w:hAnsi="Calibri" w:eastAsia="Calibri"/>
-          <w:b w:val="0"/>
-          <w:sz w:val="22"/>
-        </w:rPr>
-        <w:t xml:space="preserve">Common statuses: </w:t>
-      </w:r>
-      <w:r>
-        <w:rPr>
-          <w:rFonts w:ascii="Consolas" w:hAnsi="Consolas" w:eastAsia="Consolas"/>
-          <w:b w:val="0"/>
-          <w:sz w:val="22"/>
-        </w:rPr>
-        <w:t>Available</w:t>
-      </w:r>
-      <w:r>
-        <w:rPr>
-          <w:rFonts w:ascii="Calibri" w:hAnsi="Calibri" w:eastAsia="Calibri"/>
-          <w:b w:val="0"/>
-          <w:sz w:val="22"/>
-        </w:rPr>
-        <w:t xml:space="preserve"> → </w:t>
-      </w:r>
-      <w:r>
-        <w:rPr>
-          <w:rFonts w:ascii="Consolas" w:hAnsi="Consolas" w:eastAsia="Consolas"/>
-          <w:b w:val="0"/>
-          <w:sz w:val="22"/>
-        </w:rPr>
-        <w:t>Preparing</w:t>
-      </w:r>
-      <w:r>
-        <w:rPr>
-          <w:rFonts w:ascii="Calibri" w:hAnsi="Calibri" w:eastAsia="Calibri"/>
-          <w:b w:val="0"/>
-          <w:sz w:val="22"/>
-        </w:rPr>
-        <w:t xml:space="preserve"> → </w:t>
-      </w:r>
-      <w:r>
-        <w:rPr>
-          <w:rFonts w:ascii="Consolas" w:hAnsi="Consolas" w:eastAsia="Consolas"/>
-          <w:b w:val="0"/>
-          <w:sz w:val="22"/>
-        </w:rPr>
-        <w:t>Charging</w:t>
-      </w:r>
-      <w:r>
-        <w:rPr>
-          <w:rFonts w:ascii="Calibri" w:hAnsi="Calibri" w:eastAsia="Calibri"/>
-          <w:b w:val="0"/>
-          <w:sz w:val="22"/>
-        </w:rPr>
-        <w:t xml:space="preserve"> → </w:t>
-      </w:r>
-      <w:r>
-        <w:rPr>
-          <w:rFonts w:ascii="Consolas" w:hAnsi="Consolas" w:eastAsia="Consolas"/>
-          <w:b w:val="0"/>
-          <w:sz w:val="22"/>
-        </w:rPr>
-        <w:t>Finishing</w:t>
-      </w:r>
-      <w:r>
-        <w:rPr>
-          <w:rFonts w:ascii="Calibri" w:hAnsi="Calibri" w:eastAsia="Calibri"/>
-          <w:b w:val="0"/>
-          <w:sz w:val="22"/>
-        </w:rPr>
-        <w:t xml:space="preserve"> → </w:t>
-      </w:r>
-      <w:r>
-        <w:rPr>
-          <w:rFonts w:ascii="Consolas" w:hAnsi="Consolas" w:eastAsia="Consolas"/>
-          <w:b w:val="0"/>
-          <w:sz w:val="22"/>
-        </w:rPr>
-        <w:t>Available</w:t>
-      </w:r>
-    </w:p>
-    <w:p>
-      <w:pPr>
-        <w:spacing w:after="120"/>
-      </w:pPr>
-      <w:r>
-        <w:rPr>
-          <w:rFonts w:ascii="Calibri" w:hAnsi="Calibri" w:eastAsia="Calibri"/>
-          <w:b w:val="0"/>
-          <w:sz w:val="22"/>
-        </w:rPr>
-        <w:t xml:space="preserve">Also: </w:t>
-      </w:r>
-      <w:r>
-        <w:rPr>
-          <w:rFonts w:ascii="Consolas" w:hAnsi="Consolas" w:eastAsia="Consolas"/>
-          <w:b w:val="0"/>
-          <w:sz w:val="22"/>
-        </w:rPr>
-        <w:t>SuspendedEV</w:t>
-      </w:r>
-      <w:r>
-        <w:rPr>
-          <w:rFonts w:ascii="Calibri" w:hAnsi="Calibri" w:eastAsia="Calibri"/>
-          <w:b w:val="0"/>
-          <w:sz w:val="22"/>
-        </w:rPr>
-        <w:t xml:space="preserve">, </w:t>
-      </w:r>
-      <w:r>
-        <w:rPr>
-          <w:rFonts w:ascii="Consolas" w:hAnsi="Consolas" w:eastAsia="Consolas"/>
-          <w:b w:val="0"/>
-          <w:sz w:val="22"/>
-        </w:rPr>
-        <w:t>SuspendedEVSE</w:t>
-      </w:r>
-      <w:r>
-        <w:rPr>
-          <w:rFonts w:ascii="Calibri" w:hAnsi="Calibri" w:eastAsia="Calibri"/>
-          <w:b w:val="0"/>
-          <w:sz w:val="22"/>
-        </w:rPr>
-        <w:t xml:space="preserve">, </w:t>
-      </w:r>
-      <w:r>
-        <w:rPr>
-          <w:rFonts w:ascii="Consolas" w:hAnsi="Consolas" w:eastAsia="Consolas"/>
-          <w:b w:val="0"/>
-          <w:sz w:val="22"/>
-        </w:rPr>
-        <w:t>Reserved</w:t>
-      </w:r>
-      <w:r>
-        <w:rPr>
-          <w:rFonts w:ascii="Calibri" w:hAnsi="Calibri" w:eastAsia="Calibri"/>
-          <w:b w:val="0"/>
-          <w:sz w:val="22"/>
-        </w:rPr>
-        <w:t xml:space="preserve">, </w:t>
-      </w:r>
-      <w:r>
-        <w:rPr>
-          <w:rFonts w:ascii="Consolas" w:hAnsi="Consolas" w:eastAsia="Consolas"/>
-          <w:b w:val="0"/>
-          <w:sz w:val="22"/>
-        </w:rPr>
-        <w:t>Unavailable</w:t>
-      </w:r>
-      <w:r>
-        <w:rPr>
-          <w:rFonts w:ascii="Calibri" w:hAnsi="Calibri" w:eastAsia="Calibri"/>
-          <w:b w:val="0"/>
-          <w:sz w:val="22"/>
-        </w:rPr>
-        <w:t xml:space="preserve">, </w:t>
-      </w:r>
-      <w:r>
-        <w:rPr>
-          <w:rFonts w:ascii="Consolas" w:hAnsi="Consolas" w:eastAsia="Consolas"/>
-          <w:b w:val="0"/>
-          <w:sz w:val="22"/>
-        </w:rPr>
-        <w:t>Faulted</w:t>
-      </w:r>
-    </w:p>
-    <w:p>
-      <w:pPr>
-        <w:spacing w:after="120"/>
-      </w:pPr>
-      <w:r>
-        <w:rPr>
-          <w:rFonts w:ascii="Calibri" w:hAnsi="Calibri" w:eastAsia="Calibri"/>
-          <w:b/>
-          <w:sz w:val="22"/>
-        </w:rPr>
-        <w:t>StatusNotification</w:t>
-      </w:r>
-      <w:r>
-        <w:rPr>
-          <w:rFonts w:ascii="Calibri" w:hAnsi="Calibri" w:eastAsia="Calibri"/>
-          <w:b w:val="0"/>
-          <w:sz w:val="22"/>
-        </w:rPr>
-        <w:t xml:space="preserve"> carries </w:t>
-      </w:r>
-      <w:r>
-        <w:rPr>
-          <w:rFonts w:ascii="Consolas" w:hAnsi="Consolas" w:eastAsia="Consolas"/>
-          <w:b w:val="0"/>
-          <w:sz w:val="22"/>
-        </w:rPr>
-        <w:t>status</w:t>
-      </w:r>
-      <w:r>
-        <w:rPr>
-          <w:rFonts w:ascii="Calibri" w:hAnsi="Calibri" w:eastAsia="Calibri"/>
-          <w:b w:val="0"/>
-          <w:sz w:val="22"/>
-        </w:rPr>
-        <w:t xml:space="preserve">, </w:t>
-      </w:r>
-      <w:r>
-        <w:rPr>
-          <w:rFonts w:ascii="Consolas" w:hAnsi="Consolas" w:eastAsia="Consolas"/>
-          <w:b w:val="0"/>
-          <w:sz w:val="22"/>
-        </w:rPr>
-        <w:t>errorCode</w:t>
-      </w:r>
-      <w:r>
-        <w:rPr>
-          <w:rFonts w:ascii="Calibri" w:hAnsi="Calibri" w:eastAsia="Calibri"/>
-          <w:b w:val="0"/>
-          <w:sz w:val="22"/>
-        </w:rPr>
-        <w:t xml:space="preserve"> (</w:t>
-      </w:r>
-      <w:r>
-        <w:rPr>
-          <w:rFonts w:ascii="Consolas" w:hAnsi="Consolas" w:eastAsia="Consolas"/>
-          <w:b w:val="0"/>
-          <w:sz w:val="22"/>
-        </w:rPr>
-        <w:t>NoError</w:t>
-      </w:r>
-      <w:r>
-        <w:rPr>
-          <w:rFonts w:ascii="Calibri" w:hAnsi="Calibri" w:eastAsia="Calibri"/>
-          <w:b w:val="0"/>
-          <w:sz w:val="22"/>
-        </w:rPr>
-        <w:t xml:space="preserve"> or fault), optional </w:t>
-      </w:r>
-      <w:r>
-        <w:rPr>
-          <w:rFonts w:ascii="Consolas" w:hAnsi="Consolas" w:eastAsia="Consolas"/>
-          <w:b w:val="0"/>
-          <w:sz w:val="22"/>
-        </w:rPr>
-        <w:t>info</w:t>
-      </w:r>
-      <w:r>
-        <w:rPr>
-          <w:rFonts w:ascii="Calibri" w:hAnsi="Calibri" w:eastAsia="Calibri"/>
-          <w:b w:val="0"/>
-          <w:sz w:val="22"/>
-        </w:rPr>
-        <w:t>.</w:t>
-      </w:r>
-    </w:p>
-    <w:p>
-      <w:pPr>
-        <w:pStyle w:val="Heading1"/>
-      </w:pPr>
-      <w:r>
-        <w:rPr>
-          <w:rFonts w:ascii="Calibri" w:hAnsi="Calibri" w:eastAsia="Calibri"/>
-          <w:b/>
-          <w:color w:val="111827"/>
-          <w:sz w:val="28"/>
-        </w:rPr>
-        <w:t>Auth &amp; charging</w:t>
-      </w:r>
-    </w:p>
-    <w:p>
-      <w:pPr>
-        <w:spacing w:after="120"/>
-      </w:pPr>
-      <w:r>
-        <w:rPr>
-          <w:rFonts w:ascii="Calibri" w:hAnsi="Calibri" w:eastAsia="Calibri"/>
-          <w:b/>
-          <w:sz w:val="22"/>
-        </w:rPr>
-        <w:t>idTag</w:t>
-      </w:r>
-      <w:r>
-        <w:rPr>
-          <w:rFonts w:ascii="Calibri" w:hAnsi="Calibri" w:eastAsia="Calibri"/>
-          <w:b w:val="0"/>
-          <w:sz w:val="22"/>
-        </w:rPr>
-        <w:t xml:space="preserve"> = RFID / app token string.</w:t>
-      </w:r>
-    </w:p>
-    <w:tbl>
-      <w:tblPr>
-        <w:tblStyle w:val="TableGrid"/>
-        <w:tblW w:type="auto" w:w="0"/>
-        <w:tblLayout w:type="autofit"/>
-        <w:tblLook w:firstColumn="1" w:firstRow="1" w:lastColumn="0" w:lastRow="0" w:noHBand="0" w:noVBand="1" w:val="04A0"/>
-      </w:tblPr>
-      <w:tblGrid>
-        <w:gridCol w:w="4986"/>
-        <w:gridCol w:w="4986"/>
-      </w:tblGrid>
-      <w:tr>
-        <w:tc>
-          <w:tcPr>
-            <w:tcW w:type="dxa" w:w="4986"/>
-            <w:shd w:val="clear" w:color="auto" w:fill="C02434"/>
-          </w:tcPr>
-          <w:p>
-            <w:pPr>
-              <w:spacing w:before="40" w:after="40"/>
-            </w:pPr>
-            <w:r/>
-            <w:r>
-              <w:rPr>
-                <w:rFonts w:ascii="Calibri" w:hAnsi="Calibri" w:eastAsia="Calibri"/>
-                <w:b/>
-                <w:color w:val="FFFFFF"/>
-                <w:sz w:val="18"/>
-              </w:rPr>
-              <w:t>Step</w:t>
-            </w:r>
-          </w:p>
-        </w:tc>
-        <w:tc>
-          <w:tcPr>
-            <w:tcW w:type="dxa" w:w="4986"/>
-            <w:shd w:val="clear" w:color="auto" w:fill="C02434"/>
-          </w:tcPr>
-          <w:p>
-            <w:pPr>
-              <w:spacing w:before="40" w:after="40"/>
-            </w:pPr>
-            <w:r/>
-            <w:r>
-              <w:rPr>
-                <w:rFonts w:ascii="Calibri" w:hAnsi="Calibri" w:eastAsia="Calibri"/>
-                <w:b/>
-                <w:color w:val="FFFFFF"/>
-                <w:sz w:val="18"/>
-              </w:rPr>
-              <w:t>Message</w:t>
+              <w:t>Instant power</w:t>
             </w:r>
           </w:p>
         </w:tc>
@@ -1455,7 +6512,7 @@
                 <w:b w:val="0"/>
                 <w:sz w:val="18"/>
               </w:rPr>
-              <w:t>Check tag</w:t>
+              <w:t>Current.Import</w:t>
             </w:r>
           </w:p>
         </w:tc>
@@ -1474,7 +6531,7 @@
                 <w:b w:val="0"/>
                 <w:sz w:val="18"/>
               </w:rPr>
-              <w:t>Authorize → idTagInfo.status (Accepted, Invalid, Blocked, Expired, ConcurrentTx)</w:t>
+              <w:t>Current</w:t>
             </w:r>
           </w:p>
         </w:tc>
@@ -1496,7 +6553,7 @@
                 <w:b w:val="0"/>
                 <w:sz w:val="18"/>
               </w:rPr>
-              <w:t>Open session</w:t>
+              <w:t>Voltage</w:t>
             </w:r>
           </w:p>
         </w:tc>
@@ -1516,7 +6573,7 @@
                 <w:b w:val="0"/>
                 <w:sz w:val="18"/>
               </w:rPr>
-              <w:t>StartTransaction → CMS returns transactionId</w:t>
+              <w:t>Voltage</w:t>
             </w:r>
           </w:p>
         </w:tc>
@@ -1537,7 +6594,7 @@
                 <w:b w:val="0"/>
                 <w:sz w:val="18"/>
               </w:rPr>
-              <w:t>While charging</w:t>
+              <w:t>SoC</w:t>
             </w:r>
           </w:p>
         </w:tc>
@@ -1556,49 +6613,7 @@
                 <w:b w:val="0"/>
                 <w:sz w:val="18"/>
               </w:rPr>
-              <w:t>MeterValues (energy, power, SoC, …)</w:t>
-            </w:r>
-          </w:p>
-        </w:tc>
-      </w:tr>
-      <w:tr>
-        <w:tc>
-          <w:tcPr>
-            <w:tcW w:type="dxa" w:w="4986"/>
-            <w:shd w:val="clear" w:color="auto" w:fill="FBEAEA"/>
-          </w:tcPr>
-          <w:p>
-            <w:pPr>
-              <w:spacing w:before="40" w:after="40"/>
-            </w:pPr>
-            <w:r/>
-            <w:r>
-              <w:rPr>
-                <w:rFonts w:ascii="Calibri" w:hAnsi="Calibri" w:eastAsia="Calibri"/>
-                <w:b w:val="0"/>
-                <w:sz w:val="18"/>
-              </w:rPr>
-              <w:t>Close session</w:t>
-            </w:r>
-          </w:p>
-        </w:tc>
-        <w:tc>
-          <w:tcPr>
-            <w:tcW w:type="dxa" w:w="4986"/>
-            <w:shd w:val="clear" w:color="auto" w:fill="FBEAEA"/>
-          </w:tcPr>
-          <w:p>
-            <w:pPr>
-              <w:spacing w:before="40" w:after="40"/>
-            </w:pPr>
-            <w:r/>
-            <w:r>
-              <w:rPr>
-                <w:rFonts w:ascii="Calibri" w:hAnsi="Calibri" w:eastAsia="Calibri"/>
-                <w:b w:val="0"/>
-                <w:sz w:val="18"/>
-              </w:rPr>
-              <w:t>StopTransaction (reason: Local, Remote, EVDisconnected, EmergencyStop, …)</w:t>
+              <w:t>EV state of charge %</w:t>
             </w:r>
           </w:p>
         </w:tc>
@@ -1616,10 +6631,18 @@
       <w:r>
         <w:rPr>
           <w:rFonts w:ascii="Calibri" w:hAnsi="Calibri" w:eastAsia="Calibri"/>
-          <w:b/>
-          <w:sz w:val="22"/>
-        </w:rPr>
-        <w:t>Remote start:</w:t>
+          <w:b w:val="0"/>
+          <w:sz w:val="22"/>
+        </w:rPr>
+        <w:t xml:space="preserve">Each sample: </w:t>
+      </w:r>
+      <w:r>
+        <w:rPr>
+          <w:rFonts w:ascii="Consolas" w:hAnsi="Consolas" w:eastAsia="Consolas"/>
+          <w:b w:val="0"/>
+          <w:sz w:val="22"/>
+        </w:rPr>
+        <w:t>timestamp</w:t>
       </w:r>
       <w:r>
         <w:rPr>
@@ -1627,23 +6650,133 @@
           <w:b w:val="0"/>
           <w:sz w:val="22"/>
         </w:rPr>
-        <w:t xml:space="preserve"> CMS </w:t>
-      </w:r>
+        <w:t xml:space="preserve"> + </w:t>
+      </w:r>
+      <w:r>
+        <w:rPr>
+          <w:rFonts w:ascii="Consolas" w:hAnsi="Consolas" w:eastAsia="Consolas"/>
+          <w:b w:val="0"/>
+          <w:sz w:val="22"/>
+        </w:rPr>
+        <w:t>sampledValue[]</w:t>
+      </w:r>
+      <w:r>
+        <w:rPr>
+          <w:rFonts w:ascii="Calibri" w:hAnsi="Calibri" w:eastAsia="Calibri"/>
+          <w:b w:val="0"/>
+          <w:sz w:val="22"/>
+        </w:rPr>
+        <w:t xml:space="preserve"> (</w:t>
+      </w:r>
+      <w:r>
+        <w:rPr>
+          <w:rFonts w:ascii="Consolas" w:hAnsi="Consolas" w:eastAsia="Consolas"/>
+          <w:b w:val="0"/>
+          <w:sz w:val="22"/>
+        </w:rPr>
+        <w:t>value</w:t>
+      </w:r>
+      <w:r>
+        <w:rPr>
+          <w:rFonts w:ascii="Calibri" w:hAnsi="Calibri" w:eastAsia="Calibri"/>
+          <w:b w:val="0"/>
+          <w:sz w:val="22"/>
+        </w:rPr>
+        <w:t xml:space="preserve">, </w:t>
+      </w:r>
+      <w:r>
+        <w:rPr>
+          <w:rFonts w:ascii="Consolas" w:hAnsi="Consolas" w:eastAsia="Consolas"/>
+          <w:b w:val="0"/>
+          <w:sz w:val="22"/>
+        </w:rPr>
+        <w:t>measurand</w:t>
+      </w:r>
+      <w:r>
+        <w:rPr>
+          <w:rFonts w:ascii="Calibri" w:hAnsi="Calibri" w:eastAsia="Calibri"/>
+          <w:b w:val="0"/>
+          <w:sz w:val="22"/>
+        </w:rPr>
+        <w:t xml:space="preserve">, </w:t>
+      </w:r>
+      <w:r>
+        <w:rPr>
+          <w:rFonts w:ascii="Consolas" w:hAnsi="Consolas" w:eastAsia="Consolas"/>
+          <w:b w:val="0"/>
+          <w:sz w:val="22"/>
+        </w:rPr>
+        <w:t>unit</w:t>
+      </w:r>
+      <w:r>
+        <w:rPr>
+          <w:rFonts w:ascii="Calibri" w:hAnsi="Calibri" w:eastAsia="Calibri"/>
+          <w:b w:val="0"/>
+          <w:sz w:val="22"/>
+        </w:rPr>
+        <w:t xml:space="preserve">, </w:t>
+      </w:r>
+      <w:r>
+        <w:rPr>
+          <w:rFonts w:ascii="Consolas" w:hAnsi="Consolas" w:eastAsia="Consolas"/>
+          <w:b w:val="0"/>
+          <w:sz w:val="22"/>
+        </w:rPr>
+        <w:t>context</w:t>
+      </w:r>
+      <w:r>
+        <w:rPr>
+          <w:rFonts w:ascii="Calibri" w:hAnsi="Calibri" w:eastAsia="Calibri"/>
+          <w:b w:val="0"/>
+          <w:sz w:val="22"/>
+        </w:rPr>
+        <w:t xml:space="preserve">, </w:t>
+      </w:r>
+      <w:r>
+        <w:rPr>
+          <w:rFonts w:ascii="Consolas" w:hAnsi="Consolas" w:eastAsia="Consolas"/>
+          <w:b w:val="0"/>
+          <w:sz w:val="22"/>
+        </w:rPr>
+        <w:t>location</w:t>
+      </w:r>
+      <w:r>
+        <w:rPr>
+          <w:rFonts w:ascii="Calibri" w:hAnsi="Calibri" w:eastAsia="Calibri"/>
+          <w:b w:val="0"/>
+          <w:sz w:val="22"/>
+        </w:rPr>
+        <w:t xml:space="preserve">, </w:t>
+      </w:r>
+      <w:r>
+        <w:rPr>
+          <w:rFonts w:ascii="Consolas" w:hAnsi="Consolas" w:eastAsia="Consolas"/>
+          <w:b w:val="0"/>
+          <w:sz w:val="22"/>
+        </w:rPr>
+        <w:t>phase</w:t>
+      </w:r>
+      <w:r>
+        <w:rPr>
+          <w:rFonts w:ascii="Calibri" w:hAnsi="Calibri" w:eastAsia="Calibri"/>
+          <w:b w:val="0"/>
+          <w:sz w:val="22"/>
+        </w:rPr>
+        <w:t>).</w:t>
+      </w:r>
+    </w:p>
+    <w:p>
+      <w:pPr>
+        <w:pStyle w:val="Heading1"/>
+      </w:pPr>
       <w:r>
         <w:rPr>
           <w:rFonts w:ascii="Calibri" w:hAnsi="Calibri" w:eastAsia="Calibri"/>
           <w:b/>
-          <w:sz w:val="22"/>
-        </w:rPr>
-        <w:t>RemoteStartTransaction</w:t>
-      </w:r>
-      <w:r>
-        <w:rPr>
-          <w:rFonts w:ascii="Calibri" w:hAnsi="Calibri" w:eastAsia="Calibri"/>
-          <w:b w:val="0"/>
-          <w:sz w:val="22"/>
-        </w:rPr>
-        <w:t xml:space="preserve"> → CP Authorize (if configured) + StartTransaction</w:t>
+          <w:color w:val="111827"/>
+          <w:sz w:val="28"/>
+        </w:rPr>
+        <w:t>7. Configuration messages</w:t>
       </w:r>
     </w:p>
     <w:p>
@@ -1656,7 +6789,7 @@
           <w:b/>
           <w:sz w:val="22"/>
         </w:rPr>
-        <w:t>Remote stop:</w:t>
+        <w:t>GetConfiguration</w:t>
       </w:r>
       <w:r>
         <w:rPr>
@@ -1664,7 +6797,7 @@
           <w:b w:val="0"/>
           <w:sz w:val="22"/>
         </w:rPr>
-        <w:t xml:space="preserve"> CMS </w:t>
+        <w:t xml:space="preserve"> / </w:t>
       </w:r>
       <w:r>
         <w:rPr>
@@ -1672,7 +6805,7 @@
           <w:b/>
           <w:sz w:val="22"/>
         </w:rPr>
-        <w:t>RemoteStopTransaction</w:t>
+        <w:t>ChangeConfiguration</w:t>
       </w:r>
       <w:r>
         <w:rPr>
@@ -1680,15 +6813,7 @@
           <w:b w:val="0"/>
           <w:sz w:val="22"/>
         </w:rPr>
-        <w:t xml:space="preserve"> </w:t>
-      </w:r>
-      <w:r>
-        <w:rPr>
-          <w:rFonts w:ascii="Consolas" w:hAnsi="Consolas" w:eastAsia="Consolas"/>
-          <w:b w:val="0"/>
-          <w:sz w:val="22"/>
-        </w:rPr>
-        <w:t>{ transactionId }</w:t>
+        <w:t xml:space="preserve"> read and write string keys on the CP.</w:t>
       </w:r>
     </w:p>
     <w:p>
@@ -1701,107 +6826,7 @@
           <w:b w:val="0"/>
           <w:sz w:val="22"/>
         </w:rPr>
-        <w:t xml:space="preserve">Auth can be online CMS, local list, or cache. Same tag on two connectors often → </w:t>
-      </w:r>
-      <w:r>
-        <w:rPr>
-          <w:rFonts w:ascii="Consolas" w:hAnsi="Consolas" w:eastAsia="Consolas"/>
-          <w:b w:val="0"/>
-          <w:sz w:val="22"/>
-        </w:rPr>
-        <w:t>ConcurrentTx</w:t>
-      </w:r>
-      <w:r>
-        <w:rPr>
-          <w:rFonts w:ascii="Calibri" w:hAnsi="Calibri" w:eastAsia="Calibri"/>
-          <w:b w:val="0"/>
-          <w:sz w:val="22"/>
-        </w:rPr>
-        <w:t xml:space="preserve"> / </w:t>
-      </w:r>
-      <w:r>
-        <w:rPr>
-          <w:rFonts w:ascii="Consolas" w:hAnsi="Consolas" w:eastAsia="Consolas"/>
-          <w:b w:val="0"/>
-          <w:sz w:val="22"/>
-        </w:rPr>
-        <w:t>Blocked</w:t>
-      </w:r>
-      <w:r>
-        <w:rPr>
-          <w:rFonts w:ascii="Calibri" w:hAnsi="Calibri" w:eastAsia="Calibri"/>
-          <w:b w:val="0"/>
-          <w:sz w:val="22"/>
-        </w:rPr>
-        <w:t>.</w:t>
-      </w:r>
-    </w:p>
-    <w:p>
-      <w:pPr>
-        <w:pStyle w:val="Heading1"/>
-      </w:pPr>
-      <w:r>
-        <w:rPr>
-          <w:rFonts w:ascii="Calibri" w:hAnsi="Calibri" w:eastAsia="Calibri"/>
-          <w:b/>
-          <w:color w:val="111827"/>
-          <w:sz w:val="28"/>
-        </w:rPr>
-        <w:t>CP → CMS (common)</w:t>
-      </w:r>
-    </w:p>
-    <w:p>
-      <w:pPr>
-        <w:spacing w:after="120"/>
-      </w:pPr>
-      <w:r>
-        <w:rPr>
-          <w:rFonts w:ascii="Calibri" w:hAnsi="Calibri" w:eastAsia="Calibri"/>
-          <w:b w:val="0"/>
-          <w:sz w:val="22"/>
-        </w:rPr>
-        <w:t>BootNotification · Heartbeat · StatusNotification · Authorize · StartTransaction · MeterValues · StopTransaction · DataTransfer · FirmwareStatusNotification · DiagnosticsStatusNotification</w:t>
-      </w:r>
-    </w:p>
-    <w:p>
-      <w:pPr>
-        <w:pStyle w:val="Heading1"/>
-      </w:pPr>
-      <w:r>
-        <w:rPr>
-          <w:rFonts w:ascii="Calibri" w:hAnsi="Calibri" w:eastAsia="Calibri"/>
-          <w:b/>
-          <w:color w:val="111827"/>
-          <w:sz w:val="28"/>
-        </w:rPr>
-        <w:t>CMS → CP (common)</w:t>
-      </w:r>
-    </w:p>
-    <w:p>
-      <w:pPr>
-        <w:spacing w:after="120"/>
-      </w:pPr>
-      <w:r>
-        <w:rPr>
-          <w:rFonts w:ascii="Calibri" w:hAnsi="Calibri" w:eastAsia="Calibri"/>
-          <w:b w:val="0"/>
-          <w:sz w:val="22"/>
-        </w:rPr>
-        <w:t>RemoteStart / RemoteStop · Reset · UnlockConnector · ChangeAvailability · Get/ChangeConfiguration · ClearCache · SendLocalList · ReserveNow / CancelReservation · TriggerMessage · GetDiagnostics · UpdateFirmware · Set/ClearChargingProfile · GetCompositeSchedule · DataTransfer</w:t>
-      </w:r>
-    </w:p>
-    <w:p>
-      <w:pPr>
-        <w:pStyle w:val="Heading1"/>
-      </w:pPr>
-      <w:r>
-        <w:rPr>
-          <w:rFonts w:ascii="Calibri" w:hAnsi="Calibri" w:eastAsia="Calibri"/>
-          <w:b/>
-          <w:color w:val="111827"/>
-          <w:sz w:val="28"/>
-        </w:rPr>
-        <w:t>Config keys worth knowing</w:t>
+        <w:t>Important Core keys:</w:t>
       </w:r>
     </w:p>
     <w:tbl>
@@ -1894,7 +6919,7 @@
                 <w:b w:val="0"/>
                 <w:sz w:val="18"/>
               </w:rPr>
-              <w:t>Heartbeat seconds</w:t>
+              <w:t>Heartbeat period (s)</w:t>
             </w:r>
           </w:p>
         </w:tc>
@@ -1936,7 +6961,7 @@
                 <w:b w:val="0"/>
                 <w:sz w:val="18"/>
               </w:rPr>
-              <w:t>MeterValues seconds</w:t>
+              <w:t>Meter sample period (s)</w:t>
             </w:r>
           </w:p>
         </w:tc>
@@ -1976,7 +7001,7 @@
                 <w:b w:val="0"/>
                 <w:sz w:val="18"/>
               </w:rPr>
-              <w:t>Which measurands</w:t>
+              <w:t>Measurands list</w:t>
             </w:r>
           </w:p>
         </w:tc>
@@ -2080,6 +7105,88 @@
                 <w:b w:val="0"/>
                 <w:sz w:val="18"/>
               </w:rPr>
+              <w:t>LocalAuthorizeOffline / LocalPreAuthorize</w:t>
+            </w:r>
+          </w:p>
+        </w:tc>
+        <w:tc>
+          <w:tcPr>
+            <w:tcW w:type="dxa" w:w="4986"/>
+            <w:shd w:val="clear" w:color="auto" w:fill="FBEAEA"/>
+          </w:tcPr>
+          <w:p>
+            <w:pPr>
+              <w:spacing w:before="40" w:after="40"/>
+            </w:pPr>
+            <w:r/>
+            <w:r>
+              <w:rPr>
+                <w:rFonts w:ascii="Calibri" w:hAnsi="Calibri" w:eastAsia="Calibri"/>
+                <w:b w:val="0"/>
+                <w:sz w:val="18"/>
+              </w:rPr>
+              <w:t>Offline / local auth behavior</w:t>
+            </w:r>
+          </w:p>
+        </w:tc>
+      </w:tr>
+      <w:tr>
+        <w:tc>
+          <w:tcPr>
+            <w:tcW w:type="dxa" w:w="4986"/>
+          </w:tcPr>
+          <w:p>
+            <w:pPr>
+              <w:spacing w:before="40" w:after="40"/>
+            </w:pPr>
+            <w:r/>
+            <w:r>
+              <w:rPr>
+                <w:rFonts w:ascii="Calibri" w:hAnsi="Calibri" w:eastAsia="Calibri"/>
+                <w:b w:val="0"/>
+                <w:sz w:val="18"/>
+              </w:rPr>
+              <w:t>ConnectionTimeOut</w:t>
+            </w:r>
+          </w:p>
+        </w:tc>
+        <w:tc>
+          <w:tcPr>
+            <w:tcW w:type="dxa" w:w="4986"/>
+          </w:tcPr>
+          <w:p>
+            <w:pPr>
+              <w:spacing w:before="40" w:after="40"/>
+            </w:pPr>
+            <w:r/>
+            <w:r>
+              <w:rPr>
+                <w:rFonts w:ascii="Calibri" w:hAnsi="Calibri" w:eastAsia="Calibri"/>
+                <w:b w:val="0"/>
+                <w:sz w:val="18"/>
+              </w:rPr>
+              <w:t>Auth/start timeout</w:t>
+            </w:r>
+          </w:p>
+        </w:tc>
+      </w:tr>
+      <w:tr>
+        <w:tc>
+          <w:tcPr>
+            <w:tcW w:type="dxa" w:w="4986"/>
+            <w:shd w:val="clear" w:color="auto" w:fill="FBEAEA"/>
+          </w:tcPr>
+          <w:p>
+            <w:pPr>
+              <w:spacing w:before="40" w:after="40"/>
+            </w:pPr>
+            <w:r/>
+            <w:r>
+              <w:rPr>
+                <w:rFonts w:ascii="Calibri" w:hAnsi="Calibri" w:eastAsia="Calibri"/>
+                <w:b w:val="0"/>
+                <w:sz w:val="18"/>
+              </w:rPr>
               <w:t>SupportedFeatureProfiles</w:t>
             </w:r>
           </w:p>
@@ -2105,6 +7212,128 @@
           </w:p>
         </w:tc>
       </w:tr>
+      <w:tr>
+        <w:tc>
+          <w:tcPr>
+            <w:tcW w:type="dxa" w:w="4986"/>
+          </w:tcPr>
+          <w:p>
+            <w:pPr>
+              <w:spacing w:before="40" w:after="40"/>
+            </w:pPr>
+            <w:r/>
+            <w:r>
+              <w:rPr>
+                <w:rFonts w:ascii="Calibri" w:hAnsi="Calibri" w:eastAsia="Calibri"/>
+                <w:b w:val="0"/>
+                <w:sz w:val="18"/>
+              </w:rPr>
+              <w:t>AuthorizationCacheEnabled / LocalAuthListEnabled</w:t>
+            </w:r>
+          </w:p>
+        </w:tc>
+        <w:tc>
+          <w:tcPr>
+            <w:tcW w:type="dxa" w:w="4986"/>
+          </w:tcPr>
+          <w:p>
+            <w:pPr>
+              <w:spacing w:before="40" w:after="40"/>
+            </w:pPr>
+            <w:r/>
+            <w:r>
+              <w:rPr>
+                <w:rFonts w:ascii="Calibri" w:hAnsi="Calibri" w:eastAsia="Calibri"/>
+                <w:b w:val="0"/>
+                <w:sz w:val="18"/>
+              </w:rPr>
+              <w:t>Cache / local list</w:t>
+            </w:r>
+          </w:p>
+        </w:tc>
+      </w:tr>
+      <w:tr>
+        <w:tc>
+          <w:tcPr>
+            <w:tcW w:type="dxa" w:w="4986"/>
+            <w:shd w:val="clear" w:color="auto" w:fill="FBEAEA"/>
+          </w:tcPr>
+          <w:p>
+            <w:pPr>
+              <w:spacing w:before="40" w:after="40"/>
+            </w:pPr>
+            <w:r/>
+            <w:r>
+              <w:rPr>
+                <w:rFonts w:ascii="Calibri" w:hAnsi="Calibri" w:eastAsia="Calibri"/>
+                <w:b w:val="0"/>
+                <w:sz w:val="18"/>
+              </w:rPr>
+              <w:t>StopTransactionOnEVSideDisconnect</w:t>
+            </w:r>
+          </w:p>
+        </w:tc>
+        <w:tc>
+          <w:tcPr>
+            <w:tcW w:type="dxa" w:w="4986"/>
+            <w:shd w:val="clear" w:color="auto" w:fill="FBEAEA"/>
+          </w:tcPr>
+          <w:p>
+            <w:pPr>
+              <w:spacing w:before="40" w:after="40"/>
+            </w:pPr>
+            <w:r/>
+            <w:r>
+              <w:rPr>
+                <w:rFonts w:ascii="Calibri" w:hAnsi="Calibri" w:eastAsia="Calibri"/>
+                <w:b w:val="0"/>
+                <w:sz w:val="18"/>
+              </w:rPr>
+              <w:t>Auto-stop on unplug</w:t>
+            </w:r>
+          </w:p>
+        </w:tc>
+      </w:tr>
+      <w:tr>
+        <w:tc>
+          <w:tcPr>
+            <w:tcW w:type="dxa" w:w="4986"/>
+          </w:tcPr>
+          <w:p>
+            <w:pPr>
+              <w:spacing w:before="40" w:after="40"/>
+            </w:pPr>
+            <w:r/>
+            <w:r>
+              <w:rPr>
+                <w:rFonts w:ascii="Calibri" w:hAnsi="Calibri" w:eastAsia="Calibri"/>
+                <w:b w:val="0"/>
+                <w:sz w:val="18"/>
+              </w:rPr>
+              <w:t>UnlockConnectorOnEVSideDisconnect</w:t>
+            </w:r>
+          </w:p>
+        </w:tc>
+        <w:tc>
+          <w:tcPr>
+            <w:tcW w:type="dxa" w:w="4986"/>
+          </w:tcPr>
+          <w:p>
+            <w:pPr>
+              <w:spacing w:before="40" w:after="40"/>
+            </w:pPr>
+            <w:r/>
+            <w:r>
+              <w:rPr>
+                <w:rFonts w:ascii="Calibri" w:hAnsi="Calibri" w:eastAsia="Calibri"/>
+                <w:b w:val="0"/>
+                <w:sz w:val="18"/>
+              </w:rPr>
+              <w:t>Auto-unlock on unplug</w:t>
+            </w:r>
+          </w:p>
+        </w:tc>
+      </w:tr>
     </w:tbl>
     <w:p>
       <w:pPr>
@@ -2121,7 +7350,7 @@
           <w:b w:val="0"/>
           <w:sz w:val="22"/>
         </w:rPr>
-        <w:t>ChangeConfiguration</w:t>
+        <w:t>ChangeConfiguration.conf</w:t>
       </w:r>
       <w:r>
         <w:rPr>
@@ -2129,12 +7358,44 @@
           <w:b w:val="0"/>
           <w:sz w:val="22"/>
         </w:rPr>
-        <w:t xml:space="preserve"> may return </w:t>
+        <w:t xml:space="preserve"> = </w:t>
+      </w:r>
+      <w:r>
+        <w:rPr>
+          <w:rFonts w:ascii="Consolas" w:hAnsi="Consolas" w:eastAsia="Consolas"/>
+          <w:b w:val="0"/>
+          <w:sz w:val="22"/>
+        </w:rPr>
+        <w:t>Accepted</w:t>
       </w:r>
       <w:r>
         <w:rPr>
           <w:rFonts w:ascii="Calibri" w:hAnsi="Calibri" w:eastAsia="Calibri"/>
-          <w:b/>
+          <w:b w:val="0"/>
+          <w:sz w:val="22"/>
+        </w:rPr>
+        <w:t xml:space="preserve"> | </w:t>
+      </w:r>
+      <w:r>
+        <w:rPr>
+          <w:rFonts w:ascii="Consolas" w:hAnsi="Consolas" w:eastAsia="Consolas"/>
+          <w:b w:val="0"/>
+          <w:sz w:val="22"/>
+        </w:rPr>
+        <w:t>Rejected</w:t>
+      </w:r>
+      <w:r>
+        <w:rPr>
+          <w:rFonts w:ascii="Calibri" w:hAnsi="Calibri" w:eastAsia="Calibri"/>
+          <w:b w:val="0"/>
+          <w:sz w:val="22"/>
+        </w:rPr>
+        <w:t xml:space="preserve"> | </w:t>
+      </w:r>
+      <w:r>
+        <w:rPr>
+          <w:rFonts w:ascii="Consolas" w:hAnsi="Consolas" w:eastAsia="Consolas"/>
+          <w:b w:val="0"/>
           <w:sz w:val="22"/>
         </w:rPr>
         <w:t>RebootRequired</w:t>
@@ -2145,7 +7406,15 @@
           <w:b w:val="0"/>
           <w:sz w:val="22"/>
         </w:rPr>
-        <w:t xml:space="preserve"> → needs Reset.</w:t>
+        <w:t xml:space="preserve"> | </w:t>
+      </w:r>
+      <w:r>
+        <w:rPr>
+          <w:rFonts w:ascii="Consolas" w:hAnsi="Consolas" w:eastAsia="Consolas"/>
+          <w:b w:val="0"/>
+          <w:sz w:val="22"/>
+        </w:rPr>
+        <w:t>NotSupported</w:t>
       </w:r>
     </w:p>
     <w:p>
@@ -2159,7 +7428,7 @@
           <w:color w:val="111827"/>
           <w:sz w:val="28"/>
         </w:rPr>
-        <w:t>Minimal working set</w:t>
+        <w:t>8. Firmware &amp; diagnostics message flow</w:t>
       </w:r>
     </w:p>
     <w:p>
@@ -2172,7 +7441,7 @@
           <w:b/>
           <w:sz w:val="22"/>
         </w:rPr>
-        <w:t>Must send:</w:t>
+        <w:t>UpdateFirmware</w:t>
       </w:r>
       <w:r>
         <w:rPr>
@@ -2180,7 +7449,15 @@
           <w:b w:val="0"/>
           <w:sz w:val="22"/>
         </w:rPr>
-        <w:t xml:space="preserve"> Boot, Heartbeat, Status, Authorize, Start, MeterValues, Stop</w:t>
+        <w:t xml:space="preserve"> (CMS) → CP </w:t>
+      </w:r>
+      <w:r>
+        <w:rPr>
+          <w:rFonts w:ascii="Calibri" w:hAnsi="Calibri" w:eastAsia="Calibri"/>
+          <w:b/>
+          <w:sz w:val="22"/>
+        </w:rPr>
+        <w:t>FirmwareStatusNotification</w:t>
       </w:r>
     </w:p>
     <w:p>
@@ -2189,19 +7466,197 @@
       </w:pPr>
       <w:r>
         <w:rPr>
+          <w:rFonts w:ascii="Consolas" w:hAnsi="Consolas" w:eastAsia="Consolas"/>
+          <w:b w:val="0"/>
+          <w:sz w:val="22"/>
+        </w:rPr>
+        <w:t>Downloading</w:t>
+      </w:r>
+      <w:r>
+        <w:rPr>
+          <w:rFonts w:ascii="Calibri" w:hAnsi="Calibri" w:eastAsia="Calibri"/>
+          <w:b w:val="0"/>
+          <w:sz w:val="22"/>
+        </w:rPr>
+        <w:t xml:space="preserve"> → </w:t>
+      </w:r>
+      <w:r>
+        <w:rPr>
+          <w:rFonts w:ascii="Consolas" w:hAnsi="Consolas" w:eastAsia="Consolas"/>
+          <w:b w:val="0"/>
+          <w:sz w:val="22"/>
+        </w:rPr>
+        <w:t>Downloaded</w:t>
+      </w:r>
+      <w:r>
+        <w:rPr>
+          <w:rFonts w:ascii="Calibri" w:hAnsi="Calibri" w:eastAsia="Calibri"/>
+          <w:b w:val="0"/>
+          <w:sz w:val="22"/>
+        </w:rPr>
+        <w:t xml:space="preserve"> → </w:t>
+      </w:r>
+      <w:r>
+        <w:rPr>
+          <w:rFonts w:ascii="Consolas" w:hAnsi="Consolas" w:eastAsia="Consolas"/>
+          <w:b w:val="0"/>
+          <w:sz w:val="22"/>
+        </w:rPr>
+        <w:t>Installing</w:t>
+      </w:r>
+      <w:r>
+        <w:rPr>
+          <w:rFonts w:ascii="Calibri" w:hAnsi="Calibri" w:eastAsia="Calibri"/>
+          <w:b w:val="0"/>
+          <w:sz w:val="22"/>
+        </w:rPr>
+        <w:t xml:space="preserve"> → </w:t>
+      </w:r>
+      <w:r>
+        <w:rPr>
+          <w:rFonts w:ascii="Consolas" w:hAnsi="Consolas" w:eastAsia="Consolas"/>
+          <w:b w:val="0"/>
+          <w:sz w:val="22"/>
+        </w:rPr>
+        <w:t>Installed</w:t>
+      </w:r>
+      <w:r>
+        <w:rPr>
+          <w:rFonts w:ascii="Calibri" w:hAnsi="Calibri" w:eastAsia="Calibri"/>
+          <w:b w:val="0"/>
+          <w:sz w:val="22"/>
+        </w:rPr>
+        <w:t xml:space="preserve"> (or </w:t>
+      </w:r>
+      <w:r>
+        <w:rPr>
+          <w:rFonts w:ascii="Consolas" w:hAnsi="Consolas" w:eastAsia="Consolas"/>
+          <w:b w:val="0"/>
+          <w:sz w:val="22"/>
+        </w:rPr>
+        <w:t>*Failed</w:t>
+      </w:r>
+      <w:r>
+        <w:rPr>
+          <w:rFonts w:ascii="Calibri" w:hAnsi="Calibri" w:eastAsia="Calibri"/>
+          <w:b w:val="0"/>
+          <w:sz w:val="22"/>
+        </w:rPr>
+        <w:t xml:space="preserve">) → often </w:t>
+      </w:r>
+      <w:r>
+        <w:rPr>
+          <w:rFonts w:ascii="Consolas" w:hAnsi="Consolas" w:eastAsia="Consolas"/>
+          <w:b w:val="0"/>
+          <w:sz w:val="22"/>
+        </w:rPr>
+        <w:t>Idle</w:t>
+      </w:r>
+      <w:r>
+        <w:rPr>
+          <w:rFonts w:ascii="Calibri" w:hAnsi="Calibri" w:eastAsia="Calibri"/>
+          <w:b w:val="0"/>
+          <w:sz w:val="22"/>
+        </w:rPr>
+        <w:t xml:space="preserve">, then new </w:t>
+      </w:r>
+      <w:r>
+        <w:rPr>
           <w:rFonts w:ascii="Calibri" w:hAnsi="Calibri" w:eastAsia="Calibri"/>
           <w:b/>
           <w:sz w:val="22"/>
         </w:rPr>
-        <w:t>Must handle:</w:t>
-      </w:r>
+        <w:t>BootNotification</w:t>
+      </w:r>
+    </w:p>
+    <w:p>
+      <w:pPr>
+        <w:spacing w:after="120"/>
+      </w:pPr>
       <w:r>
         <w:rPr>
           <w:rFonts w:ascii="Calibri" w:hAnsi="Calibri" w:eastAsia="Calibri"/>
-          <w:b w:val="0"/>
-          <w:sz w:val="22"/>
-        </w:rPr>
-        <w:t xml:space="preserve"> RemoteStart/Stop, Reset, Get/ChangeConfiguration, TriggerMessage, ChangeAvailability</w:t>
+          <w:b/>
+          <w:sz w:val="22"/>
+        </w:rPr>
+        <w:t>GetDiagnostics</w:t>
+      </w:r>
+      <w:r>
+        <w:rPr>
+          <w:rFonts w:ascii="Calibri" w:hAnsi="Calibri" w:eastAsia="Calibri"/>
+          <w:b w:val="0"/>
+          <w:sz w:val="22"/>
+        </w:rPr>
+        <w:t xml:space="preserve"> (CMS) → CP </w:t>
+      </w:r>
+      <w:r>
+        <w:rPr>
+          <w:rFonts w:ascii="Calibri" w:hAnsi="Calibri" w:eastAsia="Calibri"/>
+          <w:b/>
+          <w:sz w:val="22"/>
+        </w:rPr>
+        <w:t>DiagnosticsStatusNotification</w:t>
+      </w:r>
+    </w:p>
+    <w:p>
+      <w:pPr>
+        <w:spacing w:after="120"/>
+      </w:pPr>
+      <w:r>
+        <w:rPr>
+          <w:rFonts w:ascii="Consolas" w:hAnsi="Consolas" w:eastAsia="Consolas"/>
+          <w:b w:val="0"/>
+          <w:sz w:val="22"/>
+        </w:rPr>
+        <w:t>Uploading</w:t>
+      </w:r>
+      <w:r>
+        <w:rPr>
+          <w:rFonts w:ascii="Calibri" w:hAnsi="Calibri" w:eastAsia="Calibri"/>
+          <w:b w:val="0"/>
+          <w:sz w:val="22"/>
+        </w:rPr>
+        <w:t xml:space="preserve"> → </w:t>
+      </w:r>
+      <w:r>
+        <w:rPr>
+          <w:rFonts w:ascii="Consolas" w:hAnsi="Consolas" w:eastAsia="Consolas"/>
+          <w:b w:val="0"/>
+          <w:sz w:val="22"/>
+        </w:rPr>
+        <w:t>Uploaded</w:t>
+      </w:r>
+      <w:r>
+        <w:rPr>
+          <w:rFonts w:ascii="Calibri" w:hAnsi="Calibri" w:eastAsia="Calibri"/>
+          <w:b w:val="0"/>
+          <w:sz w:val="22"/>
+        </w:rPr>
+        <w:t xml:space="preserve"> (or </w:t>
+      </w:r>
+      <w:r>
+        <w:rPr>
+          <w:rFonts w:ascii="Consolas" w:hAnsi="Consolas" w:eastAsia="Consolas"/>
+          <w:b w:val="0"/>
+          <w:sz w:val="22"/>
+        </w:rPr>
+        <w:t>UploadFailed</w:t>
+      </w:r>
+      <w:r>
+        <w:rPr>
+          <w:rFonts w:ascii="Calibri" w:hAnsi="Calibri" w:eastAsia="Calibri"/>
+          <w:b w:val="0"/>
+          <w:sz w:val="22"/>
+        </w:rPr>
+        <w:t xml:space="preserve">) → </w:t>
+      </w:r>
+      <w:r>
+        <w:rPr>
+          <w:rFonts w:ascii="Consolas" w:hAnsi="Consolas" w:eastAsia="Consolas"/>
+          <w:b w:val="0"/>
+          <w:sz w:val="22"/>
+        </w:rPr>
+        <w:t>Idle</w:t>
       </w:r>
     </w:p>
     <w:p>
@@ -2215,7 +7670,310 @@
           <w:color w:val="111827"/>
           <w:sz w:val="28"/>
         </w:rPr>
-        <w:t>Pitfalls</w:t>
+        <w:t>9. Smart charging messages</w:t>
+      </w:r>
+    </w:p>
+    <w:tbl>
+      <w:tblPr>
+        <w:tblStyle w:val="TableGrid"/>
+        <w:tblW w:type="auto" w:w="0"/>
+        <w:tblLayout w:type="autofit"/>
+        <w:tblLook w:firstColumn="1" w:firstRow="1" w:lastColumn="0" w:lastRow="0" w:noHBand="0" w:noVBand="1" w:val="04A0"/>
+      </w:tblPr>
+      <w:tblGrid>
+        <w:gridCol w:w="4986"/>
+        <w:gridCol w:w="4986"/>
+      </w:tblGrid>
+      <w:tr>
+        <w:tc>
+          <w:tcPr>
+            <w:tcW w:type="dxa" w:w="4986"/>
+            <w:shd w:val="clear" w:color="auto" w:fill="C02434"/>
+          </w:tcPr>
+          <w:p>
+            <w:pPr>
+              <w:spacing w:before="40" w:after="40"/>
+            </w:pPr>
+            <w:r/>
+            <w:r>
+              <w:rPr>
+                <w:rFonts w:ascii="Calibri" w:hAnsi="Calibri" w:eastAsia="Calibri"/>
+                <w:b/>
+                <w:color w:val="FFFFFF"/>
+                <w:sz w:val="18"/>
+              </w:rPr>
+              <w:t>Message</w:t>
+            </w:r>
+          </w:p>
+        </w:tc>
+        <w:tc>
+          <w:tcPr>
+            <w:tcW w:type="dxa" w:w="4986"/>
+            <w:shd w:val="clear" w:color="auto" w:fill="C02434"/>
+          </w:tcPr>
+          <w:p>
+            <w:pPr>
+              <w:spacing w:before="40" w:after="40"/>
+            </w:pPr>
+            <w:r/>
+            <w:r>
+              <w:rPr>
+                <w:rFonts w:ascii="Calibri" w:hAnsi="Calibri" w:eastAsia="Calibri"/>
+                <w:b/>
+                <w:color w:val="FFFFFF"/>
+                <w:sz w:val="18"/>
+              </w:rPr>
+              <w:t>Role</w:t>
+            </w:r>
+          </w:p>
+        </w:tc>
+      </w:tr>
+      <w:tr>
+        <w:tc>
+          <w:tcPr>
+            <w:tcW w:type="dxa" w:w="4986"/>
+          </w:tcPr>
+          <w:p>
+            <w:pPr>
+              <w:spacing w:before="40" w:after="40"/>
+            </w:pPr>
+            <w:r/>
+            <w:r>
+              <w:rPr>
+                <w:rFonts w:ascii="Calibri" w:hAnsi="Calibri" w:eastAsia="Calibri"/>
+                <w:b w:val="0"/>
+                <w:sz w:val="18"/>
+              </w:rPr>
+              <w:t>SetChargingProfile</w:t>
+            </w:r>
+          </w:p>
+        </w:tc>
+        <w:tc>
+          <w:tcPr>
+            <w:tcW w:type="dxa" w:w="4986"/>
+          </w:tcPr>
+          <w:p>
+            <w:pPr>
+              <w:spacing w:before="40" w:after="40"/>
+            </w:pPr>
+            <w:r/>
+            <w:r>
+              <w:rPr>
+                <w:rFonts w:ascii="Calibri" w:hAnsi="Calibri" w:eastAsia="Calibri"/>
+                <w:b w:val="0"/>
+                <w:sz w:val="18"/>
+              </w:rPr>
+              <w:t>Install TxProfile / TxDefaultProfile / ChargePointMaxProfile schedule</w:t>
+            </w:r>
+          </w:p>
+        </w:tc>
+      </w:tr>
+      <w:tr>
+        <w:tc>
+          <w:tcPr>
+            <w:tcW w:type="dxa" w:w="4986"/>
+            <w:shd w:val="clear" w:color="auto" w:fill="FBEAEA"/>
+          </w:tcPr>
+          <w:p>
+            <w:pPr>
+              <w:spacing w:before="40" w:after="40"/>
+            </w:pPr>
+            <w:r/>
+            <w:r>
+              <w:rPr>
+                <w:rFonts w:ascii="Calibri" w:hAnsi="Calibri" w:eastAsia="Calibri"/>
+                <w:b w:val="0"/>
+                <w:sz w:val="18"/>
+              </w:rPr>
+              <w:t>ClearChargingProfile</w:t>
+            </w:r>
+          </w:p>
+        </w:tc>
+        <w:tc>
+          <w:tcPr>
+            <w:tcW w:type="dxa" w:w="4986"/>
+            <w:shd w:val="clear" w:color="auto" w:fill="FBEAEA"/>
+          </w:tcPr>
+          <w:p>
+            <w:pPr>
+              <w:spacing w:before="40" w:after="40"/>
+            </w:pPr>
+            <w:r/>
+            <w:r>
+              <w:rPr>
+                <w:rFonts w:ascii="Calibri" w:hAnsi="Calibri" w:eastAsia="Calibri"/>
+                <w:b w:val="0"/>
+                <w:sz w:val="18"/>
+              </w:rPr>
+              <w:t>Remove matching profiles</w:t>
+            </w:r>
+          </w:p>
+        </w:tc>
+      </w:tr>
+      <w:tr>
+        <w:tc>
+          <w:tcPr>
+            <w:tcW w:type="dxa" w:w="4986"/>
+          </w:tcPr>
+          <w:p>
+            <w:pPr>
+              <w:spacing w:before="40" w:after="40"/>
+            </w:pPr>
+            <w:r/>
+            <w:r>
+              <w:rPr>
+                <w:rFonts w:ascii="Calibri" w:hAnsi="Calibri" w:eastAsia="Calibri"/>
+                <w:b w:val="0"/>
+                <w:sz w:val="18"/>
+              </w:rPr>
+              <w:t>GetCompositeSchedule</w:t>
+            </w:r>
+          </w:p>
+        </w:tc>
+        <w:tc>
+          <w:tcPr>
+            <w:tcW w:type="dxa" w:w="4986"/>
+          </w:tcPr>
+          <w:p>
+            <w:pPr>
+              <w:spacing w:before="40" w:after="40"/>
+            </w:pPr>
+            <w:r/>
+            <w:r>
+              <w:rPr>
+                <w:rFonts w:ascii="Calibri" w:hAnsi="Calibri" w:eastAsia="Calibri"/>
+                <w:b w:val="0"/>
+                <w:sz w:val="18"/>
+              </w:rPr>
+              <w:t>Return combined planned limit for a connector</w:t>
+            </w:r>
+          </w:p>
+        </w:tc>
+      </w:tr>
+    </w:tbl>
+    <w:p>
+      <w:pPr>
+        <w:spacing w:after="120"/>
+      </w:pPr>
+    </w:p>
+    <w:p>
+      <w:pPr>
+        <w:spacing w:after="120"/>
+      </w:pPr>
+      <w:r>
+        <w:rPr>
+          <w:rFonts w:ascii="Calibri" w:hAnsi="Calibri" w:eastAsia="Calibri"/>
+          <w:b w:val="0"/>
+          <w:sz w:val="22"/>
+        </w:rPr>
+        <w:t xml:space="preserve">Limits from profiles typically cap power during </w:t>
+      </w:r>
+      <w:r>
+        <w:rPr>
+          <w:rFonts w:ascii="Calibri" w:hAnsi="Calibri" w:eastAsia="Calibri"/>
+          <w:b/>
+          <w:sz w:val="22"/>
+        </w:rPr>
+        <w:t>MeterValues</w:t>
+      </w:r>
+      <w:r>
+        <w:rPr>
+          <w:rFonts w:ascii="Calibri" w:hAnsi="Calibri" w:eastAsia="Calibri"/>
+          <w:b w:val="0"/>
+          <w:sz w:val="22"/>
+        </w:rPr>
+        <w:t xml:space="preserve"> / charging.</w:t>
+      </w:r>
+    </w:p>
+    <w:p>
+      <w:pPr>
+        <w:pStyle w:val="Heading1"/>
+      </w:pPr>
+      <w:r>
+        <w:rPr>
+          <w:rFonts w:ascii="Calibri" w:hAnsi="Calibri" w:eastAsia="Calibri"/>
+          <w:b/>
+          <w:color w:val="111827"/>
+          <w:sz w:val="28"/>
+        </w:rPr>
+        <w:t>10. Minimal message set for a working charger</w:t>
+      </w:r>
+    </w:p>
+    <w:p>
+      <w:pPr>
+        <w:spacing w:after="120"/>
+      </w:pPr>
+      <w:r>
+        <w:rPr>
+          <w:rFonts w:ascii="Calibri" w:hAnsi="Calibri" w:eastAsia="Calibri"/>
+          <w:b/>
+          <w:sz w:val="22"/>
+        </w:rPr>
+        <w:t>CP must send:</w:t>
+      </w:r>
+      <w:r>
+        <w:rPr>
+          <w:rFonts w:ascii="Calibri" w:hAnsi="Calibri" w:eastAsia="Calibri"/>
+          <w:b w:val="0"/>
+          <w:sz w:val="22"/>
+        </w:rPr>
+        <w:t xml:space="preserve"> BootNotification, Heartbeat, StatusNotification, Authorize, StartTransaction, MeterValues, StopTransaction</w:t>
+      </w:r>
+    </w:p>
+    <w:p>
+      <w:pPr>
+        <w:spacing w:after="120"/>
+      </w:pPr>
+      <w:r>
+        <w:rPr>
+          <w:rFonts w:ascii="Calibri" w:hAnsi="Calibri" w:eastAsia="Calibri"/>
+          <w:b/>
+          <w:sz w:val="22"/>
+        </w:rPr>
+        <w:t>CP must handle:</w:t>
+      </w:r>
+      <w:r>
+        <w:rPr>
+          <w:rFonts w:ascii="Calibri" w:hAnsi="Calibri" w:eastAsia="Calibri"/>
+          <w:b w:val="0"/>
+          <w:sz w:val="22"/>
+        </w:rPr>
+        <w:t xml:space="preserve"> RemoteStartTransaction, RemoteStopTransaction, Reset, GetConfiguration, ChangeConfiguration, TriggerMessage, ChangeAvailability</w:t>
+      </w:r>
+    </w:p>
+    <w:p>
+      <w:pPr>
+        <w:spacing w:after="120"/>
+      </w:pPr>
+      <w:r>
+        <w:rPr>
+          <w:rFonts w:ascii="Calibri" w:hAnsi="Calibri" w:eastAsia="Calibri"/>
+          <w:b/>
+          <w:sz w:val="22"/>
+        </w:rPr>
+        <w:t>Next layer:</w:t>
+      </w:r>
+      <w:r>
+        <w:rPr>
+          <w:rFonts w:ascii="Calibri" w:hAnsi="Calibri" w:eastAsia="Calibri"/>
+          <w:b w:val="0"/>
+          <w:sz w:val="22"/>
+        </w:rPr>
+        <w:t xml:space="preserve"> UnlockConnector, ClearCache, SendLocalList, DataTransfer, UpdateFirmware + FirmwareStatusNotification, GetDiagnostics + DiagnosticsStatusNotification, ReserveNow / CancelReservation, Set/ClearChargingProfile, GetCompositeSchedule</w:t>
+      </w:r>
+    </w:p>
+    <w:p>
+      <w:pPr>
+        <w:pStyle w:val="Heading1"/>
+      </w:pPr>
+      <w:r>
+        <w:rPr>
+          <w:rFonts w:ascii="Calibri" w:hAnsi="Calibri" w:eastAsia="Calibri"/>
+          <w:b/>
+          <w:color w:val="111827"/>
+          <w:sz w:val="28"/>
+        </w:rPr>
+        <w:t>11. Quick pitfalls</w:t>
       </w:r>
     </w:p>
     <w:tbl>
@@ -2268,7 +8026,7 @@
                 <w:color w:val="FFFFFF"/>
                 <w:sz w:val="18"/>
               </w:rPr>
-              <w:t>Likely cause</w:t>
+              <w:t>Related messages / cause</w:t>
             </w:r>
           </w:p>
         </w:tc>
@@ -2289,7 +8047,7 @@
                 <w:b w:val="0"/>
                 <w:sz w:val="18"/>
               </w:rPr>
-              <w:t>Online socket, CMS offline</w:t>
+              <w:t>CMS stays offline</w:t>
             </w:r>
           </w:p>
         </w:tc>
@@ -2308,7 +8066,7 @@
                 <w:b w:val="0"/>
                 <w:sz w:val="18"/>
               </w:rPr>
-              <w:t>Boot missing / Rejected / wrong cpId</w:t>
+              <w:t>Missing/Rejected BootNotification; wrong cpId path</w:t>
             </w:r>
           </w:p>
         </w:tc>
@@ -2330,7 +8088,7 @@
                 <w:b w:val="0"/>
                 <w:sz w:val="18"/>
               </w:rPr>
-              <w:t>Authorize Invalid</w:t>
+              <w:t>Can’t start</w:t>
             </w:r>
           </w:p>
         </w:tc>
@@ -2350,7 +8108,7 @@
                 <w:b w:val="0"/>
                 <w:sz w:val="18"/>
               </w:rPr>
-              <w:t>Tag not in CMS</w:t>
+              <w:t>Authorize / StartTransaction Invalid / Blocked / ConcurrentTx</w:t>
             </w:r>
           </w:p>
         </w:tc>
@@ -2371,7 +8129,7 @@
                 <w:b w:val="0"/>
                 <w:sz w:val="18"/>
               </w:rPr>
-              <w:t>Start Blocked / ConcurrentTx</w:t>
+              <w:t>No live kW</w:t>
             </w:r>
           </w:p>
         </w:tc>
@@ -2390,7 +8148,7 @@
                 <w:b w:val="0"/>
                 <w:sz w:val="18"/>
               </w:rPr>
-              <w:t>Tag already charging elsewhere</w:t>
+              <w:t>Missing MeterValues or wrong measurands</w:t>
             </w:r>
           </w:p>
         </w:tc>
@@ -2412,7 +8170,7 @@
                 <w:b w:val="0"/>
                 <w:sz w:val="18"/>
               </w:rPr>
-              <w:t>No live kW</w:t>
+              <w:t>Stuck Finishing</w:t>
             </w:r>
           </w:p>
         </w:tc>
@@ -2432,7 +8190,7 @@
                 <w:b w:val="0"/>
                 <w:sz w:val="18"/>
               </w:rPr>
-              <w:t>No MeterValues / wrong measurands</w:t>
+              <w:t>No StatusNotification Available after stop</w:t>
             </w:r>
           </w:p>
         </w:tc>
@@ -2453,7 +8211,7 @@
                 <w:b w:val="0"/>
                 <w:sz w:val="18"/>
               </w:rPr>
-              <w:t>Stuck Finishing</w:t>
+              <w:t>Config ignored</w:t>
             </w:r>
           </w:p>
         </w:tc>
@@ -2472,7 +8230,7 @@
                 <w:b w:val="0"/>
                 <w:sz w:val="18"/>
               </w:rPr>
-              <w:t>Waiting for Available / unplug</w:t>
+              <w:t>ChangeConfiguration returned RebootRequired</w:t>
             </w:r>
           </w:p>
         </w:tc>
@@ -2494,7 +8252,7 @@
                 <w:b w:val="0"/>
                 <w:sz w:val="18"/>
               </w:rPr>
-              <w:t>Subprotocol error</w:t>
+              <w:t>Subprotocol fail</w:t>
             </w:r>
           </w:p>
         </w:tc>
@@ -2514,7 +8272,7 @@
                 <w:b w:val="0"/>
                 <w:sz w:val="18"/>
               </w:rPr>
-              <w:t>CMS requires or forbids ocpp1.6</w:t>
+              <w:t>Handshake requires or forbids ocpp1.6</w:t>
             </w:r>
           </w:p>
         </w:tc>
@@ -2524,49 +8282,6 @@
       <w:pPr>
         <w:spacing w:after="120"/>
       </w:pPr>
-    </w:p>
-    <w:p>
-      <w:pPr>
-        <w:pStyle w:val="Heading1"/>
-      </w:pPr>
-      <w:r>
-        <w:rPr>
-          <w:rFonts w:ascii="Calibri" w:hAnsi="Calibri" w:eastAsia="Calibri"/>
-          <w:b/>
-          <w:color w:val="111827"/>
-          <w:sz w:val="28"/>
-        </w:rPr>
-        <w:t>Simulator note</w:t>
-      </w:r>
-    </w:p>
-    <w:p>
-      <w:pPr>
-        <w:spacing w:after="120"/>
-      </w:pPr>
-      <w:r>
-        <w:rPr>
-          <w:rFonts w:ascii="Calibri" w:hAnsi="Calibri" w:eastAsia="Calibri"/>
-          <w:b w:val="0"/>
-          <w:sz w:val="22"/>
-        </w:rPr>
-        <w:t xml:space="preserve">Browser UI ≠ OCPP. Only the </w:t>
-      </w:r>
-      <w:r>
-        <w:rPr>
-          <w:rFonts w:ascii="Calibri" w:hAnsi="Calibri" w:eastAsia="Calibri"/>
-          <w:b/>
-          <w:sz w:val="22"/>
-        </w:rPr>
-        <w:t>Node backend</w:t>
-      </w:r>
-      <w:r>
-        <w:rPr>
-          <w:rFonts w:ascii="Calibri" w:hAnsi="Calibri" w:eastAsia="Calibri"/>
-          <w:b w:val="0"/>
-          <w:sz w:val="22"/>
-        </w:rPr>
-        <w:t xml:space="preserve"> opens the WebSocket to the CMS. The UI drives the sim over REST / Socket.IO.</w:t>
-      </w:r>
     </w:p>
     <w:sectPr>
       <w:pgSz w:w="12240" w:h="15840"/>
